--- a/docs/manuals/technical-reference/technical-reference.docx
+++ b/docs/manuals/technical-reference/technical-reference.docx
@@ -8247,13 +8247,104 @@
       </w:pPr>
       <w:r>
         <w:rPr/>
-        <w:t>Constants Appendix</w:t>
+        <w:t>Rescue Tested Trades</w:t>
       </w:r>
     </w:p>
     <w:p>
       <w:r>
-        <w:rPr/>
-        <w:t>A consolidated table of the load-bearing constants. The cited file governs.</w:t>
+        <w:rPr>
+          <w:b/>
+        </w:rPr>
+        <w:t>Files:</w:t>
+      </w:r>
+      <w:r>
+        <w:rPr/>
+        <w:t xml:space="preserve"> </w:t>
+      </w:r>
+      <w:r>
+        <w:rPr>
+          <w:rFonts w:ascii="Consolas" w:hAnsi="Consolas"/>
+          <w:color w:val="334455"/>
+          <w:sz w:val="19"/>
+        </w:rPr>
+        <w:t>services/options_svc/rescue.py</w:t>
+      </w:r>
+      <w:r>
+        <w:rPr/>
+        <w:t xml:space="preserve"> (pure engine), </w:t>
+      </w:r>
+      <w:r>
+        <w:rPr>
+          <w:rFonts w:ascii="Consolas" w:hAnsi="Consolas"/>
+          <w:color w:val="334455"/>
+          <w:sz w:val="19"/>
+        </w:rPr>
+        <w:t>commission.py</w:t>
+      </w:r>
+      <w:r>
+        <w:rPr/>
+        <w:t>,</w:t>
+        <w:br/>
+      </w:r>
+      <w:r>
+        <w:rPr>
+          <w:rFonts w:ascii="Consolas" w:hAnsi="Consolas"/>
+          <w:color w:val="334455"/>
+          <w:sz w:val="19"/>
+        </w:rPr>
+        <w:t>compute.compute_rescue</w:t>
+      </w:r>
+      <w:r>
+        <w:rPr/>
+        <w:t xml:space="preserve"> / </w:t>
+      </w:r>
+      <w:r>
+        <w:rPr>
+          <w:rFonts w:ascii="Consolas" w:hAnsi="Consolas"/>
+          <w:color w:val="334455"/>
+          <w:sz w:val="19"/>
+        </w:rPr>
+        <w:t>compute.assess_open_positions</w:t>
+      </w:r>
+      <w:r>
+        <w:rPr/>
+        <w:t>, and the apply primitives</w:t>
+        <w:br/>
+        <w:t xml:space="preserve">in </w:t>
+      </w:r>
+      <w:r>
+        <w:rPr>
+          <w:rFonts w:ascii="Consolas" w:hAnsi="Consolas"/>
+          <w:color w:val="334455"/>
+          <w:sz w:val="19"/>
+        </w:rPr>
+        <w:t>options-scanner/paper_adjust.py</w:t>
+      </w:r>
+      <w:r>
+        <w:rPr/>
+        <w:t>.</w:t>
+      </w:r>
+    </w:p>
+    <w:p>
+      <w:r>
+        <w:rPr/>
+        <w:t>The Rescue feature detects credit spreads (PCS/CCS/IC) that have moved against the</w:t>
+        <w:br/>
+        <w:t>position and proposes a ranked, commission-aware menu of adjustments. The</w:t>
+        <w:br/>
+        <w:t xml:space="preserve">architecture is </w:t>
+      </w:r>
+      <w:r>
+        <w:rPr>
+          <w:b/>
+        </w:rPr>
+        <w:t>hybrid ("Approach C")</w:t>
+      </w:r>
+      <w:r>
+        <w:rPr/>
+        <w:t xml:space="preserve"> — cheap detection rides an existing loop,</w:t>
+        <w:br/>
+        <w:t>while the expensive ranked menu and the apply are on-demand:</w:t>
       </w:r>
     </w:p>
     <w:tbl>
@@ -8292,6 +8383,1959 @@
               <w:rPr>
                 <w:b/>
               </w:rPr>
+              <w:t>Phase</w:t>
+            </w:r>
+          </w:p>
+        </w:tc>
+        <w:tc>
+          <w:tcPr>
+            <w:tcW w:type="dxa" w:w="2880"/>
+            <w:shd w:val="clear" w:color="auto" w:fill="EAF2FB"/>
+          </w:tcPr>
+          <w:p>
+            <w:r>
+              <w:rPr>
+                <w:b/>
+              </w:rPr>
+            </w:r>
+            <w:r>
+              <w:rPr>
+                <w:b/>
+              </w:rPr>
+              <w:t>Where it runs</w:t>
+            </w:r>
+          </w:p>
+        </w:tc>
+        <w:tc>
+          <w:tcPr>
+            <w:tcW w:type="dxa" w:w="2880"/>
+            <w:shd w:val="clear" w:color="auto" w:fill="EAF2FB"/>
+          </w:tcPr>
+          <w:p>
+            <w:r>
+              <w:rPr>
+                <w:b/>
+              </w:rPr>
+            </w:r>
+            <w:r>
+              <w:rPr>
+                <w:b/>
+              </w:rPr>
+              <w:t>Output</w:t>
+            </w:r>
+          </w:p>
+        </w:tc>
+      </w:tr>
+      <w:tr>
+        <w:tc>
+          <w:tcPr>
+            <w:tcW w:type="dxa" w:w="2880"/>
+          </w:tcPr>
+          <w:p>
+            <w:r/>
+            <w:r>
+              <w:rPr>
+                <w:b/>
+              </w:rPr>
+              <w:t>Detection</w:t>
+            </w:r>
+            <w:r>
+              <w:rPr/>
+              <w:t xml:space="preserve"> (state + heat)</w:t>
+            </w:r>
+          </w:p>
+        </w:tc>
+        <w:tc>
+          <w:tcPr>
+            <w:tcW w:type="dxa" w:w="2880"/>
+          </w:tcPr>
+          <w:p>
+            <w:r/>
+            <w:r>
+              <w:rPr/>
+              <w:t>The 5-min paper manage cycle</w:t>
+            </w:r>
+          </w:p>
+        </w:tc>
+        <w:tc>
+          <w:tcPr>
+            <w:tcW w:type="dxa" w:w="2880"/>
+          </w:tcPr>
+          <w:p>
+            <w:r/>
+            <w:r>
+              <w:rPr/>
+              <w:t xml:space="preserve">Tags </w:t>
+            </w:r>
+            <w:r>
+              <w:rPr>
+                <w:rFonts w:ascii="Consolas" w:hAnsi="Consolas"/>
+                <w:color w:val="334455"/>
+                <w:sz w:val="19"/>
+              </w:rPr>
+              <w:t>cache:options:paper_account</w:t>
+            </w:r>
+            <w:r>
+              <w:rPr/>
+              <w:t xml:space="preserve"> rows with </w:t>
+            </w:r>
+            <w:r>
+              <w:rPr>
+                <w:rFonts w:ascii="Consolas" w:hAnsi="Consolas"/>
+                <w:color w:val="334455"/>
+                <w:sz w:val="19"/>
+              </w:rPr>
+              <w:t>rescue_state</w:t>
+            </w:r>
+            <w:r>
+              <w:rPr/>
+              <w:t xml:space="preserve"> / </w:t>
+            </w:r>
+            <w:r>
+              <w:rPr>
+                <w:rFonts w:ascii="Consolas" w:hAnsi="Consolas"/>
+                <w:color w:val="334455"/>
+                <w:sz w:val="19"/>
+              </w:rPr>
+              <w:t>heat</w:t>
+            </w:r>
+            <w:r>
+              <w:rPr/>
+              <w:t xml:space="preserve">; publishes </w:t>
+            </w:r>
+            <w:r>
+              <w:rPr>
+                <w:rFonts w:ascii="Consolas" w:hAnsi="Consolas"/>
+                <w:color w:val="334455"/>
+                <w:sz w:val="19"/>
+              </w:rPr>
+              <w:t>cache:options:rescue_summary</w:t>
+            </w:r>
+            <w:r>
+              <w:rPr/>
+              <w:t xml:space="preserve"> (counts) for the nav badge.</w:t>
+            </w:r>
+          </w:p>
+        </w:tc>
+      </w:tr>
+      <w:tr>
+        <w:tc>
+          <w:tcPr>
+            <w:tcW w:type="dxa" w:w="2880"/>
+            <w:shd w:val="clear" w:color="auto" w:fill="F4F6FA"/>
+          </w:tcPr>
+          <w:p>
+            <w:r/>
+            <w:r>
+              <w:rPr>
+                <w:b/>
+              </w:rPr>
+              <w:t>Ranked menu</w:t>
+            </w:r>
+          </w:p>
+        </w:tc>
+        <w:tc>
+          <w:tcPr>
+            <w:tcW w:type="dxa" w:w="2880"/>
+            <w:shd w:val="clear" w:color="auto" w:fill="F4F6FA"/>
+          </w:tcPr>
+          <w:p>
+            <w:r/>
+            <w:r>
+              <w:rPr/>
+              <w:t>On demand (</w:t>
+            </w:r>
+            <w:r>
+              <w:rPr>
+                <w:rFonts w:ascii="Consolas" w:hAnsi="Consolas"/>
+                <w:color w:val="334455"/>
+                <w:sz w:val="19"/>
+              </w:rPr>
+              <w:t>rescue</w:t>
+            </w:r>
+            <w:r>
+              <w:rPr/>
+              <w:t xml:space="preserve"> command)</w:t>
+            </w:r>
+          </w:p>
+        </w:tc>
+        <w:tc>
+          <w:tcPr>
+            <w:tcW w:type="dxa" w:w="2880"/>
+            <w:shd w:val="clear" w:color="auto" w:fill="F4F6FA"/>
+          </w:tcPr>
+          <w:p>
+            <w:r/>
+            <w:r>
+              <w:rPr>
+                <w:rFonts w:ascii="Consolas" w:hAnsi="Consolas"/>
+                <w:color w:val="334455"/>
+                <w:sz w:val="19"/>
+              </w:rPr>
+              <w:t>cache:options:rescue:&lt;position_id&gt;</w:t>
+            </w:r>
+            <w:r>
+              <w:rPr/>
+              <w:t xml:space="preserve"> — the per-position advisory.</w:t>
+            </w:r>
+          </w:p>
+        </w:tc>
+      </w:tr>
+      <w:tr>
+        <w:tc>
+          <w:tcPr>
+            <w:tcW w:type="dxa" w:w="2880"/>
+          </w:tcPr>
+          <w:p>
+            <w:r/>
+            <w:r>
+              <w:rPr>
+                <w:b/>
+              </w:rPr>
+              <w:t>Apply</w:t>
+            </w:r>
+          </w:p>
+        </w:tc>
+        <w:tc>
+          <w:tcPr>
+            <w:tcW w:type="dxa" w:w="2880"/>
+          </w:tcPr>
+          <w:p>
+            <w:r/>
+            <w:r>
+              <w:rPr/>
+              <w:t>On demand (</w:t>
+            </w:r>
+            <w:r>
+              <w:rPr>
+                <w:rFonts w:ascii="Consolas" w:hAnsi="Consolas"/>
+                <w:color w:val="334455"/>
+                <w:sz w:val="19"/>
+              </w:rPr>
+              <w:t>rescue_apply</w:t>
+            </w:r>
+            <w:r>
+              <w:rPr/>
+              <w:t xml:space="preserve"> command)</w:t>
+            </w:r>
+          </w:p>
+        </w:tc>
+        <w:tc>
+          <w:tcPr>
+            <w:tcW w:type="dxa" w:w="2880"/>
+          </w:tcPr>
+          <w:p>
+            <w:r/>
+            <w:r>
+              <w:rPr/>
+              <w:t>Mutates the paper account behind a stale-price guard; writes an audit row.</w:t>
+            </w:r>
+          </w:p>
+        </w:tc>
+      </w:tr>
+    </w:tbl>
+    <w:p/>
+    <w:p>
+      <w:pPr>
+        <w:pStyle w:val="Heading2"/>
+      </w:pPr>
+      <w:r>
+        <w:rPr/>
+        <w:t>Detection model</w:t>
+      </w:r>
+    </w:p>
+    <w:p>
+      <w:r>
+        <w:rPr>
+          <w:b/>
+        </w:rPr>
+        <w:t>File:</w:t>
+      </w:r>
+      <w:r>
+        <w:rPr/>
+        <w:t xml:space="preserve"> </w:t>
+      </w:r>
+      <w:r>
+        <w:rPr>
+          <w:rFonts w:ascii="Consolas" w:hAnsi="Consolas"/>
+          <w:color w:val="334455"/>
+          <w:sz w:val="19"/>
+        </w:rPr>
+        <w:t>rescue.py</w:t>
+      </w:r>
+      <w:r>
+        <w:rPr/>
+        <w:t xml:space="preserve"> · </w:t>
+      </w:r>
+      <w:r>
+        <w:rPr>
+          <w:rFonts w:ascii="Consolas" w:hAnsi="Consolas"/>
+          <w:color w:val="334455"/>
+          <w:sz w:val="19"/>
+        </w:rPr>
+        <w:t>assess_position_risk(...)</w:t>
+      </w:r>
+      <w:r>
+        <w:rPr/>
+        <w:t>.</w:t>
+      </w:r>
+    </w:p>
+    <w:p>
+      <w:r>
+        <w:rPr/>
+        <w:t xml:space="preserve">Each open spread is graded on a four-state ladder and assigned a </w:t>
+      </w:r>
+      <w:r>
+        <w:rPr>
+          <w:b/>
+        </w:rPr>
+        <w:t>0–100 heat</w:t>
+      </w:r>
+      <w:r>
+        <w:rPr/>
+        <w:t>:</w:t>
+      </w:r>
+    </w:p>
+    <w:p>
+      <w:pPr>
+        <w:spacing w:before="80" w:after="160"/>
+        <w:ind w:left="216"/>
+        <w:shd w:val="clear" w:color="auto" w:fill="F4F6FA"/>
+      </w:pPr>
+      <w:r>
+        <w:rPr>
+          <w:rFonts w:ascii="Consolas" w:hAnsi="Consolas"/>
+          <w:color w:val="223344"/>
+          <w:sz w:val="18"/>
+        </w:rPr>
+        <w:t>ok  →  watch  →  tested  →  critical</w:t>
+      </w:r>
+    </w:p>
+    <w:p>
+      <w:r>
+        <w:rPr/>
+        <w:t>The thresholds mirror the manage-cycle stops. Heat is driven by:</w:t>
+      </w:r>
+    </w:p>
+    <w:p>
+      <w:pPr>
+        <w:pStyle w:val="ListBullet"/>
+      </w:pPr>
+      <w:r>
+        <w:rPr>
+          <w:b/>
+        </w:rPr>
+        <w:t>Short-strike proximity</w:t>
+      </w:r>
+      <w:r>
+        <w:t xml:space="preserve"> — how close the underlying is to the short strike</w:t>
+        <w:br/>
+        <w:t xml:space="preserve">  (the dominant input; ITM short = high heat).</w:t>
+      </w:r>
+    </w:p>
+    <w:p>
+      <w:pPr>
+        <w:pStyle w:val="ListBullet"/>
+      </w:pPr>
+      <w:r>
+        <w:rPr>
+          <w:b/>
+        </w:rPr>
+        <w:t>Short delta</w:t>
+      </w:r>
+      <w:r>
+        <w:t xml:space="preserve"> — the short leg's delta as an assignment-probability proxy.</w:t>
+      </w:r>
+    </w:p>
+    <w:p>
+      <w:pPr>
+        <w:pStyle w:val="ListBullet"/>
+      </w:pPr>
+      <w:r>
+        <w:rPr>
+          <w:b/>
+        </w:rPr>
+        <w:t>P&amp;L vs credit</w:t>
+      </w:r>
+      <w:r>
+        <w:t xml:space="preserve"> — current loss as a fraction of the credit originally taken in.</w:t>
+      </w:r>
+    </w:p>
+    <w:p>
+      <w:pPr>
+        <w:pStyle w:val="ListBullet"/>
+      </w:pPr>
+      <w:r>
+        <w:rPr>
+          <w:b/>
+        </w:rPr>
+        <w:t>DTE</w:t>
+      </w:r>
+      <w:r>
+        <w:t xml:space="preserve"> — less time to recover raises heat.</w:t>
+      </w:r>
+    </w:p>
+    <w:p>
+      <w:pPr>
+        <w:pStyle w:val="ListBullet"/>
+      </w:pPr>
+      <w:r>
+        <w:rPr>
+          <w:b/>
+        </w:rPr>
+        <w:t>GEX / regime modifiers</w:t>
+      </w:r>
+      <w:r>
+        <w:t xml:space="preserve"> — sitting below the dealer </w:t>
+      </w:r>
+      <w:r>
+        <w:rPr>
+          <w:b/>
+        </w:rPr>
+        <w:t>gamma flip</w:t>
+      </w:r>
+      <w:r>
+        <w:t xml:space="preserve"> or pinned at a</w:t>
+        <w:br/>
+        <w:t xml:space="preserve">  </w:t>
+      </w:r>
+      <w:r>
+        <w:rPr>
+          <w:b/>
+        </w:rPr>
+        <w:t>put wall</w:t>
+      </w:r>
+      <w:r>
+        <w:t xml:space="preserve"> adjusts heat; the market regime (from the sentiment bridge) nudges it.</w:t>
+      </w:r>
+    </w:p>
+    <w:p>
+      <w:r>
+        <w:rPr>
+          <w:rFonts w:ascii="Consolas" w:hAnsi="Consolas"/>
+          <w:color w:val="334455"/>
+          <w:sz w:val="19"/>
+        </w:rPr>
+        <w:t>assess_open_positions()</w:t>
+      </w:r>
+      <w:r>
+        <w:rPr/>
+        <w:t xml:space="preserve"> is the </w:t>
+      </w:r>
+      <w:r>
+        <w:rPr>
+          <w:b/>
+        </w:rPr>
+        <w:t>cheap</w:t>
+      </w:r>
+      <w:r>
+        <w:rPr/>
+        <w:t xml:space="preserve"> pass used for the badge: it reuses each</w:t>
+        <w:br/>
+        <w:t>position's stored marks (no fresh chain fetch) to compute state/heat for every open</w:t>
+        <w:br/>
+        <w:t xml:space="preserve">paper position, and </w:t>
+      </w:r>
+      <w:r>
+        <w:rPr>
+          <w:rFonts w:ascii="Consolas" w:hAnsi="Consolas"/>
+          <w:color w:val="334455"/>
+          <w:sz w:val="19"/>
+        </w:rPr>
+        <w:t>compute_rescue</w:t>
+      </w:r>
+      <w:r>
+        <w:rPr/>
+        <w:t xml:space="preserve"> does the </w:t>
+      </w:r>
+      <w:r>
+        <w:rPr>
+          <w:b/>
+        </w:rPr>
+        <w:t>expensive</w:t>
+      </w:r>
+      <w:r>
+        <w:rPr/>
+        <w:t xml:space="preserve"> per-position pass (live</w:t>
+        <w:br/>
+        <w:t>reprice + full candidate construction).</w:t>
+      </w:r>
+    </w:p>
+    <w:p>
+      <w:pPr>
+        <w:pStyle w:val="Heading2"/>
+      </w:pPr>
+      <w:r>
+        <w:rPr/>
+        <w:t>Strategic context</w:t>
+      </w:r>
+    </w:p>
+    <w:p>
+      <w:r>
+        <w:rPr>
+          <w:b/>
+        </w:rPr>
+        <w:t>File:</w:t>
+      </w:r>
+      <w:r>
+        <w:rPr/>
+        <w:t xml:space="preserve"> </w:t>
+      </w:r>
+      <w:r>
+        <w:rPr>
+          <w:rFonts w:ascii="Consolas" w:hAnsi="Consolas"/>
+          <w:color w:val="334455"/>
+          <w:sz w:val="19"/>
+        </w:rPr>
+        <w:t>rescue.py</w:t>
+      </w:r>
+      <w:r>
+        <w:rPr/>
+        <w:t xml:space="preserve"> · </w:t>
+      </w:r>
+      <w:r>
+        <w:rPr>
+          <w:rFonts w:ascii="Consolas" w:hAnsi="Consolas"/>
+          <w:color w:val="334455"/>
+          <w:sz w:val="19"/>
+        </w:rPr>
+        <w:t>strategic_context(...)</w:t>
+      </w:r>
+      <w:r>
+        <w:rPr/>
+        <w:t>. Independent of any single</w:t>
+        <w:br/>
+        <w:t>candidate, this annotates the advisory with three reads (notes + boolean flags):</w:t>
+      </w:r>
+    </w:p>
+    <w:p>
+      <w:pPr>
+        <w:pStyle w:val="ListBullet"/>
+      </w:pPr>
+      <w:r>
+        <w:rPr>
+          <w:b/>
+        </w:rPr>
+        <w:t>Dealer gamma</w:t>
+      </w:r>
+      <w:r>
+        <w:t xml:space="preserve"> — rolling </w:t>
+      </w:r>
+      <w:r>
+        <w:rPr>
+          <w:i/>
+        </w:rPr>
+        <w:t>below</w:t>
+      </w:r>
+      <w:r>
+        <w:t xml:space="preserve"> the gamma flip is flagged risky (dealers sell</w:t>
+        <w:br/>
+        <w:t xml:space="preserve">  into weakness, accelerating moves); resting </w:t>
+      </w:r>
+      <w:r>
+        <w:rPr>
+          <w:i/>
+        </w:rPr>
+        <w:t>on a put wall</w:t>
+      </w:r>
+      <w:r>
+        <w:t xml:space="preserve"> favors a bounce.</w:t>
+      </w:r>
+    </w:p>
+    <w:p>
+      <w:pPr>
+        <w:pStyle w:val="ListBullet"/>
+      </w:pPr>
+      <w:r>
+        <w:rPr>
+          <w:b/>
+        </w:rPr>
+        <w:t>Regime fit</w:t>
+      </w:r>
+      <w:r>
+        <w:t xml:space="preserve"> — whether the spread's direction aligns with the current trend</w:t>
+        <w:br/>
+        <w:t xml:space="preserve">  regime.</w:t>
+      </w:r>
+    </w:p>
+    <w:p>
+      <w:pPr>
+        <w:pStyle w:val="ListBullet"/>
+      </w:pPr>
+      <w:r>
+        <w:rPr>
+          <w:b/>
+        </w:rPr>
+        <w:t>Settlement mechanics</w:t>
+      </w:r>
+      <w:r>
+        <w:t xml:space="preserve"> — </w:t>
+      </w:r>
+      <w:r>
+        <w:rPr>
+          <w:b/>
+        </w:rPr>
+        <w:t>index</w:t>
+      </w:r>
+      <w:r>
+        <w:t xml:space="preserve"> options are </w:t>
+      </w:r>
+      <w:r>
+        <w:rPr>
+          <w:b/>
+        </w:rPr>
+        <w:t>European, cash-settled</w:t>
+      </w:r>
+      <w:r>
+        <w:t xml:space="preserve"> (no</w:t>
+        <w:br/>
+        <w:t xml:space="preserve">  early assignment); </w:t>
+      </w:r>
+      <w:r>
+        <w:rPr>
+          <w:b/>
+        </w:rPr>
+        <w:t>equity / futures</w:t>
+      </w:r>
+      <w:r>
+        <w:t xml:space="preserve"> options are </w:t>
+      </w:r>
+      <w:r>
+        <w:rPr>
+          <w:b/>
+        </w:rPr>
+        <w:t>American</w:t>
+      </w:r>
+      <w:r>
+        <w:t xml:space="preserve"> and carry</w:t>
+        <w:br/>
+        <w:t xml:space="preserve">  assignment risk when in-the-money. (</w:t>
+      </w:r>
+      <w:r>
+        <w:rPr>
+          <w:rFonts w:ascii="Consolas" w:hAnsi="Consolas"/>
+          <w:color w:val="334455"/>
+          <w:sz w:val="19"/>
+        </w:rPr>
+        <w:t>commission.is_index_symbol</w:t>
+      </w:r>
+      <w:r>
+        <w:t xml:space="preserve"> classifies.)</w:t>
+      </w:r>
+    </w:p>
+    <w:p>
+      <w:pPr>
+        <w:pStyle w:val="Heading2"/>
+      </w:pPr>
+      <w:r>
+        <w:rPr/>
+        <w:t>Candidate builders and economics</w:t>
+      </w:r>
+    </w:p>
+    <w:p>
+      <w:r>
+        <w:rPr>
+          <w:rFonts w:ascii="Consolas" w:hAnsi="Consolas"/>
+          <w:color w:val="334455"/>
+          <w:sz w:val="19"/>
+        </w:rPr>
+        <w:t>rescue_candidates(...)</w:t>
+      </w:r>
+      <w:r>
+        <w:rPr/>
+        <w:t xml:space="preserve"> orchestrates eleven candidate builders, constructing each</w:t>
+        <w:br/>
+      </w:r>
+      <w:r>
+        <w:rPr>
+          <w:b/>
+        </w:rPr>
+        <w:t>independently</w:t>
+      </w:r>
+      <w:r>
+        <w:rPr/>
+        <w:t xml:space="preserve"> so one bad candidate can't sink the whole advisory:</w:t>
+      </w:r>
+    </w:p>
+    <w:tbl>
+      <w:tblPr>
+        <w:tblW w:type="auto" w:w="0"/>
+        <w:jc w:val="left"/>
+        <w:tblLayout w:type="autofit"/>
+        <w:tblLook w:firstColumn="1" w:firstRow="1" w:lastColumn="0" w:lastRow="0" w:noHBand="0" w:noVBand="1" w:val="04A0"/>
+        <w:tblBorders>
+          <w:top w:val="single" w:sz="4" w:space="0" w:color="D8DEE9"/>
+          <w:left w:val="single" w:sz="4" w:space="0" w:color="D8DEE9"/>
+          <w:bottom w:val="single" w:sz="4" w:space="0" w:color="D8DEE9"/>
+          <w:right w:val="single" w:sz="4" w:space="0" w:color="D8DEE9"/>
+          <w:insideH w:val="single" w:sz="4" w:space="0" w:color="D8DEE9"/>
+          <w:insideV w:val="single" w:sz="4" w:space="0" w:color="D8DEE9"/>
+        </w:tblBorders>
+      </w:tblPr>
+      <w:tblGrid>
+        <w:gridCol w:w="2880"/>
+        <w:gridCol w:w="2880"/>
+        <w:gridCol w:w="2880"/>
+      </w:tblGrid>
+      <w:tr>
+        <w:tc>
+          <w:tcPr>
+            <w:tcW w:type="dxa" w:w="2880"/>
+            <w:shd w:val="clear" w:color="auto" w:fill="EAF2FB"/>
+          </w:tcPr>
+          <w:p>
+            <w:r>
+              <w:rPr>
+                <w:b/>
+              </w:rPr>
+            </w:r>
+            <w:r>
+              <w:rPr>
+                <w:b/>
+              </w:rPr>
+              <w:t>Builder</w:t>
+            </w:r>
+          </w:p>
+        </w:tc>
+        <w:tc>
+          <w:tcPr>
+            <w:tcW w:type="dxa" w:w="2880"/>
+            <w:shd w:val="clear" w:color="auto" w:fill="EAF2FB"/>
+          </w:tcPr>
+          <w:p>
+            <w:r>
+              <w:rPr>
+                <w:b/>
+              </w:rPr>
+            </w:r>
+            <w:r>
+              <w:rPr>
+                <w:b/>
+              </w:rPr>
+              <w:t>Apply kind</w:t>
+            </w:r>
+          </w:p>
+        </w:tc>
+        <w:tc>
+          <w:tcPr>
+            <w:tcW w:type="dxa" w:w="2880"/>
+            <w:shd w:val="clear" w:color="auto" w:fill="EAF2FB"/>
+          </w:tcPr>
+          <w:p>
+            <w:r>
+              <w:rPr>
+                <w:b/>
+              </w:rPr>
+            </w:r>
+            <w:r>
+              <w:rPr>
+                <w:b/>
+              </w:rPr>
+              <w:t>Idea</w:t>
+            </w:r>
+          </w:p>
+        </w:tc>
+      </w:tr>
+      <w:tr>
+        <w:tc>
+          <w:tcPr>
+            <w:tcW w:type="dxa" w:w="2880"/>
+          </w:tcPr>
+          <w:p>
+            <w:r/>
+            <w:r>
+              <w:rPr>
+                <w:rFonts w:ascii="Consolas" w:hAnsi="Consolas"/>
+                <w:color w:val="334455"/>
+                <w:sz w:val="19"/>
+              </w:rPr>
+              <w:t>close</w:t>
+            </w:r>
+          </w:p>
+        </w:tc>
+        <w:tc>
+          <w:tcPr>
+            <w:tcW w:type="dxa" w:w="2880"/>
+          </w:tcPr>
+          <w:p>
+            <w:r/>
+            <w:r>
+              <w:rPr/>
+              <w:t>execute</w:t>
+            </w:r>
+          </w:p>
+        </w:tc>
+        <w:tc>
+          <w:tcPr>
+            <w:tcW w:type="dxa" w:w="2880"/>
+          </w:tcPr>
+          <w:p>
+            <w:r/>
+            <w:r>
+              <w:rPr/>
+              <w:t>Buy back the whole spread now.</w:t>
+            </w:r>
+          </w:p>
+        </w:tc>
+      </w:tr>
+      <w:tr>
+        <w:tc>
+          <w:tcPr>
+            <w:tcW w:type="dxa" w:w="2880"/>
+            <w:shd w:val="clear" w:color="auto" w:fill="F4F6FA"/>
+          </w:tcPr>
+          <w:p>
+            <w:r/>
+            <w:r>
+              <w:rPr>
+                <w:rFonts w:ascii="Consolas" w:hAnsi="Consolas"/>
+                <w:color w:val="334455"/>
+                <w:sz w:val="19"/>
+              </w:rPr>
+              <w:t>partial_close</w:t>
+            </w:r>
+          </w:p>
+        </w:tc>
+        <w:tc>
+          <w:tcPr>
+            <w:tcW w:type="dxa" w:w="2880"/>
+            <w:shd w:val="clear" w:color="auto" w:fill="F4F6FA"/>
+          </w:tcPr>
+          <w:p>
+            <w:r/>
+            <w:r>
+              <w:rPr/>
+              <w:t>execute</w:t>
+            </w:r>
+          </w:p>
+        </w:tc>
+        <w:tc>
+          <w:tcPr>
+            <w:tcW w:type="dxa" w:w="2880"/>
+            <w:shd w:val="clear" w:color="auto" w:fill="F4F6FA"/>
+          </w:tcPr>
+          <w:p>
+            <w:r/>
+            <w:r>
+              <w:rPr/>
+              <w:t>Close part of the size.</w:t>
+            </w:r>
+          </w:p>
+        </w:tc>
+      </w:tr>
+      <w:tr>
+        <w:tc>
+          <w:tcPr>
+            <w:tcW w:type="dxa" w:w="2880"/>
+          </w:tcPr>
+          <w:p>
+            <w:r/>
+            <w:r>
+              <w:rPr>
+                <w:rFonts w:ascii="Consolas" w:hAnsi="Consolas"/>
+                <w:color w:val="334455"/>
+                <w:sz w:val="19"/>
+              </w:rPr>
+              <w:t>narrow</w:t>
+            </w:r>
+          </w:p>
+        </w:tc>
+        <w:tc>
+          <w:tcPr>
+            <w:tcW w:type="dxa" w:w="2880"/>
+          </w:tcPr>
+          <w:p>
+            <w:r/>
+            <w:r>
+              <w:rPr/>
+              <w:t>execute</w:t>
+            </w:r>
+          </w:p>
+        </w:tc>
+        <w:tc>
+          <w:tcPr>
+            <w:tcW w:type="dxa" w:w="2880"/>
+          </w:tcPr>
+          <w:p>
+            <w:r/>
+            <w:r>
+              <w:rPr/>
+              <w:t>Roll the long leg in toward the short (cuts width and max loss).</w:t>
+            </w:r>
+          </w:p>
+        </w:tc>
+      </w:tr>
+      <w:tr>
+        <w:tc>
+          <w:tcPr>
+            <w:tcW w:type="dxa" w:w="2880"/>
+            <w:shd w:val="clear" w:color="auto" w:fill="F4F6FA"/>
+          </w:tcPr>
+          <w:p>
+            <w:r/>
+            <w:r>
+              <w:rPr>
+                <w:rFonts w:ascii="Consolas" w:hAnsi="Consolas"/>
+                <w:color w:val="334455"/>
+                <w:sz w:val="19"/>
+              </w:rPr>
+              <w:t>convert_ic</w:t>
+            </w:r>
+          </w:p>
+        </w:tc>
+        <w:tc>
+          <w:tcPr>
+            <w:tcW w:type="dxa" w:w="2880"/>
+            <w:shd w:val="clear" w:color="auto" w:fill="F4F6FA"/>
+          </w:tcPr>
+          <w:p>
+            <w:r/>
+            <w:r>
+              <w:rPr/>
+              <w:t>execute</w:t>
+            </w:r>
+          </w:p>
+        </w:tc>
+        <w:tc>
+          <w:tcPr>
+            <w:tcW w:type="dxa" w:w="2880"/>
+            <w:shd w:val="clear" w:color="auto" w:fill="F4F6FA"/>
+          </w:tcPr>
+          <w:p>
+            <w:r/>
+            <w:r>
+              <w:rPr/>
+              <w:t>Add the opposite-side spread → Iron Condor.</w:t>
+            </w:r>
+          </w:p>
+        </w:tc>
+      </w:tr>
+      <w:tr>
+        <w:tc>
+          <w:tcPr>
+            <w:tcW w:type="dxa" w:w="2880"/>
+          </w:tcPr>
+          <w:p>
+            <w:r/>
+            <w:r>
+              <w:rPr>
+                <w:rFonts w:ascii="Consolas" w:hAnsi="Consolas"/>
+                <w:color w:val="334455"/>
+                <w:sz w:val="19"/>
+              </w:rPr>
+              <w:t>convert_butterfly</w:t>
+            </w:r>
+          </w:p>
+        </w:tc>
+        <w:tc>
+          <w:tcPr>
+            <w:tcW w:type="dxa" w:w="2880"/>
+          </w:tcPr>
+          <w:p>
+            <w:r/>
+            <w:r>
+              <w:rPr/>
+              <w:t>execute</w:t>
+            </w:r>
+          </w:p>
+        </w:tc>
+        <w:tc>
+          <w:tcPr>
+            <w:tcW w:type="dxa" w:w="2880"/>
+          </w:tcPr>
+          <w:p>
+            <w:r/>
+            <w:r>
+              <w:rPr/>
+              <w:t>Tighten to an Iron Butterfly.</w:t>
+            </w:r>
+          </w:p>
+        </w:tc>
+      </w:tr>
+      <w:tr>
+        <w:tc>
+          <w:tcPr>
+            <w:tcW w:type="dxa" w:w="2880"/>
+            <w:shd w:val="clear" w:color="auto" w:fill="F4F6FA"/>
+          </w:tcPr>
+          <w:p>
+            <w:r/>
+            <w:r>
+              <w:rPr>
+                <w:rFonts w:ascii="Consolas" w:hAnsi="Consolas"/>
+                <w:color w:val="334455"/>
+                <w:sz w:val="19"/>
+              </w:rPr>
+              <w:t>roll_down</w:t>
+            </w:r>
+          </w:p>
+        </w:tc>
+        <w:tc>
+          <w:tcPr>
+            <w:tcW w:type="dxa" w:w="2880"/>
+            <w:shd w:val="clear" w:color="auto" w:fill="F4F6FA"/>
+          </w:tcPr>
+          <w:p>
+            <w:r/>
+            <w:r>
+              <w:rPr/>
+              <w:t>execute</w:t>
+            </w:r>
+          </w:p>
+        </w:tc>
+        <w:tc>
+          <w:tcPr>
+            <w:tcW w:type="dxa" w:w="2880"/>
+            <w:shd w:val="clear" w:color="auto" w:fill="F4F6FA"/>
+          </w:tcPr>
+          <w:p>
+            <w:r/>
+            <w:r>
+              <w:rPr/>
+              <w:t>Roll the spread down (same expiry).</w:t>
+            </w:r>
+          </w:p>
+        </w:tc>
+      </w:tr>
+      <w:tr>
+        <w:tc>
+          <w:tcPr>
+            <w:tcW w:type="dxa" w:w="2880"/>
+          </w:tcPr>
+          <w:p>
+            <w:r/>
+            <w:r>
+              <w:rPr>
+                <w:rFonts w:ascii="Consolas" w:hAnsi="Consolas"/>
+                <w:color w:val="334455"/>
+                <w:sz w:val="19"/>
+              </w:rPr>
+              <w:t>roll_out</w:t>
+            </w:r>
+          </w:p>
+        </w:tc>
+        <w:tc>
+          <w:tcPr>
+            <w:tcW w:type="dxa" w:w="2880"/>
+          </w:tcPr>
+          <w:p>
+            <w:r/>
+            <w:r>
+              <w:rPr/>
+              <w:t>execute</w:t>
+            </w:r>
+          </w:p>
+        </w:tc>
+        <w:tc>
+          <w:tcPr>
+            <w:tcW w:type="dxa" w:w="2880"/>
+          </w:tcPr>
+          <w:p>
+            <w:r/>
+            <w:r>
+              <w:rPr/>
+              <w:t>Roll to a later expiry for more time.</w:t>
+            </w:r>
+          </w:p>
+        </w:tc>
+      </w:tr>
+      <w:tr>
+        <w:tc>
+          <w:tcPr>
+            <w:tcW w:type="dxa" w:w="2880"/>
+            <w:shd w:val="clear" w:color="auto" w:fill="F4F6FA"/>
+          </w:tcPr>
+          <w:p>
+            <w:r/>
+            <w:r>
+              <w:rPr>
+                <w:rFonts w:ascii="Consolas" w:hAnsi="Consolas"/>
+                <w:color w:val="334455"/>
+                <w:sz w:val="19"/>
+              </w:rPr>
+              <w:t>roll_down_out</w:t>
+            </w:r>
+          </w:p>
+        </w:tc>
+        <w:tc>
+          <w:tcPr>
+            <w:tcW w:type="dxa" w:w="2880"/>
+            <w:shd w:val="clear" w:color="auto" w:fill="F4F6FA"/>
+          </w:tcPr>
+          <w:p>
+            <w:r/>
+            <w:r>
+              <w:rPr/>
+              <w:t>execute</w:t>
+            </w:r>
+          </w:p>
+        </w:tc>
+        <w:tc>
+          <w:tcPr>
+            <w:tcW w:type="dxa" w:w="2880"/>
+            <w:shd w:val="clear" w:color="auto" w:fill="F4F6FA"/>
+          </w:tcPr>
+          <w:p>
+            <w:r/>
+            <w:r>
+              <w:rPr/>
+              <w:t>Roll both down and out.</w:t>
+            </w:r>
+          </w:p>
+        </w:tc>
+      </w:tr>
+      <w:tr>
+        <w:tc>
+          <w:tcPr>
+            <w:tcW w:type="dxa" w:w="2880"/>
+          </w:tcPr>
+          <w:p>
+            <w:r/>
+            <w:r>
+              <w:rPr>
+                <w:rFonts w:ascii="Consolas" w:hAnsi="Consolas"/>
+                <w:color w:val="334455"/>
+                <w:sz w:val="19"/>
+              </w:rPr>
+              <w:t>broken_wing</w:t>
+            </w:r>
+          </w:p>
+        </w:tc>
+        <w:tc>
+          <w:tcPr>
+            <w:tcW w:type="dxa" w:w="2880"/>
+          </w:tcPr>
+          <w:p>
+            <w:r/>
+            <w:r>
+              <w:rPr/>
+              <w:t>advisory</w:t>
+            </w:r>
+          </w:p>
+        </w:tc>
+        <w:tc>
+          <w:tcPr>
+            <w:tcW w:type="dxa" w:w="2880"/>
+          </w:tcPr>
+          <w:p>
+            <w:r/>
+            <w:r>
+              <w:rPr/>
+              <w:t>Asymmetric-width repair (place manually).</w:t>
+            </w:r>
+          </w:p>
+        </w:tc>
+      </w:tr>
+      <w:tr>
+        <w:tc>
+          <w:tcPr>
+            <w:tcW w:type="dxa" w:w="2880"/>
+            <w:shd w:val="clear" w:color="auto" w:fill="F4F6FA"/>
+          </w:tcPr>
+          <w:p>
+            <w:r/>
+            <w:r>
+              <w:rPr>
+                <w:rFonts w:ascii="Consolas" w:hAnsi="Consolas"/>
+                <w:color w:val="334455"/>
+                <w:sz w:val="19"/>
+              </w:rPr>
+              <w:t>inverted</w:t>
+            </w:r>
+          </w:p>
+        </w:tc>
+        <w:tc>
+          <w:tcPr>
+            <w:tcW w:type="dxa" w:w="2880"/>
+            <w:shd w:val="clear" w:color="auto" w:fill="F4F6FA"/>
+          </w:tcPr>
+          <w:p>
+            <w:r/>
+            <w:r>
+              <w:rPr/>
+              <w:t>advisory</w:t>
+            </w:r>
+          </w:p>
+        </w:tc>
+        <w:tc>
+          <w:tcPr>
+            <w:tcW w:type="dxa" w:w="2880"/>
+            <w:shd w:val="clear" w:color="auto" w:fill="F4F6FA"/>
+          </w:tcPr>
+          <w:p>
+            <w:r/>
+            <w:r>
+              <w:rPr/>
+              <w:t>Invert the strikes (place manually).</w:t>
+            </w:r>
+          </w:p>
+        </w:tc>
+      </w:tr>
+      <w:tr>
+        <w:tc>
+          <w:tcPr>
+            <w:tcW w:type="dxa" w:w="2880"/>
+          </w:tcPr>
+          <w:p>
+            <w:r/>
+            <w:r>
+              <w:rPr>
+                <w:rFonts w:ascii="Consolas" w:hAnsi="Consolas"/>
+                <w:color w:val="334455"/>
+                <w:sz w:val="19"/>
+              </w:rPr>
+              <w:t>futures_hedge</w:t>
+            </w:r>
+          </w:p>
+        </w:tc>
+        <w:tc>
+          <w:tcPr>
+            <w:tcW w:type="dxa" w:w="2880"/>
+          </w:tcPr>
+          <w:p>
+            <w:r/>
+            <w:r>
+              <w:rPr/>
+              <w:t>advisory</w:t>
+            </w:r>
+          </w:p>
+        </w:tc>
+        <w:tc>
+          <w:tcPr>
+            <w:tcW w:type="dxa" w:w="2880"/>
+          </w:tcPr>
+          <w:p>
+            <w:r/>
+            <w:r>
+              <w:rPr/>
+              <w:t>Offsetting futures position (place manually).</w:t>
+            </w:r>
+          </w:p>
+        </w:tc>
+      </w:tr>
+    </w:tbl>
+    <w:p/>
+    <w:p>
+      <w:r>
+        <w:rPr>
+          <w:b/>
+        </w:rPr>
+        <w:t>Commission-aware economics.</w:t>
+      </w:r>
+      <w:r>
+        <w:rPr/>
+        <w:t xml:space="preserve"> Commissions come from </w:t>
+      </w:r>
+      <w:r>
+        <w:rPr>
+          <w:rFonts w:ascii="Consolas" w:hAnsi="Consolas"/>
+          <w:color w:val="334455"/>
+          <w:sz w:val="19"/>
+        </w:rPr>
+        <w:t>config/commissions.toml</w:t>
+      </w:r>
+      <w:r>
+        <w:rPr/>
+        <w:t xml:space="preserve"> via</w:t>
+        <w:br/>
+      </w:r>
+      <w:r>
+        <w:rPr>
+          <w:rFonts w:ascii="Consolas" w:hAnsi="Consolas"/>
+          <w:color w:val="334455"/>
+          <w:sz w:val="19"/>
+        </w:rPr>
+        <w:t>commission.py</w:t>
+      </w:r>
+      <w:r>
+        <w:rPr/>
+        <w:t xml:space="preserve"> (</w:t>
+      </w:r>
+      <w:r>
+        <w:rPr>
+          <w:rFonts w:ascii="Consolas" w:hAnsi="Consolas"/>
+          <w:color w:val="334455"/>
+          <w:sz w:val="19"/>
+        </w:rPr>
+        <w:t>commission_for</w:t>
+      </w:r>
+      <w:r>
+        <w:rPr/>
+        <w:t xml:space="preserve"> / </w:t>
+      </w:r>
+      <w:r>
+        <w:rPr>
+          <w:rFonts w:ascii="Consolas" w:hAnsi="Consolas"/>
+          <w:color w:val="334455"/>
+          <w:sz w:val="19"/>
+        </w:rPr>
+        <w:t>futures_commission</w:t>
+      </w:r>
+      <w:r>
+        <w:rPr/>
+        <w:t xml:space="preserve"> / </w:t>
+      </w:r>
+      <w:r>
+        <w:rPr>
+          <w:rFonts w:ascii="Consolas" w:hAnsi="Consolas"/>
+          <w:color w:val="334455"/>
+          <w:sz w:val="19"/>
+        </w:rPr>
+        <w:t>is_index_symbol</w:t>
+      </w:r>
+      <w:r>
+        <w:rPr/>
+        <w:t>) — never</w:t>
+        <w:br/>
+        <w:t xml:space="preserve">hard-coded. Schwab standard rates: listed equity/ETF options </w:t>
+      </w:r>
+      <w:r>
+        <w:rPr>
+          <w:b/>
+        </w:rPr>
+        <w:t>$0.65/contract per</w:t>
+        <w:br/>
+        <w:t>leg</w:t>
+      </w:r>
+      <w:r>
+        <w:rPr/>
+        <w:t xml:space="preserve">, index options $0.65 + a Cboe exchange-fee passthrough, futures </w:t>
+      </w:r>
+      <w:r>
+        <w:rPr>
+          <w:b/>
+        </w:rPr>
+        <w:t>$2.25/contract</w:t>
+        <w:br/>
+        <w:t>per side</w:t>
+      </w:r>
+      <w:r>
+        <w:rPr/>
+        <w:t xml:space="preserve">, letting a leg expire </w:t>
+      </w:r>
+      <w:r>
+        <w:rPr>
+          <w:b/>
+        </w:rPr>
+        <w:t>$0</w:t>
+      </w:r>
+      <w:r>
+        <w:rPr/>
+        <w:t xml:space="preserve">. Each candidate reports </w:t>
+      </w:r>
+      <w:r>
+        <w:rPr>
+          <w:rFonts w:ascii="Consolas" w:hAnsi="Consolas"/>
+          <w:color w:val="334455"/>
+          <w:sz w:val="19"/>
+        </w:rPr>
+        <w:t>gross_cash</w:t>
+      </w:r>
+      <w:r>
+        <w:rPr/>
+        <w:t xml:space="preserve"> (before</w:t>
+        <w:br/>
+        <w:t xml:space="preserve">fees), </w:t>
+      </w:r>
+      <w:r>
+        <w:rPr>
+          <w:rFonts w:ascii="Consolas" w:hAnsi="Consolas"/>
+          <w:color w:val="334455"/>
+          <w:sz w:val="19"/>
+        </w:rPr>
+        <w:t>commission</w:t>
+      </w:r>
+      <w:r>
+        <w:rPr/>
+        <w:t xml:space="preserve">, and </w:t>
+      </w:r>
+      <w:r>
+        <w:rPr>
+          <w:rFonts w:ascii="Consolas" w:hAnsi="Consolas"/>
+          <w:color w:val="334455"/>
+          <w:sz w:val="19"/>
+        </w:rPr>
+        <w:t>net_cash</w:t>
+      </w:r>
+      <w:r>
+        <w:rPr/>
+        <w:t xml:space="preserve"> (after).</w:t>
+      </w:r>
+    </w:p>
+    <w:p>
+      <w:r>
+        <w:rPr/>
+        <w:t xml:space="preserve">The </w:t>
+      </w:r>
+      <w:r>
+        <w:rPr>
+          <w:b/>
+        </w:rPr>
+        <w:t>max loss</w:t>
+      </w:r>
+      <w:r>
+        <w:rPr/>
+        <w:t xml:space="preserve"> of a credit spread (used for both the post-adjustment metric and BP</w:t>
+        <w:br/>
+        <w:t>reconciliation) follows the standard idiom:</w:t>
+      </w:r>
+    </w:p>
+    <w:p>
+      <w:pPr>
+        <w:spacing w:before="80" w:after="160"/>
+        <w:ind w:left="216"/>
+        <w:shd w:val="clear" w:color="auto" w:fill="F4F6FA"/>
+      </w:pPr>
+      <w:r>
+        <w:rPr>
+          <w:rFonts w:ascii="Consolas" w:hAnsi="Consolas"/>
+          <w:color w:val="223344"/>
+          <w:sz w:val="18"/>
+        </w:rPr>
+        <w:t>max_loss = width · 100 · qty − net_credit          # net_credit = credit taken in net of commission</w:t>
+      </w:r>
+    </w:p>
+    <w:p>
+      <w:r>
+        <w:rPr/>
+        <w:t>(</w:t>
+      </w:r>
+      <w:r>
+        <w:rPr>
+          <w:rFonts w:ascii="Consolas" w:hAnsi="Consolas"/>
+          <w:color w:val="334455"/>
+          <w:sz w:val="19"/>
+        </w:rPr>
+        <w:t>_spread_max_loss</w:t>
+      </w:r>
+      <w:r>
+        <w:rPr/>
+        <w:t xml:space="preserve"> in </w:t>
+      </w:r>
+      <w:r>
+        <w:rPr>
+          <w:rFonts w:ascii="Consolas" w:hAnsi="Consolas"/>
+          <w:color w:val="334455"/>
+          <w:sz w:val="19"/>
+        </w:rPr>
+        <w:t>rescue.py</w:t>
+      </w:r>
+      <w:r>
+        <w:rPr/>
+        <w:t xml:space="preserve">.) The candidate's </w:t>
+      </w:r>
+      <w:r>
+        <w:rPr>
+          <w:rFonts w:ascii="Consolas" w:hAnsi="Consolas"/>
+          <w:color w:val="334455"/>
+          <w:sz w:val="19"/>
+        </w:rPr>
+        <w:t>new_max_loss</w:t>
+      </w:r>
+      <w:r>
+        <w:rPr/>
+        <w:t xml:space="preserve"> is recomputed for</w:t>
+        <w:br/>
+        <w:t>the adjusted legs.</w:t>
+      </w:r>
+    </w:p>
+    <w:p>
+      <w:pPr>
+        <w:pStyle w:val="Heading2"/>
+      </w:pPr>
+      <w:r>
+        <w:rPr/>
+        <w:t>Scoring and ranking</w:t>
+      </w:r>
+    </w:p>
+    <w:p>
+      <w:r>
+        <w:rPr>
+          <w:b/>
+        </w:rPr>
+        <w:t>File:</w:t>
+      </w:r>
+      <w:r>
+        <w:rPr/>
+        <w:t xml:space="preserve"> </w:t>
+      </w:r>
+      <w:r>
+        <w:rPr>
+          <w:rFonts w:ascii="Consolas" w:hAnsi="Consolas"/>
+          <w:color w:val="334455"/>
+          <w:sz w:val="19"/>
+        </w:rPr>
+        <w:t>rescue.py</w:t>
+      </w:r>
+      <w:r>
+        <w:rPr/>
+        <w:t xml:space="preserve"> · </w:t>
+      </w:r>
+      <w:r>
+        <w:rPr>
+          <w:rFonts w:ascii="Consolas" w:hAnsi="Consolas"/>
+          <w:color w:val="334455"/>
+          <w:sz w:val="19"/>
+        </w:rPr>
+        <w:t>score_candidate(...)</w:t>
+      </w:r>
+      <w:r>
+        <w:rPr/>
+        <w:t>. Candidates are ranked by, in priority</w:t>
+        <w:br/>
+        <w:t>order:</w:t>
+      </w:r>
+    </w:p>
+    <w:p>
+      <w:pPr>
+        <w:pStyle w:val="ListNumber"/>
+      </w:pPr>
+      <w:r>
+        <w:rPr>
+          <w:b/>
+        </w:rPr>
+        <w:t>Max-loss reduction per net dollar</w:t>
+      </w:r>
+      <w:r>
+        <w:t xml:space="preserve"> — the dominant term; how much risk each net</w:t>
+        <w:br/>
+        <w:t xml:space="preserve">   dollar removes (or, for credit actions, adds while reducing risk).</w:t>
+      </w:r>
+    </w:p>
+    <w:p>
+      <w:pPr>
+        <w:pStyle w:val="ListNumber"/>
+      </w:pPr>
+      <w:r>
+        <w:rPr>
+          <w:b/>
+        </w:rPr>
+        <w:t>Delta</w:t>
+      </w:r>
+      <w:r>
+        <w:t xml:space="preserve"> — preferring adjustments that flatten directional exposure.</w:t>
+      </w:r>
+    </w:p>
+    <w:p>
+      <w:pPr>
+        <w:pStyle w:val="ListNumber"/>
+      </w:pPr>
+      <w:r>
+        <w:rPr>
+          <w:b/>
+        </w:rPr>
+        <w:t>Debit penalty</w:t>
+      </w:r>
+      <w:r>
+        <w:t xml:space="preserve"> — debit actions are penalized, encoding </w:t>
+      </w:r>
+      <w:r>
+        <w:rPr>
+          <w:i/>
+        </w:rPr>
+        <w:t>"never roll for a debit</w:t>
+        <w:br/>
+        <w:t xml:space="preserve">   just to save it."</w:t>
+      </w:r>
+    </w:p>
+    <w:p>
+      <w:pPr>
+        <w:pStyle w:val="ListNumber"/>
+      </w:pPr>
+      <w:r>
+        <w:rPr>
+          <w:b/>
+        </w:rPr>
+        <w:t>GEX / regime modifiers</w:t>
+      </w:r>
+      <w:r>
+        <w:t xml:space="preserve"> — the same gamma-flip / put-wall / regime reads that</w:t>
+        <w:br/>
+        <w:t xml:space="preserve">   feed heat nudge the score.</w:t>
+      </w:r>
+    </w:p>
+    <w:p>
+      <w:pPr>
+        <w:pStyle w:val="Heading2"/>
+      </w:pPr>
+      <w:r>
+        <w:rPr/>
+        <w:t>Apply and the stale-price guard</w:t>
+      </w:r>
+    </w:p>
+    <w:p>
+      <w:r>
+        <w:rPr>
+          <w:b/>
+        </w:rPr>
+        <w:t>File:</w:t>
+      </w:r>
+      <w:r>
+        <w:rPr/>
+        <w:t xml:space="preserve"> </w:t>
+      </w:r>
+      <w:r>
+        <w:rPr>
+          <w:rFonts w:ascii="Consolas" w:hAnsi="Consolas"/>
+          <w:color w:val="334455"/>
+          <w:sz w:val="19"/>
+        </w:rPr>
+        <w:t>options-scanner/paper_adjust.py</w:t>
+      </w:r>
+      <w:r>
+        <w:rPr/>
+        <w:t xml:space="preserve">. The </w:t>
+      </w:r>
+      <w:r>
+        <w:rPr>
+          <w:rFonts w:ascii="Consolas" w:hAnsi="Consolas"/>
+          <w:color w:val="334455"/>
+          <w:sz w:val="19"/>
+        </w:rPr>
+        <w:t>rescue_apply</w:t>
+      </w:r>
+      <w:r>
+        <w:rPr/>
+        <w:t xml:space="preserve"> handler dispatches to</w:t>
+        <w:br/>
+      </w:r>
+      <w:r>
+        <w:rPr>
+          <w:rFonts w:ascii="Consolas" w:hAnsi="Consolas"/>
+          <w:color w:val="334455"/>
+          <w:sz w:val="19"/>
+        </w:rPr>
+        <w:t>apply_adjustment</w:t>
+      </w:r>
+      <w:r>
+        <w:rPr/>
+        <w:t>, which routes to the per-action primitive (</w:t>
+      </w:r>
+      <w:r>
+        <w:rPr>
+          <w:rFonts w:ascii="Consolas" w:hAnsi="Consolas"/>
+          <w:color w:val="334455"/>
+          <w:sz w:val="19"/>
+        </w:rPr>
+        <w:t>apply_close</w:t>
+      </w:r>
+      <w:r>
+        <w:rPr/>
+        <w:t>,</w:t>
+        <w:br/>
+      </w:r>
+      <w:r>
+        <w:rPr>
+          <w:rFonts w:ascii="Consolas" w:hAnsi="Consolas"/>
+          <w:color w:val="334455"/>
+          <w:sz w:val="19"/>
+        </w:rPr>
+        <w:t>apply_partial_close</w:t>
+      </w:r>
+      <w:r>
+        <w:rPr/>
+        <w:t xml:space="preserve">, </w:t>
+      </w:r>
+      <w:r>
+        <w:rPr>
+          <w:rFonts w:ascii="Consolas" w:hAnsi="Consolas"/>
+          <w:color w:val="334455"/>
+          <w:sz w:val="19"/>
+        </w:rPr>
+        <w:t>apply_narrow</w:t>
+      </w:r>
+      <w:r>
+        <w:rPr/>
+        <w:t xml:space="preserve">, </w:t>
+      </w:r>
+      <w:r>
+        <w:rPr>
+          <w:rFonts w:ascii="Consolas" w:hAnsi="Consolas"/>
+          <w:color w:val="334455"/>
+          <w:sz w:val="19"/>
+        </w:rPr>
+        <w:t>apply_convert_ic</w:t>
+      </w:r>
+      <w:r>
+        <w:rPr/>
+        <w:t xml:space="preserve">, </w:t>
+      </w:r>
+      <w:r>
+        <w:rPr>
+          <w:rFonts w:ascii="Consolas" w:hAnsi="Consolas"/>
+          <w:color w:val="334455"/>
+          <w:sz w:val="19"/>
+        </w:rPr>
+        <w:t>apply_convert_butterfly</w:t>
+      </w:r>
+      <w:r>
+        <w:rPr/>
+        <w:t>,</w:t>
+        <w:br/>
+      </w:r>
+      <w:r>
+        <w:rPr>
+          <w:rFonts w:ascii="Consolas" w:hAnsi="Consolas"/>
+          <w:color w:val="334455"/>
+          <w:sz w:val="19"/>
+        </w:rPr>
+        <w:t>apply_roll</w:t>
+      </w:r>
+      <w:r>
+        <w:rPr/>
+        <w:t xml:space="preserve">, </w:t>
+      </w:r>
+      <w:r>
+        <w:rPr>
+          <w:rFonts w:ascii="Consolas" w:hAnsi="Consolas"/>
+          <w:color w:val="334455"/>
+          <w:sz w:val="19"/>
+        </w:rPr>
+        <w:t>apply_inverted</w:t>
+      </w:r>
+      <w:r>
+        <w:rPr/>
+        <w:t>).</w:t>
+      </w:r>
+    </w:p>
+    <w:p>
+      <w:r>
+        <w:rPr/>
+        <w:t xml:space="preserve">Before mutating anything, </w:t>
+      </w:r>
+      <w:r>
+        <w:rPr>
+          <w:rFonts w:ascii="Consolas" w:hAnsi="Consolas"/>
+          <w:color w:val="334455"/>
+          <w:sz w:val="19"/>
+        </w:rPr>
+        <w:t>apply_adjustment</w:t>
+      </w:r>
+      <w:r>
+        <w:rPr/>
+        <w:t xml:space="preserve"> </w:t>
+      </w:r>
+      <w:r>
+        <w:rPr>
+          <w:b/>
+        </w:rPr>
+        <w:t>re-prices the candidate's legs live</w:t>
+      </w:r>
+      <w:r>
+        <w:rPr/>
+        <w:br/>
+        <w:t>and:</w:t>
+      </w:r>
+    </w:p>
+    <w:p>
+      <w:pPr>
+        <w:pStyle w:val="ListBullet"/>
+      </w:pPr>
+      <w:r>
+        <w:rPr>
+          <w:b/>
+        </w:rPr>
+        <w:t>Aborts without mutation</w:t>
+      </w:r>
+      <w:r>
+        <w:t xml:space="preserve"> if the position is no longer </w:t>
+      </w:r>
+      <w:r>
+        <w:rPr>
+          <w:rFonts w:ascii="Consolas" w:hAnsi="Consolas"/>
+          <w:color w:val="334455"/>
+          <w:sz w:val="19"/>
+        </w:rPr>
+        <w:t>OPEN</w:t>
+      </w:r>
+      <w:r>
+        <w:t>, or if the</w:t>
+        <w:br/>
+        <w:t xml:space="preserve">  re-priced economics have </w:t>
+      </w:r>
+      <w:r>
+        <w:rPr>
+          <w:b/>
+        </w:rPr>
+        <w:t>drifted past tolerance</w:t>
+      </w:r>
+      <w:r>
+        <w:t xml:space="preserve"> from what the candidate</w:t>
+        <w:br/>
+        <w:t xml:space="preserve">  promised (the GUI surfaces </w:t>
+      </w:r>
+      <w:r>
+        <w:rPr>
+          <w:i/>
+        </w:rPr>
+        <w:t>"prices moved — re-review"</w:t>
+      </w:r>
+      <w:r>
+        <w:t>).</w:t>
+      </w:r>
+    </w:p>
+    <w:p>
+      <w:pPr>
+        <w:pStyle w:val="ListBullet"/>
+      </w:pPr>
+      <w:r>
+        <w:t>Otherwise mutates the paper DB inside the existing cash / buying-power mechanism,</w:t>
+        <w:br/>
+        <w:t xml:space="preserve">  </w:t>
+      </w:r>
+      <w:r>
+        <w:rPr>
+          <w:b/>
+        </w:rPr>
+        <w:t>reconciling reserved BP</w:t>
+      </w:r>
+      <w:r>
+        <w:t xml:space="preserve"> to the position's new max loss.</w:t>
+      </w:r>
+    </w:p>
+    <w:p>
+      <w:r>
+        <w:rPr>
+          <w:b/>
+        </w:rPr>
+        <w:t>Rolls</w:t>
+      </w:r>
+      <w:r>
+        <w:rPr/>
+        <w:t xml:space="preserve"> close the old position and open a new one linked via the</w:t>
+        <w:br/>
+      </w:r>
+      <w:r>
+        <w:rPr>
+          <w:rFonts w:ascii="Consolas" w:hAnsi="Consolas"/>
+          <w:color w:val="334455"/>
+          <w:sz w:val="19"/>
+        </w:rPr>
+        <w:t>parent_position_id</w:t>
+      </w:r>
+      <w:r>
+        <w:rPr/>
+        <w:t xml:space="preserve"> column. Every applied adjustment writes an audit row to the</w:t>
+        <w:br/>
+      </w:r>
+      <w:r>
+        <w:rPr>
+          <w:rFonts w:ascii="Consolas" w:hAnsi="Consolas"/>
+          <w:color w:val="334455"/>
+          <w:sz w:val="19"/>
+        </w:rPr>
+        <w:t>position_adjustments</w:t>
+      </w:r>
+      <w:r>
+        <w:rPr/>
+        <w:t xml:space="preserve"> table (</w:t>
+      </w:r>
+      <w:r>
+        <w:rPr>
+          <w:rFonts w:ascii="Consolas" w:hAnsi="Consolas"/>
+          <w:color w:val="334455"/>
+          <w:sz w:val="19"/>
+        </w:rPr>
+        <w:t>paper_account_db.insert_adjustment</w:t>
+      </w:r>
+      <w:r>
+        <w:rPr/>
+        <w:t xml:space="preserve"> /</w:t>
+        <w:br/>
+      </w:r>
+      <w:r>
+        <w:rPr>
+          <w:rFonts w:ascii="Consolas" w:hAnsi="Consolas"/>
+          <w:color w:val="334455"/>
+          <w:sz w:val="19"/>
+        </w:rPr>
+        <w:t>list_adjustments</w:t>
+      </w:r>
+      <w:r>
+        <w:rPr/>
+        <w:t xml:space="preserve">). </w:t>
+      </w:r>
+      <w:r>
+        <w:rPr>
+          <w:rFonts w:ascii="Consolas" w:hAnsi="Consolas"/>
+          <w:color w:val="334455"/>
+          <w:sz w:val="19"/>
+        </w:rPr>
+        <w:t>rescue_apply</w:t>
+      </w:r>
+      <w:r>
+        <w:rPr/>
+        <w:t xml:space="preserve"> refuses non-paper ids — </w:t>
+      </w:r>
+      <w:r>
+        <w:rPr>
+          <w:b/>
+        </w:rPr>
+        <w:t>captured signals are</w:t>
+        <w:br/>
+        <w:t>advisory-only</w:t>
+      </w:r>
+      <w:r>
+        <w:rPr/>
+        <w:t xml:space="preserve"> (no paper position to mutate).</w:t>
+      </w:r>
+    </w:p>
+    <w:p>
+      <w:r>
+        <w:br/>
+      </w:r>
+    </w:p>
+    <w:p>
+      <w:pPr>
+        <w:pStyle w:val="Heading1"/>
+      </w:pPr>
+      <w:r>
+        <w:rPr/>
+        <w:t>Constants Appendix</w:t>
+      </w:r>
+    </w:p>
+    <w:p>
+      <w:r>
+        <w:rPr/>
+        <w:t>A consolidated table of the load-bearing constants. The cited file governs.</w:t>
+      </w:r>
+    </w:p>
+    <w:tbl>
+      <w:tblPr>
+        <w:tblW w:type="auto" w:w="0"/>
+        <w:jc w:val="left"/>
+        <w:tblLayout w:type="autofit"/>
+        <w:tblLook w:firstColumn="1" w:firstRow="1" w:lastColumn="0" w:lastRow="0" w:noHBand="0" w:noVBand="1" w:val="04A0"/>
+        <w:tblBorders>
+          <w:top w:val="single" w:sz="4" w:space="0" w:color="D8DEE9"/>
+          <w:left w:val="single" w:sz="4" w:space="0" w:color="D8DEE9"/>
+          <w:bottom w:val="single" w:sz="4" w:space="0" w:color="D8DEE9"/>
+          <w:right w:val="single" w:sz="4" w:space="0" w:color="D8DEE9"/>
+          <w:insideH w:val="single" w:sz="4" w:space="0" w:color="D8DEE9"/>
+          <w:insideV w:val="single" w:sz="4" w:space="0" w:color="D8DEE9"/>
+        </w:tblBorders>
+      </w:tblPr>
+      <w:tblGrid>
+        <w:gridCol w:w="2880"/>
+        <w:gridCol w:w="2880"/>
+        <w:gridCol w:w="2880"/>
+      </w:tblGrid>
+      <w:tr>
+        <w:tc>
+          <w:tcPr>
+            <w:tcW w:type="dxa" w:w="2880"/>
+            <w:shd w:val="clear" w:color="auto" w:fill="EAF2FB"/>
+          </w:tcPr>
+          <w:p>
+            <w:r>
+              <w:rPr>
+                <w:b/>
+              </w:rPr>
+            </w:r>
+            <w:r>
+              <w:rPr>
+                <w:b/>
+              </w:rPr>
               <w:t>Constant / set</w:t>
             </w:r>
           </w:p>
@@ -9255,6 +11299,217 @@
             <w:r>
               <w:rPr/>
               <w:t>Morning run once/day at 09:28 ET; perf refresh ≈ every 5 min.</w:t>
+            </w:r>
+          </w:p>
+        </w:tc>
+      </w:tr>
+    </w:tbl>
+    <w:p/>
+    <w:p>
+      <w:pPr>
+        <w:pStyle w:val="Heading2"/>
+      </w:pPr>
+      <w:r>
+        <w:rPr/>
+        <w:t>Commissions</w:t>
+      </w:r>
+    </w:p>
+    <w:p>
+      <w:r>
+        <w:rPr/>
+        <w:t xml:space="preserve">Source of truth: </w:t>
+      </w:r>
+      <w:r>
+        <w:rPr>
+          <w:rFonts w:ascii="Consolas" w:hAnsi="Consolas"/>
+          <w:color w:val="334455"/>
+          <w:sz w:val="19"/>
+        </w:rPr>
+        <w:t>config/commissions.toml</w:t>
+      </w:r>
+      <w:r>
+        <w:rPr/>
+        <w:t>, loaded by</w:t>
+        <w:br/>
+      </w:r>
+      <w:r>
+        <w:rPr>
+          <w:rFonts w:ascii="Consolas" w:hAnsi="Consolas"/>
+          <w:color w:val="334455"/>
+          <w:sz w:val="19"/>
+        </w:rPr>
+        <w:t>services/options_svc/commission.py</w:t>
+      </w:r>
+      <w:r>
+        <w:rPr/>
+        <w:t xml:space="preserve"> — never hard-coded. Used by the Rescue</w:t>
+        <w:br/>
+        <w:t>candidate menu's net-cash and ranking.</w:t>
+      </w:r>
+    </w:p>
+    <w:tbl>
+      <w:tblPr>
+        <w:tblW w:type="auto" w:w="0"/>
+        <w:jc w:val="left"/>
+        <w:tblLayout w:type="autofit"/>
+        <w:tblLook w:firstColumn="1" w:firstRow="1" w:lastColumn="0" w:lastRow="0" w:noHBand="0" w:noVBand="1" w:val="04A0"/>
+        <w:tblBorders>
+          <w:top w:val="single" w:sz="4" w:space="0" w:color="D8DEE9"/>
+          <w:left w:val="single" w:sz="4" w:space="0" w:color="D8DEE9"/>
+          <w:bottom w:val="single" w:sz="4" w:space="0" w:color="D8DEE9"/>
+          <w:right w:val="single" w:sz="4" w:space="0" w:color="D8DEE9"/>
+          <w:insideH w:val="single" w:sz="4" w:space="0" w:color="D8DEE9"/>
+          <w:insideV w:val="single" w:sz="4" w:space="0" w:color="D8DEE9"/>
+        </w:tblBorders>
+      </w:tblPr>
+      <w:tblGrid>
+        <w:gridCol w:w="4320"/>
+        <w:gridCol w:w="4320"/>
+      </w:tblGrid>
+      <w:tr>
+        <w:tc>
+          <w:tcPr>
+            <w:tcW w:type="dxa" w:w="4320"/>
+            <w:shd w:val="clear" w:color="auto" w:fill="EAF2FB"/>
+          </w:tcPr>
+          <w:p>
+            <w:r>
+              <w:rPr>
+                <w:b/>
+              </w:rPr>
+            </w:r>
+            <w:r>
+              <w:rPr>
+                <w:b/>
+              </w:rPr>
+              <w:t>Instrument</w:t>
+            </w:r>
+          </w:p>
+        </w:tc>
+        <w:tc>
+          <w:tcPr>
+            <w:tcW w:type="dxa" w:w="4320"/>
+            <w:shd w:val="clear" w:color="auto" w:fill="EAF2FB"/>
+          </w:tcPr>
+          <w:p>
+            <w:r>
+              <w:rPr>
+                <w:b/>
+              </w:rPr>
+            </w:r>
+            <w:r>
+              <w:rPr>
+                <w:b/>
+              </w:rPr>
+              <w:t>Rate</w:t>
+            </w:r>
+          </w:p>
+        </w:tc>
+      </w:tr>
+      <w:tr>
+        <w:tc>
+          <w:tcPr>
+            <w:tcW w:type="dxa" w:w="4320"/>
+          </w:tcPr>
+          <w:p>
+            <w:r/>
+            <w:r>
+              <w:rPr/>
+              <w:t>Listed equity / ETF options</w:t>
+            </w:r>
+          </w:p>
+        </w:tc>
+        <w:tc>
+          <w:tcPr>
+            <w:tcW w:type="dxa" w:w="4320"/>
+          </w:tcPr>
+          <w:p>
+            <w:r/>
+            <w:r>
+              <w:rPr/>
+              <w:t>$0.65 / contract per leg</w:t>
+            </w:r>
+          </w:p>
+        </w:tc>
+      </w:tr>
+      <w:tr>
+        <w:tc>
+          <w:tcPr>
+            <w:tcW w:type="dxa" w:w="4320"/>
+            <w:shd w:val="clear" w:color="auto" w:fill="F4F6FA"/>
+          </w:tcPr>
+          <w:p>
+            <w:r/>
+            <w:r>
+              <w:rPr/>
+              <w:t>Index options</w:t>
+            </w:r>
+          </w:p>
+        </w:tc>
+        <w:tc>
+          <w:tcPr>
+            <w:tcW w:type="dxa" w:w="4320"/>
+            <w:shd w:val="clear" w:color="auto" w:fill="F4F6FA"/>
+          </w:tcPr>
+          <w:p>
+            <w:r/>
+            <w:r>
+              <w:rPr/>
+              <w:t>$0.65 / contract per leg + Cboe exchange-fee passthrough</w:t>
+            </w:r>
+          </w:p>
+        </w:tc>
+      </w:tr>
+      <w:tr>
+        <w:tc>
+          <w:tcPr>
+            <w:tcW w:type="dxa" w:w="4320"/>
+          </w:tcPr>
+          <w:p>
+            <w:r/>
+            <w:r>
+              <w:rPr/>
+              <w:t>Futures</w:t>
+            </w:r>
+          </w:p>
+        </w:tc>
+        <w:tc>
+          <w:tcPr>
+            <w:tcW w:type="dxa" w:w="4320"/>
+          </w:tcPr>
+          <w:p>
+            <w:r/>
+            <w:r>
+              <w:rPr/>
+              <w:t>$2.25 / contract per side</w:t>
+            </w:r>
+          </w:p>
+        </w:tc>
+      </w:tr>
+      <w:tr>
+        <w:tc>
+          <w:tcPr>
+            <w:tcW w:type="dxa" w:w="4320"/>
+            <w:shd w:val="clear" w:color="auto" w:fill="F4F6FA"/>
+          </w:tcPr>
+          <w:p>
+            <w:r/>
+            <w:r>
+              <w:rPr/>
+              <w:t>Let a leg expire</w:t>
+            </w:r>
+          </w:p>
+        </w:tc>
+        <w:tc>
+          <w:tcPr>
+            <w:tcW w:type="dxa" w:w="4320"/>
+            <w:shd w:val="clear" w:color="auto" w:fill="F4F6FA"/>
+          </w:tcPr>
+          <w:p>
+            <w:r/>
+            <w:r>
+              <w:rPr/>
+              <w:t>$0</w:t>
             </w:r>
           </w:p>
         </w:tc>

--- a/docs/manuals/technical-reference/technical-reference.docx
+++ b/docs/manuals/technical-reference/technical-reference.docx
@@ -32,7 +32,7 @@
           <w:color w:val="5B6678"/>
           <w:sz w:val="18"/>
         </w:rPr>
-        <w:t>WebGUI Trading with Schwab · Generated 2026-06-21</w:t>
+        <w:t>WebGUI Trading with Schwab · Generated 2026-06-22</w:t>
       </w:r>
     </w:p>
     <w:p/>
@@ -6936,6 +6936,859 @@
       <w:r>
         <w:rPr/>
         <w:t>, so those gates simply never fire.</w:t>
+      </w:r>
+    </w:p>
+    <w:p>
+      <w:pPr>
+        <w:pStyle w:val="Heading2"/>
+      </w:pPr>
+      <w:r>
+        <w:rPr/>
+        <w:t>Markov 2.0 forecast (Position)</w:t>
+      </w:r>
+    </w:p>
+    <w:p>
+      <w:r>
+        <w:rPr>
+          <w:b/>
+        </w:rPr>
+        <w:t>Files:</w:t>
+      </w:r>
+      <w:r>
+        <w:rPr/>
+        <w:t xml:space="preserve"> </w:t>
+      </w:r>
+      <w:r>
+        <w:rPr>
+          <w:rFonts w:ascii="Consolas" w:hAnsi="Consolas"/>
+          <w:color w:val="334455"/>
+          <w:sz w:val="19"/>
+        </w:rPr>
+        <w:t>trade-analyzer/src/analysis/markov.py</w:t>
+      </w:r>
+      <w:r>
+        <w:rPr/>
+        <w:t xml:space="preserve"> (pure math) +</w:t>
+        <w:br/>
+      </w:r>
+      <w:r>
+        <w:rPr>
+          <w:rFonts w:ascii="Consolas" w:hAnsi="Consolas"/>
+          <w:color w:val="334455"/>
+          <w:sz w:val="19"/>
+        </w:rPr>
+        <w:t>services/trade_svc/compute.py</w:t>
+      </w:r>
+      <w:r>
+        <w:rPr/>
+        <w:t xml:space="preserve"> (reconstruction, prior, wiring). A probabilistic</w:t>
+        <w:br/>
+        <w:t xml:space="preserve">forward layer on the </w:t>
+      </w:r>
+      <w:r>
+        <w:rPr>
+          <w:b/>
+        </w:rPr>
+        <w:t>Position</w:t>
+      </w:r>
+      <w:r>
+        <w:rPr/>
+        <w:t xml:space="preserve"> composite score, rendered as the third card in the</w:t>
+        <w:br/>
+        <w:t>verdict row.</w:t>
+      </w:r>
+    </w:p>
+    <w:p>
+      <w:r>
+        <w:rPr>
+          <w:b/>
+        </w:rPr>
+        <w:t>States — 5 score bands</w:t>
+      </w:r>
+      <w:r>
+        <w:rPr/>
+        <w:t xml:space="preserve"> anchored at the verdict's decision boundaries</w:t>
+        <w:br/>
+        <w:t>(</w:t>
+      </w:r>
+      <w:r>
+        <w:rPr>
+          <w:rFonts w:ascii="Consolas" w:hAnsi="Consolas"/>
+          <w:color w:val="334455"/>
+          <w:sz w:val="19"/>
+        </w:rPr>
+        <w:t>classify_band</w:t>
+      </w:r>
+      <w:r>
+        <w:rPr/>
+        <w:t>):</w:t>
+      </w:r>
+    </w:p>
+    <w:tbl>
+      <w:tblPr>
+        <w:tblW w:type="auto" w:w="0"/>
+        <w:jc w:val="left"/>
+        <w:tblLayout w:type="autofit"/>
+        <w:tblLook w:firstColumn="1" w:firstRow="1" w:lastColumn="0" w:lastRow="0" w:noHBand="0" w:noVBand="1" w:val="04A0"/>
+        <w:tblBorders>
+          <w:top w:val="single" w:sz="4" w:space="0" w:color="D8DEE9"/>
+          <w:left w:val="single" w:sz="4" w:space="0" w:color="D8DEE9"/>
+          <w:bottom w:val="single" w:sz="4" w:space="0" w:color="D8DEE9"/>
+          <w:right w:val="single" w:sz="4" w:space="0" w:color="D8DEE9"/>
+          <w:insideH w:val="single" w:sz="4" w:space="0" w:color="D8DEE9"/>
+          <w:insideV w:val="single" w:sz="4" w:space="0" w:color="D8DEE9"/>
+        </w:tblBorders>
+      </w:tblPr>
+      <w:tblGrid>
+        <w:gridCol w:w="2880"/>
+        <w:gridCol w:w="2880"/>
+        <w:gridCol w:w="2880"/>
+      </w:tblGrid>
+      <w:tr>
+        <w:tc>
+          <w:tcPr>
+            <w:tcW w:type="dxa" w:w="2880"/>
+            <w:shd w:val="clear" w:color="auto" w:fill="EAF2FB"/>
+          </w:tcPr>
+          <w:p>
+            <w:r>
+              <w:rPr>
+                <w:b/>
+              </w:rPr>
+            </w:r>
+            <w:r>
+              <w:rPr>
+                <w:b/>
+              </w:rPr>
+              <w:t>Band</w:t>
+            </w:r>
+          </w:p>
+        </w:tc>
+        <w:tc>
+          <w:tcPr>
+            <w:tcW w:type="dxa" w:w="2880"/>
+            <w:shd w:val="clear" w:color="auto" w:fill="EAF2FB"/>
+          </w:tcPr>
+          <w:p>
+            <w:r>
+              <w:rPr>
+                <w:b/>
+              </w:rPr>
+            </w:r>
+            <w:r>
+              <w:rPr>
+                <w:b/>
+              </w:rPr>
+              <w:t>Composite-score range</w:t>
+            </w:r>
+          </w:p>
+        </w:tc>
+        <w:tc>
+          <w:tcPr>
+            <w:tcW w:type="dxa" w:w="2880"/>
+            <w:shd w:val="clear" w:color="auto" w:fill="EAF2FB"/>
+          </w:tcPr>
+          <w:p>
+            <w:r>
+              <w:rPr>
+                <w:b/>
+              </w:rPr>
+            </w:r>
+            <w:r>
+              <w:rPr>
+                <w:b/>
+              </w:rPr>
+              <w:t>Verdict zone</w:t>
+            </w:r>
+          </w:p>
+        </w:tc>
+      </w:tr>
+      <w:tr>
+        <w:tc>
+          <w:tcPr>
+            <w:tcW w:type="dxa" w:w="2880"/>
+          </w:tcPr>
+          <w:p>
+            <w:r/>
+            <w:r>
+              <w:rPr/>
+              <w:t>0 Strong-Bear</w:t>
+            </w:r>
+          </w:p>
+        </w:tc>
+        <w:tc>
+          <w:tcPr>
+            <w:tcW w:type="dxa" w:w="2880"/>
+          </w:tcPr>
+          <w:p>
+            <w:r/>
+            <w:r>
+              <w:rPr/>
+              <w:t>[−100, −40)</w:t>
+            </w:r>
+          </w:p>
+        </w:tc>
+        <w:tc>
+          <w:tcPr>
+            <w:tcW w:type="dxa" w:w="2880"/>
+          </w:tcPr>
+          <w:p>
+            <w:r/>
+            <w:r>
+              <w:rPr/>
+              <w:t>SELL</w:t>
+            </w:r>
+          </w:p>
+        </w:tc>
+      </w:tr>
+      <w:tr>
+        <w:tc>
+          <w:tcPr>
+            <w:tcW w:type="dxa" w:w="2880"/>
+            <w:shd w:val="clear" w:color="auto" w:fill="F4F6FA"/>
+          </w:tcPr>
+          <w:p>
+            <w:r/>
+            <w:r>
+              <w:rPr/>
+              <w:t>1 Weak-Bear</w:t>
+            </w:r>
+          </w:p>
+        </w:tc>
+        <w:tc>
+          <w:tcPr>
+            <w:tcW w:type="dxa" w:w="2880"/>
+            <w:shd w:val="clear" w:color="auto" w:fill="F4F6FA"/>
+          </w:tcPr>
+          <w:p>
+            <w:r/>
+            <w:r>
+              <w:rPr/>
+              <w:t>[−40, −15)</w:t>
+            </w:r>
+          </w:p>
+        </w:tc>
+        <w:tc>
+          <w:tcPr>
+            <w:tcW w:type="dxa" w:w="2880"/>
+            <w:shd w:val="clear" w:color="auto" w:fill="F4F6FA"/>
+          </w:tcPr>
+          <w:p>
+            <w:r/>
+            <w:r>
+              <w:rPr/>
+              <w:t>HOLD</w:t>
+            </w:r>
+          </w:p>
+        </w:tc>
+      </w:tr>
+      <w:tr>
+        <w:tc>
+          <w:tcPr>
+            <w:tcW w:type="dxa" w:w="2880"/>
+          </w:tcPr>
+          <w:p>
+            <w:r/>
+            <w:r>
+              <w:rPr/>
+              <w:t>2 Neutral</w:t>
+            </w:r>
+          </w:p>
+        </w:tc>
+        <w:tc>
+          <w:tcPr>
+            <w:tcW w:type="dxa" w:w="2880"/>
+          </w:tcPr>
+          <w:p>
+            <w:r/>
+            <w:r>
+              <w:rPr/>
+              <w:t>[−15, +15)</w:t>
+            </w:r>
+          </w:p>
+        </w:tc>
+        <w:tc>
+          <w:tcPr>
+            <w:tcW w:type="dxa" w:w="2880"/>
+          </w:tcPr>
+          <w:p>
+            <w:r/>
+            <w:r>
+              <w:rPr/>
+              <w:t>HOLD</w:t>
+            </w:r>
+          </w:p>
+        </w:tc>
+      </w:tr>
+      <w:tr>
+        <w:tc>
+          <w:tcPr>
+            <w:tcW w:type="dxa" w:w="2880"/>
+            <w:shd w:val="clear" w:color="auto" w:fill="F4F6FA"/>
+          </w:tcPr>
+          <w:p>
+            <w:r/>
+            <w:r>
+              <w:rPr/>
+              <w:t>3 Weak-Bull</w:t>
+            </w:r>
+          </w:p>
+        </w:tc>
+        <w:tc>
+          <w:tcPr>
+            <w:tcW w:type="dxa" w:w="2880"/>
+            <w:shd w:val="clear" w:color="auto" w:fill="F4F6FA"/>
+          </w:tcPr>
+          <w:p>
+            <w:r/>
+            <w:r>
+              <w:rPr/>
+              <w:t>[+15, +40)</w:t>
+            </w:r>
+          </w:p>
+        </w:tc>
+        <w:tc>
+          <w:tcPr>
+            <w:tcW w:type="dxa" w:w="2880"/>
+            <w:shd w:val="clear" w:color="auto" w:fill="F4F6FA"/>
+          </w:tcPr>
+          <w:p>
+            <w:r/>
+            <w:r>
+              <w:rPr/>
+              <w:t>HOLD</w:t>
+            </w:r>
+          </w:p>
+        </w:tc>
+      </w:tr>
+      <w:tr>
+        <w:tc>
+          <w:tcPr>
+            <w:tcW w:type="dxa" w:w="2880"/>
+          </w:tcPr>
+          <w:p>
+            <w:r/>
+            <w:r>
+              <w:rPr/>
+              <w:t>4 Strong-Bull</w:t>
+            </w:r>
+          </w:p>
+        </w:tc>
+        <w:tc>
+          <w:tcPr>
+            <w:tcW w:type="dxa" w:w="2880"/>
+          </w:tcPr>
+          <w:p>
+            <w:r/>
+            <w:r>
+              <w:rPr/>
+              <w:t>[+40, +100]</w:t>
+            </w:r>
+          </w:p>
+        </w:tc>
+        <w:tc>
+          <w:tcPr>
+            <w:tcW w:type="dxa" w:w="2880"/>
+          </w:tcPr>
+          <w:p>
+            <w:r/>
+            <w:r>
+              <w:rPr/>
+              <w:t>BUY</w:t>
+            </w:r>
+          </w:p>
+        </w:tc>
+      </w:tr>
+    </w:tbl>
+    <w:p/>
+    <w:p>
+      <w:r>
+        <w:rPr>
+          <w:b/>
+        </w:rPr>
+        <w:t>Markov base score (</w:t>
+      </w:r>
+      <w:r>
+        <w:rPr>
+          <w:rFonts w:ascii="Consolas" w:hAnsi="Consolas"/>
+          <w:color w:val="334455"/>
+          <w:sz w:val="19"/>
+        </w:rPr>
+        <w:t>composite_daily</w:t>
+      </w:r>
+      <w:r>
+        <w:rPr>
+          <w:b/>
+        </w:rPr>
+        <w:t>).</w:t>
+      </w:r>
+      <w:r>
+        <w:rPr/>
+        <w:t xml:space="preserve"> The live verdict mixes intraday-only</w:t>
+        <w:br/>
+        <w:t>factors (intraday VWAP, intraday relative volume, multi-timeframe EMA alignment) that</w:t>
+        <w:br/>
+        <w:t>cannot be reconstructed for past bars, so the chain instead runs on a parallel</w:t>
+        <w:br/>
+      </w:r>
+      <w:r>
+        <w:rPr>
+          <w:b/>
+        </w:rPr>
+        <w:t>daily-only</w:t>
+      </w:r>
+      <w:r>
+        <w:rPr/>
+        <w:t xml:space="preserve"> composite computed identically for every historical bar and for "now"</w:t>
+        <w:br/>
+        <w:t>(</w:t>
+      </w:r>
+      <w:r>
+        <w:rPr>
+          <w:rFonts w:ascii="Consolas" w:hAnsi="Consolas"/>
+          <w:color w:val="334455"/>
+          <w:sz w:val="19"/>
+        </w:rPr>
+        <w:t>reconstruct_daily_composite</w:t>
+      </w:r>
+      <w:r>
+        <w:rPr/>
+        <w:t>): EMA-alignment (price vs the daily 12/21/50/200 EMA</w:t>
+        <w:br/>
+        <w:t>stack), ADX (directional), RSI, MACD, daily relative volume, distance-from-252-day-</w:t>
+        <w:br/>
+        <w:t>high, RS vs SPY (63d/126d), and sector-ETF-vs-SPY RS — the daily-reconstructable</w:t>
+        <w:br/>
+        <w:t>subset of the Position factors, weights renormalized to a 100-point scale. A bar with</w:t>
+        <w:br/>
+        <w:t>a missing close is excluded (it is not an observation).</w:t>
+      </w:r>
+    </w:p>
+    <w:p>
+      <w:r>
+        <w:rPr>
+          <w:b/>
+        </w:rPr>
+        <w:t>Transition matrix — hybrid (per-symbol + pooled prior).</w:t>
+      </w:r>
+      <w:r>
+        <w:rPr/>
+        <w:t xml:space="preserve"> Day-to-day band</w:t>
+        <w:br/>
+        <w:t xml:space="preserve">transitions over ~1 yr of </w:t>
+      </w:r>
+      <w:r>
+        <w:rPr>
+          <w:rFonts w:ascii="Consolas" w:hAnsi="Consolas"/>
+          <w:color w:val="334455"/>
+          <w:sz w:val="19"/>
+        </w:rPr>
+        <w:t>composite_daily</w:t>
+      </w:r>
+      <w:r>
+        <w:rPr/>
+        <w:t xml:space="preserve"> form a 5×5 count matrix </w:t>
+      </w:r>
+      <w:r>
+        <w:rPr>
+          <w:rFonts w:ascii="Consolas" w:hAnsi="Consolas"/>
+          <w:color w:val="334455"/>
+          <w:sz w:val="19"/>
+        </w:rPr>
+        <w:t>C_sym</w:t>
+      </w:r>
+      <w:r>
+        <w:rPr/>
+        <w:br/>
+        <w:t>(</w:t>
+      </w:r>
+      <w:r>
+        <w:rPr>
+          <w:rFonts w:ascii="Consolas" w:hAnsi="Consolas"/>
+          <w:color w:val="334455"/>
+          <w:sz w:val="19"/>
+        </w:rPr>
+        <w:t>count_matrix</w:t>
+      </w:r>
+      <w:r>
+        <w:rPr/>
+        <w:t>). Each row is Bayesian-shrunk toward a pooled prior via a</w:t>
+        <w:br/>
+        <w:t>Dirichlet-multinomial blend (</w:t>
+      </w:r>
+      <w:r>
+        <w:rPr>
+          <w:rFonts w:ascii="Consolas" w:hAnsi="Consolas"/>
+          <w:color w:val="334455"/>
+          <w:sz w:val="19"/>
+        </w:rPr>
+        <w:t>shrink</w:t>
+      </w:r>
+      <w:r>
+        <w:rPr/>
+        <w:t>, α = 30):</w:t>
+      </w:r>
+    </w:p>
+    <w:p>
+      <w:pPr>
+        <w:spacing w:before="80" w:after="160"/>
+        <w:ind w:left="216"/>
+        <w:shd w:val="clear" w:color="auto" w:fill="F4F6FA"/>
+      </w:pPr>
+      <w:r>
+        <w:rPr>
+          <w:rFonts w:ascii="Consolas" w:hAnsi="Consolas"/>
+          <w:color w:val="223344"/>
+          <w:sz w:val="18"/>
+        </w:rPr>
+        <w:t>P[i,j] = (C_sym[i,j] + α · Prior[i,j]) / (Σ_j C_sym[i,j] + α)</w:t>
+      </w:r>
+    </w:p>
+    <w:p>
+      <w:r>
+        <w:rPr/>
+        <w:t xml:space="preserve">The </w:t>
+      </w:r>
+      <w:r>
+        <w:rPr>
+          <w:b/>
+        </w:rPr>
+        <w:t>pooled prior</w:t>
+      </w:r>
+      <w:r>
+        <w:rPr/>
+        <w:t xml:space="preserve"> (</w:t>
+      </w:r>
+      <w:r>
+        <w:rPr>
+          <w:rFonts w:ascii="Consolas" w:hAnsi="Consolas"/>
+          <w:color w:val="334455"/>
+          <w:sz w:val="19"/>
+        </w:rPr>
+        <w:t>build_pooled_prior</w:t>
+      </w:r>
+      <w:r>
+        <w:rPr/>
+        <w:t xml:space="preserve"> / </w:t>
+      </w:r>
+      <w:r>
+        <w:rPr>
+          <w:rFonts w:ascii="Consolas" w:hAnsi="Consolas"/>
+          <w:color w:val="334455"/>
+          <w:sz w:val="19"/>
+        </w:rPr>
+        <w:t>get_prior</w:t>
+      </w:r>
+      <w:r>
+        <w:rPr/>
+        <w:t>) aggregates band transitions</w:t>
+        <w:br/>
+        <w:t>across a curated 17-symbol universe, row-normalized (</w:t>
+      </w:r>
+      <w:r>
+        <w:rPr>
+          <w:rFonts w:ascii="Consolas" w:hAnsi="Consolas"/>
+          <w:color w:val="334455"/>
+          <w:sz w:val="19"/>
+        </w:rPr>
+        <w:t>pooled_prior</w:t>
+      </w:r>
+      <w:r>
+        <w:rPr/>
+        <w:t>); it is cached at</w:t>
+        <w:br/>
+      </w:r>
+      <w:r>
+        <w:rPr>
+          <w:rFonts w:ascii="Consolas" w:hAnsi="Consolas"/>
+          <w:color w:val="334455"/>
+          <w:sz w:val="19"/>
+        </w:rPr>
+        <w:t>cache:trade:markov_prior</w:t>
+      </w:r>
+      <w:r>
+        <w:rPr/>
+        <w:t xml:space="preserve"> and rebuilt lazily once per day (uniform fallback on</w:t>
+        <w:br/>
+        <w:t>failure).</w:t>
+      </w:r>
+    </w:p>
+    <w:p>
+      <w:r>
+        <w:rPr>
+          <w:b/>
+        </w:rPr>
+        <w:t>Forecast</w:t>
+      </w:r>
+      <w:r>
+        <w:rPr/>
+        <w:t xml:space="preserve"> (</w:t>
+      </w:r>
+      <w:r>
+        <w:rPr>
+          <w:rFonts w:ascii="Consolas" w:hAnsi="Consolas"/>
+          <w:color w:val="334455"/>
+          <w:sz w:val="19"/>
+        </w:rPr>
+        <w:t>forecast</w:t>
+      </w:r>
+      <w:r>
+        <w:rPr/>
+        <w:t>). From the current band, the n-step distribution is</w:t>
+        <w:br/>
+      </w:r>
+      <w:r>
+        <w:rPr>
+          <w:rFonts w:ascii="Consolas" w:hAnsi="Consolas"/>
+          <w:color w:val="334455"/>
+          <w:sz w:val="19"/>
+        </w:rPr>
+        <w:t>dist₀ · Pⁿ</w:t>
+      </w:r>
+      <w:r>
+        <w:rPr/>
+        <w:t xml:space="preserve"> (</w:t>
+      </w:r>
+      <w:r>
+        <w:rPr>
+          <w:rFonts w:ascii="Consolas" w:hAnsi="Consolas"/>
+          <w:color w:val="334455"/>
+          <w:sz w:val="19"/>
+        </w:rPr>
+        <w:t>project</w:t>
+      </w:r>
+      <w:r>
+        <w:rPr/>
+        <w:t xml:space="preserve">) for n = 5 / 10 / 20 trading days, yielding </w:t>
+      </w:r>
+      <w:r>
+        <w:rPr>
+          <w:b/>
+        </w:rPr>
+        <w:t>P(BUY)</w:t>
+      </w:r>
+      <w:r>
+        <w:rPr/>
+        <w:t xml:space="preserve"> =</w:t>
+        <w:br/>
+        <w:t xml:space="preserve">P(band 4), </w:t>
+      </w:r>
+      <w:r>
+        <w:rPr>
+          <w:b/>
+        </w:rPr>
+        <w:t>P(SELL)</w:t>
+      </w:r>
+      <w:r>
+        <w:rPr/>
+        <w:t xml:space="preserve"> = P(band 0), and </w:t>
+      </w:r>
+      <w:r>
+        <w:rPr>
+          <w:b/>
+        </w:rPr>
+        <w:t>E[score]</w:t>
+      </w:r>
+      <w:r>
+        <w:rPr/>
+        <w:t xml:space="preserve"> = Σ midpoint·prob over band</w:t>
+        <w:br/>
+        <w:t xml:space="preserve">midpoints </w:t>
+      </w:r>
+      <w:r>
+        <w:rPr>
+          <w:rFonts w:ascii="Consolas" w:hAnsi="Consolas"/>
+          <w:color w:val="334455"/>
+          <w:sz w:val="19"/>
+        </w:rPr>
+        <w:t>[−70, −27.5, 0, +27.5, +70]</w:t>
+      </w:r>
+      <w:r>
+        <w:rPr/>
+        <w:t>. The row's self-transition probability is the</w:t>
+        <w:br/>
+      </w:r>
+      <w:r>
+        <w:rPr>
+          <w:b/>
+        </w:rPr>
+        <w:t>persistence</w:t>
+      </w:r>
+      <w:r>
+        <w:rPr/>
+        <w:t xml:space="preserve">; the </w:t>
+      </w:r>
+      <w:r>
+        <w:rPr>
+          <w:b/>
+        </w:rPr>
+        <w:t>stationary</w:t>
+      </w:r>
+      <w:r>
+        <w:rPr/>
+        <w:t xml:space="preserve"> (long-run) distribution is found by power</w:t>
+        <w:br/>
+        <w:t>iteration (robust to reducible chains).</w:t>
+      </w:r>
+    </w:p>
+    <w:p>
+      <w:r>
+        <w:rPr>
+          <w:b/>
+        </w:rPr>
+        <w:t>Drift tilt</w:t>
+      </w:r>
+      <w:r>
+        <w:rPr/>
+        <w:t xml:space="preserve"> (</w:t>
+      </w:r>
+      <w:r>
+        <w:rPr>
+          <w:rFonts w:ascii="Consolas" w:hAnsi="Consolas"/>
+          <w:color w:val="334455"/>
+          <w:sz w:val="19"/>
+        </w:rPr>
+        <w:t>drift_tilt</w:t>
+      </w:r>
+      <w:r>
+        <w:rPr/>
+        <w:t xml:space="preserve">, </w:t>
+      </w:r>
+      <w:r>
+        <w:rPr>
+          <w:rFonts w:ascii="Consolas" w:hAnsi="Consolas"/>
+          <w:color w:val="334455"/>
+          <w:sz w:val="19"/>
+        </w:rPr>
+        <w:t>row_confidence</w:t>
+      </w:r>
+      <w:r>
+        <w:rPr/>
+        <w:t>). The expected forward move drives a</w:t>
+        <w:br/>
+        <w:t>bounded, confidence-weighted adjustment to the displayed score:</w:t>
+      </w:r>
+    </w:p>
+    <w:p>
+      <w:pPr>
+        <w:spacing w:before="80" w:after="160"/>
+        <w:ind w:left="216"/>
+        <w:shd w:val="clear" w:color="auto" w:fill="F4F6FA"/>
+      </w:pPr>
+      <w:r>
+        <w:rPr>
+          <w:rFonts w:ascii="Consolas" w:hAnsi="Consolas"/>
+          <w:color w:val="223344"/>
+          <w:sz w:val="18"/>
+        </w:rPr>
+        <w:t>drift      = E[score @ 10d] − composite_daily_now</w:t>
+      </w:r>
+      <w:r>
+        <w:br/>
+      </w:r>
+      <w:r>
+        <w:rPr>
+          <w:rFonts w:ascii="Consolas" w:hAnsi="Consolas"/>
+          <w:color w:val="223344"/>
+          <w:sz w:val="18"/>
+        </w:rPr>
+        <w:t>confidence = n / (n + 40)            # n = observed transitions out of the current band</w:t>
+      </w:r>
+      <w:r>
+        <w:br/>
+      </w:r>
+      <w:r>
+        <w:rPr>
+          <w:rFonts w:ascii="Consolas" w:hAnsi="Consolas"/>
+          <w:color w:val="223344"/>
+          <w:sz w:val="18"/>
+        </w:rPr>
+        <w:t>tilt       = clip(0.5 · drift, −12, +12) · confidence</w:t>
+      </w:r>
+      <w:r>
+        <w:br/>
+      </w:r>
+      <w:r>
+        <w:rPr>
+          <w:rFonts w:ascii="Consolas" w:hAnsi="Consolas"/>
+          <w:color w:val="223344"/>
+          <w:sz w:val="18"/>
+        </w:rPr>
+        <w:t>markov_adjusted_score = clip(composite_full + tilt, −100, +100)</w:t>
+      </w:r>
+    </w:p>
+    <w:p>
+      <w:r>
+        <w:rPr>
+          <w:rFonts w:ascii="Consolas" w:hAnsi="Consolas"/>
+          <w:color w:val="334455"/>
+          <w:sz w:val="19"/>
+        </w:rPr>
+        <w:t>composite_full</w:t>
+      </w:r>
+      <w:r>
+        <w:rPr/>
+        <w:t xml:space="preserve"> is the live (intraday-enriched) Position score. </w:t>
+      </w:r>
+      <w:r>
+        <w:rPr>
+          <w:b/>
+        </w:rPr>
+        <w:t>No feedback by</w:t>
+        <w:br/>
+        <w:t>construction:</w:t>
+      </w:r>
+      <w:r>
+        <w:rPr/>
+        <w:t xml:space="preserve"> the chain is built only from </w:t>
+      </w:r>
+      <w:r>
+        <w:rPr>
+          <w:rFonts w:ascii="Consolas" w:hAnsi="Consolas"/>
+          <w:color w:val="334455"/>
+          <w:sz w:val="19"/>
+        </w:rPr>
+        <w:t>composite_daily</w:t>
+      </w:r>
+      <w:r>
+        <w:rPr/>
+        <w:t>, so the tilt added to</w:t>
+        <w:br/>
+      </w:r>
+      <w:r>
+        <w:rPr>
+          <w:rFonts w:ascii="Consolas" w:hAnsi="Consolas"/>
+          <w:color w:val="334455"/>
+          <w:sz w:val="19"/>
+        </w:rPr>
+        <w:t>composite_full</w:t>
+      </w:r>
+      <w:r>
+        <w:rPr/>
+        <w:t xml:space="preserve"> can never feed back into the matrix. The tilt moves the </w:t>
+      </w:r>
+      <w:r>
+        <w:rPr>
+          <w:b/>
+        </w:rPr>
+        <w:t>score</w:t>
+      </w:r>
+      <w:r>
+        <w:rPr/>
+        <w:br/>
+        <w:t xml:space="preserve">only — the Buy/Hold/Sell </w:t>
+      </w:r>
+      <w:r>
+        <w:rPr>
+          <w:b/>
+        </w:rPr>
+        <w:t>label</w:t>
+      </w:r>
+      <w:r>
+        <w:rPr/>
+        <w:t xml:space="preserve"> is never re-derived from it. Every step is</w:t>
+        <w:br/>
+        <w:t>defensive: any failure yields no Markov block and the verdict is unchanged.</w:t>
       </w:r>
     </w:p>
     <w:p>

--- a/docs/manuals/technical-reference/technical-reference.docx
+++ b/docs/manuals/technical-reference/technical-reference.docx
@@ -32,7 +32,7 @@
           <w:color w:val="5B6678"/>
           <w:sz w:val="18"/>
         </w:rPr>
-        <w:t>WebGUI Trading with Schwab · Generated 2026-06-22</w:t>
+        <w:t>WebGUI Trading with Schwab · Generated 2026-06-23</w:t>
       </w:r>
     </w:p>
     <w:p/>
@@ -8611,17 +8611,170 @@
         <w:rPr/>
         <w:t xml:space="preserve"> returns credit/debit, max</w:t>
         <w:br/>
-        <w:t>profit/loss, break-even(s), strike width, and probability of profit.</w:t>
-      </w:r>
-    </w:p>
-    <w:p>
+        <w:t>profit/loss, break-even(s), strike width, and probability of profit — closed-form</w:t>
+        <w:br/>
+        <w:t xml:space="preserve">for </w:t>
+      </w:r>
       <w:r>
         <w:rPr>
           <w:rFonts w:ascii="Consolas" w:hAnsi="Consolas"/>
           <w:color w:val="334455"/>
           <w:sz w:val="19"/>
         </w:rPr>
-        <w:t>calc_spread_pnl(legs, spot, iv, rate, eval_dates, price_range, expiry_date, iv_adjustment=0)</w:t>
+        <w:t>PCS</w:t>
+      </w:r>
+      <w:r>
+        <w:rPr/>
+        <w:t>/</w:t>
+      </w:r>
+      <w:r>
+        <w:rPr>
+          <w:rFonts w:ascii="Consolas" w:hAnsi="Consolas"/>
+          <w:color w:val="334455"/>
+          <w:sz w:val="19"/>
+        </w:rPr>
+        <w:t>CCS</w:t>
+      </w:r>
+      <w:r>
+        <w:rPr/>
+        <w:t>/</w:t>
+      </w:r>
+      <w:r>
+        <w:rPr>
+          <w:rFonts w:ascii="Consolas" w:hAnsi="Consolas"/>
+          <w:color w:val="334455"/>
+          <w:sz w:val="19"/>
+        </w:rPr>
+        <w:t>IC</w:t>
+      </w:r>
+      <w:r>
+        <w:rPr/>
+        <w:t xml:space="preserve"> and the four single-leg strategies.</w:t>
+      </w:r>
+    </w:p>
+    <w:p>
+      <w:r>
+        <w:rPr>
+          <w:rFonts w:ascii="Consolas" w:hAnsi="Consolas"/>
+          <w:color w:val="334455"/>
+          <w:sz w:val="19"/>
+        </w:rPr>
+        <w:t>calc_summary_generic(legs, spot, r, iv, T)</w:t>
+      </w:r>
+      <w:r>
+        <w:rPr/>
+        <w:t xml:space="preserve"> covers </w:t>
+      </w:r>
+      <w:r>
+        <w:rPr>
+          <w:b/>
+        </w:rPr>
+        <w:t>any other structure</w:t>
+      </w:r>
+      <w:r>
+        <w:rPr/>
+        <w:br/>
+        <w:t>(butterfly, condor, calendar, diagonal, or a hand-edited set): it evaluates net P&amp;L</w:t>
+        <w:br/>
+        <w:t xml:space="preserve">across a 601-point price grid at the </w:t>
+      </w:r>
+      <w:r>
+        <w:rPr>
+          <w:b/>
+        </w:rPr>
+        <w:t>front (nearest) leg expiry</w:t>
+      </w:r>
+      <w:r>
+        <w:rPr/>
+        <w:t xml:space="preserve"> — calendars price</w:t>
+        <w:br/>
+        <w:t xml:space="preserve">the back leg via Black-Scholes at its remaining </w:t>
+      </w:r>
+      <w:r>
+        <w:rPr>
+          <w:rFonts w:ascii="Consolas" w:hAnsi="Consolas"/>
+          <w:color w:val="334455"/>
+          <w:sz w:val="19"/>
+        </w:rPr>
+        <w:t>T</w:t>
+      </w:r>
+      <w:r>
+        <w:rPr/>
+        <w:t xml:space="preserve"> — and reads </w:t>
+      </w:r>
+      <w:r>
+        <w:rPr>
+          <w:b/>
+        </w:rPr>
+        <w:t>max profit/loss</w:t>
+      </w:r>
+      <w:r>
+        <w:rPr/>
+        <w:t xml:space="preserve"> as</w:t>
+        <w:br/>
+        <w:t xml:space="preserve">the curve's extremes, </w:t>
+      </w:r>
+      <w:r>
+        <w:rPr>
+          <w:b/>
+        </w:rPr>
+        <w:t>break-evens</w:t>
+      </w:r>
+      <w:r>
+        <w:rPr/>
+        <w:t xml:space="preserve"> as its zero-crossings, and </w:t>
+      </w:r>
+      <w:r>
+        <w:rPr>
+          <w:b/>
+        </w:rPr>
+        <w:t>PoP</w:t>
+      </w:r>
+      <w:r>
+        <w:rPr/>
+        <w:t xml:space="preserve"> as the</w:t>
+        <w:br/>
+        <w:t>risk-neutral lognormal mass over the profitable region (same at-expiration convention</w:t>
+        <w:br/>
+        <w:t xml:space="preserve">as the analytic path). The service </w:t>
+      </w:r>
+      <w:r>
+        <w:rPr>
+          <w:rFonts w:ascii="Consolas" w:hAnsi="Consolas"/>
+          <w:color w:val="334455"/>
+          <w:sz w:val="19"/>
+        </w:rPr>
+        <w:t>compute.calc_compute</w:t>
+      </w:r>
+      <w:r>
+        <w:rPr/>
+        <w:t xml:space="preserve"> routes to the analytic</w:t>
+        <w:br/>
+        <w:t>function when the strategy code is one of the seven closed-form cases and the legs</w:t>
+        <w:br/>
+        <w:t xml:space="preserve">still match that template, else to the generic one (via </w:t>
+      </w:r>
+      <w:r>
+        <w:rPr>
+          <w:rFonts w:ascii="Consolas" w:hAnsi="Consolas"/>
+          <w:color w:val="334455"/>
+          <w:sz w:val="19"/>
+        </w:rPr>
+        <w:t>strategies.summary_code</w:t>
+      </w:r>
+      <w:r>
+        <w:rPr/>
+        <w:t>).</w:t>
+      </w:r>
+    </w:p>
+    <w:p>
+      <w:r>
+        <w:rPr>
+          <w:rFonts w:ascii="Consolas" w:hAnsi="Consolas"/>
+          <w:color w:val="334455"/>
+          <w:sz w:val="19"/>
+        </w:rPr>
+        <w:t>calc_spread_pnl(legs, spot, iv, rate, eval_dates, price_range, expiry_date, iv_adjustment=0, per_leg_expiry=False)</w:t>
       </w:r>
       <w:r>
         <w:rPr/>
@@ -8641,7 +8794,82 @@
       <w:r>
         <w:rPr/>
         <w:br/>
-        <w:t>shifts IV at every point for shock scenarios.</w:t>
+        <w:t xml:space="preserve">shifts IV at every point for shock scenarios. With </w:t>
+      </w:r>
+      <w:r>
+        <w:rPr>
+          <w:rFonts w:ascii="Consolas" w:hAnsi="Consolas"/>
+          <w:color w:val="334455"/>
+          <w:sz w:val="19"/>
+        </w:rPr>
+        <w:t>per_leg_expiry=True</w:t>
+      </w:r>
+      <w:r>
+        <w:rPr/>
+        <w:t xml:space="preserve"> each leg is</w:t>
+        <w:br/>
+        <w:t xml:space="preserve">priced at </w:t>
+      </w:r>
+      <w:r>
+        <w:rPr>
+          <w:b/>
+        </w:rPr>
+        <w:t>its own</w:t>
+      </w:r>
+      <w:r>
+        <w:rPr/>
+        <w:t xml:space="preserve"> time-to-expiry per column (</w:t>
+      </w:r>
+      <w:r>
+        <w:rPr>
+          <w:rFonts w:ascii="Consolas" w:hAnsi="Consolas"/>
+          <w:color w:val="334455"/>
+          <w:sz w:val="19"/>
+        </w:rPr>
+        <w:t>t_leg = leg_T0 − elapsed</w:t>
+      </w:r>
+      <w:r>
+        <w:rPr/>
+        <w:t>), so a</w:t>
+        <w:br/>
+      </w:r>
+      <w:r>
+        <w:rPr>
+          <w:b/>
+        </w:rPr>
+        <w:t>calendar/diagonal</w:t>
+      </w:r>
+      <w:r>
+        <w:rPr/>
+        <w:t xml:space="preserve"> shows the back leg retaining value at the front-leg expiry;</w:t>
+        <w:br/>
+        <w:t xml:space="preserve">legs that omit an </w:t>
+      </w:r>
+      <w:r>
+        <w:rPr>
+          <w:rFonts w:ascii="Consolas" w:hAnsi="Consolas"/>
+          <w:color w:val="334455"/>
+          <w:sz w:val="19"/>
+        </w:rPr>
+        <w:t>expiry</w:t>
+      </w:r>
+      <w:r>
+        <w:rPr/>
+        <w:t xml:space="preserve"> fall back to the column </w:t>
+      </w:r>
+      <w:r>
+        <w:rPr>
+          <w:rFonts w:ascii="Consolas" w:hAnsi="Consolas"/>
+          <w:color w:val="334455"/>
+          <w:sz w:val="19"/>
+        </w:rPr>
+        <w:t>T</w:t>
+      </w:r>
+      <w:r>
+        <w:rPr/>
+        <w:t xml:space="preserve"> (single-expiry output is</w:t>
+        <w:br/>
+        <w:t>byte-identical to the legacy path).</w:t>
       </w:r>
     </w:p>
     <w:p>
@@ -8678,17 +8906,19 @@
       </w:r>
     </w:p>
     <w:p>
-      <w:pPr>
-        <w:pStyle w:val="ListBullet"/>
-      </w:pPr>
+      <w:r>
+        <w:rPr/>
+        <w:t xml:space="preserve">Positions are </w:t>
+      </w:r>
       <w:r>
         <w:rPr>
           <w:b/>
         </w:rPr>
-        <w:t>What-if</w:t>
-      </w:r>
-      <w:r>
-        <w:t xml:space="preserve"> (</w:t>
+        <w:t>multi-leg</w:t>
+      </w:r>
+      <w:r>
+        <w:rPr/>
+        <w:t xml:space="preserve">: </w:t>
       </w:r>
       <w:r>
         <w:rPr>
@@ -8696,10 +8926,12 @@
           <w:color w:val="334455"/>
           <w:sz w:val="19"/>
         </w:rPr>
-        <w:t>WhatIfEngine</w:t>
-      </w:r>
-      <w:r>
-        <w:t xml:space="preserve">) — freezes time </w:t>
+        <w:t>Position(legs=[Leg(contract, sign, ratio), …])</w:t>
+      </w:r>
+      <w:r>
+        <w:rPr/>
+        <w:t>, and</w:t>
+        <w:br/>
       </w:r>
       <w:r>
         <w:rPr>
@@ -8707,12 +8939,60 @@
           <w:color w:val="334455"/>
           <w:sz w:val="19"/>
         </w:rPr>
-        <w:t>days_elapsed</w:t>
-      </w:r>
-      <w:r>
-        <w:t xml:space="preserve"> forward and sweeps an</w:t>
+        <w:t>aggregate_position</w:t>
+      </w:r>
+      <w:r>
+        <w:rPr/>
+        <w:t xml:space="preserve"> runs the per-leg pricer then scales each leg's Greeks by</w:t>
         <w:br/>
-        <w:t xml:space="preserve">  81-point ±20% price range, decomposing P&amp;L by Delta/Gamma/Theta/Vega.</w:t>
+      </w:r>
+      <w:r>
+        <w:rPr>
+          <w:rFonts w:ascii="Consolas" w:hAnsi="Consolas"/>
+          <w:color w:val="334455"/>
+          <w:sz w:val="19"/>
+        </w:rPr>
+        <w:t>sign · ratio</w:t>
+      </w:r>
+      <w:r>
+        <w:rPr/>
+        <w:t xml:space="preserve"> before summing — the </w:t>
+      </w:r>
+      <w:r>
+        <w:rPr>
+          <w:rFonts w:ascii="Consolas" w:hAnsi="Consolas"/>
+          <w:color w:val="334455"/>
+          <w:sz w:val="19"/>
+        </w:rPr>
+        <w:t>ratio</w:t>
+      </w:r>
+      <w:r>
+        <w:rPr/>
+        <w:t xml:space="preserve"> field (default 1) lets a 1-2-1</w:t>
+        <w:br/>
+      </w:r>
+      <w:r>
+        <w:rPr>
+          <w:b/>
+        </w:rPr>
+        <w:t>butterfly body</w:t>
+      </w:r>
+      <w:r>
+        <w:rPr/>
+        <w:t xml:space="preserve"> trade at 2×. </w:t>
+      </w:r>
+      <w:r>
+        <w:rPr>
+          <w:rFonts w:ascii="Consolas" w:hAnsi="Consolas"/>
+          <w:color w:val="334455"/>
+          <w:sz w:val="19"/>
+        </w:rPr>
+        <w:t>Position.from_legs([(contract, sign, ratio), …])</w:t>
+      </w:r>
+      <w:r>
+        <w:rPr/>
+        <w:br/>
+        <w:t>builds one from resolved contracts.</w:t>
       </w:r>
     </w:p>
     <w:p>
@@ -8723,7 +9003,7 @@
         <w:rPr>
           <w:b/>
         </w:rPr>
-        <w:t>IV shock</w:t>
+        <w:t>What-if</w:t>
       </w:r>
       <w:r>
         <w:t xml:space="preserve"> (</w:t>
@@ -8734,10 +9014,12 @@
           <w:color w:val="334455"/>
           <w:sz w:val="19"/>
         </w:rPr>
-        <w:t>IVShockEngine</w:t>
-      </w:r>
-      <w:r>
-        <w:t xml:space="preserve">) — compares the contract at base IV vs </w:t>
+        <w:t>WhatIfEngine</w:t>
+      </w:r>
+      <w:r>
+        <w:t>) — sweeps an 81-point ±20% price range. The service</w:t>
+        <w:br/>
+        <w:t xml:space="preserve">  </w:t>
       </w:r>
       <w:r>
         <w:rPr>
@@ -8745,10 +9027,56 @@
           <w:color w:val="334455"/>
           <w:sz w:val="19"/>
         </w:rPr>
-        <w:t>IV × mult</w:t>
-      </w:r>
-      <w:r>
-        <w:t>.</w:t>
+        <w:t>compute.sim_run</w:t>
+      </w:r>
+      <w:r>
+        <w:t xml:space="preserve"> advances </w:t>
+      </w:r>
+      <w:r>
+        <w:rPr>
+          <w:b/>
+        </w:rPr>
+        <w:t xml:space="preserve">each leg by </w:t>
+      </w:r>
+      <w:r>
+        <w:rPr>
+          <w:rFonts w:ascii="Consolas" w:hAnsi="Consolas"/>
+          <w:color w:val="334455"/>
+          <w:sz w:val="19"/>
+        </w:rPr>
+        <w:t>Δt</w:t>
+      </w:r>
+      <w:r>
+        <w:rPr>
+          <w:b/>
+        </w:rPr>
+        <w:t xml:space="preserve"> elapsed days from now</w:t>
+      </w:r>
+      <w:r>
+        <w:br/>
+        <w:t xml:space="preserve">  (</w:t>
+      </w:r>
+      <w:r>
+        <w:rPr>
+          <w:rFonts w:ascii="Consolas" w:hAnsi="Consolas"/>
+          <w:color w:val="334455"/>
+          <w:sz w:val="19"/>
+        </w:rPr>
+        <w:t>t_leg = max(leg_DTE − Δt, …)</w:t>
+      </w:r>
+      <w:r>
+        <w:t>), so same-expiry structures decay together while a</w:t>
+        <w:br/>
+        <w:t xml:space="preserve">  </w:t>
+      </w:r>
+      <w:r>
+        <w:rPr>
+          <w:b/>
+        </w:rPr>
+        <w:t>calendar</w:t>
+      </w:r>
+      <w:r>
+        <w:t xml:space="preserve"> decays each leg on its own clock.</w:t>
       </w:r>
     </w:p>
     <w:p>
@@ -8759,7 +9087,7 @@
         <w:rPr>
           <w:b/>
         </w:rPr>
-        <w:t>Replay</w:t>
+        <w:t>IV shock</w:t>
       </w:r>
       <w:r>
         <w:t xml:space="preserve"> (</w:t>
@@ -8770,10 +9098,47 @@
           <w:color w:val="334455"/>
           <w:sz w:val="19"/>
         </w:rPr>
+        <w:t>IVShockEngine</w:t>
+      </w:r>
+      <w:r>
+        <w:t xml:space="preserve">) — compares the position at base IV vs </w:t>
+      </w:r>
+      <w:r>
+        <w:rPr>
+          <w:rFonts w:ascii="Consolas" w:hAnsi="Consolas"/>
+          <w:color w:val="334455"/>
+          <w:sz w:val="19"/>
+        </w:rPr>
+        <w:t>IV × mult</w:t>
+      </w:r>
+      <w:r>
+        <w:br/>
+        <w:t xml:space="preserve">  (each leg already priced at its own expiry).</w:t>
+      </w:r>
+    </w:p>
+    <w:p>
+      <w:pPr>
+        <w:pStyle w:val="ListBullet"/>
+      </w:pPr>
+      <w:r>
+        <w:rPr>
+          <w:b/>
+        </w:rPr>
+        <w:t>Replay</w:t>
+      </w:r>
+      <w:r>
+        <w:t xml:space="preserve"> (</w:t>
+      </w:r>
+      <w:r>
+        <w:rPr>
+          <w:rFonts w:ascii="Consolas" w:hAnsi="Consolas"/>
+          <w:color w:val="334455"/>
+          <w:sz w:val="19"/>
+        </w:rPr>
         <w:t>ReplayEngine.full_trace</w:t>
       </w:r>
       <w:r>
-        <w:t>) — steps the contract bar-by-bar along the</w:t>
+        <w:t>) — steps the position bar-by-bar along the</w:t>
         <w:br/>
         <w:t xml:space="preserve">  underlying's recent path, re-pricing and computing all Greeks at each bar. The</w:t>
         <w:br/>
@@ -8791,6 +9156,73 @@
         <w:t>) wraps this and compresses overnight/weekend gaps</w:t>
         <w:br/>
         <w:t xml:space="preserve">  onto a consecutive integer x-axis for the six-panel chart.</w:t>
+      </w:r>
+    </w:p>
+    <w:p>
+      <w:r>
+        <w:rPr/>
+        <w:t xml:space="preserve">Both </w:t>
+      </w:r>
+      <w:r>
+        <w:rPr>
+          <w:rFonts w:ascii="Consolas" w:hAnsi="Consolas"/>
+          <w:color w:val="334455"/>
+          <w:sz w:val="19"/>
+        </w:rPr>
+        <w:t>compute.sim_run</w:t>
+      </w:r>
+      <w:r>
+        <w:rPr/>
+        <w:t xml:space="preserve"> and </w:t>
+      </w:r>
+      <w:r>
+        <w:rPr>
+          <w:rFonts w:ascii="Consolas" w:hAnsi="Consolas"/>
+          <w:color w:val="334455"/>
+          <w:sz w:val="19"/>
+        </w:rPr>
+        <w:t>compute.sim_replay</w:t>
+      </w:r>
+      <w:r>
+        <w:rPr/>
+        <w:t xml:space="preserve"> take a </w:t>
+      </w:r>
+      <w:r>
+        <w:rPr>
+          <w:rFonts w:ascii="Consolas" w:hAnsi="Consolas"/>
+          <w:color w:val="334455"/>
+          <w:sz w:val="19"/>
+        </w:rPr>
+        <w:t>legs</w:t>
+      </w:r>
+      <w:r>
+        <w:rPr/>
+        <w:t xml:space="preserve"> list (each</w:t>
+        <w:br/>
+      </w:r>
+      <w:r>
+        <w:rPr>
+          <w:rFonts w:ascii="Consolas" w:hAnsi="Consolas"/>
+          <w:color w:val="334455"/>
+          <w:sz w:val="19"/>
+        </w:rPr>
+        <w:t>{kind, strike, expiry, side, qty}</w:t>
+      </w:r>
+      <w:r>
+        <w:rPr/>
+        <w:t xml:space="preserve">) and remain </w:t>
+      </w:r>
+      <w:r>
+        <w:rPr>
+          <w:b/>
+        </w:rPr>
+        <w:t>backward-compatible</w:t>
+      </w:r>
+      <w:r>
+        <w:rPr/>
+        <w:t xml:space="preserve"> with the</w:t>
+        <w:br/>
+        <w:t>legacy single-contract positional arguments.</w:t>
       </w:r>
     </w:p>
     <w:p>

--- a/docs/manuals/technical-reference/technical-reference.docx
+++ b/docs/manuals/technical-reference/technical-reference.docx
@@ -32,7 +32,7 @@
           <w:color w:val="5B6678"/>
           <w:sz w:val="18"/>
         </w:rPr>
-        <w:t>WebGUI Trading with Schwab · Generated 2026-06-23</w:t>
+        <w:t>WebGUI Trading with Schwab · Generated 2026-06-28</w:t>
       </w:r>
     </w:p>
     <w:p/>
@@ -6944,6 +6944,1954 @@
       </w:pPr>
       <w:r>
         <w:rPr/>
+        <w:t>Validated swing model (Position, 1–8 wk)</w:t>
+      </w:r>
+    </w:p>
+    <w:p>
+      <w:r>
+        <w:rPr>
+          <w:b/>
+        </w:rPr>
+        <w:t>Files:</w:t>
+      </w:r>
+      <w:r>
+        <w:rPr/>
+        <w:t xml:space="preserve"> </w:t>
+      </w:r>
+      <w:r>
+        <w:rPr>
+          <w:rFonts w:ascii="Consolas" w:hAnsi="Consolas"/>
+          <w:color w:val="334455"/>
+          <w:sz w:val="19"/>
+        </w:rPr>
+        <w:t>trade-analyzer/src/analysis/factors.py</w:t>
+      </w:r>
+      <w:r>
+        <w:rPr/>
+        <w:t xml:space="preserve"> (factor library) +</w:t>
+        <w:br/>
+      </w:r>
+      <w:r>
+        <w:rPr>
+          <w:rFonts w:ascii="Consolas" w:hAnsi="Consolas"/>
+          <w:color w:val="334455"/>
+          <w:sz w:val="19"/>
+        </w:rPr>
+        <w:t>trade-analyzer/src/analysis/backtest.py</w:t>
+      </w:r>
+      <w:r>
+        <w:rPr/>
+        <w:t xml:space="preserve"> (IC engine) +</w:t>
+        <w:br/>
+      </w:r>
+      <w:r>
+        <w:rPr>
+          <w:rFonts w:ascii="Consolas" w:hAnsi="Consolas"/>
+          <w:color w:val="334455"/>
+          <w:sz w:val="19"/>
+        </w:rPr>
+        <w:t>trade-analyzer/fit_swing_model.py</w:t>
+      </w:r>
+      <w:r>
+        <w:rPr/>
+        <w:t xml:space="preserve"> (offline orchestrator) +</w:t>
+        <w:br/>
+      </w:r>
+      <w:r>
+        <w:rPr>
+          <w:rFonts w:ascii="Consolas" w:hAnsi="Consolas"/>
+          <w:color w:val="334455"/>
+          <w:sz w:val="19"/>
+        </w:rPr>
+        <w:t>trade-analyzer/data/swing_model.json</w:t>
+      </w:r>
+      <w:r>
+        <w:rPr/>
+        <w:t xml:space="preserve"> (artifact) +</w:t>
+        <w:br/>
+      </w:r>
+      <w:r>
+        <w:rPr>
+          <w:rFonts w:ascii="Consolas" w:hAnsi="Consolas"/>
+          <w:color w:val="334455"/>
+          <w:sz w:val="19"/>
+        </w:rPr>
+        <w:t>services/trade_svc/swing_model.py</w:t>
+      </w:r>
+      <w:r>
+        <w:rPr/>
+        <w:t xml:space="preserve"> (live scorer). The </w:t>
+      </w:r>
+      <w:r>
+        <w:rPr>
+          <w:b/>
+        </w:rPr>
+        <w:t>Position</w:t>
+      </w:r>
+      <w:r>
+        <w:rPr/>
+        <w:t xml:space="preserve"> verdict's</w:t>
+        <w:br/>
+        <w:t xml:space="preserve">hand-weighted scoring is replaced by a </w:t>
+      </w:r>
+      <w:r>
+        <w:rPr>
+          <w:b/>
+        </w:rPr>
+        <w:t>backtested, IC-weighted cross-sectional factor</w:t>
+        <w:br/>
+        <w:t>model</w:t>
+      </w:r>
+      <w:r>
+        <w:rPr/>
+        <w:t xml:space="preserve"> whose weights are learned from forward returns. Investing (months+) is deferred</w:t>
+        <w:br/>
+        <w:t xml:space="preserve">(no point-in-time fundamentals source). Architecture: </w:t>
+      </w:r>
+      <w:r>
+        <w:rPr>
+          <w:b/>
+        </w:rPr>
+        <w:t>offline fit → versioned</w:t>
+        <w:br/>
+        <w:t>artifact → online score</w:t>
+      </w:r>
+      <w:r>
+        <w:rPr/>
+        <w:t>.</w:t>
+      </w:r>
+    </w:p>
+    <w:p>
+      <w:r>
+        <w:rPr>
+          <w:b/>
+        </w:rPr>
+        <w:t>Factor library.</w:t>
+      </w:r>
+      <w:r>
+        <w:rPr/>
+        <w:t xml:space="preserve"> Each factor is </w:t>
+      </w:r>
+      <w:r>
+        <w:rPr>
+          <w:rFonts w:ascii="Consolas" w:hAnsi="Consolas"/>
+          <w:color w:val="334455"/>
+          <w:sz w:val="19"/>
+        </w:rPr>
+        <w:t>(daily_df) → pd.Series</w:t>
+      </w:r>
+      <w:r>
+        <w:rPr/>
+        <w:t xml:space="preserve">, </w:t>
+      </w:r>
+      <w:r>
+        <w:rPr>
+          <w:b/>
+        </w:rPr>
+        <w:t>sign-corrected so higher</w:t>
+        <w:br/>
+        <w:t>= more bullish</w:t>
+      </w:r>
+      <w:r>
+        <w:rPr/>
+        <w:t xml:space="preserve">, and </w:t>
+      </w:r>
+      <w:r>
+        <w:rPr>
+          <w:b/>
+        </w:rPr>
+        <w:t>causal</w:t>
+      </w:r>
+      <w:r>
+        <w:rPr/>
+        <w:t xml:space="preserve"> — the value at bar </w:t>
+      </w:r>
+      <w:r>
+        <w:rPr>
+          <w:i/>
+        </w:rPr>
+        <w:t>t</w:t>
+      </w:r>
+      <w:r>
+        <w:rPr/>
+        <w:t xml:space="preserve"> uses only data ≤ </w:t>
+      </w:r>
+      <w:r>
+        <w:rPr>
+          <w:i/>
+        </w:rPr>
+        <w:t>t</w:t>
+      </w:r>
+      <w:r>
+        <w:rPr/>
+        <w:t xml:space="preserve"> (no</w:t>
+        <w:br/>
+        <w:t xml:space="preserve">look-ahead). Winsorization and standardization are applied </w:t>
+      </w:r>
+      <w:r>
+        <w:rPr>
+          <w:b/>
+        </w:rPr>
+        <w:t>cross-sectionally at</w:t>
+        <w:br/>
+        <w:t>scoring</w:t>
+      </w:r>
+      <w:r>
+        <w:rPr/>
+        <w:t xml:space="preserve"> (across symbols per date), never per-factor over a symbol's own history (which</w:t>
+        <w:br/>
+        <w:t>would leak future bars into a past value and inflate measured IC). The live value is the</w:t>
+        <w:br/>
+        <w:t>Series' last element, so the same code feeds the backtest and the scorer.</w:t>
+      </w:r>
+    </w:p>
+    <w:tbl>
+      <w:tblPr>
+        <w:tblW w:type="auto" w:w="0"/>
+        <w:jc w:val="left"/>
+        <w:tblLayout w:type="autofit"/>
+        <w:tblLook w:firstColumn="1" w:firstRow="1" w:lastColumn="0" w:lastRow="0" w:noHBand="0" w:noVBand="1" w:val="04A0"/>
+        <w:tblBorders>
+          <w:top w:val="single" w:sz="4" w:space="0" w:color="D8DEE9"/>
+          <w:left w:val="single" w:sz="4" w:space="0" w:color="D8DEE9"/>
+          <w:bottom w:val="single" w:sz="4" w:space="0" w:color="D8DEE9"/>
+          <w:right w:val="single" w:sz="4" w:space="0" w:color="D8DEE9"/>
+          <w:insideH w:val="single" w:sz="4" w:space="0" w:color="D8DEE9"/>
+          <w:insideV w:val="single" w:sz="4" w:space="0" w:color="D8DEE9"/>
+        </w:tblBorders>
+      </w:tblPr>
+      <w:tblGrid>
+        <w:gridCol w:w="2880"/>
+        <w:gridCol w:w="2880"/>
+        <w:gridCol w:w="2880"/>
+      </w:tblGrid>
+      <w:tr>
+        <w:tc>
+          <w:tcPr>
+            <w:tcW w:type="dxa" w:w="2880"/>
+            <w:shd w:val="clear" w:color="auto" w:fill="EAF2FB"/>
+          </w:tcPr>
+          <w:p>
+            <w:r>
+              <w:rPr>
+                <w:b/>
+              </w:rPr>
+            </w:r>
+            <w:r>
+              <w:rPr>
+                <w:b/>
+              </w:rPr>
+              <w:t>Factor</w:t>
+            </w:r>
+          </w:p>
+        </w:tc>
+        <w:tc>
+          <w:tcPr>
+            <w:tcW w:type="dxa" w:w="2880"/>
+            <w:shd w:val="clear" w:color="auto" w:fill="EAF2FB"/>
+          </w:tcPr>
+          <w:p>
+            <w:r>
+              <w:rPr>
+                <w:b/>
+              </w:rPr>
+            </w:r>
+            <w:r>
+              <w:rPr>
+                <w:b/>
+              </w:rPr>
+              <w:t>Definition (sign-corrected)</w:t>
+            </w:r>
+          </w:p>
+        </w:tc>
+        <w:tc>
+          <w:tcPr>
+            <w:tcW w:type="dxa" w:w="2880"/>
+            <w:shd w:val="clear" w:color="auto" w:fill="EAF2FB"/>
+          </w:tcPr>
+          <w:p>
+            <w:r>
+              <w:rPr>
+                <w:b/>
+              </w:rPr>
+            </w:r>
+            <w:r>
+              <w:rPr>
+                <w:b/>
+              </w:rPr>
+              <w:t>Rationale</w:t>
+            </w:r>
+          </w:p>
+        </w:tc>
+      </w:tr>
+      <w:tr>
+        <w:tc>
+          <w:tcPr>
+            <w:tcW w:type="dxa" w:w="2880"/>
+          </w:tcPr>
+          <w:p>
+            <w:r/>
+            <w:r>
+              <w:rPr>
+                <w:rFonts w:ascii="Consolas" w:hAnsi="Consolas"/>
+                <w:color w:val="334455"/>
+                <w:sz w:val="19"/>
+              </w:rPr>
+              <w:t>mom_12_1</w:t>
+            </w:r>
+          </w:p>
+        </w:tc>
+        <w:tc>
+          <w:tcPr>
+            <w:tcW w:type="dxa" w:w="2880"/>
+          </w:tcPr>
+          <w:p>
+            <w:r/>
+            <w:r>
+              <w:rPr/>
+              <w:t>12-month return, skip the last month</w:t>
+            </w:r>
+          </w:p>
+        </w:tc>
+        <w:tc>
+          <w:tcPr>
+            <w:tcW w:type="dxa" w:w="2880"/>
+          </w:tcPr>
+          <w:p>
+            <w:r/>
+            <w:r>
+              <w:rPr/>
+              <w:t>Intermediate continuation; skip-month avoids short-term-reversal contamination</w:t>
+            </w:r>
+          </w:p>
+        </w:tc>
+      </w:tr>
+      <w:tr>
+        <w:tc>
+          <w:tcPr>
+            <w:tcW w:type="dxa" w:w="2880"/>
+            <w:shd w:val="clear" w:color="auto" w:fill="F4F6FA"/>
+          </w:tcPr>
+          <w:p>
+            <w:r/>
+            <w:r>
+              <w:rPr>
+                <w:rFonts w:ascii="Consolas" w:hAnsi="Consolas"/>
+                <w:color w:val="334455"/>
+                <w:sz w:val="19"/>
+              </w:rPr>
+              <w:t>mom_6_1</w:t>
+            </w:r>
+          </w:p>
+        </w:tc>
+        <w:tc>
+          <w:tcPr>
+            <w:tcW w:type="dxa" w:w="2880"/>
+            <w:shd w:val="clear" w:color="auto" w:fill="F4F6FA"/>
+          </w:tcPr>
+          <w:p>
+            <w:r/>
+            <w:r>
+              <w:rPr/>
+              <w:t>6-month return, skip the last month</w:t>
+            </w:r>
+          </w:p>
+        </w:tc>
+        <w:tc>
+          <w:tcPr>
+            <w:tcW w:type="dxa" w:w="2880"/>
+            <w:shd w:val="clear" w:color="auto" w:fill="F4F6FA"/>
+          </w:tcPr>
+          <w:p>
+            <w:r/>
+            <w:r>
+              <w:rPr/>
+              <w:t>Shorter-memory momentum</w:t>
+            </w:r>
+          </w:p>
+        </w:tc>
+      </w:tr>
+      <w:tr>
+        <w:tc>
+          <w:tcPr>
+            <w:tcW w:type="dxa" w:w="2880"/>
+          </w:tcPr>
+          <w:p>
+            <w:r/>
+            <w:r>
+              <w:rPr>
+                <w:rFonts w:ascii="Consolas" w:hAnsi="Consolas"/>
+                <w:color w:val="334455"/>
+                <w:sz w:val="19"/>
+              </w:rPr>
+              <w:t>pth</w:t>
+            </w:r>
+          </w:p>
+        </w:tc>
+        <w:tc>
+          <w:tcPr>
+            <w:tcW w:type="dxa" w:w="2880"/>
+          </w:tcPr>
+          <w:p>
+            <w:r/>
+            <w:r>
+              <w:rPr/>
+              <w:t>price ÷ 252-day high</w:t>
+            </w:r>
+          </w:p>
+        </w:tc>
+        <w:tc>
+          <w:tcPr>
+            <w:tcW w:type="dxa" w:w="2880"/>
+          </w:tcPr>
+          <w:p>
+            <w:r/>
+            <w:r>
+              <w:rPr/>
+              <w:t>52-week-high anchoring (George &amp; Hwang)</w:t>
+            </w:r>
+          </w:p>
+        </w:tc>
+      </w:tr>
+      <w:tr>
+        <w:tc>
+          <w:tcPr>
+            <w:tcW w:type="dxa" w:w="2880"/>
+            <w:shd w:val="clear" w:color="auto" w:fill="F4F6FA"/>
+          </w:tcPr>
+          <w:p>
+            <w:r/>
+            <w:r>
+              <w:rPr>
+                <w:rFonts w:ascii="Consolas" w:hAnsi="Consolas"/>
+                <w:color w:val="334455"/>
+                <w:sz w:val="19"/>
+              </w:rPr>
+              <w:t>str_5d</w:t>
+            </w:r>
+          </w:p>
+        </w:tc>
+        <w:tc>
+          <w:tcPr>
+            <w:tcW w:type="dxa" w:w="2880"/>
+            <w:shd w:val="clear" w:color="auto" w:fill="F4F6FA"/>
+          </w:tcPr>
+          <w:p>
+            <w:r/>
+            <w:r>
+              <w:rPr/>
+              <w:t>−(5-day return)</w:t>
+            </w:r>
+          </w:p>
+        </w:tc>
+        <w:tc>
+          <w:tcPr>
+            <w:tcW w:type="dxa" w:w="2880"/>
+            <w:shd w:val="clear" w:color="auto" w:fill="F4F6FA"/>
+          </w:tcPr>
+          <w:p>
+            <w:r/>
+            <w:r>
+              <w:rPr/>
+              <w:t>Short-term reversal / entry timer</w:t>
+            </w:r>
+          </w:p>
+        </w:tc>
+      </w:tr>
+      <w:tr>
+        <w:tc>
+          <w:tcPr>
+            <w:tcW w:type="dxa" w:w="2880"/>
+          </w:tcPr>
+          <w:p>
+            <w:r/>
+            <w:r>
+              <w:rPr>
+                <w:rFonts w:ascii="Consolas" w:hAnsi="Consolas"/>
+                <w:color w:val="334455"/>
+                <w:sz w:val="19"/>
+              </w:rPr>
+              <w:t>vol_adj_mom</w:t>
+            </w:r>
+          </w:p>
+        </w:tc>
+        <w:tc>
+          <w:tcPr>
+            <w:tcW w:type="dxa" w:w="2880"/>
+          </w:tcPr>
+          <w:p>
+            <w:r/>
+            <w:r>
+              <w:rPr/>
+              <w:t>3-month return ÷ 60-day realized vol</w:t>
+            </w:r>
+          </w:p>
+        </w:tc>
+        <w:tc>
+          <w:tcPr>
+            <w:tcW w:type="dxa" w:w="2880"/>
+          </w:tcPr>
+          <w:p>
+            <w:r/>
+            <w:r>
+              <w:rPr/>
+              <w:t>"Sharpe momentum"</w:t>
+            </w:r>
+          </w:p>
+        </w:tc>
+      </w:tr>
+      <w:tr>
+        <w:tc>
+          <w:tcPr>
+            <w:tcW w:type="dxa" w:w="2880"/>
+            <w:shd w:val="clear" w:color="auto" w:fill="F4F6FA"/>
+          </w:tcPr>
+          <w:p>
+            <w:r/>
+            <w:r>
+              <w:rPr>
+                <w:rFonts w:ascii="Consolas" w:hAnsi="Consolas"/>
+                <w:color w:val="334455"/>
+                <w:sz w:val="19"/>
+              </w:rPr>
+              <w:t>trend_quality</w:t>
+            </w:r>
+          </w:p>
+        </w:tc>
+        <w:tc>
+          <w:tcPr>
+            <w:tcW w:type="dxa" w:w="2880"/>
+            <w:shd w:val="clear" w:color="auto" w:fill="F4F6FA"/>
+          </w:tcPr>
+          <w:p>
+            <w:r/>
+            <w:r>
+              <w:rPr/>
+              <w:t>distance above the 50/200-EMA stack (+ slope)</w:t>
+            </w:r>
+          </w:p>
+        </w:tc>
+        <w:tc>
+          <w:tcPr>
+            <w:tcW w:type="dxa" w:w="2880"/>
+            <w:shd w:val="clear" w:color="auto" w:fill="F4F6FA"/>
+          </w:tcPr>
+          <w:p>
+            <w:r/>
+            <w:r>
+              <w:rPr/>
+              <w:t>Trend-following premium</w:t>
+            </w:r>
+          </w:p>
+        </w:tc>
+      </w:tr>
+      <w:tr>
+        <w:tc>
+          <w:tcPr>
+            <w:tcW w:type="dxa" w:w="2880"/>
+          </w:tcPr>
+          <w:p>
+            <w:r/>
+            <w:r>
+              <w:rPr>
+                <w:rFonts w:ascii="Consolas" w:hAnsi="Consolas"/>
+                <w:color w:val="334455"/>
+                <w:sz w:val="19"/>
+              </w:rPr>
+              <w:t>low_vol</w:t>
+            </w:r>
+          </w:p>
+        </w:tc>
+        <w:tc>
+          <w:tcPr>
+            <w:tcW w:type="dxa" w:w="2880"/>
+          </w:tcPr>
+          <w:p>
+            <w:r/>
+            <w:r>
+              <w:rPr/>
+              <w:t>−(60-day realized vol)</w:t>
+            </w:r>
+          </w:p>
+        </w:tc>
+        <w:tc>
+          <w:tcPr>
+            <w:tcW w:type="dxa" w:w="2880"/>
+          </w:tcPr>
+          <w:p>
+            <w:r/>
+            <w:r>
+              <w:rPr/>
+              <w:t>Low-volatility anomaly</w:t>
+            </w:r>
+          </w:p>
+        </w:tc>
+      </w:tr>
+      <w:tr>
+        <w:tc>
+          <w:tcPr>
+            <w:tcW w:type="dxa" w:w="2880"/>
+            <w:shd w:val="clear" w:color="auto" w:fill="F4F6FA"/>
+          </w:tcPr>
+          <w:p>
+            <w:r/>
+            <w:r>
+              <w:rPr>
+                <w:rFonts w:ascii="Consolas" w:hAnsi="Consolas"/>
+                <w:color w:val="334455"/>
+                <w:sz w:val="19"/>
+              </w:rPr>
+              <w:t>rs_spy</w:t>
+            </w:r>
+          </w:p>
+        </w:tc>
+        <w:tc>
+          <w:tcPr>
+            <w:tcW w:type="dxa" w:w="2880"/>
+            <w:shd w:val="clear" w:color="auto" w:fill="F4F6FA"/>
+          </w:tcPr>
+          <w:p>
+            <w:r/>
+            <w:r>
+              <w:rPr/>
+              <w:t>63-day excess return vs SPY</w:t>
+            </w:r>
+          </w:p>
+        </w:tc>
+        <w:tc>
+          <w:tcPr>
+            <w:tcW w:type="dxa" w:w="2880"/>
+            <w:shd w:val="clear" w:color="auto" w:fill="F4F6FA"/>
+          </w:tcPr>
+          <w:p>
+            <w:r/>
+            <w:r>
+              <w:rPr/>
+              <w:t>Cross-sectional momentum</w:t>
+            </w:r>
+          </w:p>
+        </w:tc>
+      </w:tr>
+      <w:tr>
+        <w:tc>
+          <w:tcPr>
+            <w:tcW w:type="dxa" w:w="2880"/>
+          </w:tcPr>
+          <w:p>
+            <w:r/>
+            <w:r>
+              <w:rPr>
+                <w:rFonts w:ascii="Consolas" w:hAnsi="Consolas"/>
+                <w:color w:val="334455"/>
+                <w:sz w:val="19"/>
+              </w:rPr>
+              <w:t>rs_sector</w:t>
+            </w:r>
+          </w:p>
+        </w:tc>
+        <w:tc>
+          <w:tcPr>
+            <w:tcW w:type="dxa" w:w="2880"/>
+          </w:tcPr>
+          <w:p>
+            <w:r/>
+            <w:r>
+              <w:rPr/>
+              <w:t>63-day excess return vs the sector ETF</w:t>
+            </w:r>
+          </w:p>
+        </w:tc>
+        <w:tc>
+          <w:tcPr>
+            <w:tcW w:type="dxa" w:w="2880"/>
+          </w:tcPr>
+          <w:p>
+            <w:r/>
+            <w:r>
+              <w:rPr/>
+              <w:t>Idiosyncratic strength</w:t>
+            </w:r>
+          </w:p>
+        </w:tc>
+      </w:tr>
+      <w:tr>
+        <w:tc>
+          <w:tcPr>
+            <w:tcW w:type="dxa" w:w="2880"/>
+            <w:shd w:val="clear" w:color="auto" w:fill="F4F6FA"/>
+          </w:tcPr>
+          <w:p>
+            <w:r/>
+            <w:r>
+              <w:rPr>
+                <w:rFonts w:ascii="Consolas" w:hAnsi="Consolas"/>
+                <w:color w:val="334455"/>
+                <w:sz w:val="19"/>
+              </w:rPr>
+              <w:t>turnover</w:t>
+            </w:r>
+          </w:p>
+        </w:tc>
+        <w:tc>
+          <w:tcPr>
+            <w:tcW w:type="dxa" w:w="2880"/>
+            <w:shd w:val="clear" w:color="auto" w:fill="F4F6FA"/>
+          </w:tcPr>
+          <w:p>
+            <w:r/>
+            <w:r>
+              <w:rPr/>
+              <w:t>volume ÷ 63-day average volume</w:t>
+            </w:r>
+          </w:p>
+        </w:tc>
+        <w:tc>
+          <w:tcPr>
+            <w:tcW w:type="dxa" w:w="2880"/>
+            <w:shd w:val="clear" w:color="auto" w:fill="F4F6FA"/>
+          </w:tcPr>
+          <w:p>
+            <w:r/>
+            <w:r>
+              <w:rPr/>
+              <w:t>Conditioning variable (turnover)</w:t>
+            </w:r>
+          </w:p>
+        </w:tc>
+      </w:tr>
+    </w:tbl>
+    <w:p/>
+    <w:p>
+      <w:r>
+        <w:rPr/>
+        <w:t xml:space="preserve">The </w:t>
+      </w:r>
+      <w:r>
+        <w:rPr>
+          <w:rFonts w:ascii="Consolas" w:hAnsi="Consolas"/>
+          <w:color w:val="334455"/>
+          <w:sz w:val="19"/>
+        </w:rPr>
+        <w:t>FACTORS</w:t>
+      </w:r>
+      <w:r>
+        <w:rPr/>
+        <w:t xml:space="preserve"> registry is the single source of truth; </w:t>
+      </w:r>
+      <w:r>
+        <w:rPr>
+          <w:b/>
+        </w:rPr>
+        <w:t>the harness's IC decides which</w:t>
+        <w:br/>
+        <w:t>factors earn weight</w:t>
+      </w:r>
+      <w:r>
+        <w:rPr/>
+        <w:t>, not the hand-picked list.</w:t>
+      </w:r>
+    </w:p>
+    <w:p>
+      <w:r>
+        <w:rPr>
+          <w:b/>
+        </w:rPr>
+        <w:t>IC engine</w:t>
+      </w:r>
+      <w:r>
+        <w:rPr/>
+        <w:t xml:space="preserve"> (</w:t>
+      </w:r>
+      <w:r>
+        <w:rPr>
+          <w:rFonts w:ascii="Consolas" w:hAnsi="Consolas"/>
+          <w:color w:val="334455"/>
+          <w:sz w:val="19"/>
+        </w:rPr>
+        <w:t>backtest.py</w:t>
+      </w:r>
+      <w:r>
+        <w:rPr/>
+        <w:t xml:space="preserve">, pure; operates on a </w:t>
+      </w:r>
+      <w:r>
+        <w:rPr>
+          <w:rFonts w:ascii="Consolas" w:hAnsi="Consolas"/>
+          <w:color w:val="334455"/>
+          <w:sz w:val="19"/>
+        </w:rPr>
+        <w:t>(date, symbol)</w:t>
+      </w:r>
+      <w:r>
+        <w:rPr/>
+        <w:t>-MultiIndex factor</w:t>
+        <w:br/>
+        <w:t>panel + an aligned forward Series):</w:t>
+      </w:r>
+    </w:p>
+    <w:p>
+      <w:pPr>
+        <w:pStyle w:val="ListBullet"/>
+      </w:pPr>
+      <w:r>
+        <w:rPr>
+          <w:rFonts w:ascii="Consolas" w:hAnsi="Consolas"/>
+          <w:color w:val="334455"/>
+          <w:sz w:val="19"/>
+        </w:rPr>
+        <w:t>factor_ic</w:t>
+      </w:r>
+      <w:r>
+        <w:t xml:space="preserve"> — per-date cross-sectional </w:t>
+      </w:r>
+      <w:r>
+        <w:rPr>
+          <w:b/>
+        </w:rPr>
+        <w:t>Spearman rank IC</w:t>
+      </w:r>
+      <w:r>
+        <w:t xml:space="preserve"> of a factor vs the forward</w:t>
+        <w:br/>
+        <w:t xml:space="preserve">  excess return, summarized as </w:t>
+      </w:r>
+      <w:r>
+        <w:rPr>
+          <w:rFonts w:ascii="Consolas" w:hAnsi="Consolas"/>
+          <w:color w:val="334455"/>
+          <w:sz w:val="19"/>
+        </w:rPr>
+        <w:t>{mean_ic, icir, n_days}</w:t>
+      </w:r>
+      <w:r>
+        <w:t xml:space="preserve">. </w:t>
+      </w:r>
+      <w:r>
+        <w:rPr>
+          <w:b/>
+        </w:rPr>
+        <w:t>ICIR = mean_ic / σ(daily IC)</w:t>
+      </w:r>
+      <w:r>
+        <w:br/>
+        <w:t xml:space="preserve">  is only trusted with ≥ 5 IC-days and real daily-IC dispersion (else 0).</w:t>
+      </w:r>
+    </w:p>
+    <w:p>
+      <w:pPr>
+        <w:pStyle w:val="ListBullet"/>
+      </w:pPr>
+      <w:r>
+        <w:rPr>
+          <w:rFonts w:ascii="Consolas" w:hAnsi="Consolas"/>
+          <w:color w:val="334455"/>
+          <w:sz w:val="19"/>
+        </w:rPr>
+        <w:t>quantile_spread</w:t>
+      </w:r>
+      <w:r>
+        <w:t xml:space="preserve"> — mean forward of the top minus the bottom quintile, per date,</w:t>
+        <w:br/>
+        <w:t xml:space="preserve">  averaged.</w:t>
+      </w:r>
+    </w:p>
+    <w:p>
+      <w:pPr>
+        <w:pStyle w:val="ListBullet"/>
+      </w:pPr>
+      <w:r>
+        <w:rPr>
+          <w:rFonts w:ascii="Consolas" w:hAnsi="Consolas"/>
+          <w:color w:val="334455"/>
+          <w:sz w:val="19"/>
+        </w:rPr>
+        <w:t>zscore_by_date</w:t>
+      </w:r>
+      <w:r>
+        <w:t xml:space="preserve"> — per date, across symbols: winsorize to the </w:t>
+      </w:r>
+      <w:r>
+        <w:rPr>
+          <w:b/>
+        </w:rPr>
+        <w:t>2/98</w:t>
+      </w:r>
+      <w:r>
+        <w:t xml:space="preserve"> cross-sectional</w:t>
+        <w:br/>
+        <w:t xml:space="preserve">  band, then standardize </w:t>
+      </w:r>
+      <w:r>
+        <w:rPr>
+          <w:rFonts w:ascii="Consolas" w:hAnsi="Consolas"/>
+          <w:color w:val="334455"/>
+          <w:sz w:val="19"/>
+        </w:rPr>
+        <w:t>(x − mean) / std</w:t>
+      </w:r>
+      <w:r>
+        <w:t>. Look-ahead-free (only same-date data).</w:t>
+      </w:r>
+    </w:p>
+    <w:p>
+      <w:pPr>
+        <w:pStyle w:val="ListBullet"/>
+      </w:pPr>
+      <w:r>
+        <w:rPr>
+          <w:rFonts w:ascii="Consolas" w:hAnsi="Consolas"/>
+          <w:color w:val="334455"/>
+          <w:sz w:val="19"/>
+        </w:rPr>
+        <w:t>signed_ic_weights</w:t>
+      </w:r>
+      <w:r>
+        <w:t xml:space="preserve"> — the production weighter: </w:t>
+      </w:r>
+      <w:r>
+        <w:rPr>
+          <w:rFonts w:ascii="Consolas" w:hAnsi="Consolas"/>
+          <w:color w:val="334455"/>
+          <w:sz w:val="19"/>
+        </w:rPr>
+        <w:t>weight_k = mean_ic_k / Σ|mean_ic|</w:t>
+      </w:r>
+      <w:r>
+        <w:t>,</w:t>
+        <w:br/>
+        <w:t xml:space="preserve">  </w:t>
+      </w:r>
+      <w:r>
+        <w:rPr>
+          <w:b/>
+        </w:rPr>
+        <w:t>keeping the sign</w:t>
+      </w:r>
+      <w:r>
+        <w:t xml:space="preserve">, for factors whose </w:t>
+      </w:r>
+      <w:r>
+        <w:rPr>
+          <w:rFonts w:ascii="Consolas" w:hAnsi="Consolas"/>
+          <w:color w:val="334455"/>
+          <w:sz w:val="19"/>
+        </w:rPr>
+        <w:t>|mean_ic|</w:t>
+      </w:r>
+      <w:r>
+        <w:t xml:space="preserve"> clears an n-independent noise floor.</w:t>
+        <w:br/>
+        <w:t xml:space="preserve">  A </w:t>
+      </w:r>
+      <w:r>
+        <w:rPr>
+          <w:i/>
+        </w:rPr>
+        <w:t>wrong-sign-but-predictive</w:t>
+      </w:r>
+      <w:r>
+        <w:t xml:space="preserve"> factor (e.g. low-vol with a negative IC in a high-beta</w:t>
+        <w:br/>
+        <w:t xml:space="preserve">  regime) gets a </w:t>
+      </w:r>
+      <w:r>
+        <w:rPr>
+          <w:b/>
+        </w:rPr>
+        <w:t>negative</w:t>
+      </w:r>
+      <w:r>
+        <w:t xml:space="preserve"> weight and contributes with the correct sign; the</w:t>
+        <w:br/>
+        <w:t xml:space="preserve">  </w:t>
+      </w:r>
+      <w:r>
+        <w:rPr>
+          <w:rFonts w:ascii="Consolas" w:hAnsi="Consolas"/>
+          <w:color w:val="334455"/>
+          <w:sz w:val="19"/>
+        </w:rPr>
+        <w:t>|weights|</w:t>
+      </w:r>
+      <w:r>
+        <w:t xml:space="preserve"> sum to 1. Chosen over ICIR- or t-stat-weighting because those are</w:t>
+        <w:br/>
+        <w:t xml:space="preserve">  n-dependent (a daily-IC ICIR is ≈ √252× smaller than a monthly one) and unstable across</w:t>
+        <w:br/>
+        <w:t xml:space="preserve">  small per-fold samples.</w:t>
+      </w:r>
+    </w:p>
+    <w:p>
+      <w:pPr>
+        <w:pStyle w:val="ListBullet"/>
+      </w:pPr>
+      <w:r>
+        <w:rPr>
+          <w:rFonts w:ascii="Consolas" w:hAnsi="Consolas"/>
+          <w:color w:val="334455"/>
+          <w:sz w:val="19"/>
+        </w:rPr>
+        <w:t>composite</w:t>
+      </w:r>
+      <w:r>
+        <w:t xml:space="preserve"> — the weighted sum of z-scored factors.</w:t>
+      </w:r>
+    </w:p>
+    <w:p>
+      <w:pPr>
+        <w:pStyle w:val="ListBullet"/>
+      </w:pPr>
+      <w:r>
+        <w:rPr>
+          <w:rFonts w:ascii="Consolas" w:hAnsi="Consolas"/>
+          <w:color w:val="334455"/>
+          <w:sz w:val="19"/>
+        </w:rPr>
+        <w:t>walk_forward</w:t>
+      </w:r>
+      <w:r>
+        <w:t xml:space="preserve"> — rolling </w:t>
+      </w:r>
+      <w:r>
+        <w:rPr>
+          <w:b/>
+        </w:rPr>
+        <w:t>train → test</w:t>
+      </w:r>
+      <w:r>
+        <w:t xml:space="preserve"> (train/test/step </w:t>
+      </w:r>
+      <w:r>
+        <w:rPr>
+          <w:b/>
+        </w:rPr>
+        <w:t>378 / 63 / 63</w:t>
+      </w:r>
+      <w:r>
+        <w:br/>
+        <w:t xml:space="preserve">  trading days): fit weights on each train window, score the </w:t>
+      </w:r>
+      <w:r>
+        <w:rPr>
+          <w:i/>
+        </w:rPr>
+        <w:t>unseen</w:t>
+      </w:r>
+      <w:r>
+        <w:t xml:space="preserve"> next test window,</w:t>
+        <w:br/>
+        <w:t xml:space="preserve">  collect the composite's </w:t>
+      </w:r>
+      <w:r>
+        <w:rPr>
+          <w:b/>
+        </w:rPr>
+        <w:t>out-of-sample IC</w:t>
+      </w:r>
+      <w:r>
+        <w:t>. Train and test never overlap within a</w:t>
+        <w:br/>
+        <w:t xml:space="preserve">  fold; test windows tile when step = test.</w:t>
+      </w:r>
+    </w:p>
+    <w:p>
+      <w:pPr>
+        <w:pStyle w:val="ListBullet"/>
+      </w:pPr>
+      <w:r>
+        <w:rPr>
+          <w:rFonts w:ascii="Consolas" w:hAnsi="Consolas"/>
+          <w:color w:val="334455"/>
+          <w:sz w:val="19"/>
+        </w:rPr>
+        <w:t>calibrate</w:t>
+      </w:r>
+      <w:r>
+        <w:t xml:space="preserve"> — bucket composite scores into 5 quantile bands; per band record the score</w:t>
+        <w:br/>
+        <w:t xml:space="preserve">  range, </w:t>
+      </w:r>
+      <w:r>
+        <w:rPr>
+          <w:b/>
+        </w:rPr>
+        <w:t>mean forward return</w:t>
+      </w:r>
+      <w:r>
+        <w:t xml:space="preserve">, and </w:t>
+      </w:r>
+      <w:r>
+        <w:rPr>
+          <w:b/>
+        </w:rPr>
+        <w:t>hit-rate = P(forward &gt; 0)</w:t>
+      </w:r>
+      <w:r>
+        <w:t>. This replaces the old</w:t>
+        <w:br/>
+        <w:t xml:space="preserve">  ±40 score cuts — the BUY/SELL bands are the top/bottom calibrated bands.</w:t>
+      </w:r>
+    </w:p>
+    <w:p>
+      <w:r>
+        <w:rPr>
+          <w:b/>
+        </w:rPr>
+        <w:t>Offline fit</w:t>
+      </w:r>
+      <w:r>
+        <w:rPr/>
+        <w:t xml:space="preserve"> (</w:t>
+      </w:r>
+      <w:r>
+        <w:rPr>
+          <w:rFonts w:ascii="Consolas" w:hAnsi="Consolas"/>
+          <w:color w:val="334455"/>
+          <w:sz w:val="19"/>
+        </w:rPr>
+        <w:t>fit_swing_model.py</w:t>
+      </w:r>
+      <w:r>
+        <w:rPr/>
+        <w:t xml:space="preserve">, run </w:t>
+      </w:r>
+      <w:r>
+        <w:rPr>
+          <w:b/>
+        </w:rPr>
+        <w:t>manually/periodically — never in the request</w:t>
+        <w:br/>
+        <w:t>path</w:t>
+      </w:r>
+      <w:r>
+        <w:rPr/>
+        <w:t xml:space="preserve">): pulls ≈ 78 liquid symbols' </w:t>
+      </w:r>
+      <w:r>
+        <w:rPr>
+          <w:b/>
+        </w:rPr>
+        <w:t>5-yr</w:t>
+      </w:r>
+      <w:r>
+        <w:rPr/>
+        <w:t xml:space="preserve"> daily history via the proxy (a curated</w:t>
+        <w:br/>
+      </w:r>
+      <w:r>
+        <w:rPr>
+          <w:rFonts w:ascii="Consolas" w:hAnsi="Consolas"/>
+          <w:color w:val="334455"/>
+          <w:sz w:val="19"/>
+        </w:rPr>
+        <w:t>UNIVERSE_SECTOR</w:t>
+      </w:r>
+      <w:r>
+        <w:rPr/>
+        <w:t xml:space="preserve"> map → sector ETFs; concurrent), builds a </w:t>
+      </w:r>
+      <w:r>
+        <w:rPr>
+          <w:rFonts w:ascii="Consolas" w:hAnsi="Consolas"/>
+          <w:color w:val="334455"/>
+          <w:sz w:val="19"/>
+        </w:rPr>
+        <w:t>(date, symbol)</w:t>
+      </w:r>
+      <w:r>
+        <w:rPr/>
+        <w:t xml:space="preserve"> panel with</w:t>
+        <w:br/>
+      </w:r>
+      <w:r>
+        <w:rPr>
+          <w:b/>
+        </w:rPr>
+        <w:t>20-day forward EXCESS-return-vs-SPY</w:t>
+      </w:r>
+      <w:r>
+        <w:rPr/>
+        <w:t xml:space="preserve"> labels (the prediction target; factors are causal,</w:t>
+        <w:br/>
+        <w:t>so using the future H-bar return as the label is legitimate), computes per-factor IC +</w:t>
+        <w:br/>
+        <w:t>the signed weights + the calibration + the walk-forward OOS IC, and writes the artifact +</w:t>
+        <w:br/>
+        <w:t xml:space="preserve">a markdown research report (both gitignored under </w:t>
+      </w:r>
+      <w:r>
+        <w:rPr>
+          <w:rFonts w:ascii="Consolas" w:hAnsi="Consolas"/>
+          <w:color w:val="334455"/>
+          <w:sz w:val="19"/>
+        </w:rPr>
+        <w:t>trade-analyzer/data/</w:t>
+      </w:r>
+      <w:r>
+        <w:rPr/>
+        <w:t>).</w:t>
+      </w:r>
+    </w:p>
+    <w:p>
+      <w:r>
+        <w:rPr>
+          <w:b/>
+        </w:rPr>
+        <w:t>Artifact</w:t>
+      </w:r>
+      <w:r>
+        <w:rPr/>
+        <w:t xml:space="preserve"> </w:t>
+      </w:r>
+      <w:r>
+        <w:rPr>
+          <w:rFonts w:ascii="Consolas" w:hAnsi="Consolas"/>
+          <w:color w:val="334455"/>
+          <w:sz w:val="19"/>
+        </w:rPr>
+        <w:t>swing_model.json</w:t>
+      </w:r>
+      <w:r>
+        <w:rPr/>
+        <w:t xml:space="preserve"> (</w:t>
+      </w:r>
+      <w:r>
+        <w:rPr>
+          <w:rFonts w:ascii="Consolas" w:hAnsi="Consolas"/>
+          <w:color w:val="334455"/>
+          <w:sz w:val="19"/>
+        </w:rPr>
+        <w:t>repo_paths.SWING_MODEL</w:t>
+      </w:r>
+      <w:r>
+        <w:rPr/>
+        <w:t xml:space="preserve">): </w:t>
+      </w:r>
+      <w:r>
+        <w:rPr>
+          <w:rFonts w:ascii="Consolas" w:hAnsi="Consolas"/>
+          <w:color w:val="334455"/>
+          <w:sz w:val="19"/>
+        </w:rPr>
+        <w:t>version</w:t>
+      </w:r>
+      <w:r>
+        <w:rPr/>
+        <w:t xml:space="preserve"> (the fit date),</w:t>
+        <w:br/>
+      </w:r>
+      <w:r>
+        <w:rPr>
+          <w:rFonts w:ascii="Consolas" w:hAnsi="Consolas"/>
+          <w:color w:val="334455"/>
+          <w:sz w:val="19"/>
+        </w:rPr>
+        <w:t>fit_universe_n</w:t>
+      </w:r>
+      <w:r>
+        <w:rPr/>
+        <w:t xml:space="preserve">, </w:t>
+      </w:r>
+      <w:r>
+        <w:rPr>
+          <w:rFonts w:ascii="Consolas" w:hAnsi="Consolas"/>
+          <w:color w:val="334455"/>
+          <w:sz w:val="19"/>
+        </w:rPr>
+        <w:t>horizon</w:t>
+      </w:r>
+      <w:r>
+        <w:rPr/>
+        <w:t>, and per regime key (</w:t>
+      </w:r>
+      <w:r>
+        <w:rPr>
+          <w:rFonts w:ascii="Consolas" w:hAnsi="Consolas"/>
+          <w:color w:val="334455"/>
+          <w:sz w:val="19"/>
+        </w:rPr>
+        <w:t>"all"</w:t>
+      </w:r>
+      <w:r>
+        <w:rPr/>
+        <w:t xml:space="preserve"> today; the loader/scorer are</w:t>
+        <w:br/>
+      </w:r>
+      <w:r>
+        <w:rPr>
+          <w:b/>
+        </w:rPr>
+        <w:t>C-ready</w:t>
+      </w:r>
+      <w:r>
+        <w:rPr/>
+        <w:t xml:space="preserve"> for </w:t>
+      </w:r>
+      <w:r>
+        <w:rPr>
+          <w:rFonts w:ascii="Consolas" w:hAnsi="Consolas"/>
+          <w:color w:val="334455"/>
+          <w:sz w:val="19"/>
+        </w:rPr>
+        <w:t>"trend"/"chop"/"highvol"</w:t>
+      </w:r>
+      <w:r>
+        <w:rPr/>
+        <w:t xml:space="preserve"> later) the signed </w:t>
+      </w:r>
+      <w:r>
+        <w:rPr>
+          <w:rFonts w:ascii="Consolas" w:hAnsi="Consolas"/>
+          <w:color w:val="334455"/>
+          <w:sz w:val="19"/>
+        </w:rPr>
+        <w:t>weights</w:t>
+      </w:r>
+      <w:r>
+        <w:rPr/>
+        <w:t>, per-factor</w:t>
+        <w:br/>
+      </w:r>
+      <w:r>
+        <w:rPr>
+          <w:rFonts w:ascii="Consolas" w:hAnsi="Consolas"/>
+          <w:color w:val="334455"/>
+          <w:sz w:val="19"/>
+        </w:rPr>
+        <w:t>factor_ic</w:t>
+      </w:r>
+      <w:r>
+        <w:rPr/>
+        <w:t xml:space="preserve"> (</w:t>
+      </w:r>
+      <w:r>
+        <w:rPr>
+          <w:rFonts w:ascii="Consolas" w:hAnsi="Consolas"/>
+          <w:color w:val="334455"/>
+          <w:sz w:val="19"/>
+        </w:rPr>
+        <w:t>mean_ic</w:t>
+      </w:r>
+      <w:r>
+        <w:rPr/>
+        <w:t>/</w:t>
+      </w:r>
+      <w:r>
+        <w:rPr>
+          <w:rFonts w:ascii="Consolas" w:hAnsi="Consolas"/>
+          <w:color w:val="334455"/>
+          <w:sz w:val="19"/>
+        </w:rPr>
+        <w:t>icir</w:t>
+      </w:r>
+      <w:r>
+        <w:rPr/>
+        <w:t>/</w:t>
+      </w:r>
+      <w:r>
+        <w:rPr>
+          <w:rFonts w:ascii="Consolas" w:hAnsi="Consolas"/>
+          <w:color w:val="334455"/>
+          <w:sz w:val="19"/>
+        </w:rPr>
+        <w:t>n_days</w:t>
+      </w:r>
+      <w:r>
+        <w:rPr/>
+        <w:t xml:space="preserve">), the cross-sectional </w:t>
+      </w:r>
+      <w:r>
+        <w:rPr>
+          <w:rFonts w:ascii="Consolas" w:hAnsi="Consolas"/>
+          <w:color w:val="334455"/>
+          <w:sz w:val="19"/>
+        </w:rPr>
+        <w:t>norm</w:t>
+      </w:r>
+      <w:r>
+        <w:rPr/>
+        <w:t xml:space="preserve"> (per-factor</w:t>
+        <w:br/>
+        <w:t>time-averaged winsorized cross-sectional mean/std — the basis the calibration was built</w:t>
+        <w:br/>
+        <w:t xml:space="preserve">on), the </w:t>
+      </w:r>
+      <w:r>
+        <w:rPr>
+          <w:rFonts w:ascii="Consolas" w:hAnsi="Consolas"/>
+          <w:color w:val="334455"/>
+          <w:sz w:val="19"/>
+        </w:rPr>
+        <w:t>calibration</w:t>
+      </w:r>
+      <w:r>
+        <w:rPr/>
+        <w:t xml:space="preserve"> bands, and </w:t>
+      </w:r>
+      <w:r>
+        <w:rPr>
+          <w:rFonts w:ascii="Consolas" w:hAnsi="Consolas"/>
+          <w:color w:val="334455"/>
+          <w:sz w:val="19"/>
+        </w:rPr>
+        <w:t>oos_ic</w:t>
+      </w:r>
+      <w:r>
+        <w:rPr/>
+        <w:t xml:space="preserve"> + </w:t>
+      </w:r>
+      <w:r>
+        <w:rPr>
+          <w:rFonts w:ascii="Consolas" w:hAnsi="Consolas"/>
+          <w:color w:val="334455"/>
+          <w:sz w:val="19"/>
+        </w:rPr>
+        <w:t>oos_ic_by_fold</w:t>
+      </w:r>
+      <w:r>
+        <w:rPr/>
+        <w:t xml:space="preserve"> + </w:t>
+      </w:r>
+      <w:r>
+        <w:rPr>
+          <w:rFonts w:ascii="Consolas" w:hAnsi="Consolas"/>
+          <w:color w:val="334455"/>
+          <w:sz w:val="19"/>
+        </w:rPr>
+        <w:t>n_folds</w:t>
+      </w:r>
+      <w:r>
+        <w:rPr/>
+        <w:t>.</w:t>
+      </w:r>
+    </w:p>
+    <w:p>
+      <w:r>
+        <w:rPr>
+          <w:b/>
+        </w:rPr>
+        <w:t>Live scorer</w:t>
+      </w:r>
+      <w:r>
+        <w:rPr/>
+        <w:t xml:space="preserve"> (</w:t>
+      </w:r>
+      <w:r>
+        <w:rPr>
+          <w:rFonts w:ascii="Consolas" w:hAnsi="Consolas"/>
+          <w:color w:val="334455"/>
+          <w:sz w:val="19"/>
+        </w:rPr>
+        <w:t>swing_model.py</w:t>
+      </w:r>
+      <w:r>
+        <w:rPr/>
+        <w:t xml:space="preserve">, on-demand inside </w:t>
+      </w:r>
+      <w:r>
+        <w:rPr>
+          <w:rFonts w:ascii="Consolas" w:hAnsi="Consolas"/>
+          <w:color w:val="334455"/>
+          <w:sz w:val="19"/>
+        </w:rPr>
+        <w:t>analyze()</w:t>
+      </w:r>
+      <w:r>
+        <w:rPr/>
+        <w:t xml:space="preserve">; </w:t>
+      </w:r>
+      <w:r>
+        <w:rPr>
+          <w:b/>
+        </w:rPr>
+        <w:t>defensive</w:t>
+      </w:r>
+      <w:r>
+        <w:rPr/>
+        <w:t xml:space="preserve"> — returns</w:t>
+        <w:br/>
+      </w:r>
+      <w:r>
+        <w:rPr>
+          <w:rFonts w:ascii="Consolas" w:hAnsi="Consolas"/>
+          <w:color w:val="334455"/>
+          <w:sz w:val="19"/>
+        </w:rPr>
+        <w:t>None</w:t>
+      </w:r>
+      <w:r>
+        <w:rPr/>
+        <w:t xml:space="preserve"> on any failure so </w:t>
+      </w:r>
+      <w:r>
+        <w:rPr>
+          <w:rFonts w:ascii="Consolas" w:hAnsi="Consolas"/>
+          <w:color w:val="334455"/>
+          <w:sz w:val="19"/>
+        </w:rPr>
+        <w:t>analyze()</w:t>
+      </w:r>
+      <w:r>
+        <w:rPr/>
+        <w:t xml:space="preserve"> falls back to the legacy verdict). For the symbol's</w:t>
+        <w:br/>
+        <w:t xml:space="preserve">current factor values it computes </w:t>
+      </w:r>
+      <w:r>
+        <w:rPr>
+          <w:rFonts w:ascii="Consolas" w:hAnsi="Consolas"/>
+          <w:color w:val="334455"/>
+          <w:sz w:val="19"/>
+        </w:rPr>
+        <w:t>z = (value − norm.mean) / norm.std</w:t>
+      </w:r>
+      <w:r>
+        <w:rPr/>
+        <w:t xml:space="preserve"> on the artifact's</w:t>
+        <w:br/>
+      </w:r>
+      <w:r>
+        <w:rPr>
+          <w:b/>
+        </w:rPr>
+        <w:t>cross-sectional norm</w:t>
+      </w:r>
+      <w:r>
+        <w:rPr/>
+        <w:t xml:space="preserve"> (the PRIMARY, calibration-consistent basis, independent of the</w:t>
+        <w:br/>
+        <w:t xml:space="preserve">live cross-section size; the daily </w:t>
+      </w:r>
+      <w:r>
+        <w:rPr>
+          <w:rFonts w:ascii="Consolas" w:hAnsi="Consolas"/>
+          <w:color w:val="334455"/>
+          <w:sz w:val="19"/>
+        </w:rPr>
+        <w:t>cache:trade:universe_factors</w:t>
+      </w:r>
+      <w:r>
+        <w:rPr/>
+        <w:t xml:space="preserve"> snapshot is a noisy</w:t>
+        <w:br/>
+        <w:t xml:space="preserve">SECONDARY fallback). Each z is </w:t>
+      </w:r>
+      <w:r>
+        <w:rPr>
+          <w:b/>
+        </w:rPr>
+        <w:t>clipped to ±3</w:t>
+      </w:r>
+      <w:r>
+        <w:rPr/>
+        <w:t xml:space="preserve"> (</w:t>
+      </w:r>
+      <w:r>
+        <w:rPr>
+          <w:rFonts w:ascii="Consolas" w:hAnsi="Consolas"/>
+          <w:color w:val="334455"/>
+          <w:sz w:val="19"/>
+        </w:rPr>
+        <w:t>Z_CLIP</w:t>
+      </w:r>
+      <w:r>
+        <w:rPr/>
+        <w:t>, matching the fit's per-date</w:t>
+        <w:br/>
+        <w:t>2/98 winsorization, so a live outlier such as a turnover spike can't hijack the signed</w:t>
+        <w:br/>
+        <w:t>composite). Then:</w:t>
+      </w:r>
+    </w:p>
+    <w:p>
+      <w:pPr>
+        <w:spacing w:before="80" w:after="160"/>
+        <w:ind w:left="216"/>
+        <w:shd w:val="clear" w:color="auto" w:fill="F4F6FA"/>
+      </w:pPr>
+      <w:r>
+        <w:rPr>
+          <w:rFonts w:ascii="Consolas" w:hAnsi="Consolas"/>
+          <w:color w:val="223344"/>
+          <w:sz w:val="18"/>
+        </w:rPr>
+        <w:t>composite  = Σ_k  signed_weight_k · clip(z_k, −3, +3)</w:t>
+      </w:r>
+      <w:r>
+        <w:br/>
+      </w:r>
+      <w:r>
+        <w:rPr>
+          <w:rFonts w:ascii="Consolas" w:hAnsi="Consolas"/>
+          <w:color w:val="223344"/>
+          <w:sz w:val="18"/>
+        </w:rPr>
+        <w:t>band       = the calibration band whose [score_lo, score_hi] contains the composite</w:t>
+      </w:r>
+      <w:r>
+        <w:br/>
+      </w:r>
+      <w:r>
+        <w:rPr>
+          <w:rFonts w:ascii="Consolas" w:hAnsi="Consolas"/>
+          <w:color w:val="223344"/>
+          <w:sz w:val="18"/>
+        </w:rPr>
+        <w:t>verdict    = BUY (top band) | SELL (bottom band) | HOLD (otherwise)</w:t>
+      </w:r>
+      <w:r>
+        <w:br/>
+      </w:r>
+      <w:r>
+        <w:rPr>
+          <w:rFonts w:ascii="Consolas" w:hAnsi="Consolas"/>
+          <w:color w:val="223344"/>
+          <w:sz w:val="18"/>
+        </w:rPr>
+        <w:t>percentile = band-quantile midpoint  (e.g. top band of 5 → ~90th)</w:t>
+      </w:r>
+      <w:r>
+        <w:br/>
+      </w:r>
+      <w:r>
+        <w:rPr>
+          <w:rFonts w:ascii="Consolas" w:hAnsi="Consolas"/>
+          <w:color w:val="223344"/>
+          <w:sz w:val="18"/>
+        </w:rPr>
+        <w:t>expected   = band.mean_fwd ;  hit_rate = band.hit_rate  (P beat-SPY over the horizon)</w:t>
+      </w:r>
+    </w:p>
+    <w:p>
+      <w:r>
+        <w:rPr>
+          <w:rFonts w:ascii="Consolas" w:hAnsi="Consolas"/>
+          <w:color w:val="334455"/>
+          <w:sz w:val="19"/>
+        </w:rPr>
+        <w:t>analyze()</w:t>
+      </w:r>
+      <w:r>
+        <w:rPr/>
+        <w:t xml:space="preserve"> fetches </w:t>
+      </w:r>
+      <w:r>
+        <w:rPr>
+          <w:b/>
+        </w:rPr>
+        <w:t>2-yr</w:t>
+      </w:r>
+      <w:r>
+        <w:rPr/>
+        <w:t xml:space="preserve"> daily history so every long-warmup factor (</w:t>
+      </w:r>
+      <w:r>
+        <w:rPr>
+          <w:rFonts w:ascii="Consolas" w:hAnsi="Consolas"/>
+          <w:color w:val="334455"/>
+          <w:sz w:val="19"/>
+        </w:rPr>
+        <w:t>mom_12_1</w:t>
+      </w:r>
+      <w:r>
+        <w:rPr/>
+        <w:t xml:space="preserve"> needs</w:t>
+        <w:br/>
+        <w:t xml:space="preserve">252 + 21 bars; </w:t>
+      </w:r>
+      <w:r>
+        <w:rPr>
+          <w:rFonts w:ascii="Consolas" w:hAnsi="Consolas"/>
+          <w:color w:val="334455"/>
+          <w:sz w:val="19"/>
+        </w:rPr>
+        <w:t>pth</w:t>
+      </w:r>
+      <w:r>
+        <w:rPr/>
+        <w:t>/</w:t>
+      </w:r>
+      <w:r>
+        <w:rPr>
+          <w:rFonts w:ascii="Consolas" w:hAnsi="Consolas"/>
+          <w:color w:val="334455"/>
+          <w:sz w:val="19"/>
+        </w:rPr>
+        <w:t>low_vol</w:t>
+      </w:r>
+      <w:r>
+        <w:rPr/>
+        <w:t xml:space="preserve"> roll 252) populates at the last bar.</w:t>
+      </w:r>
+    </w:p>
+    <w:p>
+      <w:r>
+        <w:rPr>
+          <w:b/>
+        </w:rPr>
+        <w:t>Honest caveats (acceptance gate = positive OOS IC + a meaningful spread on real data).</w:t>
+      </w:r>
+      <w:r>
+        <w:rPr/>
+        <w:br/>
+        <w:t>The current fit (</w:t>
+      </w:r>
+      <w:r>
+        <w:rPr>
+          <w:rFonts w:ascii="Consolas" w:hAnsi="Consolas"/>
+          <w:color w:val="334455"/>
+          <w:sz w:val="19"/>
+        </w:rPr>
+        <w:t>version</w:t>
+      </w:r>
+      <w:r>
+        <w:rPr/>
+        <w:t xml:space="preserve"> 2026-06-28) shows composite </w:t>
+      </w:r>
+      <w:r>
+        <w:rPr>
+          <w:b/>
+        </w:rPr>
+        <w:t>OOS IC ≈ +0.0367</w:t>
+      </w:r>
+      <w:r>
+        <w:rPr/>
+        <w:t xml:space="preserve"> across </w:t>
+      </w:r>
+      <w:r>
+        <w:rPr>
+          <w:b/>
+        </w:rPr>
+        <w:t>13</w:t>
+      </w:r>
+      <w:r>
+        <w:rPr/>
+        <w:br/>
+        <w:t xml:space="preserve">folds — but </w:t>
+      </w:r>
+      <w:r>
+        <w:rPr>
+          <w:b/>
+        </w:rPr>
+        <w:t>5 of those folds are negative</w:t>
+      </w:r>
+      <w:r>
+        <w:rPr/>
+        <w:t xml:space="preserve">, so the edge is thin and </w:t>
+      </w:r>
+      <w:r>
+        <w:rPr>
+          <w:b/>
+        </w:rPr>
+        <w:t>regime-</w:t>
+        <w:br/>
+        <w:t>dependent</w:t>
+      </w:r>
+      <w:r>
+        <w:rPr/>
+        <w:t xml:space="preserve">. Top quintile ≈ </w:t>
+      </w:r>
+      <w:r>
+        <w:rPr>
+          <w:b/>
+        </w:rPr>
+        <w:t>+1.35% / 4 wk at 52.3% beat-SPY</w:t>
+      </w:r>
+      <w:r>
+        <w:rPr/>
+        <w:t xml:space="preserve">; bottom ≈ </w:t>
+      </w:r>
+      <w:r>
+        <w:rPr>
+          <w:b/>
+        </w:rPr>
+        <w:t>−0.80% /</w:t>
+        <w:br/>
+        <w:t>43.3%</w:t>
+      </w:r>
+      <w:r>
+        <w:rPr/>
+        <w:t xml:space="preserve">. The signed weights that cleared the floor: </w:t>
+      </w:r>
+      <w:r>
+        <w:rPr>
+          <w:b/>
+        </w:rPr>
+        <w:t>low_vol −0.34</w:t>
+      </w:r>
+      <w:r>
+        <w:rPr/>
+        <w:t xml:space="preserve"> (reclaimed with a</w:t>
+        <w:br/>
+      </w:r>
+      <w:r>
+        <w:rPr>
+          <w:i/>
+        </w:rPr>
+        <w:t>negative</w:t>
+      </w:r>
+      <w:r>
+        <w:rPr/>
+        <w:t xml:space="preserve"> weight — high-vol names outperformed in this large-cap bull-ish period),</w:t>
+        <w:br/>
+      </w:r>
+      <w:r>
+        <w:rPr>
+          <w:b/>
+        </w:rPr>
+        <w:t>mom_12_1 +0.21</w:t>
+      </w:r>
+      <w:r>
+        <w:rPr/>
+        <w:t xml:space="preserve">, </w:t>
+      </w:r>
+      <w:r>
+        <w:rPr>
+          <w:b/>
+        </w:rPr>
+        <w:t>mom_6_1 +0.17</w:t>
+      </w:r>
+      <w:r>
+        <w:rPr/>
+        <w:t xml:space="preserve">, </w:t>
+      </w:r>
+      <w:r>
+        <w:rPr>
+          <w:b/>
+        </w:rPr>
+        <w:t>trend_quality +0.12</w:t>
+      </w:r>
+      <w:r>
+        <w:rPr/>
+        <w:t xml:space="preserve">, </w:t>
+      </w:r>
+      <w:r>
+        <w:rPr>
+          <w:b/>
+        </w:rPr>
+        <w:t>rs_sector +0.08</w:t>
+      </w:r>
+      <w:r>
+        <w:rPr/>
+        <w:t>,</w:t>
+        <w:br/>
+      </w:r>
+      <w:r>
+        <w:rPr>
+          <w:b/>
+        </w:rPr>
+        <w:t>turnover +0.07</w:t>
+      </w:r>
+      <w:r>
+        <w:rPr/>
+        <w:t xml:space="preserve"> (</w:t>
+      </w:r>
+      <w:r>
+        <w:rPr>
+          <w:rFonts w:ascii="Consolas" w:hAnsi="Consolas"/>
+          <w:color w:val="334455"/>
+          <w:sz w:val="19"/>
+        </w:rPr>
+        <w:t>pth</w:t>
+      </w:r>
+      <w:r>
+        <w:rPr/>
+        <w:t>/</w:t>
+      </w:r>
+      <w:r>
+        <w:rPr>
+          <w:rFonts w:ascii="Consolas" w:hAnsi="Consolas"/>
+          <w:color w:val="334455"/>
+          <w:sz w:val="19"/>
+        </w:rPr>
+        <w:t>str_5d</w:t>
+      </w:r>
+      <w:r>
+        <w:rPr/>
+        <w:t>/</w:t>
+      </w:r>
+      <w:r>
+        <w:rPr>
+          <w:rFonts w:ascii="Consolas" w:hAnsi="Consolas"/>
+          <w:color w:val="334455"/>
+          <w:sz w:val="19"/>
+        </w:rPr>
+        <w:t>vol_adj_mom</w:t>
+      </w:r>
+      <w:r>
+        <w:rPr/>
+        <w:t>/</w:t>
+      </w:r>
+      <w:r>
+        <w:rPr>
+          <w:rFonts w:ascii="Consolas" w:hAnsi="Consolas"/>
+          <w:color w:val="334455"/>
+          <w:sz w:val="19"/>
+        </w:rPr>
+        <w:t>rs_spy</w:t>
+      </w:r>
+      <w:r>
+        <w:rPr/>
+        <w:t xml:space="preserve"> fell below the floor → 0).</w:t>
+        <w:br/>
+      </w:r>
+      <w:r>
+        <w:rPr>
+          <w:b/>
+        </w:rPr>
+        <w:t>Survivorship</w:t>
+      </w:r>
+      <w:r>
+        <w:rPr/>
+        <w:t xml:space="preserve"> (the fit universe is today's survivors) and </w:t>
+      </w:r>
+      <w:r>
+        <w:rPr>
+          <w:b/>
+        </w:rPr>
+        <w:t>regime non-stationarity</w:t>
+      </w:r>
+      <w:r>
+        <w:rPr/>
+        <w:br/>
+        <w:t>caveats apply; the model leans on low_vol's inverted sign, which could flip. Validation</w:t>
+        <w:br/>
+        <w:t xml:space="preserve">reduces self-deception; it does not guarantee forward performance — </w:t>
+      </w:r>
+      <w:r>
+        <w:rPr>
+          <w:b/>
+        </w:rPr>
+        <w:t>re-run</w:t>
+        <w:br/>
+      </w:r>
+      <w:r>
+        <w:rPr>
+          <w:rFonts w:ascii="Consolas" w:hAnsi="Consolas"/>
+          <w:color w:val="334455"/>
+          <w:sz w:val="19"/>
+        </w:rPr>
+        <w:t>fit_swing_model.py</w:t>
+      </w:r>
+      <w:r>
+        <w:rPr>
+          <w:b/>
+        </w:rPr>
+        <w:t xml:space="preserve"> periodically</w:t>
+      </w:r>
+      <w:r>
+        <w:rPr/>
+        <w:t>. Regime-conditional weighting is the planned next</w:t>
+        <w:br/>
+        <w:t>step (same harness, new regime keys).</w:t>
+      </w:r>
+    </w:p>
+    <w:p>
+      <w:pPr>
+        <w:pStyle w:val="Heading2"/>
+      </w:pPr>
+      <w:r>
+        <w:rPr/>
         <w:t>Markov 2.0 forecast (Position)</w:t>
       </w:r>
     </w:p>
@@ -6995,7 +8943,41 @@
         <w:rPr/>
         <w:t xml:space="preserve"> composite score, rendered as the third card in the</w:t>
         <w:br/>
-        <w:t>verdict row.</w:t>
+        <w:t xml:space="preserve">verdict row. </w:t>
+      </w:r>
+      <w:r>
+        <w:rPr>
+          <w:i/>
+        </w:rPr>
+        <w:t xml:space="preserve">(It forecasts the </w:t>
+      </w:r>
+      <w:r>
+        <w:rPr>
+          <w:i/>
+        </w:rPr>
+        <w:t>legacy</w:t>
+      </w:r>
+      <w:r>
+        <w:rPr>
+          <w:i/>
+        </w:rPr>
+        <w:t xml:space="preserve"> technical-momentum </w:t>
+      </w:r>
+      <w:r>
+        <w:rPr>
+          <w:rFonts w:ascii="Consolas" w:hAnsi="Consolas"/>
+          <w:color w:val="334455"/>
+          <w:sz w:val="19"/>
+        </w:rPr>
+        <w:t>composite_daily</w:t>
+      </w:r>
+      <w:r>
+        <w:rPr>
+          <w:i/>
+        </w:rPr>
+        <w:t>, a</w:t>
+        <w:br/>
+        <w:t>separate lens from the validated swing model above — a documented coexistence.)</w:t>
       </w:r>
     </w:p>
     <w:p>

--- a/docs/manuals/technical-reference/technical-reference.docx
+++ b/docs/manuals/technical-reference/technical-reference.docx
@@ -8027,9 +8027,24 @@
         <w:t>hit-rate = P(forward &gt; 0)</w:t>
       </w:r>
       <w:r>
-        <w:t>. This replaces the old</w:t>
+        <w:t>. The mean-forward and</w:t>
         <w:br/>
-        <w:t xml:space="preserve">  ±40 score cuts — the BUY/SELL bands are the top/bottom calibrated bands.</w:t>
+        <w:t xml:space="preserve">  hit-rate are </w:t>
+      </w:r>
+      <w:r>
+        <w:rPr>
+          <w:b/>
+        </w:rPr>
+        <w:t>isotonic (pool-adjacent-violators) smoothed</w:t>
+      </w:r>
+      <w:r>
+        <w:t xml:space="preserve"> across the score-ordered</w:t>
+        <w:br/>
+        <w:t xml:space="preserve">  bands, so thin-signal sampling noise can't make a higher-ranked band show a lower stat.</w:t>
+        <w:br/>
+        <w:t xml:space="preserve">  This replaces the old ±40 score cuts — the BUY/SELL bands are the top/bottom calibrated</w:t>
+        <w:br/>
+        <w:t xml:space="preserve">  bands.</w:t>
       </w:r>
     </w:p>
     <w:p>

--- a/docs/manuals/technical-reference/technical-reference.docx
+++ b/docs/manuals/technical-reference/technical-reference.docx
@@ -8454,28 +8454,39 @@
       </w:r>
       <w:r>
         <w:rPr>
+          <w:b/>
+        </w:rPr>
+        <w:t>cross-sectional</w:t>
+      </w:r>
+      <w:r>
+        <w:rPr/>
+        <w:t xml:space="preserve"> z-scores — each factor standardized</w:t>
+        <w:br/>
+        <w:t xml:space="preserve">against the SAME factor across the </w:t>
+      </w:r>
+      <w:r>
+        <w:rPr>
+          <w:b/>
+        </w:rPr>
+        <w:t>current universe snapshot</w:t>
+      </w:r>
+      <w:r>
+        <w:rPr/>
+        <w:t xml:space="preserve"> (</w:t>
+      </w:r>
+      <w:r>
+        <w:rPr>
           <w:rFonts w:ascii="Consolas" w:hAnsi="Consolas"/>
           <w:color w:val="334455"/>
           <w:sz w:val="19"/>
         </w:rPr>
-        <w:t>z = (value − norm.mean) / norm.std</w:t>
-      </w:r>
-      <w:r>
-        <w:rPr/>
-        <w:t xml:space="preserve"> on the artifact's</w:t>
+        <w:t>cache:trade:universe_factors</w:t>
+      </w:r>
+      <w:r>
+        <w:rPr/>
+        <w:t>,</w:t>
         <w:br/>
-      </w:r>
-      <w:r>
-        <w:rPr>
-          <w:b/>
-        </w:rPr>
-        <w:t>cross-sectional norm</w:t>
-      </w:r>
-      <w:r>
-        <w:rPr/>
-        <w:t xml:space="preserve"> (the PRIMARY, calibration-consistent basis, independent of the</w:t>
-        <w:br/>
-        <w:t xml:space="preserve">live cross-section size; the daily </w:t>
+        <w:t xml:space="preserve">built over the artifact's </w:t>
       </w:r>
       <w:r>
         <w:rPr>
@@ -8483,23 +8494,13 @@
           <w:color w:val="334455"/>
           <w:sz w:val="19"/>
         </w:rPr>
-        <w:t>cache:trade:universe_factors</w:t>
-      </w:r>
-      <w:r>
-        <w:rPr/>
-        <w:t xml:space="preserve"> snapshot is a noisy</w:t>
+        <w:t>fit_universe</w:t>
+      </w:r>
+      <w:r>
+        <w:rPr/>
+        <w:t>, ~78 names). This RE-CENTERS to today's regime,</w:t>
         <w:br/>
-        <w:t xml:space="preserve">SECONDARY fallback). Each z is </w:t>
-      </w:r>
-      <w:r>
-        <w:rPr>
-          <w:b/>
-        </w:rPr>
-        <w:t>clipped to ±3</w:t>
-      </w:r>
-      <w:r>
-        <w:rPr/>
-        <w:t xml:space="preserve"> (</w:t>
+        <w:t xml:space="preserve">matching how the per-date calibration was built; the artifact's time-averaged </w:t>
       </w:r>
       <w:r>
         <w:rPr>
@@ -8507,15 +8508,53 @@
           <w:color w:val="334455"/>
           <w:sz w:val="19"/>
         </w:rPr>
+        <w:t>norm</w:t>
+      </w:r>
+      <w:r>
+        <w:rPr/>
+        <w:t xml:space="preserve"> is a</w:t>
+        <w:br/>
+        <w:t xml:space="preserve">FALLBACK only (used when the snapshot is too thin, &lt;5 names). </w:t>
+      </w:r>
+      <w:r>
+        <w:rPr>
+          <w:b/>
+        </w:rPr>
+        <w:t>(This re-centering fixed a</w:t>
+        <w:br/>
+        <w:t>"Position always BUY" bug — norm-primary scoring did not re-center, so in an elevated</w:t>
+        <w:br/>
+        <w:t>regime every symbol's z shifted positive into the top/BUY band.)</w:t>
+      </w:r>
+      <w:r>
+        <w:rPr/>
+        <w:t xml:space="preserve"> Each z is </w:t>
+      </w:r>
+      <w:r>
+        <w:rPr>
+          <w:b/>
+        </w:rPr>
+        <w:t>clipped to</w:t>
+        <w:br/>
+        <w:t>±3</w:t>
+      </w:r>
+      <w:r>
+        <w:rPr/>
+        <w:t xml:space="preserve"> (</w:t>
+      </w:r>
+      <w:r>
+        <w:rPr>
+          <w:rFonts w:ascii="Consolas" w:hAnsi="Consolas"/>
+          <w:color w:val="334455"/>
+          <w:sz w:val="19"/>
+        </w:rPr>
         <w:t>Z_CLIP</w:t>
       </w:r>
       <w:r>
         <w:rPr/>
-        <w:t>, matching the fit's per-date</w:t>
+        <w:t>, matching the fit's per-date 2/98 winsorization, so a live outlier such as a</w:t>
         <w:br/>
-        <w:t>2/98 winsorization, so a live outlier such as a turnover spike can't hijack the signed</w:t>
-        <w:br/>
-        <w:t>composite). Then:</w:t>
+        <w:t>turnover spike can't hijack the signed composite). Then:</w:t>
       </w:r>
     </w:p>
     <w:p>

--- a/docs/manuals/technical-reference/technical-reference.docx
+++ b/docs/manuals/technical-reference/technical-reference.docx
@@ -32,7 +32,7 @@
           <w:color w:val="5B6678"/>
           <w:sz w:val="18"/>
         </w:rPr>
-        <w:t>WebGUI Trading with Schwab · Generated 2026-06-28</w:t>
+        <w:t>WebGUI Trading with Schwab · Generated 2026-07-02</w:t>
       </w:r>
     </w:p>
     <w:p/>

--- a/docs/manuals/technical-reference/technical-reference.docx
+++ b/docs/manuals/technical-reference/technical-reference.docx
@@ -187,7 +187,38 @@
       </w:pPr>
       <w:r>
         <w:rPr/>
-        <w:t>Architecture Overview</w:t>
+        <w:t>Prerequisites</w:t>
+      </w:r>
+    </w:p>
+    <w:p>
+      <w:r>
+        <w:rPr/>
+        <w:t xml:space="preserve">Everything required to run the stack successfully. Items marked </w:t>
+      </w:r>
+      <w:r>
+        <w:rPr>
+          <w:b/>
+        </w:rPr>
+        <w:t>Required</w:t>
+      </w:r>
+      <w:r>
+        <w:rPr/>
+        <w:t xml:space="preserve"> must</w:t>
+        <w:br/>
+        <w:t>be in place or the app will not start (or will start degraded in an obvious way);</w:t>
+        <w:br/>
+      </w:r>
+      <w:r>
+        <w:rPr>
+          <w:b/>
+        </w:rPr>
+        <w:t>Optional</w:t>
+      </w:r>
+      <w:r>
+        <w:rPr/>
+        <w:t xml:space="preserve"> items disable a specific feature when absent, by design — the code</w:t>
+        <w:br/>
+        <w:t>degrades rather than crashes.</w:t>
       </w:r>
     </w:p>
     <w:p>
@@ -196,149 +227,7 @@
       </w:pPr>
       <w:r>
         <w:rPr/>
-        <w:t>The three tiers</w:t>
-      </w:r>
-    </w:p>
-    <w:p>
-      <w:r>
-        <w:rPr/>
-        <w:t>The stack is split into three physically separate tiers communicating over a local</w:t>
-        <w:br/>
-        <w:t>Redis (Memurai) backbone. No two Tier-2 services talk to each other directly.</w:t>
-      </w:r>
-    </w:p>
-    <w:p>
-      <w:pPr>
-        <w:spacing w:before="80" w:after="160"/>
-        <w:ind w:left="216"/>
-        <w:shd w:val="clear" w:color="auto" w:fill="F4F6FA"/>
-      </w:pPr>
-      <w:r>
-        <w:rPr>
-          <w:rFonts w:ascii="Consolas" w:hAnsi="Consolas"/>
-          <w:color w:val="223344"/>
-          <w:sz w:val="18"/>
-        </w:rPr>
-        <w:t>TIER 1  GUI         webgui/ NiceGUI app (:8500). Renders pages, reads Redis cache,</w:t>
-      </w:r>
-      <w:r>
-        <w:br/>
-      </w:r>
-      <w:r>
-        <w:rPr>
-          <w:rFonts w:ascii="Consolas" w:hAnsi="Consolas"/>
-          <w:color w:val="223344"/>
-          <w:sz w:val="18"/>
-        </w:rPr>
-        <w:t xml:space="preserve">                    subscribes to events, enqueues commands. No engine imports.</w:t>
-      </w:r>
-      <w:r>
-        <w:br/>
-      </w:r>
-      <w:r>
-        <w:rPr>
-          <w:rFonts w:ascii="Consolas" w:hAnsi="Consolas"/>
-          <w:color w:val="223344"/>
-          <w:sz w:val="18"/>
-        </w:rPr>
-        <w:t xml:space="preserve">   ▲ cache read / subscribe                │ commands</w:t>
-      </w:r>
-      <w:r>
-        <w:br/>
-      </w:r>
-      <w:r>
-        <w:rPr>
-          <w:rFonts w:ascii="Consolas" w:hAnsi="Consolas"/>
-          <w:color w:val="223344"/>
-          <w:sz w:val="18"/>
-        </w:rPr>
-        <w:t>TIER 3  STORE+COMM  Memurai (:6379): cache:{domain}:{view}, events:{domain}:{view}</w:t>
-      </w:r>
-      <w:r>
-        <w:br/>
-      </w:r>
-      <w:r>
-        <w:rPr>
-          <w:rFonts w:ascii="Consolas" w:hAnsi="Consolas"/>
-          <w:color w:val="223344"/>
-          <w:sz w:val="18"/>
-        </w:rPr>
-        <w:t xml:space="preserve">                    pub/sub, cmd:{domain} command streams. shared/contracts (typed</w:t>
-      </w:r>
-      <w:r>
-        <w:br/>
-      </w:r>
-      <w:r>
-        <w:rPr>
-          <w:rFonts w:ascii="Consolas" w:hAnsi="Consolas"/>
-          <w:color w:val="223344"/>
-          <w:sz w:val="18"/>
-        </w:rPr>
-        <w:t xml:space="preserve">                    payloads) + shared/bus (redis wrapper).</w:t>
-      </w:r>
-      <w:r>
-        <w:br/>
-      </w:r>
-      <w:r>
-        <w:rPr>
-          <w:rFonts w:ascii="Consolas" w:hAnsi="Consolas"/>
-          <w:color w:val="223344"/>
-          <w:sz w:val="18"/>
-        </w:rPr>
-        <w:t xml:space="preserve">   ▲ publish                               │ consume</w:t>
-      </w:r>
-      <w:r>
-        <w:br/>
-      </w:r>
-      <w:r>
-        <w:rPr>
-          <w:rFonts w:ascii="Consolas" w:hAnsi="Consolas"/>
-          <w:color w:val="223344"/>
-          <w:sz w:val="18"/>
-        </w:rPr>
-        <w:t>TIER 2  SERVICES    services/{domain}_svc FastAPI (sentiment/options/portfolio/</w:t>
-      </w:r>
-      <w:r>
-        <w:br/>
-      </w:r>
-      <w:r>
-        <w:rPr>
-          <w:rFonts w:ascii="Consolas" w:hAnsi="Consolas"/>
-          <w:color w:val="223344"/>
-          <w:sz w:val="18"/>
-        </w:rPr>
-        <w:t xml:space="preserve">                    trade/driver). Each imports only its engines, owns its</w:t>
-      </w:r>
-      <w:r>
-        <w:br/>
-      </w:r>
-      <w:r>
-        <w:rPr>
-          <w:rFonts w:ascii="Consolas" w:hAnsi="Consolas"/>
-          <w:color w:val="223344"/>
-          <w:sz w:val="18"/>
-        </w:rPr>
-        <w:t xml:space="preserve">                    scheduler + command consumer, validates + caches + publishes.</w:t>
-      </w:r>
-      <w:r>
-        <w:br/>
-      </w:r>
-      <w:r>
-        <w:rPr>
-          <w:rFonts w:ascii="Consolas" w:hAnsi="Consolas"/>
-          <w:color w:val="223344"/>
-          <w:sz w:val="18"/>
-        </w:rPr>
-        <w:t xml:space="preserve">                    Calls schwab-proxy (:8100) for market data.</w:t>
-      </w:r>
-    </w:p>
-    <w:p>
-      <w:pPr>
-        <w:pStyle w:val="Heading2"/>
-      </w:pPr>
-      <w:r>
-        <w:rPr/>
-        <w:t>Process map and ports</w:t>
+        <w:t>Platform and runtime</w:t>
       </w:r>
     </w:p>
     <w:tbl>
@@ -377,7 +266,7 @@
               <w:rPr>
                 <w:b/>
               </w:rPr>
-              <w:t>Process</w:t>
+              <w:t>Requirement</w:t>
             </w:r>
           </w:p>
         </w:tc>
@@ -396,7 +285,7 @@
               <w:rPr>
                 <w:b/>
               </w:rPr>
-              <w:t>Port</w:t>
+              <w:t>Detail</w:t>
             </w:r>
           </w:p>
         </w:tc>
@@ -415,7 +304,7 @@
               <w:rPr>
                 <w:b/>
               </w:rPr>
-              <w:t>Role</w:t>
+              <w:t>Status</w:t>
             </w:r>
           </w:p>
         </w:tc>
@@ -428,8 +317,52 @@
           <w:p>
             <w:r/>
             <w:r>
+              <w:rPr>
+                <w:b/>
+              </w:rPr>
+              <w:t>Operating system</w:t>
+            </w:r>
+          </w:p>
+        </w:tc>
+        <w:tc>
+          <w:tcPr>
+            <w:tcW w:type="dxa" w:w="2880"/>
+          </w:tcPr>
+          <w:p>
+            <w:r/>
+            <w:r>
+              <w:rPr>
+                <w:b/>
+              </w:rPr>
+              <w:t>Windows 10 / 11.</w:t>
+            </w:r>
+            <w:r>
               <w:rPr/>
-              <w:t>schwab-proxy</w:t>
+              <w:t xml:space="preserve"> The stack is Windows-first: the launchers are </w:t>
+            </w:r>
+            <w:r>
+              <w:rPr>
+                <w:rFonts w:ascii="Consolas" w:hAnsi="Consolas"/>
+                <w:color w:val="334455"/>
+                <w:sz w:val="19"/>
+              </w:rPr>
+              <w:t>.bat</w:t>
+            </w:r>
+            <w:r>
+              <w:rPr/>
+              <w:t xml:space="preserve">, desktop toasts use </w:t>
+            </w:r>
+            <w:r>
+              <w:rPr>
+                <w:rFonts w:ascii="Consolas" w:hAnsi="Consolas"/>
+                <w:color w:val="334455"/>
+                <w:sz w:val="19"/>
+              </w:rPr>
+              <w:t>winotify</w:t>
+            </w:r>
+            <w:r>
+              <w:rPr/>
+              <w:t>, and the Redis backbone is Memurai (a Windows Redis).</w:t>
             </w:r>
           </w:p>
         </w:tc>
@@ -441,19 +374,7 @@
             <w:r/>
             <w:r>
               <w:rPr/>
-              <w:t>8100</w:t>
-            </w:r>
-          </w:p>
-        </w:tc>
-        <w:tc>
-          <w:tcPr>
-            <w:tcW w:type="dxa" w:w="2880"/>
-          </w:tcPr>
-          <w:p>
-            <w:r/>
-            <w:r>
-              <w:rPr/>
-              <w:t>Schwab auth/token manager + market-data gateway. Start first.</w:t>
+              <w:t>Required</w:t>
             </w:r>
           </w:p>
         </w:tc>
@@ -467,8 +388,10 @@
           <w:p>
             <w:r/>
             <w:r>
-              <w:rPr/>
-              <w:t>Memurai (Redis)</w:t>
+              <w:rPr>
+                <w:b/>
+              </w:rPr>
+              <w:t>Python</w:t>
             </w:r>
           </w:p>
         </w:tc>
@@ -480,8 +403,58 @@
           <w:p>
             <w:r/>
             <w:r>
+              <w:rPr>
+                <w:b/>
+              </w:rPr>
+              <w:t>3.11+</w:t>
+            </w:r>
+            <w:r>
               <w:rPr/>
-              <w:t>6379</w:t>
+              <w:t xml:space="preserve"> (developed/tested on </w:t>
+            </w:r>
+            <w:r>
+              <w:rPr>
+                <w:b/>
+              </w:rPr>
+              <w:t>3.11.9</w:t>
+            </w:r>
+            <w:r>
+              <w:rPr/>
+              <w:t xml:space="preserve">; CI pins </w:t>
+            </w:r>
+            <w:r>
+              <w:rPr>
+                <w:b/>
+              </w:rPr>
+              <w:t>3.11</w:t>
+            </w:r>
+            <w:r>
+              <w:rPr/>
+              <w:t xml:space="preserve">; </w:t>
+            </w:r>
+            <w:r>
+              <w:rPr>
+                <w:rFonts w:ascii="Consolas" w:hAnsi="Consolas"/>
+                <w:color w:val="334455"/>
+                <w:sz w:val="19"/>
+              </w:rPr>
+              <w:t>ruff</w:t>
+            </w:r>
+            <w:r>
+              <w:rPr/>
+              <w:t xml:space="preserve"> targets </w:t>
+            </w:r>
+            <w:r>
+              <w:rPr>
+                <w:rFonts w:ascii="Consolas" w:hAnsi="Consolas"/>
+                <w:color w:val="334455"/>
+                <w:sz w:val="19"/>
+              </w:rPr>
+              <w:t>py311</w:t>
+            </w:r>
+            <w:r>
+              <w:rPr/>
+              <w:t>).</w:t>
             </w:r>
           </w:p>
         </w:tc>
@@ -494,7 +467,7 @@
             <w:r/>
             <w:r>
               <w:rPr/>
-              <w:t>Cache, pub/sub, command streams.</w:t>
+              <w:t>Required</w:t>
             </w:r>
           </w:p>
         </w:tc>
@@ -507,8 +480,46 @@
           <w:p>
             <w:r/>
             <w:r>
+              <w:rPr>
+                <w:b/>
+              </w:rPr>
+              <w:t>Virtual environment</w:t>
+            </w:r>
+          </w:p>
+        </w:tc>
+        <w:tc>
+          <w:tcPr>
+            <w:tcW w:type="dxa" w:w="2880"/>
+          </w:tcPr>
+          <w:p>
+            <w:r/>
+            <w:r>
               <w:rPr/>
-              <w:t>sentiment_svc</w:t>
+              <w:t xml:space="preserve">A venv at the repo root: </w:t>
+            </w:r>
+            <w:r>
+              <w:rPr>
+                <w:rFonts w:ascii="Consolas" w:hAnsi="Consolas"/>
+                <w:color w:val="334455"/>
+                <w:sz w:val="19"/>
+              </w:rPr>
+              <w:t>.venv</w:t>
+            </w:r>
+            <w:r>
+              <w:rPr/>
+              <w:t xml:space="preserve">. The launchers resolve </w:t>
+            </w:r>
+            <w:r>
+              <w:rPr>
+                <w:rFonts w:ascii="Consolas" w:hAnsi="Consolas"/>
+                <w:color w:val="334455"/>
+                <w:sz w:val="19"/>
+              </w:rPr>
+              <w:t>\.venv\Scripts\python.exe</w:t>
+            </w:r>
+            <w:r>
+              <w:rPr/>
+              <w:t xml:space="preserve"> explicitly and abort if it's missing.</w:t>
             </w:r>
           </w:p>
         </w:tc>
@@ -520,19 +531,7 @@
             <w:r/>
             <w:r>
               <w:rPr/>
-              <w:t>8210</w:t>
-            </w:r>
-          </w:p>
-        </w:tc>
-        <w:tc>
-          <w:tcPr>
-            <w:tcW w:type="dxa" w:w="2880"/>
-          </w:tcPr>
-          <w:p>
-            <w:r/>
-            <w:r>
-              <w:rPr/>
-              <w:t>Sentiment composite, trend, rotation.</w:t>
+              <w:t>Required</w:t>
             </w:r>
           </w:p>
         </w:tc>
@@ -546,8 +545,10 @@
           <w:p>
             <w:r/>
             <w:r>
-              <w:rPr/>
-              <w:t>options_svc</w:t>
+              <w:rPr>
+                <w:b/>
+              </w:rPr>
+              <w:t>Browser</w:t>
             </w:r>
           </w:p>
         </w:tc>
@@ -560,7 +561,19 @@
             <w:r/>
             <w:r>
               <w:rPr/>
-              <w:t>8211</w:t>
+              <w:t xml:space="preserve">Any modern browser for the web GUI at </w:t>
+            </w:r>
+            <w:r>
+              <w:rPr>
+                <w:rFonts w:ascii="Consolas" w:hAnsi="Consolas"/>
+                <w:color w:val="334455"/>
+                <w:sz w:val="19"/>
+              </w:rPr>
+              <w:t>http://127.0.0.1:8500</w:t>
+            </w:r>
+            <w:r>
+              <w:rPr/>
+              <w:t>.</w:t>
             </w:r>
           </w:p>
         </w:tc>
@@ -573,7 +586,7 @@
             <w:r/>
             <w:r>
               <w:rPr/>
-              <w:t>Scans, paper trading, gamma, calculator, simulator, expected move.</w:t>
+              <w:t>Required</w:t>
             </w:r>
           </w:p>
         </w:tc>
@@ -586,8 +599,34 @@
           <w:p>
             <w:r/>
             <w:r>
+              <w:rPr>
+                <w:b/>
+              </w:rPr>
+              <w:t>Windows Terminal</w:t>
+            </w:r>
+          </w:p>
+        </w:tc>
+        <w:tc>
+          <w:tcPr>
+            <w:tcW w:type="dxa" w:w="2880"/>
+          </w:tcPr>
+          <w:p>
+            <w:r/>
+            <w:r>
               <w:rPr/>
-              <w:t>portfolio_svc</w:t>
+              <w:t xml:space="preserve">Only for </w:t>
+            </w:r>
+            <w:r>
+              <w:rPr>
+                <w:rFonts w:ascii="Consolas" w:hAnsi="Consolas"/>
+                <w:color w:val="334455"/>
+                <w:sz w:val="19"/>
+              </w:rPr>
+              <w:t>start_all_wt.bat</w:t>
+            </w:r>
+            <w:r>
+              <w:rPr/>
+              <w:t xml:space="preserve"> (the one-window, tabbed launcher).</w:t>
             </w:r>
           </w:p>
         </w:tc>
@@ -599,139 +638,7 @@
             <w:r/>
             <w:r>
               <w:rPr/>
-              <w:t>8212</w:t>
-            </w:r>
-          </w:p>
-        </w:tc>
-        <w:tc>
-          <w:tcPr>
-            <w:tcW w:type="dxa" w:w="2880"/>
-          </w:tcPr>
-          <w:p>
-            <w:r/>
-            <w:r>
-              <w:rPr/>
-              <w:t>Holdings, sectors, performance, live P&amp;L stream.</w:t>
-            </w:r>
-          </w:p>
-        </w:tc>
-      </w:tr>
-      <w:tr>
-        <w:tc>
-          <w:tcPr>
-            <w:tcW w:type="dxa" w:w="2880"/>
-            <w:shd w:val="clear" w:color="auto" w:fill="F4F6FA"/>
-          </w:tcPr>
-          <w:p>
-            <w:r/>
-            <w:r>
-              <w:rPr/>
-              <w:t>trade_svc</w:t>
-            </w:r>
-          </w:p>
-        </w:tc>
-        <w:tc>
-          <w:tcPr>
-            <w:tcW w:type="dxa" w:w="2880"/>
-            <w:shd w:val="clear" w:color="auto" w:fill="F4F6FA"/>
-          </w:tcPr>
-          <w:p>
-            <w:r/>
-            <w:r>
-              <w:rPr/>
-              <w:t>8213</w:t>
-            </w:r>
-          </w:p>
-        </w:tc>
-        <w:tc>
-          <w:tcPr>
-            <w:tcW w:type="dxa" w:w="2880"/>
-            <w:shd w:val="clear" w:color="auto" w:fill="F4F6FA"/>
-          </w:tcPr>
-          <w:p>
-            <w:r/>
-            <w:r>
-              <w:rPr/>
-              <w:t>On-demand single-symbol analysis.</w:t>
-            </w:r>
-          </w:p>
-        </w:tc>
-      </w:tr>
-      <w:tr>
-        <w:tc>
-          <w:tcPr>
-            <w:tcW w:type="dxa" w:w="2880"/>
-          </w:tcPr>
-          <w:p>
-            <w:r/>
-            <w:r>
-              <w:rPr/>
-              <w:t>driver_svc</w:t>
-            </w:r>
-          </w:p>
-        </w:tc>
-        <w:tc>
-          <w:tcPr>
-            <w:tcW w:type="dxa" w:w="2880"/>
-          </w:tcPr>
-          <w:p>
-            <w:r/>
-            <w:r>
-              <w:rPr/>
-              <w:t>8214</w:t>
-            </w:r>
-          </w:p>
-        </w:tc>
-        <w:tc>
-          <w:tcPr>
-            <w:tcW w:type="dxa" w:w="2880"/>
-          </w:tcPr>
-          <w:p>
-            <w:r/>
-            <w:r>
-              <w:rPr/>
-              <w:t>Morning order-approval pipeline.</w:t>
-            </w:r>
-          </w:p>
-        </w:tc>
-      </w:tr>
-      <w:tr>
-        <w:tc>
-          <w:tcPr>
-            <w:tcW w:type="dxa" w:w="2880"/>
-            <w:shd w:val="clear" w:color="auto" w:fill="F4F6FA"/>
-          </w:tcPr>
-          <w:p>
-            <w:r/>
-            <w:r>
-              <w:rPr/>
-              <w:t>webgui</w:t>
-            </w:r>
-          </w:p>
-        </w:tc>
-        <w:tc>
-          <w:tcPr>
-            <w:tcW w:type="dxa" w:w="2880"/>
-            <w:shd w:val="clear" w:color="auto" w:fill="F4F6FA"/>
-          </w:tcPr>
-          <w:p>
-            <w:r/>
-            <w:r>
-              <w:rPr/>
-              <w:t>8500</w:t>
-            </w:r>
-          </w:p>
-        </w:tc>
-        <w:tc>
-          <w:tcPr>
-            <w:tcW w:type="dxa" w:w="2880"/>
-            <w:shd w:val="clear" w:color="auto" w:fill="F4F6FA"/>
-          </w:tcPr>
-          <w:p>
-            <w:r/>
-            <w:r>
-              <w:rPr/>
-              <w:t>The web UI.</w:t>
+              <w:t>Optional</w:t>
             </w:r>
           </w:p>
         </w:tc>
@@ -741,31 +648,33 @@
     <w:p>
       <w:r>
         <w:rPr/>
-        <w:t xml:space="preserve">Ports come from </w:t>
-      </w:r>
-      <w:r>
-        <w:rPr>
-          <w:rFonts w:ascii="Consolas" w:hAnsi="Consolas"/>
-          <w:color w:val="334455"/>
-          <w:sz w:val="19"/>
-        </w:rPr>
-        <w:t>config/ports.toml</w:t>
-      </w:r>
-      <w:r>
-        <w:rPr/>
-        <w:t xml:space="preserve"> via </w:t>
-      </w:r>
-      <w:r>
-        <w:rPr>
-          <w:rFonts w:ascii="Consolas" w:hAnsi="Consolas"/>
-          <w:color w:val="334455"/>
-          <w:sz w:val="19"/>
-        </w:rPr>
-        <w:t>repo_paths.py</w:t>
-      </w:r>
-      <w:r>
-        <w:rPr/>
-        <w:t xml:space="preserve"> — never hard-coded.</w:t>
+        <w:t>Create the environment:</w:t>
+      </w:r>
+    </w:p>
+    <w:p>
+      <w:pPr>
+        <w:spacing w:before="80" w:after="160"/>
+        <w:ind w:left="216"/>
+        <w:shd w:val="clear" w:color="auto" w:fill="F4F6FA"/>
+      </w:pPr>
+      <w:r>
+        <w:rPr>
+          <w:rFonts w:ascii="Consolas" w:hAnsi="Consolas"/>
+          <w:color w:val="223344"/>
+          <w:sz w:val="18"/>
+        </w:rPr>
+        <w:t>python -m venv .venv</w:t>
+      </w:r>
+      <w:r>
+        <w:br/>
+      </w:r>
+      <w:r>
+        <w:rPr>
+          <w:rFonts w:ascii="Consolas" w:hAnsi="Consolas"/>
+          <w:color w:val="223344"/>
+          <w:sz w:val="18"/>
+        </w:rPr>
+        <w:t>.\.venv\Scripts\python -m pip install -r requirements.txt</w:t>
       </w:r>
     </w:p>
     <w:p>
@@ -774,112 +683,139 @@
       </w:pPr>
       <w:r>
         <w:rPr/>
-        <w:t>Data flow (one request)</w:t>
+        <w:t>Python dependencies</w:t>
       </w:r>
     </w:p>
     <w:p>
-      <w:pPr>
-        <w:pStyle w:val="ListNumber"/>
-      </w:pPr>
-      <w:r>
-        <w:t xml:space="preserve">The GUI enqueues a command on </w:t>
-      </w:r>
       <w:r>
         <w:rPr>
           <w:rFonts w:ascii="Consolas" w:hAnsi="Consolas"/>
           <w:color w:val="334455"/>
           <w:sz w:val="19"/>
         </w:rPr>
-        <w:t>cmd:{domain}</w:t>
-      </w:r>
-      <w:r>
-        <w:t xml:space="preserve"> (a Redis Stream).</w:t>
+        <w:t>requirements.txt</w:t>
+      </w:r>
+      <w:r>
+        <w:rPr/>
+        <w:t xml:space="preserve"> is the human-readable </w:t>
+      </w:r>
+      <w:r>
+        <w:rPr>
+          <w:b/>
+        </w:rPr>
+        <w:t>direct-dependency</w:t>
+      </w:r>
+      <w:r>
+        <w:rPr/>
+        <w:t xml:space="preserve"> list (the union of</w:t>
+        <w:br/>
+        <w:t xml:space="preserve">all apps). </w:t>
+      </w:r>
+      <w:r>
+        <w:rPr>
+          <w:rFonts w:ascii="Consolas" w:hAnsi="Consolas"/>
+          <w:color w:val="334455"/>
+          <w:sz w:val="19"/>
+        </w:rPr>
+        <w:t>requirements.lock</w:t>
+      </w:r>
+      <w:r>
+        <w:rPr/>
+        <w:t xml:space="preserve"> is a fully-pinned, byte-identical environment</w:t>
+        <w:br/>
+        <w:t>(</w:t>
+      </w:r>
+      <w:r>
+        <w:rPr>
+          <w:rFonts w:ascii="Consolas" w:hAnsi="Consolas"/>
+          <w:color w:val="334455"/>
+          <w:sz w:val="19"/>
+        </w:rPr>
+        <w:t>pip freeze</w:t>
+      </w:r>
+      <w:r>
+        <w:rPr/>
+        <w:t xml:space="preserve">) — install that for reproducibility. </w:t>
+      </w:r>
+      <w:r>
+        <w:rPr>
+          <w:rFonts w:ascii="Consolas" w:hAnsi="Consolas"/>
+          <w:color w:val="334455"/>
+          <w:sz w:val="19"/>
+        </w:rPr>
+        <w:t>requirements-dev.txt</w:t>
+      </w:r>
+      <w:r>
+        <w:rPr/>
+        <w:t xml:space="preserve"> holds</w:t>
+        <w:br/>
+        <w:t>tooling (</w:t>
+      </w:r>
+      <w:r>
+        <w:rPr>
+          <w:rFonts w:ascii="Consolas" w:hAnsi="Consolas"/>
+          <w:color w:val="334455"/>
+          <w:sz w:val="19"/>
+        </w:rPr>
+        <w:t>ruff</w:t>
+      </w:r>
+      <w:r>
+        <w:rPr/>
+        <w:t xml:space="preserve">, </w:t>
+      </w:r>
+      <w:r>
+        <w:rPr>
+          <w:rFonts w:ascii="Consolas" w:hAnsi="Consolas"/>
+          <w:color w:val="334455"/>
+          <w:sz w:val="19"/>
+        </w:rPr>
+        <w:t>pre-commit</w:t>
+      </w:r>
+      <w:r>
+        <w:rPr/>
+        <w:t xml:space="preserve">, </w:t>
+      </w:r>
+      <w:r>
+        <w:rPr>
+          <w:rFonts w:ascii="Consolas" w:hAnsi="Consolas"/>
+          <w:color w:val="334455"/>
+          <w:sz w:val="19"/>
+        </w:rPr>
+        <w:t>pip-audit</w:t>
+      </w:r>
+      <w:r>
+        <w:rPr/>
+        <w:t xml:space="preserve">, </w:t>
+      </w:r>
+      <w:r>
+        <w:rPr>
+          <w:rFonts w:ascii="Consolas" w:hAnsi="Consolas"/>
+          <w:color w:val="334455"/>
+          <w:sz w:val="19"/>
+        </w:rPr>
+        <w:t>pytest-cov</w:t>
+      </w:r>
+      <w:r>
+        <w:rPr/>
+        <w:t xml:space="preserve">) and is </w:t>
+      </w:r>
+      <w:r>
+        <w:rPr>
+          <w:b/>
+        </w:rPr>
+        <w:t>not needed to</w:t>
+        <w:br/>
+        <w:t>run</w:t>
+      </w:r>
+      <w:r>
+        <w:rPr/>
+        <w:t xml:space="preserve"> the app.</w:t>
       </w:r>
     </w:p>
     <w:p>
-      <w:pPr>
-        <w:pStyle w:val="ListNumber"/>
-      </w:pPr>
-      <w:r>
-        <w:t>The owning service's consumer loop drains the stream and dispatches to a handler.</w:t>
-      </w:r>
-    </w:p>
-    <w:p>
-      <w:pPr>
-        <w:pStyle w:val="ListNumber"/>
-      </w:pPr>
-      <w:r>
-        <w:t xml:space="preserve">The handler calls its </w:t>
-      </w:r>
-      <w:r>
-        <w:rPr>
-          <w:b/>
-        </w:rPr>
-        <w:t>compute</w:t>
-      </w:r>
-      <w:r>
-        <w:t xml:space="preserve"> layer (the engines), which fetches market data</w:t>
-        <w:br/>
-        <w:t xml:space="preserve">   from the proxy and computes a result.</w:t>
-      </w:r>
-    </w:p>
-    <w:p>
-      <w:pPr>
-        <w:pStyle w:val="ListNumber"/>
-      </w:pPr>
-      <w:r>
-        <w:t xml:space="preserve">The result is validated against a </w:t>
-      </w:r>
-      <w:r>
-        <w:rPr>
-          <w:b/>
-        </w:rPr>
-        <w:t>contract</w:t>
-      </w:r>
-      <w:r>
-        <w:t xml:space="preserve">, written to </w:t>
-      </w:r>
-      <w:r>
-        <w:rPr>
-          <w:rFonts w:ascii="Consolas" w:hAnsi="Consolas"/>
-          <w:color w:val="334455"/>
-          <w:sz w:val="19"/>
-        </w:rPr>
-        <w:t>cache:{domain}:{view}</w:t>
-      </w:r>
-      <w:r>
-        <w:br/>
-        <w:t xml:space="preserve">   (which increments a version counter), and an event is published on</w:t>
-        <w:br/>
-        <w:t xml:space="preserve">   </w:t>
-      </w:r>
-      <w:r>
-        <w:rPr>
-          <w:rFonts w:ascii="Consolas" w:hAnsi="Consolas"/>
-          <w:color w:val="334455"/>
-          <w:sz w:val="19"/>
-        </w:rPr>
-        <w:t>events:{domain}:{view}</w:t>
-      </w:r>
-      <w:r>
-        <w:t>.</w:t>
-      </w:r>
-    </w:p>
-    <w:p>
-      <w:pPr>
-        <w:pStyle w:val="ListNumber"/>
-      </w:pPr>
-      <w:r>
-        <w:t>The GUI's version-poll timer sees the new version, reads the cache, and repaints.</w:t>
-      </w:r>
-    </w:p>
-    <w:p>
-      <w:pPr>
-        <w:pStyle w:val="Heading2"/>
-      </w:pPr>
-      <w:r>
-        <w:rPr/>
-        <w:t>Folder map</w:t>
+      <w:r>
+        <w:rPr/>
+        <w:t>Load-bearing runtime packages:</w:t>
       </w:r>
     </w:p>
     <w:tbl>
@@ -917,6 +853,3935 @@
               <w:rPr>
                 <w:b/>
               </w:rPr>
+              <w:t>Package</w:t>
+            </w:r>
+          </w:p>
+        </w:tc>
+        <w:tc>
+          <w:tcPr>
+            <w:tcW w:type="dxa" w:w="4320"/>
+            <w:shd w:val="clear" w:color="auto" w:fill="EAF2FB"/>
+          </w:tcPr>
+          <w:p>
+            <w:r>
+              <w:rPr>
+                <w:b/>
+              </w:rPr>
+            </w:r>
+            <w:r>
+              <w:rPr>
+                <w:b/>
+              </w:rPr>
+              <w:t>Role</w:t>
+            </w:r>
+          </w:p>
+        </w:tc>
+      </w:tr>
+      <w:tr>
+        <w:tc>
+          <w:tcPr>
+            <w:tcW w:type="dxa" w:w="4320"/>
+          </w:tcPr>
+          <w:p>
+            <w:r/>
+            <w:r>
+              <w:rPr>
+                <w:rFonts w:ascii="Consolas" w:hAnsi="Consolas"/>
+                <w:color w:val="334455"/>
+                <w:sz w:val="19"/>
+              </w:rPr>
+              <w:t>nicegui[highcharts]&gt;=2.0.0</w:t>
+            </w:r>
+          </w:p>
+        </w:tc>
+        <w:tc>
+          <w:tcPr>
+            <w:tcW w:type="dxa" w:w="4320"/>
+          </w:tcPr>
+          <w:p>
+            <w:r/>
+            <w:r>
+              <w:rPr/>
+              <w:t>The web GUI and every chart/gauge.</w:t>
+            </w:r>
+          </w:p>
+        </w:tc>
+      </w:tr>
+      <w:tr>
+        <w:tc>
+          <w:tcPr>
+            <w:tcW w:type="dxa" w:w="4320"/>
+            <w:shd w:val="clear" w:color="auto" w:fill="F4F6FA"/>
+          </w:tcPr>
+          <w:p>
+            <w:r/>
+            <w:r>
+              <w:rPr>
+                <w:rFonts w:ascii="Consolas" w:hAnsi="Consolas"/>
+                <w:color w:val="334455"/>
+                <w:sz w:val="19"/>
+              </w:rPr>
+              <w:t>fastapi==0.137.0</w:t>
+            </w:r>
+            <w:r>
+              <w:rPr/>
+              <w:t xml:space="preserve">, </w:t>
+            </w:r>
+            <w:r>
+              <w:rPr>
+                <w:rFonts w:ascii="Consolas" w:hAnsi="Consolas"/>
+                <w:color w:val="334455"/>
+                <w:sz w:val="19"/>
+              </w:rPr>
+              <w:t>uvicorn==0.49.0</w:t>
+            </w:r>
+            <w:r>
+              <w:rPr/>
+              <w:t xml:space="preserve">, </w:t>
+            </w:r>
+            <w:r>
+              <w:rPr>
+                <w:rFonts w:ascii="Consolas" w:hAnsi="Consolas"/>
+                <w:color w:val="334455"/>
+                <w:sz w:val="19"/>
+              </w:rPr>
+              <w:t>starlette==1.3.1</w:t>
+            </w:r>
+          </w:p>
+        </w:tc>
+        <w:tc>
+          <w:tcPr>
+            <w:tcW w:type="dxa" w:w="4320"/>
+            <w:shd w:val="clear" w:color="auto" w:fill="F4F6FA"/>
+          </w:tcPr>
+          <w:p>
+            <w:r/>
+            <w:r>
+              <w:rPr/>
+              <w:t>The proxy + the six domain services.</w:t>
+            </w:r>
+          </w:p>
+        </w:tc>
+      </w:tr>
+      <w:tr>
+        <w:tc>
+          <w:tcPr>
+            <w:tcW w:type="dxa" w:w="4320"/>
+          </w:tcPr>
+          <w:p>
+            <w:r/>
+            <w:r>
+              <w:rPr>
+                <w:rFonts w:ascii="Consolas" w:hAnsi="Consolas"/>
+                <w:color w:val="334455"/>
+                <w:sz w:val="19"/>
+              </w:rPr>
+              <w:t>redis==8.0.0</w:t>
+            </w:r>
+          </w:p>
+        </w:tc>
+        <w:tc>
+          <w:tcPr>
+            <w:tcW w:type="dxa" w:w="4320"/>
+          </w:tcPr>
+          <w:p>
+            <w:r/>
+            <w:r>
+              <w:rPr/>
+              <w:t xml:space="preserve">Client for the Memurai backbone. </w:t>
+            </w:r>
+            <w:r>
+              <w:rPr>
+                <w:rFonts w:ascii="Consolas" w:hAnsi="Consolas"/>
+                <w:color w:val="334455"/>
+                <w:sz w:val="19"/>
+              </w:rPr>
+              <w:t>fakeredis&gt;=2.20</w:t>
+            </w:r>
+            <w:r>
+              <w:rPr/>
+              <w:t xml:space="preserve"> backs the tests (no live server needed).</w:t>
+            </w:r>
+          </w:p>
+        </w:tc>
+      </w:tr>
+      <w:tr>
+        <w:tc>
+          <w:tcPr>
+            <w:tcW w:type="dxa" w:w="4320"/>
+            <w:shd w:val="clear" w:color="auto" w:fill="F4F6FA"/>
+          </w:tcPr>
+          <w:p>
+            <w:r/>
+            <w:r>
+              <w:rPr>
+                <w:rFonts w:ascii="Consolas" w:hAnsi="Consolas"/>
+                <w:color w:val="334455"/>
+                <w:sz w:val="19"/>
+              </w:rPr>
+              <w:t>pydantic&gt;=2.0</w:t>
+            </w:r>
+          </w:p>
+        </w:tc>
+        <w:tc>
+          <w:tcPr>
+            <w:tcW w:type="dxa" w:w="4320"/>
+            <w:shd w:val="clear" w:color="auto" w:fill="F4F6FA"/>
+          </w:tcPr>
+          <w:p>
+            <w:r/>
+            <w:r>
+              <w:rPr/>
+              <w:t>The typed cross-tier contracts.</w:t>
+            </w:r>
+          </w:p>
+        </w:tc>
+      </w:tr>
+      <w:tr>
+        <w:tc>
+          <w:tcPr>
+            <w:tcW w:type="dxa" w:w="4320"/>
+          </w:tcPr>
+          <w:p>
+            <w:r/>
+            <w:r>
+              <w:rPr>
+                <w:rFonts w:ascii="Consolas" w:hAnsi="Consolas"/>
+                <w:color w:val="334455"/>
+                <w:sz w:val="19"/>
+              </w:rPr>
+              <w:t>schwab-py==1.5.1</w:t>
+            </w:r>
+          </w:p>
+        </w:tc>
+        <w:tc>
+          <w:tcPr>
+            <w:tcW w:type="dxa" w:w="4320"/>
+          </w:tcPr>
+          <w:p>
+            <w:r/>
+            <w:r>
+              <w:rPr/>
+              <w:t>Schwab auth / market data / streaming.</w:t>
+            </w:r>
+          </w:p>
+        </w:tc>
+      </w:tr>
+      <w:tr>
+        <w:tc>
+          <w:tcPr>
+            <w:tcW w:type="dxa" w:w="4320"/>
+            <w:shd w:val="clear" w:color="auto" w:fill="F4F6FA"/>
+          </w:tcPr>
+          <w:p>
+            <w:r/>
+            <w:r>
+              <w:rPr>
+                <w:rFonts w:ascii="Consolas" w:hAnsi="Consolas"/>
+                <w:color w:val="334455"/>
+                <w:sz w:val="19"/>
+              </w:rPr>
+              <w:t>requests==2.34.2</w:t>
+            </w:r>
+            <w:r>
+              <w:rPr/>
+              <w:t xml:space="preserve">, </w:t>
+            </w:r>
+            <w:r>
+              <w:rPr>
+                <w:rFonts w:ascii="Consolas" w:hAnsi="Consolas"/>
+                <w:color w:val="334455"/>
+                <w:sz w:val="19"/>
+              </w:rPr>
+              <w:t>httpx==0.28.1</w:t>
+            </w:r>
+          </w:p>
+        </w:tc>
+        <w:tc>
+          <w:tcPr>
+            <w:tcW w:type="dxa" w:w="4320"/>
+            <w:shd w:val="clear" w:color="auto" w:fill="F4F6FA"/>
+          </w:tcPr>
+          <w:p>
+            <w:r/>
+            <w:r>
+              <w:rPr/>
+              <w:t>HTTP clients.</w:t>
+            </w:r>
+          </w:p>
+        </w:tc>
+      </w:tr>
+      <w:tr>
+        <w:tc>
+          <w:tcPr>
+            <w:tcW w:type="dxa" w:w="4320"/>
+          </w:tcPr>
+          <w:p>
+            <w:r/>
+            <w:r>
+              <w:rPr>
+                <w:rFonts w:ascii="Consolas" w:hAnsi="Consolas"/>
+                <w:color w:val="334455"/>
+                <w:sz w:val="19"/>
+              </w:rPr>
+              <w:t>pandas&gt;=2.0</w:t>
+            </w:r>
+            <w:r>
+              <w:rPr/>
+              <w:t xml:space="preserve">, </w:t>
+            </w:r>
+            <w:r>
+              <w:rPr>
+                <w:rFonts w:ascii="Consolas" w:hAnsi="Consolas"/>
+                <w:color w:val="334455"/>
+                <w:sz w:val="19"/>
+              </w:rPr>
+              <w:t>numpy&gt;=1.24</w:t>
+            </w:r>
+            <w:r>
+              <w:rPr/>
+              <w:t xml:space="preserve">, </w:t>
+            </w:r>
+            <w:r>
+              <w:rPr>
+                <w:rFonts w:ascii="Consolas" w:hAnsi="Consolas"/>
+                <w:color w:val="334455"/>
+                <w:sz w:val="19"/>
+              </w:rPr>
+              <w:t>scipy</w:t>
+            </w:r>
+          </w:p>
+        </w:tc>
+        <w:tc>
+          <w:tcPr>
+            <w:tcW w:type="dxa" w:w="4320"/>
+          </w:tcPr>
+          <w:p>
+            <w:r/>
+            <w:r>
+              <w:rPr/>
+              <w:t xml:space="preserve">Analytics; </w:t>
+            </w:r>
+            <w:r>
+              <w:rPr>
+                <w:rFonts w:ascii="Consolas" w:hAnsi="Consolas"/>
+                <w:color w:val="334455"/>
+                <w:sz w:val="19"/>
+              </w:rPr>
+              <w:t>scipy.stats.norm</w:t>
+            </w:r>
+            <w:r>
+              <w:rPr/>
+              <w:t xml:space="preserve"> powers Black-Scholes.</w:t>
+            </w:r>
+          </w:p>
+        </w:tc>
+      </w:tr>
+      <w:tr>
+        <w:tc>
+          <w:tcPr>
+            <w:tcW w:type="dxa" w:w="4320"/>
+            <w:shd w:val="clear" w:color="auto" w:fill="F4F6FA"/>
+          </w:tcPr>
+          <w:p>
+            <w:r/>
+            <w:r>
+              <w:rPr>
+                <w:rFonts w:ascii="Consolas" w:hAnsi="Consolas"/>
+                <w:color w:val="334455"/>
+                <w:sz w:val="19"/>
+              </w:rPr>
+              <w:t>openpyxl</w:t>
+            </w:r>
+          </w:p>
+        </w:tc>
+        <w:tc>
+          <w:tcPr>
+            <w:tcW w:type="dxa" w:w="4320"/>
+            <w:shd w:val="clear" w:color="auto" w:fill="F4F6FA"/>
+          </w:tcPr>
+          <w:p>
+            <w:r/>
+            <w:r>
+              <w:rPr/>
+              <w:t>Reads the sector/watchlist workbooks.</w:t>
+            </w:r>
+          </w:p>
+        </w:tc>
+      </w:tr>
+      <w:tr>
+        <w:tc>
+          <w:tcPr>
+            <w:tcW w:type="dxa" w:w="4320"/>
+          </w:tcPr>
+          <w:p>
+            <w:r/>
+            <w:r>
+              <w:rPr>
+                <w:rFonts w:ascii="Consolas" w:hAnsi="Consolas"/>
+                <w:color w:val="334455"/>
+                <w:sz w:val="19"/>
+              </w:rPr>
+              <w:t>apscheduler==3.10.4</w:t>
+            </w:r>
+          </w:p>
+        </w:tc>
+        <w:tc>
+          <w:tcPr>
+            <w:tcW w:type="dxa" w:w="4320"/>
+          </w:tcPr>
+          <w:p>
+            <w:r/>
+            <w:r>
+              <w:rPr/>
+              <w:t>Driver scheduling.</w:t>
+            </w:r>
+          </w:p>
+        </w:tc>
+      </w:tr>
+      <w:tr>
+        <w:tc>
+          <w:tcPr>
+            <w:tcW w:type="dxa" w:w="4320"/>
+            <w:shd w:val="clear" w:color="auto" w:fill="F4F6FA"/>
+          </w:tcPr>
+          <w:p>
+            <w:r/>
+            <w:r>
+              <w:rPr>
+                <w:rFonts w:ascii="Consolas" w:hAnsi="Consolas"/>
+                <w:color w:val="334455"/>
+                <w:sz w:val="19"/>
+              </w:rPr>
+              <w:t>anthropic==0.112.0</w:t>
+            </w:r>
+          </w:p>
+        </w:tc>
+        <w:tc>
+          <w:tcPr>
+            <w:tcW w:type="dxa" w:w="4320"/>
+            <w:shd w:val="clear" w:color="auto" w:fill="F4F6FA"/>
+          </w:tcPr>
+          <w:p>
+            <w:r/>
+            <w:r>
+              <w:rPr/>
+              <w:t>Claude tool-use calls (imported lazily — the suite runs without it configured).</w:t>
+            </w:r>
+          </w:p>
+        </w:tc>
+      </w:tr>
+      <w:tr>
+        <w:tc>
+          <w:tcPr>
+            <w:tcW w:type="dxa" w:w="4320"/>
+          </w:tcPr>
+          <w:p>
+            <w:r/>
+            <w:r>
+              <w:rPr>
+                <w:rFonts w:ascii="Consolas" w:hAnsi="Consolas"/>
+                <w:color w:val="334455"/>
+                <w:sz w:val="19"/>
+              </w:rPr>
+              <w:t>matplotlib</w:t>
+            </w:r>
+            <w:r>
+              <w:rPr/>
+              <w:t xml:space="preserve">, </w:t>
+            </w:r>
+            <w:r>
+              <w:rPr>
+                <w:rFonts w:ascii="Consolas" w:hAnsi="Consolas"/>
+                <w:color w:val="334455"/>
+                <w:sz w:val="19"/>
+              </w:rPr>
+              <w:t>Pillow</w:t>
+            </w:r>
+            <w:r>
+              <w:rPr/>
+              <w:t xml:space="preserve">, </w:t>
+            </w:r>
+            <w:r>
+              <w:rPr>
+                <w:rFonts w:ascii="Consolas" w:hAnsi="Consolas"/>
+                <w:color w:val="334455"/>
+                <w:sz w:val="19"/>
+              </w:rPr>
+              <w:t>winotify</w:t>
+            </w:r>
+            <w:r>
+              <w:rPr/>
+              <w:t xml:space="preserve">, </w:t>
+            </w:r>
+            <w:r>
+              <w:rPr>
+                <w:rFonts w:ascii="Consolas" w:hAnsi="Consolas"/>
+                <w:color w:val="334455"/>
+                <w:sz w:val="19"/>
+              </w:rPr>
+              <w:t>yfinance</w:t>
+            </w:r>
+          </w:p>
+        </w:tc>
+        <w:tc>
+          <w:tcPr>
+            <w:tcW w:type="dxa" w:w="4320"/>
+          </w:tcPr>
+          <w:p>
+            <w:r/>
+            <w:r>
+              <w:rPr/>
+              <w:t>Charts/imaging, Windows toasts, optional fallback data.</w:t>
+            </w:r>
+          </w:p>
+        </w:tc>
+      </w:tr>
+    </w:tbl>
+    <w:p/>
+    <w:p>
+      <w:pPr>
+        <w:pStyle w:val="IntenseQuote"/>
+      </w:pPr>
+      <w:r>
+        <w:rPr>
+          <w:b/>
+        </w:rPr>
+        <w:t>Licensing — read this.</w:t>
+      </w:r>
+      <w:r>
+        <w:rPr/>
+        <w:t xml:space="preserve"> </w:t>
+      </w:r>
+      <w:r>
+        <w:rPr>
+          <w:rFonts w:ascii="Consolas" w:hAnsi="Consolas"/>
+          <w:color w:val="334455"/>
+          <w:sz w:val="19"/>
+        </w:rPr>
+        <w:t>nicegui[highcharts]</w:t>
+      </w:r>
+      <w:r>
+        <w:rPr/>
+        <w:t xml:space="preserve"> pulls in </w:t>
+      </w:r>
+      <w:r>
+        <w:rPr>
+          <w:b/>
+        </w:rPr>
+        <w:t>Highcharts</w:t>
+      </w:r>
+      <w:r>
+        <w:rPr/>
+        <w:t>, which is</w:t>
+        <w:br/>
+        <w:t xml:space="preserve">free for </w:t>
+      </w:r>
+      <w:r>
+        <w:rPr>
+          <w:b/>
+        </w:rPr>
+        <w:t>personal / non-commercial use only</w:t>
+      </w:r>
+      <w:r>
+        <w:rPr/>
+        <w:t>. Commercial use requires a paid</w:t>
+        <w:br/>
+        <w:t>Highcharts license. This is a licensing prerequisite, not a technical one.</w:t>
+      </w:r>
+    </w:p>
+    <w:p>
+      <w:pPr>
+        <w:pStyle w:val="Heading2"/>
+      </w:pPr>
+      <w:r>
+        <w:rPr/>
+        <w:t>Memurai (the Redis backbone)</w:t>
+      </w:r>
+    </w:p>
+    <w:tbl>
+      <w:tblPr>
+        <w:tblW w:type="auto" w:w="0"/>
+        <w:jc w:val="left"/>
+        <w:tblLayout w:type="autofit"/>
+        <w:tblLook w:firstColumn="1" w:firstRow="1" w:lastColumn="0" w:lastRow="0" w:noHBand="0" w:noVBand="1" w:val="04A0"/>
+        <w:tblBorders>
+          <w:top w:val="single" w:sz="4" w:space="0" w:color="D8DEE9"/>
+          <w:left w:val="single" w:sz="4" w:space="0" w:color="D8DEE9"/>
+          <w:bottom w:val="single" w:sz="4" w:space="0" w:color="D8DEE9"/>
+          <w:right w:val="single" w:sz="4" w:space="0" w:color="D8DEE9"/>
+          <w:insideH w:val="single" w:sz="4" w:space="0" w:color="D8DEE9"/>
+          <w:insideV w:val="single" w:sz="4" w:space="0" w:color="D8DEE9"/>
+        </w:tblBorders>
+      </w:tblPr>
+      <w:tblGrid>
+        <w:gridCol w:w="2880"/>
+        <w:gridCol w:w="2880"/>
+        <w:gridCol w:w="2880"/>
+      </w:tblGrid>
+      <w:tr>
+        <w:tc>
+          <w:tcPr>
+            <w:tcW w:type="dxa" w:w="2880"/>
+            <w:shd w:val="clear" w:color="auto" w:fill="EAF2FB"/>
+          </w:tcPr>
+          <w:p>
+            <w:r>
+              <w:rPr>
+                <w:b/>
+              </w:rPr>
+            </w:r>
+            <w:r>
+              <w:rPr>
+                <w:b/>
+              </w:rPr>
+              <w:t>Requirement</w:t>
+            </w:r>
+          </w:p>
+        </w:tc>
+        <w:tc>
+          <w:tcPr>
+            <w:tcW w:type="dxa" w:w="2880"/>
+            <w:shd w:val="clear" w:color="auto" w:fill="EAF2FB"/>
+          </w:tcPr>
+          <w:p>
+            <w:r>
+              <w:rPr>
+                <w:b/>
+              </w:rPr>
+            </w:r>
+            <w:r>
+              <w:rPr>
+                <w:b/>
+              </w:rPr>
+              <w:t>Detail</w:t>
+            </w:r>
+          </w:p>
+        </w:tc>
+        <w:tc>
+          <w:tcPr>
+            <w:tcW w:type="dxa" w:w="2880"/>
+            <w:shd w:val="clear" w:color="auto" w:fill="EAF2FB"/>
+          </w:tcPr>
+          <w:p>
+            <w:r>
+              <w:rPr>
+                <w:b/>
+              </w:rPr>
+            </w:r>
+            <w:r>
+              <w:rPr>
+                <w:b/>
+              </w:rPr>
+              <w:t>Status</w:t>
+            </w:r>
+          </w:p>
+        </w:tc>
+      </w:tr>
+      <w:tr>
+        <w:tc>
+          <w:tcPr>
+            <w:tcW w:type="dxa" w:w="2880"/>
+          </w:tcPr>
+          <w:p>
+            <w:r/>
+            <w:r>
+              <w:rPr>
+                <w:b/>
+              </w:rPr>
+              <w:t xml:space="preserve">Memurai running on </w:t>
+            </w:r>
+            <w:r>
+              <w:rPr>
+                <w:rFonts w:ascii="Consolas" w:hAnsi="Consolas"/>
+                <w:color w:val="334455"/>
+                <w:sz w:val="19"/>
+              </w:rPr>
+              <w:t>:6379</w:t>
+            </w:r>
+          </w:p>
+        </w:tc>
+        <w:tc>
+          <w:tcPr>
+            <w:tcW w:type="dxa" w:w="2880"/>
+          </w:tcPr>
+          <w:p>
+            <w:r/>
+            <w:r>
+              <w:rPr/>
+              <w:t xml:space="preserve">Installs as a </w:t>
+            </w:r>
+            <w:r>
+              <w:rPr>
+                <w:b/>
+              </w:rPr>
+              <w:t>native Windows service</w:t>
+            </w:r>
+            <w:r>
+              <w:rPr/>
+              <w:t xml:space="preserve"> (start it from </w:t>
+            </w:r>
+            <w:r>
+              <w:rPr>
+                <w:rFonts w:ascii="Consolas" w:hAnsi="Consolas"/>
+                <w:color w:val="334455"/>
+                <w:sz w:val="19"/>
+              </w:rPr>
+              <w:t>services.msc</w:t>
+            </w:r>
+            <w:r>
+              <w:rPr/>
+              <w:t xml:space="preserve">). It is the Tier-3 cache, pub/sub, and command bus — </w:t>
+            </w:r>
+            <w:r>
+              <w:rPr>
+                <w:b/>
+              </w:rPr>
+              <w:t>without it none of the six services can publish and every page shows a "Waiting for … service" placeholder.</w:t>
+            </w:r>
+            <w:r>
+              <w:rPr/>
+              <w:t xml:space="preserve"> The launchers check it but do </w:t>
+            </w:r>
+            <w:r>
+              <w:rPr>
+                <w:b/>
+              </w:rPr>
+              <w:t>not</w:t>
+            </w:r>
+            <w:r>
+              <w:rPr/>
+              <w:t xml:space="preserve"> install or start it for you, and </w:t>
+            </w:r>
+            <w:r>
+              <w:rPr>
+                <w:rFonts w:ascii="Consolas" w:hAnsi="Consolas"/>
+                <w:color w:val="334455"/>
+                <w:sz w:val="19"/>
+              </w:rPr>
+              <w:t>stop_all.bat</w:t>
+            </w:r>
+            <w:r>
+              <w:rPr/>
+              <w:t xml:space="preserve"> deliberately leaves it running.</w:t>
+            </w:r>
+          </w:p>
+        </w:tc>
+        <w:tc>
+          <w:tcPr>
+            <w:tcW w:type="dxa" w:w="2880"/>
+          </w:tcPr>
+          <w:p>
+            <w:r/>
+            <w:r>
+              <w:rPr/>
+              <w:t>Required</w:t>
+            </w:r>
+          </w:p>
+        </w:tc>
+      </w:tr>
+      <w:tr>
+        <w:tc>
+          <w:tcPr>
+            <w:tcW w:type="dxa" w:w="2880"/>
+            <w:shd w:val="clear" w:color="auto" w:fill="F4F6FA"/>
+          </w:tcPr>
+          <w:p>
+            <w:r/>
+            <w:r>
+              <w:rPr>
+                <w:rFonts w:ascii="Consolas" w:hAnsi="Consolas"/>
+                <w:color w:val="334455"/>
+                <w:sz w:val="19"/>
+              </w:rPr>
+              <w:t>MEMURAI_PASSWORD</w:t>
+            </w:r>
+          </w:p>
+        </w:tc>
+        <w:tc>
+          <w:tcPr>
+            <w:tcW w:type="dxa" w:w="2880"/>
+            <w:shd w:val="clear" w:color="auto" w:fill="F4F6FA"/>
+          </w:tcPr>
+          <w:p>
+            <w:r/>
+            <w:r>
+              <w:rPr/>
+              <w:t>Optional AUTH. Unset = no AUTH (the default, unchanged behavior).</w:t>
+            </w:r>
+          </w:p>
+        </w:tc>
+        <w:tc>
+          <w:tcPr>
+            <w:tcW w:type="dxa" w:w="2880"/>
+            <w:shd w:val="clear" w:color="auto" w:fill="F4F6FA"/>
+          </w:tcPr>
+          <w:p>
+            <w:r/>
+            <w:r>
+              <w:rPr/>
+              <w:t>Optional</w:t>
+            </w:r>
+          </w:p>
+        </w:tc>
+      </w:tr>
+    </w:tbl>
+    <w:p/>
+    <w:p>
+      <w:pPr>
+        <w:pStyle w:val="Heading2"/>
+      </w:pPr>
+      <w:r>
+        <w:rPr/>
+        <w:t>Schwab API credentials</w:t>
+      </w:r>
+    </w:p>
+    <w:p>
+      <w:r>
+        <w:rPr/>
+        <w:t>The proxy owns all Schwab authentication; no other process holds credentials.</w:t>
+      </w:r>
+    </w:p>
+    <w:tbl>
+      <w:tblPr>
+        <w:tblW w:type="auto" w:w="0"/>
+        <w:jc w:val="left"/>
+        <w:tblLayout w:type="autofit"/>
+        <w:tblLook w:firstColumn="1" w:firstRow="1" w:lastColumn="0" w:lastRow="0" w:noHBand="0" w:noVBand="1" w:val="04A0"/>
+        <w:tblBorders>
+          <w:top w:val="single" w:sz="4" w:space="0" w:color="D8DEE9"/>
+          <w:left w:val="single" w:sz="4" w:space="0" w:color="D8DEE9"/>
+          <w:bottom w:val="single" w:sz="4" w:space="0" w:color="D8DEE9"/>
+          <w:right w:val="single" w:sz="4" w:space="0" w:color="D8DEE9"/>
+          <w:insideH w:val="single" w:sz="4" w:space="0" w:color="D8DEE9"/>
+          <w:insideV w:val="single" w:sz="4" w:space="0" w:color="D8DEE9"/>
+        </w:tblBorders>
+      </w:tblPr>
+      <w:tblGrid>
+        <w:gridCol w:w="2880"/>
+        <w:gridCol w:w="2880"/>
+        <w:gridCol w:w="2880"/>
+      </w:tblGrid>
+      <w:tr>
+        <w:tc>
+          <w:tcPr>
+            <w:tcW w:type="dxa" w:w="2880"/>
+            <w:shd w:val="clear" w:color="auto" w:fill="EAF2FB"/>
+          </w:tcPr>
+          <w:p>
+            <w:r>
+              <w:rPr>
+                <w:b/>
+              </w:rPr>
+            </w:r>
+            <w:r>
+              <w:rPr>
+                <w:b/>
+              </w:rPr>
+              <w:t>Requirement</w:t>
+            </w:r>
+          </w:p>
+        </w:tc>
+        <w:tc>
+          <w:tcPr>
+            <w:tcW w:type="dxa" w:w="2880"/>
+            <w:shd w:val="clear" w:color="auto" w:fill="EAF2FB"/>
+          </w:tcPr>
+          <w:p>
+            <w:r>
+              <w:rPr>
+                <w:b/>
+              </w:rPr>
+            </w:r>
+            <w:r>
+              <w:rPr>
+                <w:b/>
+              </w:rPr>
+              <w:t>Detail</w:t>
+            </w:r>
+          </w:p>
+        </w:tc>
+        <w:tc>
+          <w:tcPr>
+            <w:tcW w:type="dxa" w:w="2880"/>
+            <w:shd w:val="clear" w:color="auto" w:fill="EAF2FB"/>
+          </w:tcPr>
+          <w:p>
+            <w:r>
+              <w:rPr>
+                <w:b/>
+              </w:rPr>
+            </w:r>
+            <w:r>
+              <w:rPr>
+                <w:b/>
+              </w:rPr>
+              <w:t>Status</w:t>
+            </w:r>
+          </w:p>
+        </w:tc>
+      </w:tr>
+      <w:tr>
+        <w:tc>
+          <w:tcPr>
+            <w:tcW w:type="dxa" w:w="2880"/>
+          </w:tcPr>
+          <w:p>
+            <w:r/>
+            <w:r>
+              <w:rPr>
+                <w:b/>
+              </w:rPr>
+              <w:t>Schwab developer account + registered app</w:t>
+            </w:r>
+          </w:p>
+        </w:tc>
+        <w:tc>
+          <w:tcPr>
+            <w:tcW w:type="dxa" w:w="2880"/>
+          </w:tcPr>
+          <w:p>
+            <w:r/>
+            <w:r>
+              <w:rPr/>
+              <w:t xml:space="preserve">Yields an </w:t>
+            </w:r>
+            <w:r>
+              <w:rPr>
+                <w:b/>
+              </w:rPr>
+              <w:t>App Key</w:t>
+            </w:r>
+            <w:r>
+              <w:rPr/>
+              <w:t xml:space="preserve"> and </w:t>
+            </w:r>
+            <w:r>
+              <w:rPr>
+                <w:b/>
+              </w:rPr>
+              <w:t>App Secret</w:t>
+            </w:r>
+            <w:r>
+              <w:rPr/>
+              <w:t xml:space="preserve">. Register the callback URL as </w:t>
+            </w:r>
+            <w:r>
+              <w:rPr>
+                <w:rFonts w:ascii="Consolas" w:hAnsi="Consolas"/>
+                <w:color w:val="334455"/>
+                <w:sz w:val="19"/>
+              </w:rPr>
+              <w:t>https://127.0.0.1:8182</w:t>
+            </w:r>
+            <w:r>
+              <w:rPr/>
+              <w:t>.</w:t>
+            </w:r>
+          </w:p>
+        </w:tc>
+        <w:tc>
+          <w:tcPr>
+            <w:tcW w:type="dxa" w:w="2880"/>
+          </w:tcPr>
+          <w:p>
+            <w:r/>
+            <w:r>
+              <w:rPr/>
+              <w:t>Required</w:t>
+            </w:r>
+          </w:p>
+        </w:tc>
+      </w:tr>
+      <w:tr>
+        <w:tc>
+          <w:tcPr>
+            <w:tcW w:type="dxa" w:w="2880"/>
+            <w:shd w:val="clear" w:color="auto" w:fill="F4F6FA"/>
+          </w:tcPr>
+          <w:p>
+            <w:r/>
+            <w:r>
+              <w:rPr>
+                <w:rFonts w:ascii="Consolas" w:hAnsi="Consolas"/>
+                <w:color w:val="334455"/>
+                <w:sz w:val="19"/>
+              </w:rPr>
+              <w:t>shared/appsettings.json</w:t>
+            </w:r>
+          </w:p>
+        </w:tc>
+        <w:tc>
+          <w:tcPr>
+            <w:tcW w:type="dxa" w:w="2880"/>
+            <w:shd w:val="clear" w:color="auto" w:fill="F4F6FA"/>
+          </w:tcPr>
+          <w:p>
+            <w:r/>
+            <w:r>
+              <w:rPr/>
+              <w:t xml:space="preserve">Copy </w:t>
+            </w:r>
+            <w:r>
+              <w:rPr>
+                <w:rFonts w:ascii="Consolas" w:hAnsi="Consolas"/>
+                <w:color w:val="334455"/>
+                <w:sz w:val="19"/>
+              </w:rPr>
+              <w:t>shared/appsettings.example.json</w:t>
+            </w:r>
+            <w:r>
+              <w:rPr/>
+              <w:t xml:space="preserve"> and fill </w:t>
+            </w:r>
+            <w:r>
+              <w:rPr>
+                <w:rFonts w:ascii="Consolas" w:hAnsi="Consolas"/>
+                <w:color w:val="334455"/>
+                <w:sz w:val="19"/>
+              </w:rPr>
+              <w:t>Schwab.AppKey</w:t>
+            </w:r>
+            <w:r>
+              <w:rPr/>
+              <w:t xml:space="preserve"> / </w:t>
+            </w:r>
+            <w:r>
+              <w:rPr>
+                <w:rFonts w:ascii="Consolas" w:hAnsi="Consolas"/>
+                <w:color w:val="334455"/>
+                <w:sz w:val="19"/>
+              </w:rPr>
+              <w:t>Schwab.AppSecret</w:t>
+            </w:r>
+            <w:r>
+              <w:rPr/>
+              <w:t xml:space="preserve"> (both default to </w:t>
+            </w:r>
+            <w:r>
+              <w:rPr>
+                <w:rFonts w:ascii="Consolas" w:hAnsi="Consolas"/>
+                <w:color w:val="334455"/>
+                <w:sz w:val="19"/>
+              </w:rPr>
+              <w:t>REPLACE_ME</w:t>
+            </w:r>
+            <w:r>
+              <w:rPr/>
+              <w:t xml:space="preserve">). </w:t>
+            </w:r>
+            <w:r>
+              <w:rPr>
+                <w:b/>
+              </w:rPr>
+              <w:t>Gitignored.</w:t>
+            </w:r>
+          </w:p>
+        </w:tc>
+        <w:tc>
+          <w:tcPr>
+            <w:tcW w:type="dxa" w:w="2880"/>
+            <w:shd w:val="clear" w:color="auto" w:fill="F4F6FA"/>
+          </w:tcPr>
+          <w:p>
+            <w:r/>
+            <w:r>
+              <w:rPr/>
+              <w:t>Required</w:t>
+            </w:r>
+          </w:p>
+        </w:tc>
+      </w:tr>
+      <w:tr>
+        <w:tc>
+          <w:tcPr>
+            <w:tcW w:type="dxa" w:w="2880"/>
+          </w:tcPr>
+          <w:p>
+            <w:r/>
+            <w:r>
+              <w:rPr>
+                <w:rFonts w:ascii="Consolas" w:hAnsi="Consolas"/>
+                <w:color w:val="334455"/>
+                <w:sz w:val="19"/>
+              </w:rPr>
+              <w:t>shared/tokens.json</w:t>
+            </w:r>
+          </w:p>
+        </w:tc>
+        <w:tc>
+          <w:tcPr>
+            <w:tcW w:type="dxa" w:w="2880"/>
+          </w:tcPr>
+          <w:p>
+            <w:r/>
+            <w:r>
+              <w:rPr/>
+              <w:t>The OAuth tokens (</w:t>
+            </w:r>
+            <w:r>
+              <w:rPr>
+                <w:rFonts w:ascii="Consolas" w:hAnsi="Consolas"/>
+                <w:color w:val="334455"/>
+                <w:sz w:val="19"/>
+              </w:rPr>
+              <w:t>AccessToken</w:t>
+            </w:r>
+            <w:r>
+              <w:rPr/>
+              <w:t xml:space="preserve"> / </w:t>
+            </w:r>
+            <w:r>
+              <w:rPr>
+                <w:rFonts w:ascii="Consolas" w:hAnsi="Consolas"/>
+                <w:color w:val="334455"/>
+                <w:sz w:val="19"/>
+              </w:rPr>
+              <w:t>RefreshToken</w:t>
+            </w:r>
+            <w:r>
+              <w:rPr/>
+              <w:t xml:space="preserve"> / expiry). Created by the first authorization — copy </w:t>
+            </w:r>
+            <w:r>
+              <w:rPr>
+                <w:rFonts w:ascii="Consolas" w:hAnsi="Consolas"/>
+                <w:color w:val="334455"/>
+                <w:sz w:val="19"/>
+              </w:rPr>
+              <w:t>shared/tokens.example.json</w:t>
+            </w:r>
+            <w:r>
+              <w:rPr/>
+              <w:t xml:space="preserve"> if you need the shape. </w:t>
+            </w:r>
+            <w:r>
+              <w:rPr>
+                <w:b/>
+              </w:rPr>
+              <w:t>Gitignored.</w:t>
+            </w:r>
+          </w:p>
+        </w:tc>
+        <w:tc>
+          <w:tcPr>
+            <w:tcW w:type="dxa" w:w="2880"/>
+          </w:tcPr>
+          <w:p>
+            <w:r/>
+            <w:r>
+              <w:rPr/>
+              <w:t>Required</w:t>
+            </w:r>
+          </w:p>
+        </w:tc>
+      </w:tr>
+      <w:tr>
+        <w:tc>
+          <w:tcPr>
+            <w:tcW w:type="dxa" w:w="2880"/>
+            <w:shd w:val="clear" w:color="auto" w:fill="F4F6FA"/>
+          </w:tcPr>
+          <w:p>
+            <w:r/>
+            <w:r>
+              <w:rPr>
+                <w:b/>
+              </w:rPr>
+              <w:t>First-time authorization</w:t>
+            </w:r>
+          </w:p>
+        </w:tc>
+        <w:tc>
+          <w:tcPr>
+            <w:tcW w:type="dxa" w:w="2880"/>
+            <w:shd w:val="clear" w:color="auto" w:fill="F4F6FA"/>
+          </w:tcPr>
+          <w:p>
+            <w:r/>
+            <w:r>
+              <w:rPr/>
+              <w:t xml:space="preserve">Start the proxy, then open </w:t>
+            </w:r>
+            <w:r>
+              <w:rPr>
+                <w:rFonts w:ascii="Consolas" w:hAnsi="Consolas"/>
+                <w:color w:val="334455"/>
+                <w:sz w:val="19"/>
+              </w:rPr>
+              <w:t>http://127.0.0.1:8100/auth</w:t>
+            </w:r>
+            <w:r>
+              <w:rPr/>
+              <w:t xml:space="preserve"> (or the </w:t>
+            </w:r>
+            <w:r>
+              <w:rPr>
+                <w:b/>
+              </w:rPr>
+              <w:t>Authorize</w:t>
+            </w:r>
+            <w:r>
+              <w:rPr/>
+              <w:t xml:space="preserve"> button on the app's </w:t>
+            </w:r>
+            <w:r>
+              <w:rPr>
+                <w:b/>
+              </w:rPr>
+              <w:t>System Status</w:t>
+            </w:r>
+            <w:r>
+              <w:rPr/>
+              <w:t xml:space="preserve"> page) and complete the Schwab login.</w:t>
+            </w:r>
+          </w:p>
+        </w:tc>
+        <w:tc>
+          <w:tcPr>
+            <w:tcW w:type="dxa" w:w="2880"/>
+            <w:shd w:val="clear" w:color="auto" w:fill="F4F6FA"/>
+          </w:tcPr>
+          <w:p>
+            <w:r/>
+            <w:r>
+              <w:rPr/>
+              <w:t>Required</w:t>
+            </w:r>
+          </w:p>
+        </w:tc>
+      </w:tr>
+    </w:tbl>
+    <w:p/>
+    <w:p>
+      <w:pPr>
+        <w:pStyle w:val="IntenseQuote"/>
+      </w:pPr>
+      <w:r>
+        <w:rPr>
+          <w:b/>
+        </w:rPr>
+        <w:t>Token lifetimes matter operationally.</w:t>
+      </w:r>
+      <w:r>
+        <w:rPr/>
+        <w:t xml:space="preserve"> An </w:t>
+      </w:r>
+      <w:r>
+        <w:rPr>
+          <w:b/>
+        </w:rPr>
+        <w:t>expired access token is normal</w:t>
+      </w:r>
+      <w:r>
+        <w:rPr/>
+        <w:t xml:space="preserve"> —</w:t>
+        <w:br/>
+        <w:t xml:space="preserve">the proxy refreshes it automatically. An </w:t>
+      </w:r>
+      <w:r>
+        <w:rPr>
+          <w:b/>
+        </w:rPr>
+        <w:t>expired refresh token is fatal</w:t>
+      </w:r>
+      <w:r>
+        <w:rPr/>
+        <w:t xml:space="preserve"> to</w:t>
+        <w:br/>
+        <w:t xml:space="preserve">live data and requires re-authorizing via </w:t>
+      </w:r>
+      <w:r>
+        <w:rPr>
+          <w:rFonts w:ascii="Consolas" w:hAnsi="Consolas"/>
+          <w:color w:val="334455"/>
+          <w:sz w:val="19"/>
+        </w:rPr>
+        <w:t>/auth</w:t>
+      </w:r>
+      <w:r>
+        <w:rPr/>
+        <w:t xml:space="preserve">. The proxy's </w:t>
+      </w:r>
+      <w:r>
+        <w:rPr>
+          <w:rFonts w:ascii="Consolas" w:hAnsi="Consolas"/>
+          <w:color w:val="334455"/>
+          <w:sz w:val="19"/>
+        </w:rPr>
+        <w:t>/health</w:t>
+      </w:r>
+      <w:r>
+        <w:rPr/>
+        <w:t xml:space="preserve"> reports</w:t>
+        <w:br/>
+      </w:r>
+      <w:r>
+        <w:rPr>
+          <w:rFonts w:ascii="Consolas" w:hAnsi="Consolas"/>
+          <w:color w:val="334455"/>
+          <w:sz w:val="19"/>
+        </w:rPr>
+        <w:t>has_token</w:t>
+      </w:r>
+      <w:r>
+        <w:rPr/>
+        <w:t xml:space="preserve">, </w:t>
+      </w:r>
+      <w:r>
+        <w:rPr>
+          <w:rFonts w:ascii="Consolas" w:hAnsi="Consolas"/>
+          <w:color w:val="334455"/>
+          <w:sz w:val="19"/>
+        </w:rPr>
+        <w:t>token_expired</w:t>
+      </w:r>
+      <w:r>
+        <w:rPr/>
+        <w:t xml:space="preserve">, and </w:t>
+      </w:r>
+      <w:r>
+        <w:rPr>
+          <w:rFonts w:ascii="Consolas" w:hAnsi="Consolas"/>
+          <w:color w:val="334455"/>
+          <w:sz w:val="19"/>
+        </w:rPr>
+        <w:t>refresh_token_expired</w:t>
+      </w:r>
+      <w:r>
+        <w:rPr/>
+        <w:t>, and the System Status</w:t>
+        <w:br/>
+        <w:t>page surfaces this as its own card.</w:t>
+      </w:r>
+    </w:p>
+    <w:p>
+      <w:pPr>
+        <w:pStyle w:val="Heading2"/>
+      </w:pPr>
+      <w:r>
+        <w:rPr/>
+        <w:t>Anthropic API key (AI features)</w:t>
+      </w:r>
+    </w:p>
+    <w:tbl>
+      <w:tblPr>
+        <w:tblW w:type="auto" w:w="0"/>
+        <w:jc w:val="left"/>
+        <w:tblLayout w:type="autofit"/>
+        <w:tblLook w:firstColumn="1" w:firstRow="1" w:lastColumn="0" w:lastRow="0" w:noHBand="0" w:noVBand="1" w:val="04A0"/>
+        <w:tblBorders>
+          <w:top w:val="single" w:sz="4" w:space="0" w:color="D8DEE9"/>
+          <w:left w:val="single" w:sz="4" w:space="0" w:color="D8DEE9"/>
+          <w:bottom w:val="single" w:sz="4" w:space="0" w:color="D8DEE9"/>
+          <w:right w:val="single" w:sz="4" w:space="0" w:color="D8DEE9"/>
+          <w:insideH w:val="single" w:sz="4" w:space="0" w:color="D8DEE9"/>
+          <w:insideV w:val="single" w:sz="4" w:space="0" w:color="D8DEE9"/>
+        </w:tblBorders>
+      </w:tblPr>
+      <w:tblGrid>
+        <w:gridCol w:w="2880"/>
+        <w:gridCol w:w="2880"/>
+        <w:gridCol w:w="2880"/>
+      </w:tblGrid>
+      <w:tr>
+        <w:tc>
+          <w:tcPr>
+            <w:tcW w:type="dxa" w:w="2880"/>
+            <w:shd w:val="clear" w:color="auto" w:fill="EAF2FB"/>
+          </w:tcPr>
+          <w:p>
+            <w:r>
+              <w:rPr>
+                <w:b/>
+              </w:rPr>
+            </w:r>
+            <w:r>
+              <w:rPr>
+                <w:b/>
+              </w:rPr>
+              <w:t>Requirement</w:t>
+            </w:r>
+          </w:p>
+        </w:tc>
+        <w:tc>
+          <w:tcPr>
+            <w:tcW w:type="dxa" w:w="2880"/>
+            <w:shd w:val="clear" w:color="auto" w:fill="EAF2FB"/>
+          </w:tcPr>
+          <w:p>
+            <w:r>
+              <w:rPr>
+                <w:b/>
+              </w:rPr>
+            </w:r>
+            <w:r>
+              <w:rPr>
+                <w:b/>
+              </w:rPr>
+              <w:t>Detail</w:t>
+            </w:r>
+          </w:p>
+        </w:tc>
+        <w:tc>
+          <w:tcPr>
+            <w:tcW w:type="dxa" w:w="2880"/>
+            <w:shd w:val="clear" w:color="auto" w:fill="EAF2FB"/>
+          </w:tcPr>
+          <w:p>
+            <w:r>
+              <w:rPr>
+                <w:b/>
+              </w:rPr>
+            </w:r>
+            <w:r>
+              <w:rPr>
+                <w:b/>
+              </w:rPr>
+              <w:t>Status</w:t>
+            </w:r>
+          </w:p>
+        </w:tc>
+      </w:tr>
+      <w:tr>
+        <w:tc>
+          <w:tcPr>
+            <w:tcW w:type="dxa" w:w="2880"/>
+          </w:tcPr>
+          <w:p>
+            <w:r/>
+            <w:r>
+              <w:rPr>
+                <w:rFonts w:ascii="Consolas" w:hAnsi="Consolas"/>
+                <w:color w:val="334455"/>
+                <w:sz w:val="19"/>
+              </w:rPr>
+              <w:t>ANTHROPIC_API_KEY</w:t>
+            </w:r>
+          </w:p>
+        </w:tc>
+        <w:tc>
+          <w:tcPr>
+            <w:tcW w:type="dxa" w:w="2880"/>
+          </w:tcPr>
+          <w:p>
+            <w:r/>
+            <w:r>
+              <w:rPr/>
+              <w:t xml:space="preserve">Resolution order: the </w:t>
+            </w:r>
+            <w:r>
+              <w:rPr>
+                <w:b/>
+              </w:rPr>
+              <w:t>env var</w:t>
+            </w:r>
+            <w:r>
+              <w:rPr/>
+              <w:t xml:space="preserve"> first, then a gitignored </w:t>
+            </w:r>
+            <w:r>
+              <w:rPr>
+                <w:rFonts w:ascii="Consolas" w:hAnsi="Consolas"/>
+                <w:color w:val="334455"/>
+                <w:sz w:val="19"/>
+              </w:rPr>
+              <w:t>shared/anthropic_key.txt</w:t>
+            </w:r>
+            <w:r>
+              <w:rPr/>
+              <w:t xml:space="preserve">. Powers the Driver's Claude decision layer, the Gamma </w:t>
+            </w:r>
+            <w:r>
+              <w:rPr>
+                <w:b/>
+              </w:rPr>
+              <w:t>Analyze</w:t>
+            </w:r>
+            <w:r>
+              <w:rPr/>
+              <w:t>/</w:t>
+            </w:r>
+            <w:r>
+              <w:rPr>
+                <w:b/>
+              </w:rPr>
+              <w:t>Explain</w:t>
+            </w:r>
+            <w:r>
+              <w:rPr/>
+              <w:t xml:space="preserve"> infographics + the 4×/day auto-briefings, and the market summary ticker.</w:t>
+            </w:r>
+          </w:p>
+        </w:tc>
+        <w:tc>
+          <w:tcPr>
+            <w:tcW w:type="dxa" w:w="2880"/>
+          </w:tcPr>
+          <w:p>
+            <w:r/>
+            <w:r>
+              <w:rPr/>
+              <w:t>Optional</w:t>
+            </w:r>
+          </w:p>
+        </w:tc>
+      </w:tr>
+    </w:tbl>
+    <w:p/>
+    <w:p>
+      <w:r>
+        <w:rPr/>
+        <w:t xml:space="preserve">Without a key those features </w:t>
+      </w:r>
+      <w:r>
+        <w:rPr>
+          <w:b/>
+        </w:rPr>
+        <w:t>degrade safely</w:t>
+      </w:r>
+      <w:r>
+        <w:rPr/>
+        <w:t xml:space="preserve"> — most importantly the autonomous</w:t>
+        <w:br/>
+        <w:t xml:space="preserve">driver </w:t>
+      </w:r>
+      <w:r>
+        <w:rPr>
+          <w:b/>
+        </w:rPr>
+        <w:t>stands down rather than trading blind</w:t>
+      </w:r>
+      <w:r>
+        <w:rPr/>
+        <w:t>, and the Gamma infographics render</w:t>
+        <w:br/>
+        <w:t>a readable "no key" page.</w:t>
+      </w:r>
+    </w:p>
+    <w:p>
+      <w:pPr>
+        <w:pStyle w:val="Heading2"/>
+      </w:pPr>
+      <w:r>
+        <w:rPr/>
+        <w:t>Data files</w:t>
+      </w:r>
+    </w:p>
+    <w:tbl>
+      <w:tblPr>
+        <w:tblW w:type="auto" w:w="0"/>
+        <w:jc w:val="left"/>
+        <w:tblLayout w:type="autofit"/>
+        <w:tblLook w:firstColumn="1" w:firstRow="1" w:lastColumn="0" w:lastRow="0" w:noHBand="0" w:noVBand="1" w:val="04A0"/>
+        <w:tblBorders>
+          <w:top w:val="single" w:sz="4" w:space="0" w:color="D8DEE9"/>
+          <w:left w:val="single" w:sz="4" w:space="0" w:color="D8DEE9"/>
+          <w:bottom w:val="single" w:sz="4" w:space="0" w:color="D8DEE9"/>
+          <w:right w:val="single" w:sz="4" w:space="0" w:color="D8DEE9"/>
+          <w:insideH w:val="single" w:sz="4" w:space="0" w:color="D8DEE9"/>
+          <w:insideV w:val="single" w:sz="4" w:space="0" w:color="D8DEE9"/>
+        </w:tblBorders>
+      </w:tblPr>
+      <w:tblGrid>
+        <w:gridCol w:w="2880"/>
+        <w:gridCol w:w="2880"/>
+        <w:gridCol w:w="2880"/>
+      </w:tblGrid>
+      <w:tr>
+        <w:tc>
+          <w:tcPr>
+            <w:tcW w:type="dxa" w:w="2880"/>
+            <w:shd w:val="clear" w:color="auto" w:fill="EAF2FB"/>
+          </w:tcPr>
+          <w:p>
+            <w:r>
+              <w:rPr>
+                <w:b/>
+              </w:rPr>
+            </w:r>
+            <w:r>
+              <w:rPr>
+                <w:b/>
+              </w:rPr>
+              <w:t>File</w:t>
+            </w:r>
+          </w:p>
+        </w:tc>
+        <w:tc>
+          <w:tcPr>
+            <w:tcW w:type="dxa" w:w="2880"/>
+            <w:shd w:val="clear" w:color="auto" w:fill="EAF2FB"/>
+          </w:tcPr>
+          <w:p>
+            <w:r>
+              <w:rPr>
+                <w:b/>
+              </w:rPr>
+            </w:r>
+            <w:r>
+              <w:rPr>
+                <w:b/>
+              </w:rPr>
+              <w:t>Role</w:t>
+            </w:r>
+          </w:p>
+        </w:tc>
+        <w:tc>
+          <w:tcPr>
+            <w:tcW w:type="dxa" w:w="2880"/>
+            <w:shd w:val="clear" w:color="auto" w:fill="EAF2FB"/>
+          </w:tcPr>
+          <w:p>
+            <w:r>
+              <w:rPr>
+                <w:b/>
+              </w:rPr>
+            </w:r>
+            <w:r>
+              <w:rPr>
+                <w:b/>
+              </w:rPr>
+              <w:t>Status</w:t>
+            </w:r>
+          </w:p>
+        </w:tc>
+      </w:tr>
+      <w:tr>
+        <w:tc>
+          <w:tcPr>
+            <w:tcW w:type="dxa" w:w="2880"/>
+          </w:tcPr>
+          <w:p>
+            <w:r/>
+            <w:r>
+              <w:rPr>
+                <w:rFonts w:ascii="Consolas" w:hAnsi="Consolas"/>
+                <w:color w:val="334455"/>
+                <w:sz w:val="19"/>
+              </w:rPr>
+              <w:t>sentiment-dashboard/Sectors_Industries_ETFs.xlsx</w:t>
+            </w:r>
+          </w:p>
+        </w:tc>
+        <w:tc>
+          <w:tcPr>
+            <w:tcW w:type="dxa" w:w="2880"/>
+          </w:tcPr>
+          <w:p>
+            <w:r/>
+            <w:r>
+              <w:rPr/>
+              <w:t>The sector/industry ETF reference map, loaded once at startup by the sentiment engine.</w:t>
+            </w:r>
+          </w:p>
+        </w:tc>
+        <w:tc>
+          <w:tcPr>
+            <w:tcW w:type="dxa" w:w="2880"/>
+          </w:tcPr>
+          <w:p>
+            <w:r/>
+            <w:r>
+              <w:rPr/>
+              <w:t>Required</w:t>
+            </w:r>
+          </w:p>
+        </w:tc>
+      </w:tr>
+      <w:tr>
+        <w:tc>
+          <w:tcPr>
+            <w:tcW w:type="dxa" w:w="2880"/>
+            <w:shd w:val="clear" w:color="auto" w:fill="F4F6FA"/>
+          </w:tcPr>
+          <w:p>
+            <w:r/>
+            <w:r>
+              <w:rPr>
+                <w:rFonts w:ascii="Consolas" w:hAnsi="Consolas"/>
+                <w:color w:val="334455"/>
+                <w:sz w:val="19"/>
+              </w:rPr>
+              <w:t>options-scanner/data/Top 20.xlsx</w:t>
+            </w:r>
+          </w:p>
+        </w:tc>
+        <w:tc>
+          <w:tcPr>
+            <w:tcW w:type="dxa" w:w="2880"/>
+            <w:shd w:val="clear" w:color="auto" w:fill="F4F6FA"/>
+          </w:tcPr>
+          <w:p>
+            <w:r/>
+            <w:r>
+              <w:rPr/>
+              <w:t xml:space="preserve">The scanner watchlist (also the GEX collection universe). </w:t>
+            </w:r>
+            <w:r>
+              <w:rPr>
+                <w:b/>
+              </w:rPr>
+              <w:t>Gitignored</w:t>
+            </w:r>
+            <w:r>
+              <w:rPr/>
+              <w:t xml:space="preserve"> — a fresh clone degrades to the base index symbols (</w:t>
+            </w:r>
+            <w:r>
+              <w:rPr>
+                <w:rFonts w:ascii="Consolas" w:hAnsi="Consolas"/>
+                <w:color w:val="334455"/>
+                <w:sz w:val="19"/>
+              </w:rPr>
+              <w:t>$SPX</w:t>
+            </w:r>
+            <w:r>
+              <w:rPr/>
+              <w:t>/</w:t>
+            </w:r>
+            <w:r>
+              <w:rPr>
+                <w:rFonts w:ascii="Consolas" w:hAnsi="Consolas"/>
+                <w:color w:val="334455"/>
+                <w:sz w:val="19"/>
+              </w:rPr>
+              <w:t>$VIX</w:t>
+            </w:r>
+            <w:r>
+              <w:rPr/>
+              <w:t>/</w:t>
+            </w:r>
+            <w:r>
+              <w:rPr>
+                <w:rFonts w:ascii="Consolas" w:hAnsi="Consolas"/>
+                <w:color w:val="334455"/>
+                <w:sz w:val="19"/>
+              </w:rPr>
+              <w:t>SPY</w:t>
+            </w:r>
+            <w:r>
+              <w:rPr/>
+              <w:t>/</w:t>
+            </w:r>
+            <w:r>
+              <w:rPr>
+                <w:rFonts w:ascii="Consolas" w:hAnsi="Consolas"/>
+                <w:color w:val="334455"/>
+                <w:sz w:val="19"/>
+              </w:rPr>
+              <w:t>QQQ</w:t>
+            </w:r>
+            <w:r>
+              <w:rPr/>
+              <w:t>).</w:t>
+            </w:r>
+          </w:p>
+        </w:tc>
+        <w:tc>
+          <w:tcPr>
+            <w:tcW w:type="dxa" w:w="2880"/>
+            <w:shd w:val="clear" w:color="auto" w:fill="F4F6FA"/>
+          </w:tcPr>
+          <w:p>
+            <w:r/>
+            <w:r>
+              <w:rPr/>
+              <w:t>Optional</w:t>
+            </w:r>
+          </w:p>
+        </w:tc>
+      </w:tr>
+    </w:tbl>
+    <w:p/>
+    <w:p>
+      <w:r>
+        <w:rPr/>
+        <w:t xml:space="preserve">The SQLite stores (paper-trading books, </w:t>
+      </w:r>
+      <w:r>
+        <w:rPr>
+          <w:rFonts w:ascii="Consolas" w:hAnsi="Consolas"/>
+          <w:color w:val="334455"/>
+          <w:sz w:val="19"/>
+        </w:rPr>
+        <w:t>gex_history.db</w:t>
+      </w:r>
+      <w:r>
+        <w:rPr/>
+        <w:t>, signal DBs) are created</w:t>
+        <w:br/>
+        <w:t>automatically and start empty.</w:t>
+      </w:r>
+    </w:p>
+    <w:p>
+      <w:pPr>
+        <w:pStyle w:val="Heading2"/>
+      </w:pPr>
+      <w:r>
+        <w:rPr/>
+        <w:t>Ports that must be free</w:t>
+      </w:r>
+    </w:p>
+    <w:p>
+      <w:r>
+        <w:rPr/>
+        <w:t xml:space="preserve">Ports come from </w:t>
+      </w:r>
+      <w:r>
+        <w:rPr>
+          <w:rFonts w:ascii="Consolas" w:hAnsi="Consolas"/>
+          <w:color w:val="334455"/>
+          <w:sz w:val="19"/>
+        </w:rPr>
+        <w:t>config/ports.toml</w:t>
+      </w:r>
+      <w:r>
+        <w:rPr/>
+        <w:t xml:space="preserve"> via </w:t>
+      </w:r>
+      <w:r>
+        <w:rPr>
+          <w:rFonts w:ascii="Consolas" w:hAnsi="Consolas"/>
+          <w:color w:val="334455"/>
+          <w:sz w:val="19"/>
+        </w:rPr>
+        <w:t>repo_paths.py</w:t>
+      </w:r>
+      <w:r>
+        <w:rPr/>
+        <w:t xml:space="preserve"> — never hard-coded.</w:t>
+      </w:r>
+    </w:p>
+    <w:tbl>
+      <w:tblPr>
+        <w:tblW w:type="auto" w:w="0"/>
+        <w:jc w:val="left"/>
+        <w:tblLayout w:type="autofit"/>
+        <w:tblLook w:firstColumn="1" w:firstRow="1" w:lastColumn="0" w:lastRow="0" w:noHBand="0" w:noVBand="1" w:val="04A0"/>
+        <w:tblBorders>
+          <w:top w:val="single" w:sz="4" w:space="0" w:color="D8DEE9"/>
+          <w:left w:val="single" w:sz="4" w:space="0" w:color="D8DEE9"/>
+          <w:bottom w:val="single" w:sz="4" w:space="0" w:color="D8DEE9"/>
+          <w:right w:val="single" w:sz="4" w:space="0" w:color="D8DEE9"/>
+          <w:insideH w:val="single" w:sz="4" w:space="0" w:color="D8DEE9"/>
+          <w:insideV w:val="single" w:sz="4" w:space="0" w:color="D8DEE9"/>
+        </w:tblBorders>
+      </w:tblPr>
+      <w:tblGrid>
+        <w:gridCol w:w="2880"/>
+        <w:gridCol w:w="2880"/>
+        <w:gridCol w:w="2880"/>
+      </w:tblGrid>
+      <w:tr>
+        <w:tc>
+          <w:tcPr>
+            <w:tcW w:type="dxa" w:w="2880"/>
+            <w:shd w:val="clear" w:color="auto" w:fill="EAF2FB"/>
+          </w:tcPr>
+          <w:p>
+            <w:r>
+              <w:rPr>
+                <w:b/>
+              </w:rPr>
+            </w:r>
+            <w:r>
+              <w:rPr>
+                <w:b/>
+              </w:rPr>
+              <w:t>Port</w:t>
+            </w:r>
+          </w:p>
+        </w:tc>
+        <w:tc>
+          <w:tcPr>
+            <w:tcW w:type="dxa" w:w="2880"/>
+            <w:shd w:val="clear" w:color="auto" w:fill="EAF2FB"/>
+          </w:tcPr>
+          <w:p>
+            <w:r>
+              <w:rPr>
+                <w:b/>
+              </w:rPr>
+            </w:r>
+            <w:r>
+              <w:rPr>
+                <w:b/>
+              </w:rPr>
+              <w:t>Process</w:t>
+            </w:r>
+          </w:p>
+        </w:tc>
+        <w:tc>
+          <w:tcPr>
+            <w:tcW w:type="dxa" w:w="2880"/>
+            <w:shd w:val="clear" w:color="auto" w:fill="EAF2FB"/>
+          </w:tcPr>
+          <w:p>
+            <w:r>
+              <w:rPr>
+                <w:b/>
+              </w:rPr>
+            </w:r>
+            <w:r>
+              <w:rPr>
+                <w:b/>
+              </w:rPr>
+              <w:t>Status</w:t>
+            </w:r>
+          </w:p>
+        </w:tc>
+      </w:tr>
+      <w:tr>
+        <w:tc>
+          <w:tcPr>
+            <w:tcW w:type="dxa" w:w="2880"/>
+          </w:tcPr>
+          <w:p>
+            <w:r/>
+            <w:r>
+              <w:rPr/>
+              <w:t>6379</w:t>
+            </w:r>
+          </w:p>
+        </w:tc>
+        <w:tc>
+          <w:tcPr>
+            <w:tcW w:type="dxa" w:w="2880"/>
+          </w:tcPr>
+          <w:p>
+            <w:r/>
+            <w:r>
+              <w:rPr/>
+              <w:t>Memurai (Redis)</w:t>
+            </w:r>
+          </w:p>
+        </w:tc>
+        <w:tc>
+          <w:tcPr>
+            <w:tcW w:type="dxa" w:w="2880"/>
+          </w:tcPr>
+          <w:p>
+            <w:r/>
+            <w:r>
+              <w:rPr/>
+              <w:t>Required</w:t>
+            </w:r>
+          </w:p>
+        </w:tc>
+      </w:tr>
+      <w:tr>
+        <w:tc>
+          <w:tcPr>
+            <w:tcW w:type="dxa" w:w="2880"/>
+            <w:shd w:val="clear" w:color="auto" w:fill="F4F6FA"/>
+          </w:tcPr>
+          <w:p>
+            <w:r/>
+            <w:r>
+              <w:rPr/>
+              <w:t>8100</w:t>
+            </w:r>
+          </w:p>
+        </w:tc>
+        <w:tc>
+          <w:tcPr>
+            <w:tcW w:type="dxa" w:w="2880"/>
+            <w:shd w:val="clear" w:color="auto" w:fill="F4F6FA"/>
+          </w:tcPr>
+          <w:p>
+            <w:r/>
+            <w:r>
+              <w:rPr/>
+              <w:t xml:space="preserve">schwab-proxy — </w:t>
+            </w:r>
+            <w:r>
+              <w:rPr>
+                <w:b/>
+              </w:rPr>
+              <w:t>start first</w:t>
+            </w:r>
+            <w:r>
+              <w:rPr/>
+              <w:t>, everything depends on it</w:t>
+            </w:r>
+          </w:p>
+        </w:tc>
+        <w:tc>
+          <w:tcPr>
+            <w:tcW w:type="dxa" w:w="2880"/>
+            <w:shd w:val="clear" w:color="auto" w:fill="F4F6FA"/>
+          </w:tcPr>
+          <w:p>
+            <w:r/>
+            <w:r>
+              <w:rPr/>
+              <w:t>Required</w:t>
+            </w:r>
+          </w:p>
+        </w:tc>
+      </w:tr>
+      <w:tr>
+        <w:tc>
+          <w:tcPr>
+            <w:tcW w:type="dxa" w:w="2880"/>
+          </w:tcPr>
+          <w:p>
+            <w:r/>
+            <w:r>
+              <w:rPr/>
+              <w:t>8210</w:t>
+            </w:r>
+          </w:p>
+        </w:tc>
+        <w:tc>
+          <w:tcPr>
+            <w:tcW w:type="dxa" w:w="2880"/>
+          </w:tcPr>
+          <w:p>
+            <w:r/>
+            <w:r>
+              <w:rPr/>
+              <w:t>sentiment_svc</w:t>
+            </w:r>
+          </w:p>
+        </w:tc>
+        <w:tc>
+          <w:tcPr>
+            <w:tcW w:type="dxa" w:w="2880"/>
+          </w:tcPr>
+          <w:p>
+            <w:r/>
+            <w:r>
+              <w:rPr/>
+              <w:t>Required</w:t>
+            </w:r>
+          </w:p>
+        </w:tc>
+      </w:tr>
+      <w:tr>
+        <w:tc>
+          <w:tcPr>
+            <w:tcW w:type="dxa" w:w="2880"/>
+            <w:shd w:val="clear" w:color="auto" w:fill="F4F6FA"/>
+          </w:tcPr>
+          <w:p>
+            <w:r/>
+            <w:r>
+              <w:rPr/>
+              <w:t>8211</w:t>
+            </w:r>
+          </w:p>
+        </w:tc>
+        <w:tc>
+          <w:tcPr>
+            <w:tcW w:type="dxa" w:w="2880"/>
+            <w:shd w:val="clear" w:color="auto" w:fill="F4F6FA"/>
+          </w:tcPr>
+          <w:p>
+            <w:r/>
+            <w:r>
+              <w:rPr/>
+              <w:t>options_svc</w:t>
+            </w:r>
+          </w:p>
+        </w:tc>
+        <w:tc>
+          <w:tcPr>
+            <w:tcW w:type="dxa" w:w="2880"/>
+            <w:shd w:val="clear" w:color="auto" w:fill="F4F6FA"/>
+          </w:tcPr>
+          <w:p>
+            <w:r/>
+            <w:r>
+              <w:rPr/>
+              <w:t>Required</w:t>
+            </w:r>
+          </w:p>
+        </w:tc>
+      </w:tr>
+      <w:tr>
+        <w:tc>
+          <w:tcPr>
+            <w:tcW w:type="dxa" w:w="2880"/>
+          </w:tcPr>
+          <w:p>
+            <w:r/>
+            <w:r>
+              <w:rPr/>
+              <w:t>8212</w:t>
+            </w:r>
+          </w:p>
+        </w:tc>
+        <w:tc>
+          <w:tcPr>
+            <w:tcW w:type="dxa" w:w="2880"/>
+          </w:tcPr>
+          <w:p>
+            <w:r/>
+            <w:r>
+              <w:rPr/>
+              <w:t>portfolio_svc</w:t>
+            </w:r>
+          </w:p>
+        </w:tc>
+        <w:tc>
+          <w:tcPr>
+            <w:tcW w:type="dxa" w:w="2880"/>
+          </w:tcPr>
+          <w:p>
+            <w:r/>
+            <w:r>
+              <w:rPr/>
+              <w:t>Required</w:t>
+            </w:r>
+          </w:p>
+        </w:tc>
+      </w:tr>
+      <w:tr>
+        <w:tc>
+          <w:tcPr>
+            <w:tcW w:type="dxa" w:w="2880"/>
+            <w:shd w:val="clear" w:color="auto" w:fill="F4F6FA"/>
+          </w:tcPr>
+          <w:p>
+            <w:r/>
+            <w:r>
+              <w:rPr/>
+              <w:t>8213</w:t>
+            </w:r>
+          </w:p>
+        </w:tc>
+        <w:tc>
+          <w:tcPr>
+            <w:tcW w:type="dxa" w:w="2880"/>
+            <w:shd w:val="clear" w:color="auto" w:fill="F4F6FA"/>
+          </w:tcPr>
+          <w:p>
+            <w:r/>
+            <w:r>
+              <w:rPr/>
+              <w:t>trade_svc</w:t>
+            </w:r>
+          </w:p>
+        </w:tc>
+        <w:tc>
+          <w:tcPr>
+            <w:tcW w:type="dxa" w:w="2880"/>
+            <w:shd w:val="clear" w:color="auto" w:fill="F4F6FA"/>
+          </w:tcPr>
+          <w:p>
+            <w:r/>
+            <w:r>
+              <w:rPr/>
+              <w:t>Required</w:t>
+            </w:r>
+          </w:p>
+        </w:tc>
+      </w:tr>
+      <w:tr>
+        <w:tc>
+          <w:tcPr>
+            <w:tcW w:type="dxa" w:w="2880"/>
+          </w:tcPr>
+          <w:p>
+            <w:r/>
+            <w:r>
+              <w:rPr/>
+              <w:t>8214</w:t>
+            </w:r>
+          </w:p>
+        </w:tc>
+        <w:tc>
+          <w:tcPr>
+            <w:tcW w:type="dxa" w:w="2880"/>
+          </w:tcPr>
+          <w:p>
+            <w:r/>
+            <w:r>
+              <w:rPr/>
+              <w:t>driver_svc</w:t>
+            </w:r>
+          </w:p>
+        </w:tc>
+        <w:tc>
+          <w:tcPr>
+            <w:tcW w:type="dxa" w:w="2880"/>
+          </w:tcPr>
+          <w:p>
+            <w:r/>
+            <w:r>
+              <w:rPr/>
+              <w:t>Required</w:t>
+            </w:r>
+          </w:p>
+        </w:tc>
+      </w:tr>
+      <w:tr>
+        <w:tc>
+          <w:tcPr>
+            <w:tcW w:type="dxa" w:w="2880"/>
+            <w:shd w:val="clear" w:color="auto" w:fill="F4F6FA"/>
+          </w:tcPr>
+          <w:p>
+            <w:r/>
+            <w:r>
+              <w:rPr/>
+              <w:t>8215</w:t>
+            </w:r>
+          </w:p>
+        </w:tc>
+        <w:tc>
+          <w:tcPr>
+            <w:tcW w:type="dxa" w:w="2880"/>
+            <w:shd w:val="clear" w:color="auto" w:fill="F4F6FA"/>
+          </w:tcPr>
+          <w:p>
+            <w:r/>
+            <w:r>
+              <w:rPr/>
+              <w:t>market_svc</w:t>
+            </w:r>
+          </w:p>
+        </w:tc>
+        <w:tc>
+          <w:tcPr>
+            <w:tcW w:type="dxa" w:w="2880"/>
+            <w:shd w:val="clear" w:color="auto" w:fill="F4F6FA"/>
+          </w:tcPr>
+          <w:p>
+            <w:r/>
+            <w:r>
+              <w:rPr/>
+              <w:t>Required</w:t>
+            </w:r>
+          </w:p>
+        </w:tc>
+      </w:tr>
+      <w:tr>
+        <w:tc>
+          <w:tcPr>
+            <w:tcW w:type="dxa" w:w="2880"/>
+          </w:tcPr>
+          <w:p>
+            <w:r/>
+            <w:r>
+              <w:rPr/>
+              <w:t>8500</w:t>
+            </w:r>
+          </w:p>
+        </w:tc>
+        <w:tc>
+          <w:tcPr>
+            <w:tcW w:type="dxa" w:w="2880"/>
+          </w:tcPr>
+          <w:p>
+            <w:r/>
+            <w:r>
+              <w:rPr/>
+              <w:t>webgui (NiceGUI)</w:t>
+            </w:r>
+          </w:p>
+        </w:tc>
+        <w:tc>
+          <w:tcPr>
+            <w:tcW w:type="dxa" w:w="2880"/>
+          </w:tcPr>
+          <w:p>
+            <w:r/>
+            <w:r>
+              <w:rPr/>
+              <w:t>Required</w:t>
+            </w:r>
+          </w:p>
+        </w:tc>
+      </w:tr>
+    </w:tbl>
+    <w:p/>
+    <w:p>
+      <w:r>
+        <w:rPr>
+          <w:rFonts w:ascii="Consolas" w:hAnsi="Consolas"/>
+          <w:color w:val="334455"/>
+          <w:sz w:val="19"/>
+        </w:rPr>
+        <w:t>config/ports.toml</w:t>
+      </w:r>
+      <w:r>
+        <w:rPr/>
+        <w:t xml:space="preserve"> also lists </w:t>
+      </w:r>
+      <w:r>
+        <w:rPr>
+          <w:rFonts w:ascii="Consolas" w:hAnsi="Consolas"/>
+          <w:color w:val="334455"/>
+          <w:sz w:val="19"/>
+        </w:rPr>
+        <w:t>options_analytics = 8200</w:t>
+      </w:r>
+      <w:r>
+        <w:rPr/>
+        <w:t xml:space="preserve">, </w:t>
+      </w:r>
+      <w:r>
+        <w:rPr>
+          <w:rFonts w:ascii="Consolas" w:hAnsi="Consolas"/>
+          <w:color w:val="334455"/>
+          <w:sz w:val="19"/>
+        </w:rPr>
+        <w:t>approval = 8300</w:t>
+      </w:r>
+      <w:r>
+        <w:rPr/>
+        <w:t>,</w:t>
+        <w:br/>
+      </w:r>
+      <w:r>
+        <w:rPr>
+          <w:rFonts w:ascii="Consolas" w:hAnsi="Consolas"/>
+          <w:color w:val="334455"/>
+          <w:sz w:val="19"/>
+        </w:rPr>
+        <w:t>dashboard_frontend = 5173</w:t>
+      </w:r>
+      <w:r>
+        <w:rPr/>
+        <w:t xml:space="preserve">, and an </w:t>
+      </w:r>
+      <w:r>
+        <w:rPr>
+          <w:rFonts w:ascii="Consolas" w:hAnsi="Consolas"/>
+          <w:color w:val="334455"/>
+          <w:sz w:val="19"/>
+        </w:rPr>
+        <w:t>[ml_servers]</w:t>
+      </w:r>
+      <w:r>
+        <w:rPr/>
+        <w:t xml:space="preserve"> block (MES 8000 / MNQ 8001 /</w:t>
+        <w:br/>
+        <w:t xml:space="preserve">ES 8004 / NQ 8005). </w:t>
+      </w:r>
+      <w:r>
+        <w:rPr>
+          <w:b/>
+        </w:rPr>
+        <w:t>None of these are started by this repo</w:t>
+      </w:r>
+      <w:r>
+        <w:rPr/>
+        <w:t xml:space="preserve"> — 5173 and 8300</w:t>
+        <w:br/>
+        <w:t>are legacy/retired, and the ML servers plus the 8200 analytics service are</w:t>
+        <w:br/>
+      </w:r>
+      <w:r>
+        <w:rPr>
+          <w:b/>
+        </w:rPr>
+        <w:t>separate external processes</w:t>
+      </w:r>
+      <w:r>
+        <w:rPr/>
+        <w:t xml:space="preserve"> that </w:t>
+      </w:r>
+      <w:r>
+        <w:rPr>
+          <w:rFonts w:ascii="Consolas" w:hAnsi="Consolas"/>
+          <w:color w:val="334455"/>
+          <w:sz w:val="19"/>
+        </w:rPr>
+        <w:t>claude-driver</w:t>
+      </w:r>
+      <w:r>
+        <w:rPr/>
+        <w:t xml:space="preserve"> addresses over HTTP. If they</w:t>
+        <w:br/>
+        <w:t>aren't running, those paths simply degrade.</w:t>
+      </w:r>
+    </w:p>
+    <w:p>
+      <w:pPr>
+        <w:pStyle w:val="Heading2"/>
+      </w:pPr>
+      <w:r>
+        <w:rPr/>
+        <w:t>Optional integrations</w:t>
+      </w:r>
+    </w:p>
+    <w:tbl>
+      <w:tblPr>
+        <w:tblW w:type="auto" w:w="0"/>
+        <w:jc w:val="left"/>
+        <w:tblLayout w:type="autofit"/>
+        <w:tblLook w:firstColumn="1" w:firstRow="1" w:lastColumn="0" w:lastRow="0" w:noHBand="0" w:noVBand="1" w:val="04A0"/>
+        <w:tblBorders>
+          <w:top w:val="single" w:sz="4" w:space="0" w:color="D8DEE9"/>
+          <w:left w:val="single" w:sz="4" w:space="0" w:color="D8DEE9"/>
+          <w:bottom w:val="single" w:sz="4" w:space="0" w:color="D8DEE9"/>
+          <w:right w:val="single" w:sz="4" w:space="0" w:color="D8DEE9"/>
+          <w:insideH w:val="single" w:sz="4" w:space="0" w:color="D8DEE9"/>
+          <w:insideV w:val="single" w:sz="4" w:space="0" w:color="D8DEE9"/>
+        </w:tblBorders>
+      </w:tblPr>
+      <w:tblGrid>
+        <w:gridCol w:w="4320"/>
+        <w:gridCol w:w="4320"/>
+      </w:tblGrid>
+      <w:tr>
+        <w:tc>
+          <w:tcPr>
+            <w:tcW w:type="dxa" w:w="4320"/>
+            <w:shd w:val="clear" w:color="auto" w:fill="EAF2FB"/>
+          </w:tcPr>
+          <w:p>
+            <w:r>
+              <w:rPr>
+                <w:b/>
+              </w:rPr>
+            </w:r>
+            <w:r>
+              <w:rPr>
+                <w:b/>
+              </w:rPr>
+              <w:t>Feature</w:t>
+            </w:r>
+          </w:p>
+        </w:tc>
+        <w:tc>
+          <w:tcPr>
+            <w:tcW w:type="dxa" w:w="4320"/>
+            <w:shd w:val="clear" w:color="auto" w:fill="EAF2FB"/>
+          </w:tcPr>
+          <w:p>
+            <w:r>
+              <w:rPr>
+                <w:b/>
+              </w:rPr>
+            </w:r>
+            <w:r>
+              <w:rPr>
+                <w:b/>
+              </w:rPr>
+              <w:t>Requirement</w:t>
+            </w:r>
+          </w:p>
+        </w:tc>
+      </w:tr>
+      <w:tr>
+        <w:tc>
+          <w:tcPr>
+            <w:tcW w:type="dxa" w:w="4320"/>
+          </w:tcPr>
+          <w:p>
+            <w:r/>
+            <w:r>
+              <w:rPr>
+                <w:b/>
+              </w:rPr>
+              <w:t>Push notifications</w:t>
+            </w:r>
+          </w:p>
+        </w:tc>
+        <w:tc>
+          <w:tcPr>
+            <w:tcW w:type="dxa" w:w="4320"/>
+          </w:tcPr>
+          <w:p>
+            <w:r/>
+            <w:r>
+              <w:rPr/>
+              <w:t xml:space="preserve">Gitignored </w:t>
+            </w:r>
+            <w:r>
+              <w:rPr>
+                <w:rFonts w:ascii="Consolas" w:hAnsi="Consolas"/>
+                <w:color w:val="334455"/>
+                <w:sz w:val="19"/>
+              </w:rPr>
+              <w:t>shared/notifications.json</w:t>
+            </w:r>
+            <w:r>
+              <w:rPr/>
+              <w:t xml:space="preserve"> (template: </w:t>
+            </w:r>
+            <w:r>
+              <w:rPr>
+                <w:rFonts w:ascii="Consolas" w:hAnsi="Consolas"/>
+                <w:color w:val="334455"/>
+                <w:sz w:val="19"/>
+              </w:rPr>
+              <w:t>shared/notifications.example.json</w:t>
+            </w:r>
+            <w:r>
+              <w:rPr/>
+              <w:t xml:space="preserve">). Telegram needs a bot token + chat id; Discord needs a channel webhook URL; Google Fi SMS needs your 10-digit Fi number plus a Gmail </w:t>
+            </w:r>
+            <w:r>
+              <w:rPr>
+                <w:b/>
+              </w:rPr>
+              <w:t>App Password</w:t>
+            </w:r>
+            <w:r>
+              <w:rPr/>
+              <w:t>. Each channel self-gates — missing creds are a silent no-op. Env vars override file values.</w:t>
+            </w:r>
+          </w:p>
+        </w:tc>
+      </w:tr>
+      <w:tr>
+        <w:tc>
+          <w:tcPr>
+            <w:tcW w:type="dxa" w:w="4320"/>
+            <w:shd w:val="clear" w:color="auto" w:fill="F4F6FA"/>
+          </w:tcPr>
+          <w:p>
+            <w:r/>
+            <w:r>
+              <w:rPr>
+                <w:b/>
+              </w:rPr>
+              <w:t>Proxy hardening</w:t>
+            </w:r>
+          </w:p>
+        </w:tc>
+        <w:tc>
+          <w:tcPr>
+            <w:tcW w:type="dxa" w:w="4320"/>
+            <w:shd w:val="clear" w:color="auto" w:fill="F4F6FA"/>
+          </w:tcPr>
+          <w:p>
+            <w:r/>
+            <w:r>
+              <w:rPr>
+                <w:rFonts w:ascii="Consolas" w:hAnsi="Consolas"/>
+                <w:color w:val="334455"/>
+                <w:sz w:val="19"/>
+              </w:rPr>
+              <w:t>PROXY_SHARED_SECRET</w:t>
+            </w:r>
+            <w:r>
+              <w:rPr/>
+              <w:t xml:space="preserve"> (guards the trading endpoints; enforced only when set) and </w:t>
+            </w:r>
+            <w:r>
+              <w:rPr>
+                <w:rFonts w:ascii="Consolas" w:hAnsi="Consolas"/>
+                <w:color w:val="334455"/>
+                <w:sz w:val="19"/>
+              </w:rPr>
+              <w:t>PROXY_CORS_ORIGINS</w:t>
+            </w:r>
+            <w:r>
+              <w:rPr/>
+              <w:t xml:space="preserve"> (overrides the local allowlist). See </w:t>
+            </w:r>
+            <w:r>
+              <w:rPr>
+                <w:rFonts w:ascii="Consolas" w:hAnsi="Consolas"/>
+                <w:color w:val="334455"/>
+                <w:sz w:val="19"/>
+              </w:rPr>
+              <w:t>docs/SECURITY.md</w:t>
+            </w:r>
+            <w:r>
+              <w:rPr/>
+              <w:t>.</w:t>
+            </w:r>
+          </w:p>
+        </w:tc>
+      </w:tr>
+      <w:tr>
+        <w:tc>
+          <w:tcPr>
+            <w:tcW w:type="dxa" w:w="4320"/>
+          </w:tcPr>
+          <w:p>
+            <w:r/>
+            <w:r>
+              <w:rPr>
+                <w:b/>
+              </w:rPr>
+              <w:t>Driver model override</w:t>
+            </w:r>
+          </w:p>
+        </w:tc>
+        <w:tc>
+          <w:tcPr>
+            <w:tcW w:type="dxa" w:w="4320"/>
+          </w:tcPr>
+          <w:p>
+            <w:r/>
+            <w:r>
+              <w:rPr>
+                <w:rFonts w:ascii="Consolas" w:hAnsi="Consolas"/>
+                <w:color w:val="334455"/>
+                <w:sz w:val="19"/>
+              </w:rPr>
+              <w:t>DRIVER_MODEL</w:t>
+            </w:r>
+            <w:r>
+              <w:rPr/>
+              <w:t xml:space="preserve"> env var → gitignored </w:t>
+            </w:r>
+            <w:r>
+              <w:rPr>
+                <w:rFonts w:ascii="Consolas" w:hAnsi="Consolas"/>
+                <w:color w:val="334455"/>
+                <w:sz w:val="19"/>
+              </w:rPr>
+              <w:t>shared/driver_model.txt</w:t>
+            </w:r>
+            <w:r>
+              <w:rPr/>
+              <w:t xml:space="preserve"> (defaults to the built-in model id).</w:t>
+            </w:r>
+          </w:p>
+        </w:tc>
+      </w:tr>
+    </w:tbl>
+    <w:p/>
+    <w:p>
+      <w:pPr>
+        <w:pStyle w:val="Heading2"/>
+      </w:pPr>
+      <w:r>
+        <w:rPr/>
+        <w:t>Startup order</w:t>
+      </w:r>
+    </w:p>
+    <w:p>
+      <w:r>
+        <w:rPr/>
+        <w:t xml:space="preserve">The dependency chain is strict: </w:t>
+      </w:r>
+      <w:r>
+        <w:rPr>
+          <w:b/>
+        </w:rPr>
+        <w:t>Memurai → schwab-proxy → the six services → webgui.</w:t>
+      </w:r>
+      <w:r>
+        <w:rPr/>
+        <w:br/>
+        <w:t>Services wait on the proxy because every one of them resolves market data through it.</w:t>
+      </w:r>
+    </w:p>
+    <w:tbl>
+      <w:tblPr>
+        <w:tblW w:type="auto" w:w="0"/>
+        <w:jc w:val="left"/>
+        <w:tblLayout w:type="autofit"/>
+        <w:tblLook w:firstColumn="1" w:firstRow="1" w:lastColumn="0" w:lastRow="0" w:noHBand="0" w:noVBand="1" w:val="04A0"/>
+        <w:tblBorders>
+          <w:top w:val="single" w:sz="4" w:space="0" w:color="D8DEE9"/>
+          <w:left w:val="single" w:sz="4" w:space="0" w:color="D8DEE9"/>
+          <w:bottom w:val="single" w:sz="4" w:space="0" w:color="D8DEE9"/>
+          <w:right w:val="single" w:sz="4" w:space="0" w:color="D8DEE9"/>
+          <w:insideH w:val="single" w:sz="4" w:space="0" w:color="D8DEE9"/>
+          <w:insideV w:val="single" w:sz="4" w:space="0" w:color="D8DEE9"/>
+        </w:tblBorders>
+      </w:tblPr>
+      <w:tblGrid>
+        <w:gridCol w:w="4320"/>
+        <w:gridCol w:w="4320"/>
+      </w:tblGrid>
+      <w:tr>
+        <w:tc>
+          <w:tcPr>
+            <w:tcW w:type="dxa" w:w="4320"/>
+            <w:shd w:val="clear" w:color="auto" w:fill="EAF2FB"/>
+          </w:tcPr>
+          <w:p>
+            <w:r>
+              <w:rPr>
+                <w:b/>
+              </w:rPr>
+            </w:r>
+            <w:r>
+              <w:rPr>
+                <w:b/>
+              </w:rPr>
+              <w:t>Launcher</w:t>
+            </w:r>
+          </w:p>
+        </w:tc>
+        <w:tc>
+          <w:tcPr>
+            <w:tcW w:type="dxa" w:w="4320"/>
+            <w:shd w:val="clear" w:color="auto" w:fill="EAF2FB"/>
+          </w:tcPr>
+          <w:p>
+            <w:r>
+              <w:rPr>
+                <w:b/>
+              </w:rPr>
+            </w:r>
+            <w:r>
+              <w:rPr>
+                <w:b/>
+              </w:rPr>
+              <w:t>Behavior</w:t>
+            </w:r>
+          </w:p>
+        </w:tc>
+      </w:tr>
+      <w:tr>
+        <w:tc>
+          <w:tcPr>
+            <w:tcW w:type="dxa" w:w="4320"/>
+          </w:tcPr>
+          <w:p>
+            <w:r/>
+            <w:r>
+              <w:rPr>
+                <w:rFonts w:ascii="Consolas" w:hAnsi="Consolas"/>
+                <w:color w:val="334455"/>
+                <w:sz w:val="19"/>
+              </w:rPr>
+              <w:t>start_all.bat</w:t>
+            </w:r>
+          </w:p>
+        </w:tc>
+        <w:tc>
+          <w:tcPr>
+            <w:tcW w:type="dxa" w:w="4320"/>
+          </w:tcPr>
+          <w:p>
+            <w:r/>
+            <w:r>
+              <w:rPr/>
+              <w:t xml:space="preserve">Proxy + 6 services + webgui in </w:t>
+            </w:r>
+            <w:r>
+              <w:rPr>
+                <w:b/>
+              </w:rPr>
+              <w:t>8 separate console windows</w:t>
+            </w:r>
+            <w:r>
+              <w:rPr/>
+              <w:t>, then opens the browser.</w:t>
+            </w:r>
+          </w:p>
+        </w:tc>
+      </w:tr>
+      <w:tr>
+        <w:tc>
+          <w:tcPr>
+            <w:tcW w:type="dxa" w:w="4320"/>
+            <w:shd w:val="clear" w:color="auto" w:fill="F4F6FA"/>
+          </w:tcPr>
+          <w:p>
+            <w:r/>
+            <w:r>
+              <w:rPr>
+                <w:rFonts w:ascii="Consolas" w:hAnsi="Consolas"/>
+                <w:color w:val="334455"/>
+                <w:sz w:val="19"/>
+              </w:rPr>
+              <w:t>start_all_wt.bat</w:t>
+            </w:r>
+          </w:p>
+        </w:tc>
+        <w:tc>
+          <w:tcPr>
+            <w:tcW w:type="dxa" w:w="4320"/>
+            <w:shd w:val="clear" w:color="auto" w:fill="F4F6FA"/>
+          </w:tcPr>
+          <w:p>
+            <w:r/>
+            <w:r>
+              <w:rPr/>
+              <w:t xml:space="preserve">The same 8 processes as </w:t>
+            </w:r>
+            <w:r>
+              <w:rPr>
+                <w:b/>
+              </w:rPr>
+              <w:t>tabs in one Windows Terminal window</w:t>
+            </w:r>
+            <w:r>
+              <w:rPr/>
+              <w:t>.</w:t>
+            </w:r>
+          </w:p>
+        </w:tc>
+      </w:tr>
+      <w:tr>
+        <w:tc>
+          <w:tcPr>
+            <w:tcW w:type="dxa" w:w="4320"/>
+          </w:tcPr>
+          <w:p>
+            <w:r/>
+            <w:r>
+              <w:rPr>
+                <w:rFonts w:ascii="Consolas" w:hAnsi="Consolas"/>
+                <w:color w:val="334455"/>
+                <w:sz w:val="19"/>
+              </w:rPr>
+              <w:t>start_all_wt.bat nowindow</w:t>
+            </w:r>
+            <w:r>
+              <w:rPr/>
+              <w:t xml:space="preserve"> / </w:t>
+            </w:r>
+            <w:r>
+              <w:rPr>
+                <w:rFonts w:ascii="Consolas" w:hAnsi="Consolas"/>
+                <w:color w:val="334455"/>
+                <w:sz w:val="19"/>
+              </w:rPr>
+              <w:t>start_all_hidden.bat</w:t>
+            </w:r>
+          </w:p>
+        </w:tc>
+        <w:tc>
+          <w:tcPr>
+            <w:tcW w:type="dxa" w:w="4320"/>
+          </w:tcPr>
+          <w:p>
+            <w:r/>
+            <w:r>
+              <w:rPr/>
+              <w:t>Windowless (</w:t>
+            </w:r>
+            <w:r>
+              <w:rPr>
+                <w:rFonts w:ascii="Consolas" w:hAnsi="Consolas"/>
+                <w:color w:val="334455"/>
+                <w:sz w:val="19"/>
+              </w:rPr>
+              <w:t>pythonw</w:t>
+            </w:r>
+            <w:r>
+              <w:rPr/>
+              <w:t xml:space="preserve">), logging to </w:t>
+            </w:r>
+            <w:r>
+              <w:rPr>
+                <w:rFonts w:ascii="Consolas" w:hAnsi="Consolas"/>
+                <w:color w:val="334455"/>
+                <w:sz w:val="19"/>
+              </w:rPr>
+              <w:t>logs\</w:t>
+            </w:r>
+            <w:r>
+              <w:rPr/>
+              <w:t>.</w:t>
+            </w:r>
+          </w:p>
+        </w:tc>
+      </w:tr>
+      <w:tr>
+        <w:tc>
+          <w:tcPr>
+            <w:tcW w:type="dxa" w:w="4320"/>
+            <w:shd w:val="clear" w:color="auto" w:fill="F4F6FA"/>
+          </w:tcPr>
+          <w:p>
+            <w:r/>
+            <w:r>
+              <w:rPr>
+                <w:rFonts w:ascii="Consolas" w:hAnsi="Consolas"/>
+                <w:color w:val="334455"/>
+                <w:sz w:val="19"/>
+              </w:rPr>
+              <w:t>stop_all.bat</w:t>
+            </w:r>
+          </w:p>
+        </w:tc>
+        <w:tc>
+          <w:tcPr>
+            <w:tcW w:type="dxa" w:w="4320"/>
+            <w:shd w:val="clear" w:color="auto" w:fill="F4F6FA"/>
+          </w:tcPr>
+          <w:p>
+            <w:r/>
+            <w:r>
+              <w:rPr/>
+              <w:t xml:space="preserve">Stops the proxy, services, and webgui by port. </w:t>
+            </w:r>
+            <w:r>
+              <w:rPr>
+                <w:b/>
+              </w:rPr>
+              <w:t>Leaves Memurai running.</w:t>
+            </w:r>
+          </w:p>
+        </w:tc>
+      </w:tr>
+    </w:tbl>
+    <w:p/>
+    <w:p>
+      <w:pPr>
+        <w:pStyle w:val="IntenseQuote"/>
+      </w:pPr>
+      <w:r>
+        <w:rPr/>
+        <w:t xml:space="preserve">The eight processes must stay </w:t>
+      </w:r>
+      <w:r>
+        <w:rPr>
+          <w:b/>
+        </w:rPr>
+        <w:t>separate OS processes</w:t>
+      </w:r>
+      <w:r>
+        <w:rPr/>
+        <w:t>. Merging services into one</w:t>
+        <w:br/>
+        <w:t>Python process would re-introduce the top-level module-name collisions</w:t>
+        <w:br/>
+        <w:t>(</w:t>
+      </w:r>
+      <w:r>
+        <w:rPr>
+          <w:rFonts w:ascii="Consolas" w:hAnsi="Consolas"/>
+          <w:color w:val="334455"/>
+          <w:sz w:val="19"/>
+        </w:rPr>
+        <w:t>config</w:t>
+      </w:r>
+      <w:r>
+        <w:rPr/>
+        <w:t xml:space="preserve"> / </w:t>
+      </w:r>
+      <w:r>
+        <w:rPr>
+          <w:rFonts w:ascii="Consolas" w:hAnsi="Consolas"/>
+          <w:color w:val="334455"/>
+          <w:sz w:val="19"/>
+        </w:rPr>
+        <w:t>scoring</w:t>
+      </w:r>
+      <w:r>
+        <w:rPr/>
+        <w:t xml:space="preserve"> / </w:t>
+      </w:r>
+      <w:r>
+        <w:rPr>
+          <w:rFonts w:ascii="Consolas" w:hAnsi="Consolas"/>
+          <w:color w:val="334455"/>
+          <w:sz w:val="19"/>
+        </w:rPr>
+        <w:t>notifier</w:t>
+      </w:r>
+      <w:r>
+        <w:rPr/>
+        <w:t xml:space="preserve"> / </w:t>
+      </w:r>
+      <w:r>
+        <w:rPr>
+          <w:rFonts w:ascii="Consolas" w:hAnsi="Consolas"/>
+          <w:color w:val="334455"/>
+          <w:sz w:val="19"/>
+        </w:rPr>
+        <w:t>src</w:t>
+      </w:r>
+      <w:r>
+        <w:rPr/>
+        <w:t>) that the 3-tier split exists to prevent.</w:t>
+      </w:r>
+    </w:p>
+    <w:p>
+      <w:pPr>
+        <w:pStyle w:val="Heading2"/>
+      </w:pPr>
+      <w:r>
+        <w:rPr/>
+        <w:t>Verifying the install</w:t>
+      </w:r>
+    </w:p>
+    <w:p>
+      <w:pPr>
+        <w:pStyle w:val="ListNumber"/>
+      </w:pPr>
+      <w:r>
+        <w:t xml:space="preserve">Open </w:t>
+      </w:r>
+      <w:r>
+        <w:rPr>
+          <w:rFonts w:ascii="Consolas" w:hAnsi="Consolas"/>
+          <w:color w:val="334455"/>
+          <w:sz w:val="19"/>
+        </w:rPr>
+        <w:t>http://127.0.0.1:8500/status</w:t>
+      </w:r>
+      <w:r>
+        <w:t xml:space="preserve"> — the System Status page probes Memurai,</w:t>
+        <w:br/>
+        <w:t xml:space="preserve">   the proxy, Schwab authorization, all six services, and the webgui, plus a</w:t>
+        <w:br/>
+        <w:t xml:space="preserve">   data-freshness table.</w:t>
+      </w:r>
+    </w:p>
+    <w:p>
+      <w:pPr>
+        <w:pStyle w:val="ListNumber"/>
+      </w:pPr>
+      <w:r>
+        <w:t xml:space="preserve">Or probe directly: </w:t>
+      </w:r>
+      <w:r>
+        <w:rPr>
+          <w:rFonts w:ascii="Consolas" w:hAnsi="Consolas"/>
+          <w:color w:val="334455"/>
+          <w:sz w:val="19"/>
+        </w:rPr>
+        <w:t>GET http://127.0.0.1:8100/health</w:t>
+      </w:r>
+      <w:r>
+        <w:t xml:space="preserve"> and</w:t>
+        <w:br/>
+        <w:t xml:space="preserve">   </w:t>
+      </w:r>
+      <w:r>
+        <w:rPr>
+          <w:rFonts w:ascii="Consolas" w:hAnsi="Consolas"/>
+          <w:color w:val="334455"/>
+          <w:sz w:val="19"/>
+        </w:rPr>
+        <w:t>GET http://127.0.0.1:82{10..15}/health</w:t>
+      </w:r>
+      <w:r>
+        <w:t xml:space="preserve"> (each returns </w:t>
+      </w:r>
+      <w:r>
+        <w:rPr>
+          <w:rFonts w:ascii="Consolas" w:hAnsi="Consolas"/>
+          <w:color w:val="334455"/>
+          <w:sz w:val="19"/>
+        </w:rPr>
+        <w:t>{"domain": …, "up": true}</w:t>
+      </w:r>
+      <w:r>
+        <w:t>).</w:t>
+      </w:r>
+    </w:p>
+    <w:p>
+      <w:pPr>
+        <w:pStyle w:val="ListNumber"/>
+      </w:pPr>
+      <w:r>
+        <w:t xml:space="preserve">Run the tests </w:t>
+      </w:r>
+      <w:r>
+        <w:rPr>
+          <w:b/>
+        </w:rPr>
+        <w:t>one folder at a time</w:t>
+      </w:r>
+      <w:r>
+        <w:t xml:space="preserve"> (never </w:t>
+      </w:r>
+      <w:r>
+        <w:rPr>
+          <w:rFonts w:ascii="Consolas" w:hAnsi="Consolas"/>
+          <w:color w:val="334455"/>
+          <w:sz w:val="19"/>
+        </w:rPr>
+        <w:t>pytest services</w:t>
+      </w:r>
+      <w:r>
+        <w:t xml:space="preserve"> across all of</w:t>
+        <w:br/>
+        <w:t xml:space="preserve">   them — that re-triggers the module-name collisions):</w:t>
+      </w:r>
+    </w:p>
+    <w:p>
+      <w:pPr>
+        <w:spacing w:before="80" w:after="160"/>
+        <w:ind w:left="216"/>
+        <w:shd w:val="clear" w:color="auto" w:fill="F4F6FA"/>
+      </w:pPr>
+      <w:r>
+        <w:rPr>
+          <w:rFonts w:ascii="Consolas" w:hAnsi="Consolas"/>
+          <w:color w:val="223344"/>
+          <w:sz w:val="18"/>
+        </w:rPr>
+        <w:t>.venv\Scripts\python -m pytest services\options_svc</w:t>
+      </w:r>
+      <w:r>
+        <w:br/>
+      </w:r>
+      <w:r>
+        <w:rPr>
+          <w:rFonts w:ascii="Consolas" w:hAnsi="Consolas"/>
+          <w:color w:val="223344"/>
+          <w:sz w:val="18"/>
+        </w:rPr>
+        <w:t>cd webgui ; ..\.venv\Scripts\python -m pytest -q</w:t>
+      </w:r>
+    </w:p>
+    <w:p>
+      <w:pPr>
+        <w:pStyle w:val="Heading2"/>
+      </w:pPr>
+      <w:r>
+        <w:rPr/>
+        <w:t>Operational notes</w:t>
+      </w:r>
+    </w:p>
+    <w:p>
+      <w:pPr>
+        <w:pStyle w:val="ListBullet"/>
+      </w:pPr>
+      <w:r>
+        <w:rPr>
+          <w:b/>
+        </w:rPr>
+        <w:t>Off-hours data is legitimately sparse.</w:t>
+      </w:r>
+      <w:r>
+        <w:t xml:space="preserve"> On weekends and outside market hours</w:t>
+        <w:br/>
+        <w:t xml:space="preserve">  0-DTE scans can return nothing and Gamma may show no fresh data. That is expected,</w:t>
+        <w:br/>
+        <w:t xml:space="preserve">  not a failure.</w:t>
+      </w:r>
+    </w:p>
+    <w:p>
+      <w:pPr>
+        <w:pStyle w:val="ListBullet"/>
+      </w:pPr>
+      <w:r>
+        <w:rPr>
+          <w:rFonts w:ascii="Consolas" w:hAnsi="Consolas"/>
+          <w:color w:val="334455"/>
+          <w:sz w:val="19"/>
+        </w:rPr>
+        <w:t>gex_history.db</w:t>
+      </w:r>
+      <w:r>
+        <w:rPr>
+          <w:b/>
+        </w:rPr>
+        <w:t xml:space="preserve"> grows.</w:t>
+      </w:r>
+      <w:r>
+        <w:t xml:space="preserve"> A daily retention purge keeps the last 5 sessions, but</w:t>
+        <w:br/>
+        <w:t xml:space="preserve">  </w:t>
+      </w:r>
+      <w:r>
+        <w:rPr>
+          <w:rFonts w:ascii="Consolas" w:hAnsi="Consolas"/>
+          <w:color w:val="334455"/>
+          <w:sz w:val="19"/>
+        </w:rPr>
+        <w:t>DELETE</w:t>
+      </w:r>
+      <w:r>
+        <w:t xml:space="preserve"> reuses pages without shrinking the file — reclaim space with the offline</w:t>
+        <w:br/>
+        <w:t xml:space="preserve">  </w:t>
+      </w:r>
+      <w:r>
+        <w:rPr>
+          <w:rFonts w:ascii="Consolas" w:hAnsi="Consolas"/>
+          <w:color w:val="334455"/>
+          <w:sz w:val="19"/>
+        </w:rPr>
+        <w:t>tools/vacuum_gex.py</w:t>
+      </w:r>
+      <w:r>
+        <w:t xml:space="preserve"> (or </w:t>
+      </w:r>
+      <w:r>
+        <w:rPr>
+          <w:b/>
+        </w:rPr>
+        <w:t>Settings → Maintenance → Vacuum GEX history DB</w:t>
+      </w:r>
+      <w:r>
+        <w:t>), which</w:t>
+        <w:br/>
+        <w:t xml:space="preserve">  refuses to run while the collector is active.</w:t>
+      </w:r>
+    </w:p>
+    <w:p>
+      <w:r>
+        <w:br/>
+      </w:r>
+    </w:p>
+    <w:p>
+      <w:pPr>
+        <w:pStyle w:val="Heading1"/>
+      </w:pPr>
+      <w:r>
+        <w:rPr/>
+        <w:t>Architecture Overview</w:t>
+      </w:r>
+    </w:p>
+    <w:p>
+      <w:pPr>
+        <w:pStyle w:val="Heading2"/>
+      </w:pPr>
+      <w:r>
+        <w:rPr/>
+        <w:t>The three tiers</w:t>
+      </w:r>
+    </w:p>
+    <w:p>
+      <w:r>
+        <w:rPr/>
+        <w:t>The stack is split into three physically separate tiers communicating over a local</w:t>
+        <w:br/>
+        <w:t>Redis (Memurai) backbone. No two Tier-2 services talk to each other directly.</w:t>
+      </w:r>
+    </w:p>
+    <w:p>
+      <w:pPr>
+        <w:spacing w:before="80" w:after="160"/>
+        <w:ind w:left="216"/>
+        <w:shd w:val="clear" w:color="auto" w:fill="F4F6FA"/>
+      </w:pPr>
+      <w:r>
+        <w:rPr>
+          <w:rFonts w:ascii="Consolas" w:hAnsi="Consolas"/>
+          <w:color w:val="223344"/>
+          <w:sz w:val="18"/>
+        </w:rPr>
+        <w:t>TIER 1  GUI         webgui/ NiceGUI app (:8500). Renders pages, reads Redis cache,</w:t>
+      </w:r>
+      <w:r>
+        <w:br/>
+      </w:r>
+      <w:r>
+        <w:rPr>
+          <w:rFonts w:ascii="Consolas" w:hAnsi="Consolas"/>
+          <w:color w:val="223344"/>
+          <w:sz w:val="18"/>
+        </w:rPr>
+        <w:t xml:space="preserve">                    subscribes to events, enqueues commands. No engine imports.</w:t>
+      </w:r>
+      <w:r>
+        <w:br/>
+      </w:r>
+      <w:r>
+        <w:rPr>
+          <w:rFonts w:ascii="Consolas" w:hAnsi="Consolas"/>
+          <w:color w:val="223344"/>
+          <w:sz w:val="18"/>
+        </w:rPr>
+        <w:t xml:space="preserve">   ▲ cache read / subscribe                │ commands</w:t>
+      </w:r>
+      <w:r>
+        <w:br/>
+      </w:r>
+      <w:r>
+        <w:rPr>
+          <w:rFonts w:ascii="Consolas" w:hAnsi="Consolas"/>
+          <w:color w:val="223344"/>
+          <w:sz w:val="18"/>
+        </w:rPr>
+        <w:t>TIER 3  STORE+COMM  Memurai (:6379): cache:{domain}:{view}, events:{domain}:{view}</w:t>
+      </w:r>
+      <w:r>
+        <w:br/>
+      </w:r>
+      <w:r>
+        <w:rPr>
+          <w:rFonts w:ascii="Consolas" w:hAnsi="Consolas"/>
+          <w:color w:val="223344"/>
+          <w:sz w:val="18"/>
+        </w:rPr>
+        <w:t xml:space="preserve">                    pub/sub, cmd:{domain} command streams. shared/contracts (typed</w:t>
+      </w:r>
+      <w:r>
+        <w:br/>
+      </w:r>
+      <w:r>
+        <w:rPr>
+          <w:rFonts w:ascii="Consolas" w:hAnsi="Consolas"/>
+          <w:color w:val="223344"/>
+          <w:sz w:val="18"/>
+        </w:rPr>
+        <w:t xml:space="preserve">                    payloads) + shared/bus (redis wrapper).</w:t>
+      </w:r>
+      <w:r>
+        <w:br/>
+      </w:r>
+      <w:r>
+        <w:rPr>
+          <w:rFonts w:ascii="Consolas" w:hAnsi="Consolas"/>
+          <w:color w:val="223344"/>
+          <w:sz w:val="18"/>
+        </w:rPr>
+        <w:t xml:space="preserve">   ▲ publish                               │ consume</w:t>
+      </w:r>
+      <w:r>
+        <w:br/>
+      </w:r>
+      <w:r>
+        <w:rPr>
+          <w:rFonts w:ascii="Consolas" w:hAnsi="Consolas"/>
+          <w:color w:val="223344"/>
+          <w:sz w:val="18"/>
+        </w:rPr>
+        <w:t>TIER 2  SERVICES    services/{domain}_svc FastAPI (sentiment/options/portfolio/</w:t>
+      </w:r>
+      <w:r>
+        <w:br/>
+      </w:r>
+      <w:r>
+        <w:rPr>
+          <w:rFonts w:ascii="Consolas" w:hAnsi="Consolas"/>
+          <w:color w:val="223344"/>
+          <w:sz w:val="18"/>
+        </w:rPr>
+        <w:t xml:space="preserve">                    trade/driver/market). Each imports only its engines, owns its</w:t>
+      </w:r>
+      <w:r>
+        <w:br/>
+      </w:r>
+      <w:r>
+        <w:rPr>
+          <w:rFonts w:ascii="Consolas" w:hAnsi="Consolas"/>
+          <w:color w:val="223344"/>
+          <w:sz w:val="18"/>
+        </w:rPr>
+        <w:t xml:space="preserve">                    scheduler + command consumer, validates + caches + publishes.</w:t>
+      </w:r>
+      <w:r>
+        <w:br/>
+      </w:r>
+      <w:r>
+        <w:rPr>
+          <w:rFonts w:ascii="Consolas" w:hAnsi="Consolas"/>
+          <w:color w:val="223344"/>
+          <w:sz w:val="18"/>
+        </w:rPr>
+        <w:t xml:space="preserve">                    Calls schwab-proxy (:8100) for market data.</w:t>
+      </w:r>
+    </w:p>
+    <w:p>
+      <w:pPr>
+        <w:pStyle w:val="Heading2"/>
+      </w:pPr>
+      <w:r>
+        <w:rPr/>
+        <w:t>Process map and ports</w:t>
+      </w:r>
+    </w:p>
+    <w:tbl>
+      <w:tblPr>
+        <w:tblW w:type="auto" w:w="0"/>
+        <w:jc w:val="left"/>
+        <w:tblLayout w:type="autofit"/>
+        <w:tblLook w:firstColumn="1" w:firstRow="1" w:lastColumn="0" w:lastRow="0" w:noHBand="0" w:noVBand="1" w:val="04A0"/>
+        <w:tblBorders>
+          <w:top w:val="single" w:sz="4" w:space="0" w:color="D8DEE9"/>
+          <w:left w:val="single" w:sz="4" w:space="0" w:color="D8DEE9"/>
+          <w:bottom w:val="single" w:sz="4" w:space="0" w:color="D8DEE9"/>
+          <w:right w:val="single" w:sz="4" w:space="0" w:color="D8DEE9"/>
+          <w:insideH w:val="single" w:sz="4" w:space="0" w:color="D8DEE9"/>
+          <w:insideV w:val="single" w:sz="4" w:space="0" w:color="D8DEE9"/>
+        </w:tblBorders>
+      </w:tblPr>
+      <w:tblGrid>
+        <w:gridCol w:w="2880"/>
+        <w:gridCol w:w="2880"/>
+        <w:gridCol w:w="2880"/>
+      </w:tblGrid>
+      <w:tr>
+        <w:tc>
+          <w:tcPr>
+            <w:tcW w:type="dxa" w:w="2880"/>
+            <w:shd w:val="clear" w:color="auto" w:fill="EAF2FB"/>
+          </w:tcPr>
+          <w:p>
+            <w:r>
+              <w:rPr>
+                <w:b/>
+              </w:rPr>
+            </w:r>
+            <w:r>
+              <w:rPr>
+                <w:b/>
+              </w:rPr>
+              <w:t>Process</w:t>
+            </w:r>
+          </w:p>
+        </w:tc>
+        <w:tc>
+          <w:tcPr>
+            <w:tcW w:type="dxa" w:w="2880"/>
+            <w:shd w:val="clear" w:color="auto" w:fill="EAF2FB"/>
+          </w:tcPr>
+          <w:p>
+            <w:r>
+              <w:rPr>
+                <w:b/>
+              </w:rPr>
+            </w:r>
+            <w:r>
+              <w:rPr>
+                <w:b/>
+              </w:rPr>
+              <w:t>Port</w:t>
+            </w:r>
+          </w:p>
+        </w:tc>
+        <w:tc>
+          <w:tcPr>
+            <w:tcW w:type="dxa" w:w="2880"/>
+            <w:shd w:val="clear" w:color="auto" w:fill="EAF2FB"/>
+          </w:tcPr>
+          <w:p>
+            <w:r>
+              <w:rPr>
+                <w:b/>
+              </w:rPr>
+            </w:r>
+            <w:r>
+              <w:rPr>
+                <w:b/>
+              </w:rPr>
+              <w:t>Role</w:t>
+            </w:r>
+          </w:p>
+        </w:tc>
+      </w:tr>
+      <w:tr>
+        <w:tc>
+          <w:tcPr>
+            <w:tcW w:type="dxa" w:w="2880"/>
+          </w:tcPr>
+          <w:p>
+            <w:r/>
+            <w:r>
+              <w:rPr/>
+              <w:t>schwab-proxy</w:t>
+            </w:r>
+          </w:p>
+        </w:tc>
+        <w:tc>
+          <w:tcPr>
+            <w:tcW w:type="dxa" w:w="2880"/>
+          </w:tcPr>
+          <w:p>
+            <w:r/>
+            <w:r>
+              <w:rPr/>
+              <w:t>8100</w:t>
+            </w:r>
+          </w:p>
+        </w:tc>
+        <w:tc>
+          <w:tcPr>
+            <w:tcW w:type="dxa" w:w="2880"/>
+          </w:tcPr>
+          <w:p>
+            <w:r/>
+            <w:r>
+              <w:rPr/>
+              <w:t>Schwab auth/token manager + market-data gateway. Start first.</w:t>
+            </w:r>
+          </w:p>
+        </w:tc>
+      </w:tr>
+      <w:tr>
+        <w:tc>
+          <w:tcPr>
+            <w:tcW w:type="dxa" w:w="2880"/>
+            <w:shd w:val="clear" w:color="auto" w:fill="F4F6FA"/>
+          </w:tcPr>
+          <w:p>
+            <w:r/>
+            <w:r>
+              <w:rPr/>
+              <w:t>Memurai (Redis)</w:t>
+            </w:r>
+          </w:p>
+        </w:tc>
+        <w:tc>
+          <w:tcPr>
+            <w:tcW w:type="dxa" w:w="2880"/>
+            <w:shd w:val="clear" w:color="auto" w:fill="F4F6FA"/>
+          </w:tcPr>
+          <w:p>
+            <w:r/>
+            <w:r>
+              <w:rPr/>
+              <w:t>6379</w:t>
+            </w:r>
+          </w:p>
+        </w:tc>
+        <w:tc>
+          <w:tcPr>
+            <w:tcW w:type="dxa" w:w="2880"/>
+            <w:shd w:val="clear" w:color="auto" w:fill="F4F6FA"/>
+          </w:tcPr>
+          <w:p>
+            <w:r/>
+            <w:r>
+              <w:rPr/>
+              <w:t>Cache, pub/sub, command streams.</w:t>
+            </w:r>
+          </w:p>
+        </w:tc>
+      </w:tr>
+      <w:tr>
+        <w:tc>
+          <w:tcPr>
+            <w:tcW w:type="dxa" w:w="2880"/>
+          </w:tcPr>
+          <w:p>
+            <w:r/>
+            <w:r>
+              <w:rPr/>
+              <w:t>sentiment_svc</w:t>
+            </w:r>
+          </w:p>
+        </w:tc>
+        <w:tc>
+          <w:tcPr>
+            <w:tcW w:type="dxa" w:w="2880"/>
+          </w:tcPr>
+          <w:p>
+            <w:r/>
+            <w:r>
+              <w:rPr/>
+              <w:t>8210</w:t>
+            </w:r>
+          </w:p>
+        </w:tc>
+        <w:tc>
+          <w:tcPr>
+            <w:tcW w:type="dxa" w:w="2880"/>
+          </w:tcPr>
+          <w:p>
+            <w:r/>
+            <w:r>
+              <w:rPr/>
+              <w:t>Sentiment composite, trend, rotation.</w:t>
+            </w:r>
+          </w:p>
+        </w:tc>
+      </w:tr>
+      <w:tr>
+        <w:tc>
+          <w:tcPr>
+            <w:tcW w:type="dxa" w:w="2880"/>
+            <w:shd w:val="clear" w:color="auto" w:fill="F4F6FA"/>
+          </w:tcPr>
+          <w:p>
+            <w:r/>
+            <w:r>
+              <w:rPr/>
+              <w:t>options_svc</w:t>
+            </w:r>
+          </w:p>
+        </w:tc>
+        <w:tc>
+          <w:tcPr>
+            <w:tcW w:type="dxa" w:w="2880"/>
+            <w:shd w:val="clear" w:color="auto" w:fill="F4F6FA"/>
+          </w:tcPr>
+          <w:p>
+            <w:r/>
+            <w:r>
+              <w:rPr/>
+              <w:t>8211</w:t>
+            </w:r>
+          </w:p>
+        </w:tc>
+        <w:tc>
+          <w:tcPr>
+            <w:tcW w:type="dxa" w:w="2880"/>
+            <w:shd w:val="clear" w:color="auto" w:fill="F4F6FA"/>
+          </w:tcPr>
+          <w:p>
+            <w:r/>
+            <w:r>
+              <w:rPr/>
+              <w:t>Scans, paper trading, gamma, calculator, simulator, expected move.</w:t>
+            </w:r>
+          </w:p>
+        </w:tc>
+      </w:tr>
+      <w:tr>
+        <w:tc>
+          <w:tcPr>
+            <w:tcW w:type="dxa" w:w="2880"/>
+          </w:tcPr>
+          <w:p>
+            <w:r/>
+            <w:r>
+              <w:rPr/>
+              <w:t>portfolio_svc</w:t>
+            </w:r>
+          </w:p>
+        </w:tc>
+        <w:tc>
+          <w:tcPr>
+            <w:tcW w:type="dxa" w:w="2880"/>
+          </w:tcPr>
+          <w:p>
+            <w:r/>
+            <w:r>
+              <w:rPr/>
+              <w:t>8212</w:t>
+            </w:r>
+          </w:p>
+        </w:tc>
+        <w:tc>
+          <w:tcPr>
+            <w:tcW w:type="dxa" w:w="2880"/>
+          </w:tcPr>
+          <w:p>
+            <w:r/>
+            <w:r>
+              <w:rPr/>
+              <w:t>Holdings, sectors, performance, live P&amp;L stream.</w:t>
+            </w:r>
+          </w:p>
+        </w:tc>
+      </w:tr>
+      <w:tr>
+        <w:tc>
+          <w:tcPr>
+            <w:tcW w:type="dxa" w:w="2880"/>
+            <w:shd w:val="clear" w:color="auto" w:fill="F4F6FA"/>
+          </w:tcPr>
+          <w:p>
+            <w:r/>
+            <w:r>
+              <w:rPr/>
+              <w:t>trade_svc</w:t>
+            </w:r>
+          </w:p>
+        </w:tc>
+        <w:tc>
+          <w:tcPr>
+            <w:tcW w:type="dxa" w:w="2880"/>
+            <w:shd w:val="clear" w:color="auto" w:fill="F4F6FA"/>
+          </w:tcPr>
+          <w:p>
+            <w:r/>
+            <w:r>
+              <w:rPr/>
+              <w:t>8213</w:t>
+            </w:r>
+          </w:p>
+        </w:tc>
+        <w:tc>
+          <w:tcPr>
+            <w:tcW w:type="dxa" w:w="2880"/>
+            <w:shd w:val="clear" w:color="auto" w:fill="F4F6FA"/>
+          </w:tcPr>
+          <w:p>
+            <w:r/>
+            <w:r>
+              <w:rPr/>
+              <w:t>On-demand single-symbol analysis.</w:t>
+            </w:r>
+          </w:p>
+        </w:tc>
+      </w:tr>
+      <w:tr>
+        <w:tc>
+          <w:tcPr>
+            <w:tcW w:type="dxa" w:w="2880"/>
+          </w:tcPr>
+          <w:p>
+            <w:r/>
+            <w:r>
+              <w:rPr/>
+              <w:t>driver_svc</w:t>
+            </w:r>
+          </w:p>
+        </w:tc>
+        <w:tc>
+          <w:tcPr>
+            <w:tcW w:type="dxa" w:w="2880"/>
+          </w:tcPr>
+          <w:p>
+            <w:r/>
+            <w:r>
+              <w:rPr/>
+              <w:t>8214</w:t>
+            </w:r>
+          </w:p>
+        </w:tc>
+        <w:tc>
+          <w:tcPr>
+            <w:tcW w:type="dxa" w:w="2880"/>
+          </w:tcPr>
+          <w:p>
+            <w:r/>
+            <w:r>
+              <w:rPr/>
+              <w:t>Morning order-approval pipeline.</w:t>
+            </w:r>
+          </w:p>
+        </w:tc>
+      </w:tr>
+      <w:tr>
+        <w:tc>
+          <w:tcPr>
+            <w:tcW w:type="dxa" w:w="2880"/>
+            <w:shd w:val="clear" w:color="auto" w:fill="F4F6FA"/>
+          </w:tcPr>
+          <w:p>
+            <w:r/>
+            <w:r>
+              <w:rPr/>
+              <w:t>market_svc</w:t>
+            </w:r>
+          </w:p>
+        </w:tc>
+        <w:tc>
+          <w:tcPr>
+            <w:tcW w:type="dxa" w:w="2880"/>
+            <w:shd w:val="clear" w:color="auto" w:fill="F4F6FA"/>
+          </w:tcPr>
+          <w:p>
+            <w:r/>
+            <w:r>
+              <w:rPr/>
+              <w:t>8215</w:t>
+            </w:r>
+          </w:p>
+        </w:tc>
+        <w:tc>
+          <w:tcPr>
+            <w:tcW w:type="dxa" w:w="2880"/>
+            <w:shd w:val="clear" w:color="auto" w:fill="F4F6FA"/>
+          </w:tcPr>
+          <w:p>
+            <w:r/>
+            <w:r>
+              <w:rPr/>
+              <w:t>Live macro-ticker Market Dashboard (~2 s RTH poll).</w:t>
+            </w:r>
+          </w:p>
+        </w:tc>
+      </w:tr>
+      <w:tr>
+        <w:tc>
+          <w:tcPr>
+            <w:tcW w:type="dxa" w:w="2880"/>
+          </w:tcPr>
+          <w:p>
+            <w:r/>
+            <w:r>
+              <w:rPr/>
+              <w:t>webgui</w:t>
+            </w:r>
+          </w:p>
+        </w:tc>
+        <w:tc>
+          <w:tcPr>
+            <w:tcW w:type="dxa" w:w="2880"/>
+          </w:tcPr>
+          <w:p>
+            <w:r/>
+            <w:r>
+              <w:rPr/>
+              <w:t>8500</w:t>
+            </w:r>
+          </w:p>
+        </w:tc>
+        <w:tc>
+          <w:tcPr>
+            <w:tcW w:type="dxa" w:w="2880"/>
+          </w:tcPr>
+          <w:p>
+            <w:r/>
+            <w:r>
+              <w:rPr/>
+              <w:t>The web UI.</w:t>
+            </w:r>
+          </w:p>
+        </w:tc>
+      </w:tr>
+    </w:tbl>
+    <w:p/>
+    <w:p>
+      <w:r>
+        <w:rPr/>
+        <w:t xml:space="preserve">Ports come from </w:t>
+      </w:r>
+      <w:r>
+        <w:rPr>
+          <w:rFonts w:ascii="Consolas" w:hAnsi="Consolas"/>
+          <w:color w:val="334455"/>
+          <w:sz w:val="19"/>
+        </w:rPr>
+        <w:t>config/ports.toml</w:t>
+      </w:r>
+      <w:r>
+        <w:rPr/>
+        <w:t xml:space="preserve"> via </w:t>
+      </w:r>
+      <w:r>
+        <w:rPr>
+          <w:rFonts w:ascii="Consolas" w:hAnsi="Consolas"/>
+          <w:color w:val="334455"/>
+          <w:sz w:val="19"/>
+        </w:rPr>
+        <w:t>repo_paths.py</w:t>
+      </w:r>
+      <w:r>
+        <w:rPr/>
+        <w:t xml:space="preserve"> — never hard-coded.</w:t>
+      </w:r>
+    </w:p>
+    <w:p>
+      <w:pPr>
+        <w:pStyle w:val="Heading2"/>
+      </w:pPr>
+      <w:r>
+        <w:rPr/>
+        <w:t>Data flow (one request)</w:t>
+      </w:r>
+    </w:p>
+    <w:p>
+      <w:pPr>
+        <w:pStyle w:val="ListNumber"/>
+      </w:pPr>
+      <w:r>
+        <w:t xml:space="preserve">The GUI enqueues a command on </w:t>
+      </w:r>
+      <w:r>
+        <w:rPr>
+          <w:rFonts w:ascii="Consolas" w:hAnsi="Consolas"/>
+          <w:color w:val="334455"/>
+          <w:sz w:val="19"/>
+        </w:rPr>
+        <w:t>cmd:{domain}</w:t>
+      </w:r>
+      <w:r>
+        <w:t xml:space="preserve"> (a Redis Stream).</w:t>
+      </w:r>
+    </w:p>
+    <w:p>
+      <w:pPr>
+        <w:pStyle w:val="ListNumber"/>
+      </w:pPr>
+      <w:r>
+        <w:t>The owning service's consumer loop drains the stream and dispatches to a handler.</w:t>
+      </w:r>
+    </w:p>
+    <w:p>
+      <w:pPr>
+        <w:pStyle w:val="ListNumber"/>
+      </w:pPr>
+      <w:r>
+        <w:t xml:space="preserve">The handler calls its </w:t>
+      </w:r>
+      <w:r>
+        <w:rPr>
+          <w:b/>
+        </w:rPr>
+        <w:t>compute</w:t>
+      </w:r>
+      <w:r>
+        <w:t xml:space="preserve"> layer (the engines), which fetches market data</w:t>
+        <w:br/>
+        <w:t xml:space="preserve">   from the proxy and computes a result.</w:t>
+      </w:r>
+    </w:p>
+    <w:p>
+      <w:pPr>
+        <w:pStyle w:val="ListNumber"/>
+      </w:pPr>
+      <w:r>
+        <w:t xml:space="preserve">The result is validated against a </w:t>
+      </w:r>
+      <w:r>
+        <w:rPr>
+          <w:b/>
+        </w:rPr>
+        <w:t>contract</w:t>
+      </w:r>
+      <w:r>
+        <w:t xml:space="preserve">, written to </w:t>
+      </w:r>
+      <w:r>
+        <w:rPr>
+          <w:rFonts w:ascii="Consolas" w:hAnsi="Consolas"/>
+          <w:color w:val="334455"/>
+          <w:sz w:val="19"/>
+        </w:rPr>
+        <w:t>cache:{domain}:{view}</w:t>
+      </w:r>
+      <w:r>
+        <w:br/>
+        <w:t xml:space="preserve">   (which increments a version counter), and an event is published on</w:t>
+        <w:br/>
+        <w:t xml:space="preserve">   </w:t>
+      </w:r>
+      <w:r>
+        <w:rPr>
+          <w:rFonts w:ascii="Consolas" w:hAnsi="Consolas"/>
+          <w:color w:val="334455"/>
+          <w:sz w:val="19"/>
+        </w:rPr>
+        <w:t>events:{domain}:{view}</w:t>
+      </w:r>
+      <w:r>
+        <w:t>.</w:t>
+      </w:r>
+    </w:p>
+    <w:p>
+      <w:pPr>
+        <w:pStyle w:val="ListNumber"/>
+      </w:pPr>
+      <w:r>
+        <w:t>The GUI's version-poll timer sees the new version, reads the cache, and repaints.</w:t>
+      </w:r>
+    </w:p>
+    <w:p>
+      <w:pPr>
+        <w:pStyle w:val="Heading2"/>
+      </w:pPr>
+      <w:r>
+        <w:rPr/>
+        <w:t>Folder map</w:t>
+      </w:r>
+    </w:p>
+    <w:tbl>
+      <w:tblPr>
+        <w:tblW w:type="auto" w:w="0"/>
+        <w:jc w:val="left"/>
+        <w:tblLayout w:type="autofit"/>
+        <w:tblLook w:firstColumn="1" w:firstRow="1" w:lastColumn="0" w:lastRow="0" w:noHBand="0" w:noVBand="1" w:val="04A0"/>
+        <w:tblBorders>
+          <w:top w:val="single" w:sz="4" w:space="0" w:color="D8DEE9"/>
+          <w:left w:val="single" w:sz="4" w:space="0" w:color="D8DEE9"/>
+          <w:bottom w:val="single" w:sz="4" w:space="0" w:color="D8DEE9"/>
+          <w:right w:val="single" w:sz="4" w:space="0" w:color="D8DEE9"/>
+          <w:insideH w:val="single" w:sz="4" w:space="0" w:color="D8DEE9"/>
+          <w:insideV w:val="single" w:sz="4" w:space="0" w:color="D8DEE9"/>
+        </w:tblBorders>
+      </w:tblPr>
+      <w:tblGrid>
+        <w:gridCol w:w="4320"/>
+        <w:gridCol w:w="4320"/>
+      </w:tblGrid>
+      <w:tr>
+        <w:tc>
+          <w:tcPr>
+            <w:tcW w:type="dxa" w:w="4320"/>
+            <w:shd w:val="clear" w:color="auto" w:fill="EAF2FB"/>
+          </w:tcPr>
+          <w:p>
+            <w:r>
+              <w:rPr>
+                <w:b/>
+              </w:rPr>
+            </w:r>
+            <w:r>
+              <w:rPr>
+                <w:b/>
+              </w:rPr>
               <w:t>Folder</w:t>
             </w:r>
           </w:p>
@@ -1244,7 +5109,7 @@
             <w:r/>
             <w:r>
               <w:rPr/>
-              <w:t>The five Tier-2 domain services.</w:t>
+              <w:t>The six Tier-2 domain services.</w:t>
             </w:r>
           </w:p>
         </w:tc>

--- a/docs/manuals/technical-reference/technical-reference.docx
+++ b/docs/manuals/technical-reference/technical-reference.docx
@@ -4359,7 +4359,7 @@
             <w:r/>
             <w:r>
               <w:rPr/>
-              <w:t>Sentiment composite, trend, rotation.</w:t>
+              <w:t>Sentiment composite, trend, market regime, rotation, nightly momentum cascade.</w:t>
             </w:r>
           </w:p>
         </w:tc>
@@ -4400,7 +4400,7 @@
             <w:r/>
             <w:r>
               <w:rPr/>
-              <w:t>Scans, paper trading, gamma, calculator, simulator, expected move.</w:t>
+              <w:t>Scans, paper trading, gamma collection, flow alerts, calculator, simulator, expected move, rescue.</w:t>
             </w:r>
           </w:p>
         </w:tc>
@@ -4479,7 +4479,7 @@
             <w:r/>
             <w:r>
               <w:rPr/>
-              <w:t>On-demand single-symbol analysis.</w:t>
+              <w:t>On-demand single-symbol analysis + deep dive.</w:t>
             </w:r>
           </w:p>
         </w:tc>
@@ -4517,7 +4517,7 @@
             <w:r/>
             <w:r>
               <w:rPr/>
-              <w:t>Morning order-approval pipeline.</w:t>
+              <w:t>Autonomous decision layer (Claude + pure-code guardrails).</w:t>
             </w:r>
           </w:p>
         </w:tc>
@@ -4558,7 +4558,7 @@
             <w:r/>
             <w:r>
               <w:rPr/>
-              <w:t>Live macro-ticker Market Dashboard (~2 s RTH poll).</w:t>
+              <w:t>Live macro-ticker Market Dashboard (~3 s RTH poll).</w:t>
             </w:r>
           </w:p>
         </w:tc>
@@ -4631,6 +4631,174 @@
       <w:r>
         <w:rPr/>
         <w:t xml:space="preserve"> — never hard-coded.</w:t>
+      </w:r>
+    </w:p>
+    <w:p>
+      <w:pPr>
+        <w:pStyle w:val="IntenseQuote"/>
+      </w:pPr>
+      <w:r>
+        <w:rPr>
+          <w:b/>
+        </w:rPr>
+        <w:t xml:space="preserve">These are the </w:t>
+      </w:r>
+      <w:r>
+        <w:rPr>
+          <w:b/>
+          <w:i/>
+        </w:rPr>
+        <w:t>prod</w:t>
+      </w:r>
+      <w:r>
+        <w:rPr>
+          <w:b/>
+        </w:rPr>
+        <w:t xml:space="preserve"> profile.</w:t>
+      </w:r>
+      <w:r>
+        <w:rPr/>
+        <w:t xml:space="preserve"> A </w:t>
+      </w:r>
+      <w:r>
+        <w:rPr>
+          <w:b/>
+        </w:rPr>
+        <w:t>dev</w:t>
+      </w:r>
+      <w:r>
+        <w:rPr/>
+        <w:t xml:space="preserve"> checkout offsets the </w:t>
+      </w:r>
+      <w:r>
+        <w:rPr>
+          <w:rFonts w:ascii="Consolas" w:hAnsi="Consolas"/>
+          <w:color w:val="334455"/>
+          <w:sz w:val="19"/>
+        </w:rPr>
+        <w:t>[services]</w:t>
+      </w:r>
+      <w:r>
+        <w:rPr/>
+        <w:br/>
+        <w:t xml:space="preserve">ports to 9210–9215 and the web GUI to 9500, uses Redis </w:t>
+      </w:r>
+      <w:r>
+        <w:rPr>
+          <w:b/>
+        </w:rPr>
+        <w:t>db 1</w:t>
+      </w:r>
+      <w:r>
+        <w:rPr/>
+        <w:t xml:space="preserve"> instead of db 0,</w:t>
+        <w:br/>
+        <w:t xml:space="preserve">and starts </w:t>
+      </w:r>
+      <w:r>
+        <w:rPr>
+          <w:b/>
+        </w:rPr>
+        <w:t>no proxy of its own</w:t>
+      </w:r>
+      <w:r>
+        <w:rPr/>
+        <w:t xml:space="preserve"> — it borrows prod's on 8100, because the Schwab</w:t>
+        <w:br/>
+        <w:t>OAuth refresh token is a single rotating credential that two proxies would</w:t>
+        <w:br/>
+        <w:t>invalidate for each other. Identity comes from the gitignored</w:t>
+        <w:br/>
+      </w:r>
+      <w:r>
+        <w:rPr>
+          <w:rFonts w:ascii="Consolas" w:hAnsi="Consolas"/>
+          <w:color w:val="334455"/>
+          <w:sz w:val="19"/>
+        </w:rPr>
+        <w:t>config/env.local.toml</w:t>
+      </w:r>
+      <w:r>
+        <w:rPr/>
+        <w:t>; a missing marker resolves to prod. See</w:t>
+        <w:br/>
+      </w:r>
+      <w:r>
+        <w:rPr>
+          <w:rFonts w:ascii="Consolas" w:hAnsi="Consolas"/>
+          <w:color w:val="334455"/>
+          <w:sz w:val="19"/>
+        </w:rPr>
+        <w:t>docs/dev-prod-environments.md</w:t>
+      </w:r>
+      <w:r>
+        <w:rPr/>
+        <w:t>.</w:t>
+      </w:r>
+    </w:p>
+    <w:p>
+      <w:pPr>
+        <w:pStyle w:val="IntenseQuote"/>
+      </w:pPr>
+      <w:r>
+        <w:rPr>
+          <w:rFonts w:ascii="Consolas" w:hAnsi="Consolas"/>
+          <w:color w:val="334455"/>
+          <w:sz w:val="19"/>
+        </w:rPr>
+        <w:t>driver_svc</w:t>
+      </w:r>
+      <w:r>
+        <w:rPr>
+          <w:b/>
+        </w:rPr>
+        <w:t xml:space="preserve"> no longer runs a morning order-approval pipeline.</w:t>
+      </w:r>
+      <w:r>
+        <w:rPr/>
+        <w:t xml:space="preserve"> That queue and</w:t>
+        <w:br/>
+        <w:t xml:space="preserve">its </w:t>
+      </w:r>
+      <w:r>
+        <w:rPr>
+          <w:rFonts w:ascii="Consolas" w:hAnsi="Consolas"/>
+          <w:color w:val="334455"/>
+          <w:sz w:val="19"/>
+        </w:rPr>
+        <w:t>claude-driver</w:t>
+      </w:r>
+      <w:r>
+        <w:rPr/>
+        <w:t xml:space="preserve"> engine were removed in July 2026. The service now runs</w:t>
+        <w:br/>
+        <w:t xml:space="preserve">autonomous checkpoints whose output is a command on </w:t>
+      </w:r>
+      <w:r>
+        <w:rPr>
+          <w:rFonts w:ascii="Consolas" w:hAnsi="Consolas"/>
+          <w:color w:val="334455"/>
+          <w:sz w:val="19"/>
+        </w:rPr>
+        <w:t>cmd:options</w:t>
+      </w:r>
+      <w:r>
+        <w:rPr/>
+        <w:t>; the risk</w:t>
+        <w:br/>
+        <w:t xml:space="preserve">clamping is pure code in </w:t>
+      </w:r>
+      <w:r>
+        <w:rPr>
+          <w:rFonts w:ascii="Consolas" w:hAnsi="Consolas"/>
+          <w:color w:val="334455"/>
+          <w:sz w:val="19"/>
+        </w:rPr>
+        <w:t>guardrails.py</w:t>
+      </w:r>
+      <w:r>
+        <w:rPr/>
+        <w:t>, never the model.</w:t>
       </w:r>
     </w:p>
     <w:p>
@@ -8012,6 +8180,889 @@
         <w:t xml:space="preserve"> before</w:t>
         <w:br/>
         <w:t>flipping. Confidence: 0.0 below 50 bars, 0.5 from 50–200, 1.0 at ≥200 bars.</w:t>
+      </w:r>
+    </w:p>
+    <w:p>
+      <w:pPr>
+        <w:pStyle w:val="Heading2"/>
+      </w:pPr>
+      <w:r>
+        <w:rPr/>
+        <w:t>Blended market regime (the Market Regime Console)</w:t>
+      </w:r>
+    </w:p>
+    <w:p>
+      <w:r>
+        <w:rPr>
+          <w:b/>
+        </w:rPr>
+        <w:t>File:</w:t>
+      </w:r>
+      <w:r>
+        <w:rPr/>
+        <w:t xml:space="preserve"> </w:t>
+      </w:r>
+      <w:r>
+        <w:rPr>
+          <w:rFonts w:ascii="Consolas" w:hAnsi="Consolas"/>
+          <w:color w:val="334455"/>
+          <w:sz w:val="19"/>
+        </w:rPr>
+        <w:t>sentiment-dashboard/scoring/market_regime.py</w:t>
+      </w:r>
+      <w:r>
+        <w:rPr/>
+        <w:t>. Published to</w:t>
+        <w:br/>
+      </w:r>
+      <w:r>
+        <w:rPr>
+          <w:rFonts w:ascii="Consolas" w:hAnsi="Consolas"/>
+          <w:color w:val="334455"/>
+          <w:sz w:val="19"/>
+        </w:rPr>
+        <w:t>cache:sentiment:regime</w:t>
+      </w:r>
+      <w:r>
+        <w:rPr/>
+        <w:t xml:space="preserve"> + </w:t>
+      </w:r>
+      <w:r>
+        <w:rPr>
+          <w:rFonts w:ascii="Consolas" w:hAnsi="Consolas"/>
+          <w:color w:val="334455"/>
+          <w:sz w:val="19"/>
+        </w:rPr>
+        <w:t>:regime_history</w:t>
+      </w:r>
+      <w:r>
+        <w:rPr/>
+        <w:t xml:space="preserve"> every </w:t>
+      </w:r>
+      <w:r>
+        <w:rPr>
+          <w:b/>
+        </w:rPr>
+        <w:t>5 min</w:t>
+      </w:r>
+      <w:r>
+        <w:rPr/>
+        <w:t xml:space="preserve"> in market hours.</w:t>
+      </w:r>
+    </w:p>
+    <w:p>
+      <w:r>
+        <w:rPr/>
+        <w:t xml:space="preserve">This is a </w:t>
+      </w:r>
+      <w:r>
+        <w:rPr>
+          <w:b/>
+        </w:rPr>
+        <w:t>different</w:t>
+      </w:r>
+      <w:r>
+        <w:rPr/>
+        <w:t xml:space="preserve"> classifier from the daily state machine above. It is a</w:t>
+        <w:br/>
+        <w:t xml:space="preserve">five-member simplex — every regime holds a </w:t>
+      </w:r>
+      <w:r>
+        <w:rPr>
+          <w:i/>
+        </w:rPr>
+        <w:t>share</w:t>
+      </w:r>
+      <w:r>
+        <w:rPr/>
+        <w:t xml:space="preserve"> of the current tape, and the</w:t>
+        <w:br/>
+        <w:t>"label" is simply the largest share.</w:t>
+      </w:r>
+    </w:p>
+    <w:p>
+      <w:r>
+        <w:rPr>
+          <w:b/>
+        </w:rPr>
+        <w:t>Display names versus internal keys.</w:t>
+      </w:r>
+      <w:r>
+        <w:rPr/>
+        <w:t xml:space="preserve"> The names were changed for display in</w:t>
+        <w:br/>
+        <w:t xml:space="preserve">August 2026; </w:t>
+      </w:r>
+      <w:r>
+        <w:rPr>
+          <w:b/>
+        </w:rPr>
+        <w:t>the keys were not</w:t>
+      </w:r>
+      <w:r>
+        <w:rPr/>
+        <w:t xml:space="preserve">, because they are the </w:t>
+      </w:r>
+      <w:r>
+        <w:rPr>
+          <w:rFonts w:ascii="Consolas" w:hAnsi="Consolas"/>
+          <w:color w:val="334455"/>
+          <w:sz w:val="19"/>
+        </w:rPr>
+        <w:t>RegimeState</w:t>
+      </w:r>
+      <w:r>
+        <w:rPr/>
+        <w:t xml:space="preserve"> contract,</w:t>
+        <w:br/>
+        <w:t xml:space="preserve">the </w:t>
+      </w:r>
+      <w:r>
+        <w:rPr>
+          <w:rFonts w:ascii="Consolas" w:hAnsi="Consolas"/>
+          <w:color w:val="334455"/>
+          <w:sz w:val="19"/>
+        </w:rPr>
+        <w:t>regime_intraday</w:t>
+      </w:r>
+      <w:r>
+        <w:rPr/>
+        <w:t xml:space="preserve"> DB columns and the driver packet.</w:t>
+      </w:r>
+    </w:p>
+    <w:tbl>
+      <w:tblPr>
+        <w:tblW w:type="auto" w:w="0"/>
+        <w:jc w:val="left"/>
+        <w:tblLayout w:type="autofit"/>
+        <w:tblLook w:firstColumn="1" w:firstRow="1" w:lastColumn="0" w:lastRow="0" w:noHBand="0" w:noVBand="1" w:val="04A0"/>
+        <w:tblBorders>
+          <w:top w:val="single" w:sz="4" w:space="0" w:color="D8DEE9"/>
+          <w:left w:val="single" w:sz="4" w:space="0" w:color="D8DEE9"/>
+          <w:bottom w:val="single" w:sz="4" w:space="0" w:color="D8DEE9"/>
+          <w:right w:val="single" w:sz="4" w:space="0" w:color="D8DEE9"/>
+          <w:insideH w:val="single" w:sz="4" w:space="0" w:color="D8DEE9"/>
+          <w:insideV w:val="single" w:sz="4" w:space="0" w:color="D8DEE9"/>
+        </w:tblBorders>
+      </w:tblPr>
+      <w:tblGrid>
+        <w:gridCol w:w="2880"/>
+        <w:gridCol w:w="2880"/>
+        <w:gridCol w:w="2880"/>
+      </w:tblGrid>
+      <w:tr>
+        <w:tc>
+          <w:tcPr>
+            <w:tcW w:type="dxa" w:w="2880"/>
+            <w:shd w:val="clear" w:color="auto" w:fill="EAF2FB"/>
+          </w:tcPr>
+          <w:p>
+            <w:r>
+              <w:rPr>
+                <w:b/>
+              </w:rPr>
+            </w:r>
+            <w:r>
+              <w:rPr>
+                <w:b/>
+              </w:rPr>
+              <w:t>Key (contract, DB, logs)</w:t>
+            </w:r>
+          </w:p>
+        </w:tc>
+        <w:tc>
+          <w:tcPr>
+            <w:tcW w:type="dxa" w:w="2880"/>
+            <w:shd w:val="clear" w:color="auto" w:fill="EAF2FB"/>
+          </w:tcPr>
+          <w:p>
+            <w:r>
+              <w:rPr>
+                <w:b/>
+              </w:rPr>
+            </w:r>
+            <w:r>
+              <w:rPr>
+                <w:b/>
+              </w:rPr>
+              <w:t>Displayed as</w:t>
+            </w:r>
+          </w:p>
+        </w:tc>
+        <w:tc>
+          <w:tcPr>
+            <w:tcW w:type="dxa" w:w="2880"/>
+            <w:shd w:val="clear" w:color="auto" w:fill="EAF2FB"/>
+          </w:tcPr>
+          <w:p>
+            <w:r>
+              <w:rPr>
+                <w:b/>
+              </w:rPr>
+            </w:r>
+            <w:r>
+              <w:rPr>
+                <w:b/>
+              </w:rPr>
+              <w:t>Why the name changed</w:t>
+            </w:r>
+          </w:p>
+        </w:tc>
+      </w:tr>
+      <w:tr>
+        <w:tc>
+          <w:tcPr>
+            <w:tcW w:type="dxa" w:w="2880"/>
+          </w:tcPr>
+          <w:p>
+            <w:r/>
+            <w:r>
+              <w:rPr>
+                <w:rFonts w:ascii="Consolas" w:hAnsi="Consolas"/>
+                <w:color w:val="334455"/>
+                <w:sz w:val="19"/>
+              </w:rPr>
+              <w:t>mean_reversion</w:t>
+            </w:r>
+          </w:p>
+        </w:tc>
+        <w:tc>
+          <w:tcPr>
+            <w:tcW w:type="dxa" w:w="2880"/>
+          </w:tcPr>
+          <w:p>
+            <w:r/>
+            <w:r>
+              <w:rPr>
+                <w:b/>
+              </w:rPr>
+              <w:t>Balanced</w:t>
+            </w:r>
+          </w:p>
+        </w:tc>
+        <w:tc>
+          <w:tcPr>
+            <w:tcW w:type="dxa" w:w="2880"/>
+          </w:tcPr>
+          <w:p>
+            <w:r/>
+            <w:r>
+              <w:rPr/>
+              <w:t xml:space="preserve">All five of its inputs say price is </w:t>
+            </w:r>
+            <w:r>
+              <w:rPr>
+                <w:i/>
+              </w:rPr>
+              <w:t>at</w:t>
+            </w:r>
+            <w:r>
+              <w:rPr/>
+              <w:t xml:space="preserve"> its mean. Nothing measures an extreme, so the old name promised a fade the model never tested — and it was the only name naming a </w:t>
+            </w:r>
+            <w:r>
+              <w:rPr>
+                <w:i/>
+              </w:rPr>
+              <w:t>strategy</w:t>
+            </w:r>
+            <w:r>
+              <w:rPr/>
+              <w:t xml:space="preserve"> rather than the tape.</w:t>
+            </w:r>
+          </w:p>
+        </w:tc>
+      </w:tr>
+      <w:tr>
+        <w:tc>
+          <w:tcPr>
+            <w:tcW w:type="dxa" w:w="2880"/>
+            <w:shd w:val="clear" w:color="auto" w:fill="F4F6FA"/>
+          </w:tcPr>
+          <w:p>
+            <w:r/>
+            <w:r>
+              <w:rPr>
+                <w:rFonts w:ascii="Consolas" w:hAnsi="Consolas"/>
+                <w:color w:val="334455"/>
+                <w:sz w:val="19"/>
+              </w:rPr>
+              <w:t>trending</w:t>
+            </w:r>
+          </w:p>
+        </w:tc>
+        <w:tc>
+          <w:tcPr>
+            <w:tcW w:type="dxa" w:w="2880"/>
+            <w:shd w:val="clear" w:color="auto" w:fill="F4F6FA"/>
+          </w:tcPr>
+          <w:p>
+            <w:r/>
+            <w:r>
+              <w:rPr>
+                <w:b/>
+              </w:rPr>
+              <w:t>Trending</w:t>
+            </w:r>
+          </w:p>
+        </w:tc>
+        <w:tc>
+          <w:tcPr>
+            <w:tcW w:type="dxa" w:w="2880"/>
+            <w:shd w:val="clear" w:color="auto" w:fill="F4F6FA"/>
+          </w:tcPr>
+          <w:p>
+            <w:r/>
+            <w:r>
+              <w:rPr/>
+              <w:t>unchanged</w:t>
+            </w:r>
+          </w:p>
+        </w:tc>
+      </w:tr>
+      <w:tr>
+        <w:tc>
+          <w:tcPr>
+            <w:tcW w:type="dxa" w:w="2880"/>
+          </w:tcPr>
+          <w:p>
+            <w:r/>
+            <w:r>
+              <w:rPr>
+                <w:rFonts w:ascii="Consolas" w:hAnsi="Consolas"/>
+                <w:color w:val="334455"/>
+                <w:sz w:val="19"/>
+              </w:rPr>
+              <w:t>breakout</w:t>
+            </w:r>
+          </w:p>
+        </w:tc>
+        <w:tc>
+          <w:tcPr>
+            <w:tcW w:type="dxa" w:w="2880"/>
+          </w:tcPr>
+          <w:p>
+            <w:r/>
+            <w:r>
+              <w:rPr>
+                <w:b/>
+              </w:rPr>
+              <w:t>Breakout</w:t>
+            </w:r>
+          </w:p>
+        </w:tc>
+        <w:tc>
+          <w:tcPr>
+            <w:tcW w:type="dxa" w:w="2880"/>
+          </w:tcPr>
+          <w:p>
+            <w:r/>
+            <w:r>
+              <w:rPr/>
+              <w:t>unchanged</w:t>
+            </w:r>
+          </w:p>
+        </w:tc>
+      </w:tr>
+      <w:tr>
+        <w:tc>
+          <w:tcPr>
+            <w:tcW w:type="dxa" w:w="2880"/>
+            <w:shd w:val="clear" w:color="auto" w:fill="F4F6FA"/>
+          </w:tcPr>
+          <w:p>
+            <w:r/>
+            <w:r>
+              <w:rPr>
+                <w:rFonts w:ascii="Consolas" w:hAnsi="Consolas"/>
+                <w:color w:val="334455"/>
+                <w:sz w:val="19"/>
+              </w:rPr>
+              <w:t>choppy</w:t>
+            </w:r>
+          </w:p>
+        </w:tc>
+        <w:tc>
+          <w:tcPr>
+            <w:tcW w:type="dxa" w:w="2880"/>
+            <w:shd w:val="clear" w:color="auto" w:fill="F4F6FA"/>
+          </w:tcPr>
+          <w:p>
+            <w:r/>
+            <w:r>
+              <w:rPr>
+                <w:b/>
+              </w:rPr>
+              <w:t>Whipsaw</w:t>
+            </w:r>
+          </w:p>
+        </w:tc>
+        <w:tc>
+          <w:tcPr>
+            <w:tcW w:type="dxa" w:w="2880"/>
+            <w:shd w:val="clear" w:color="auto" w:fill="F4F6FA"/>
+          </w:tcPr>
+          <w:p>
+            <w:r/>
+            <w:r>
+              <w:rPr/>
+              <w:t xml:space="preserve">Same "not trending" axis as Balanced; what distinguishes it is </w:t>
+            </w:r>
+            <w:r>
+              <w:rPr>
+                <w:i/>
+              </w:rPr>
+              <w:t>energy</w:t>
+            </w:r>
+            <w:r>
+              <w:rPr/>
+              <w:t xml:space="preserve"> (high ATR with low ADX, failed breaks, two-sided wicks). Balanced/Whipsaw carries that contrast; Mean-Reversion/Choppy did not.</w:t>
+            </w:r>
+          </w:p>
+        </w:tc>
+      </w:tr>
+      <w:tr>
+        <w:tc>
+          <w:tcPr>
+            <w:tcW w:type="dxa" w:w="2880"/>
+          </w:tcPr>
+          <w:p>
+            <w:r/>
+            <w:r>
+              <w:rPr>
+                <w:rFonts w:ascii="Consolas" w:hAnsi="Consolas"/>
+                <w:color w:val="334455"/>
+                <w:sz w:val="19"/>
+              </w:rPr>
+              <w:t>crisis</w:t>
+            </w:r>
+          </w:p>
+        </w:tc>
+        <w:tc>
+          <w:tcPr>
+            <w:tcW w:type="dxa" w:w="2880"/>
+          </w:tcPr>
+          <w:p>
+            <w:r/>
+            <w:r>
+              <w:rPr>
+                <w:b/>
+              </w:rPr>
+              <w:t>Stressed</w:t>
+            </w:r>
+          </w:p>
+        </w:tc>
+        <w:tc>
+          <w:tcPr>
+            <w:tcW w:type="dxa" w:w="2880"/>
+          </w:tcPr>
+          <w:p>
+            <w:r/>
+            <w:r>
+              <w:rPr>
+                <w:rFonts w:ascii="Consolas" w:hAnsi="Consolas"/>
+                <w:color w:val="334455"/>
+                <w:sz w:val="19"/>
+              </w:rPr>
+              <w:t>VIX_STRESS_LO</w:t>
+            </w:r>
+            <w:r>
+              <w:rPr/>
+              <w:t xml:space="preserve"> is 22 and the fast-attack fires near VIX 30 — stress, not crisis. "Volatile" was also rejected: it equally describes breakout and whipsaw days.</w:t>
+            </w:r>
+          </w:p>
+        </w:tc>
+      </w:tr>
+    </w:tbl>
+    <w:p/>
+    <w:p>
+      <w:r>
+        <w:rPr>
+          <w:rFonts w:ascii="Consolas" w:hAnsi="Consolas"/>
+          <w:color w:val="334455"/>
+          <w:sz w:val="19"/>
+        </w:rPr>
+        <w:t>REGIME_DISPLAY</w:t>
+      </w:r>
+      <w:r>
+        <w:rPr/>
+        <w:t xml:space="preserve"> in that module is the source. The mapping is </w:t>
+      </w:r>
+      <w:r>
+        <w:rPr>
+          <w:b/>
+        </w:rPr>
+        <w:t>duplicated in four</w:t>
+        <w:br/>
+        <w:t>tiers</w:t>
+      </w:r>
+      <w:r>
+        <w:rPr/>
+        <w:t xml:space="preserve"> (</w:t>
+      </w:r>
+      <w:r>
+        <w:rPr>
+          <w:rFonts w:ascii="Consolas" w:hAnsi="Consolas"/>
+          <w:color w:val="334455"/>
+          <w:sz w:val="19"/>
+        </w:rPr>
+        <w:t>webgui/pages/sentiment.py</w:t>
+      </w:r>
+      <w:r>
+        <w:rPr/>
+        <w:t xml:space="preserve">, </w:t>
+      </w:r>
+      <w:r>
+        <w:rPr>
+          <w:rFonts w:ascii="Consolas" w:hAnsi="Consolas"/>
+          <w:color w:val="334455"/>
+          <w:sz w:val="19"/>
+        </w:rPr>
+        <w:t>driver_svc/compute.py</w:t>
+      </w:r>
+      <w:r>
+        <w:rPr/>
+        <w:t>,</w:t>
+        <w:br/>
+      </w:r>
+      <w:r>
+        <w:rPr>
+          <w:rFonts w:ascii="Consolas" w:hAnsi="Consolas"/>
+          <w:color w:val="334455"/>
+          <w:sz w:val="19"/>
+        </w:rPr>
+        <w:t>options_svc/market_snapshot.py</w:t>
+      </w:r>
+      <w:r>
+        <w:rPr/>
+        <w:t>) because none of those may import the package —</w:t>
+        <w:br/>
+        <w:t>Tier 1 takes no engine imports, and the services would hit the documented</w:t>
+        <w:br/>
+        <w:t xml:space="preserve">cross-app </w:t>
+      </w:r>
+      <w:r>
+        <w:rPr>
+          <w:rFonts w:ascii="Consolas" w:hAnsi="Consolas"/>
+          <w:color w:val="334455"/>
+          <w:sz w:val="19"/>
+        </w:rPr>
+        <w:t>scoring</w:t>
+      </w:r>
+      <w:r>
+        <w:rPr/>
+        <w:t xml:space="preserve"> name collision. Keep them in step.</w:t>
+      </w:r>
+    </w:p>
+    <w:p>
+      <w:pPr>
+        <w:pStyle w:val="Heading3"/>
+      </w:pPr>
+      <w:r>
+        <w:rPr/>
+        <w:t>The direction axis</w:t>
+      </w:r>
+    </w:p>
+    <w:p>
+      <w:r>
+        <w:rPr>
+          <w:rFonts w:ascii="Consolas" w:hAnsi="Consolas"/>
+          <w:color w:val="334455"/>
+          <w:sz w:val="19"/>
+        </w:rPr>
+        <w:t>trending</w:t>
+      </w:r>
+      <w:r>
+        <w:rPr/>
+        <w:t xml:space="preserve"> and </w:t>
+      </w:r>
+      <w:r>
+        <w:rPr>
+          <w:rFonts w:ascii="Consolas" w:hAnsi="Consolas"/>
+          <w:color w:val="334455"/>
+          <w:sz w:val="19"/>
+        </w:rPr>
+        <w:t>breakout</w:t>
+      </w:r>
+      <w:r>
+        <w:rPr/>
+        <w:t xml:space="preserve"> additionally render a direction word — </w:t>
+      </w:r>
+      <w:r>
+        <w:rPr>
+          <w:b/>
+        </w:rPr>
+        <w:t>Rallying</w:t>
+      </w:r>
+      <w:r>
+        <w:rPr/>
+        <w:t xml:space="preserve"> /</w:t>
+        <w:br/>
+      </w:r>
+      <w:r>
+        <w:rPr>
+          <w:b/>
+        </w:rPr>
+        <w:t>Firming</w:t>
+      </w:r>
+      <w:r>
+        <w:rPr/>
+        <w:t xml:space="preserve"> (up), </w:t>
+      </w:r>
+      <w:r>
+        <w:rPr>
+          <w:b/>
+        </w:rPr>
+        <w:t>Retreating</w:t>
+      </w:r>
+      <w:r>
+        <w:rPr/>
+        <w:t xml:space="preserve"> / </w:t>
+      </w:r>
+      <w:r>
+        <w:rPr>
+          <w:b/>
+        </w:rPr>
+        <w:t>Softening</w:t>
+      </w:r>
+      <w:r>
+        <w:rPr/>
+        <w:t xml:space="preserve"> (down), </w:t>
+      </w:r>
+      <w:r>
+        <w:rPr>
+          <w:b/>
+        </w:rPr>
+        <w:t>Breakdown</w:t>
+      </w:r>
+      <w:r>
+        <w:rPr/>
+        <w:t>. Balanced,</w:t>
+        <w:br/>
+        <w:t>Whipsaw and Stressed are directionless by construction.</w:t>
+      </w:r>
+    </w:p>
+    <w:p>
+      <w:pPr>
+        <w:spacing w:before="80" w:after="160"/>
+        <w:ind w:left="216"/>
+        <w:shd w:val="clear" w:color="auto" w:fill="F4F6FA"/>
+      </w:pPr>
+      <w:r>
+        <w:rPr>
+          <w:rFonts w:ascii="Consolas" w:hAnsi="Consolas"/>
+          <w:color w:val="223344"/>
+          <w:sz w:val="18"/>
+        </w:rPr>
+        <w:t>DIRECTION_SLOPE_DEADBAND = EMA_TREND_LO          # 0.05, the trending ramp's own floor</w:t>
+      </w:r>
+      <w:r>
+        <w:br/>
+      </w:r>
+      <w:r>
+        <w:rPr>
+          <w:rFonts w:ascii="Consolas" w:hAnsi="Consolas"/>
+          <w:color w:val="223344"/>
+          <w:sz w:val="18"/>
+        </w:rPr>
+        <w:t>DIRECTION_TREND_DEADBAND = 3.0                   # points either side of the 50 neutral</w:t>
+      </w:r>
+      <w:r>
+        <w:br/>
+      </w:r>
+      <w:r>
+        <w:rPr>
+          <w:rFonts w:ascii="Consolas" w:hAnsi="Consolas"/>
+          <w:color w:val="223344"/>
+          <w:sz w:val="18"/>
+        </w:rPr>
+        <w:t>DIRECTION_STRONG_SLOPE   = 0.5 * (EMA_TREND_LO + EMA_TREND_HI)   # Rallying vs Firming</w:t>
+      </w:r>
+    </w:p>
+    <w:p>
+      <w:r>
+        <w:rPr>
+          <w:b/>
+        </w:rPr>
+        <w:t>This is a label adornment, not a sixth regime.</w:t>
+      </w:r>
+      <w:r>
+        <w:rPr/>
+        <w:t xml:space="preserve"> The intensity maths stays</w:t>
+        <w:br/>
+        <w:t>sign-blind (</w:t>
+      </w:r>
+      <w:r>
+        <w:rPr>
+          <w:rFonts w:ascii="Consolas" w:hAnsi="Consolas"/>
+          <w:color w:val="334455"/>
+          <w:sz w:val="19"/>
+        </w:rPr>
+        <w:t>ramp(abs(slope), …)</w:t>
+      </w:r>
+      <w:r>
+        <w:rPr/>
+        <w:t>) — "is this a trend day" is answered identically</w:t>
+        <w:br/>
+        <w:t xml:space="preserve">up or down. Splitting </w:t>
+      </w:r>
+      <w:r>
+        <w:rPr>
+          <w:rFonts w:ascii="Consolas" w:hAnsi="Consolas"/>
+          <w:color w:val="334455"/>
+          <w:sz w:val="19"/>
+        </w:rPr>
+        <w:t>trending</w:t>
+      </w:r>
+      <w:r>
+        <w:rPr/>
+        <w:t xml:space="preserve"> would need a DB column, a chart series and a</w:t>
+        <w:br/>
+        <w:t>contract change, and would tear the membership across two bins when the slope flips</w:t>
+        <w:br/>
+        <w:t>mid-session, defeating the blended model.</w:t>
+      </w:r>
+    </w:p>
+    <w:p>
+      <w:r>
+        <w:rPr>
+          <w:b/>
+        </w:rPr>
+        <w:t>How the contradiction risk is avoided — the load-bearing part.</w:t>
+      </w:r>
+      <w:r>
+        <w:rPr/>
+        <w:t xml:space="preserve"> The app has two</w:t>
+        <w:br/>
+        <w:t xml:space="preserve">independent direction reads: this module's signed </w:t>
+      </w:r>
+      <w:r>
+        <w:rPr>
+          <w:rFonts w:ascii="Consolas" w:hAnsi="Consolas"/>
+          <w:color w:val="334455"/>
+          <w:sz w:val="19"/>
+        </w:rPr>
+        <w:t>ema_slope_atr</w:t>
+      </w:r>
+      <w:r>
+        <w:rPr/>
+        <w:t xml:space="preserve"> (SPY price,</w:t>
+        <w:br/>
+        <w:t>5-minute) and the Market Trend composite (price + breadth + sector + VIX,</w:t>
+        <w:br/>
+        <w:t>15-minute, hysteresis-committed). They diverge on a real condition — the index up</w:t>
+        <w:br/>
+        <w:t>on narrow leadership while breadth is negative — so a word taken from either alone</w:t>
+        <w:br/>
+        <w:t>can contradict the other panel.</w:t>
+      </w:r>
+    </w:p>
+    <w:p>
+      <w:r>
+        <w:rPr>
+          <w:rFonts w:ascii="Consolas" w:hAnsi="Consolas"/>
+          <w:color w:val="334455"/>
+          <w:sz w:val="19"/>
+        </w:rPr>
+        <w:t>direction_sign</w:t>
+      </w:r>
+      <w:r>
+        <w:rPr/>
+        <w:t xml:space="preserve"> therefore names a direction </w:t>
+      </w:r>
+      <w:r>
+        <w:rPr>
+          <w:b/>
+        </w:rPr>
+        <w:t>only when both agree past their</w:t>
+        <w:br/>
+        <w:t>deadbands</w:t>
+      </w:r>
+      <w:r>
+        <w:rPr/>
+        <w:t xml:space="preserve">; otherwise the neutral base label renders. </w:t>
+      </w:r>
+      <w:r>
+        <w:rPr>
+          <w:rFonts w:ascii="Consolas" w:hAnsi="Consolas"/>
+          <w:color w:val="334455"/>
+          <w:sz w:val="19"/>
+        </w:rPr>
+        <w:t>commit_direction</w:t>
+      </w:r>
+      <w:r>
+        <w:rPr/>
+        <w:t xml:space="preserve"> is</w:t>
+        <w:br/>
+        <w:t xml:space="preserve">deliberately </w:t>
+      </w:r>
+      <w:r>
+        <w:rPr>
+          <w:b/>
+        </w:rPr>
+        <w:t>asymmetric</w:t>
+      </w:r>
+      <w:r>
+        <w:rPr/>
+        <w:t xml:space="preserve">: two consecutive reads to </w:t>
+      </w:r>
+      <w:r>
+        <w:rPr>
+          <w:i/>
+        </w:rPr>
+        <w:t>claim</w:t>
+      </w:r>
+      <w:r>
+        <w:rPr/>
+        <w:t xml:space="preserve"> a direction, one to</w:t>
+        <w:br/>
+        <w:t>drop back to neutral — never keep asserting a direction the evidence stopped</w:t>
+        <w:br/>
+        <w:t>backing.</w:t>
+      </w:r>
+    </w:p>
+    <w:p>
+      <w:r>
+        <w:rPr/>
+        <w:t>Two rendering rules follow from this and are easy to get wrong:</w:t>
+      </w:r>
+    </w:p>
+    <w:p>
+      <w:pPr>
+        <w:pStyle w:val="ListNumber"/>
+      </w:pPr>
+      <w:r>
+        <w:t xml:space="preserve">The stacked/ranked panel's </w:t>
+      </w:r>
+      <w:r>
+        <w:rPr>
+          <w:b/>
+        </w:rPr>
+        <w:t>series names stay the base words</w:t>
+      </w:r>
+      <w:r>
+        <w:t>. A legend that</w:t>
+        <w:br/>
+        <w:t xml:space="preserve">   renames itself intra-session destroys the reading position that makes it legible.</w:t>
+      </w:r>
+    </w:p>
+    <w:p>
+      <w:pPr>
+        <w:pStyle w:val="ListNumber"/>
+      </w:pPr>
+      <w:r>
+        <w:t xml:space="preserve">The headline </w:t>
+      </w:r>
+      <w:r>
+        <w:rPr>
+          <w:b/>
+        </w:rPr>
+        <w:t>colour follows the direction</w:t>
+      </w:r>
+      <w:r>
+        <w:t xml:space="preserve"> for the two directional regimes,</w:t>
+        <w:br/>
+        <w:t xml:space="preserve">   because a fixed green would paint "Retreating" as though it were bullish.</w:t>
       </w:r>
     </w:p>
     <w:p>
@@ -17477,6 +18528,331 @@
       </w:pPr>
       <w:r>
         <w:rPr/>
+        <w:t>Known issues</w:t>
+      </w:r>
+    </w:p>
+    <w:p>
+      <w:r>
+        <w:rPr/>
+        <w:t>Documented defects a maintainer should know about before trusting a number. These</w:t>
+        <w:br/>
+        <w:t>are recorded rather than silently carried.</w:t>
+      </w:r>
+    </w:p>
+    <w:p>
+      <w:pPr>
+        <w:pStyle w:val="Heading2"/>
+      </w:pPr>
+      <w:r>
+        <w:rPr/>
+        <w:t>The PRICE sub-score NaN exposure (open)</w:t>
+      </w:r>
+    </w:p>
+    <w:p>
+      <w:r>
+        <w:rPr>
+          <w:rFonts w:ascii="Consolas" w:hAnsi="Consolas"/>
+          <w:color w:val="334455"/>
+          <w:sz w:val="19"/>
+        </w:rPr>
+        <w:t>sentiment_svc/compute._finite_pcts</w:t>
+      </w:r>
+      <w:r>
+        <w:rPr/>
+        <w:t xml:space="preserve"> guards only the </w:t>
+      </w:r>
+      <w:r>
+        <w:rPr>
+          <w:b/>
+        </w:rPr>
+        <w:t>sector</w:t>
+      </w:r>
+      <w:r>
+        <w:rPr/>
+        <w:t xml:space="preserve"> input. An all-NaN</w:t>
+        <w:br/>
+        <w:t>read of the structural price inputs (</w:t>
+      </w:r>
+      <w:r>
+        <w:rPr>
+          <w:rFonts w:ascii="Consolas" w:hAnsi="Consolas"/>
+          <w:color w:val="334455"/>
+          <w:sz w:val="19"/>
+        </w:rPr>
+        <w:t>macd_hist</w:t>
+      </w:r>
+      <w:r>
+        <w:rPr/>
+        <w:t xml:space="preserve"> / </w:t>
+      </w:r>
+      <w:r>
+        <w:rPr>
+          <w:rFonts w:ascii="Consolas" w:hAnsi="Consolas"/>
+          <w:color w:val="334455"/>
+          <w:sz w:val="19"/>
+        </w:rPr>
+        <w:t>rsi</w:t>
+      </w:r>
+      <w:r>
+        <w:rPr/>
+        <w:t xml:space="preserve"> / </w:t>
+      </w:r>
+      <w:r>
+        <w:rPr>
+          <w:rFonts w:ascii="Consolas" w:hAnsi="Consolas"/>
+          <w:color w:val="334455"/>
+          <w:sz w:val="19"/>
+        </w:rPr>
+        <w:t>adx</w:t>
+      </w:r>
+      <w:r>
+        <w:rPr/>
+        <w:t>, feeding</w:t>
+        <w:br/>
+      </w:r>
+      <w:r>
+        <w:rPr>
+          <w:rFonts w:ascii="Consolas" w:hAnsi="Consolas"/>
+          <w:color w:val="334455"/>
+          <w:sz w:val="19"/>
+        </w:rPr>
+        <w:t>score_price</w:t>
+      </w:r>
+      <w:r>
+        <w:rPr/>
+        <w:t xml:space="preserve"> with a hardcoded </w:t>
+      </w:r>
+      <w:r>
+        <w:rPr>
+          <w:rFonts w:ascii="Consolas" w:hAnsi="Consolas"/>
+          <w:color w:val="334455"/>
+          <w:sz w:val="19"/>
+        </w:rPr>
+        <w:t>vwap_pct = 0.0</w:t>
+      </w:r>
+      <w:r>
+        <w:rPr/>
+        <w:t xml:space="preserve">) scores </w:t>
+      </w:r>
+      <w:r>
+        <w:rPr>
+          <w:b/>
+        </w:rPr>
+        <w:t>82.50 — near-maximum</w:t>
+        <w:br/>
+        <w:t>bullish — at unchanged confidence</w:t>
+      </w:r>
+      <w:r>
+        <w:rPr/>
+        <w:t>, where a sane read of the same tape scores</w:t>
+        <w:br/>
+      </w:r>
+      <w:r>
+        <w:rPr>
+          <w:b/>
+        </w:rPr>
+        <w:t>56.25</w:t>
+      </w:r>
+      <w:r>
+        <w:rPr/>
+        <w:t xml:space="preserve">. The same all-NaN read in </w:t>
+      </w:r>
+      <w:r>
+        <w:rPr>
+          <w:rFonts w:ascii="Consolas" w:hAnsi="Consolas"/>
+          <w:color w:val="334455"/>
+          <w:sz w:val="19"/>
+        </w:rPr>
+        <w:t>compute_intraday_trend</w:t>
+      </w:r>
+      <w:r>
+        <w:rPr/>
+        <w:t>, which drives the</w:t>
+        <w:br/>
+      </w:r>
+      <w:r>
+        <w:rPr>
+          <w:b/>
+        </w:rPr>
+        <w:t>live Day gauge</w:t>
+      </w:r>
+      <w:r>
+        <w:rPr/>
+        <w:t xml:space="preserve">, scores </w:t>
+      </w:r>
+      <w:r>
+        <w:rPr>
+          <w:b/>
+        </w:rPr>
+        <w:t>92.50</w:t>
+      </w:r>
+      <w:r>
+        <w:rPr/>
+        <w:t>.</w:t>
+      </w:r>
+    </w:p>
+    <w:p>
+      <w:r>
+        <w:rPr/>
+        <w:t>The failure is silent: nothing in the payload marks the inputs as missing, so the</w:t>
+        <w:br/>
+        <w:t xml:space="preserve">gauge renders a confident bullish number built on nothing. A fix must cover </w:t>
+      </w:r>
+      <w:r>
+        <w:rPr>
+          <w:b/>
+        </w:rPr>
+        <w:t>both</w:t>
+        <w:br/>
+        <w:t>call sites with one shared filter</w:t>
+      </w:r>
+      <w:r>
+        <w:rPr/>
+        <w:t xml:space="preserve"> — patching only </w:t>
+      </w:r>
+      <w:r>
+        <w:rPr>
+          <w:rFonts w:ascii="Consolas" w:hAnsi="Consolas"/>
+          <w:color w:val="334455"/>
+          <w:sz w:val="19"/>
+        </w:rPr>
+        <w:t>score_price</w:t>
+      </w:r>
+      <w:r>
+        <w:rPr/>
+        <w:t xml:space="preserve"> leaves the live</w:t>
+        <w:br/>
+        <w:t>gauge wrong.</w:t>
+      </w:r>
+    </w:p>
+    <w:p>
+      <w:r>
+        <w:rPr>
+          <w:b/>
+        </w:rPr>
+        <w:t>Until it is fixed</w:t>
+      </w:r>
+      <w:r>
+        <w:rPr/>
+        <w:t>, treat a strongly bullish structural reading with</w:t>
+        <w:br/>
+      </w:r>
+      <w:r>
+        <w:rPr>
+          <w:i/>
+        </w:rPr>
+        <w:t>unremarkable</w:t>
+      </w:r>
+      <w:r>
+        <w:rPr/>
+        <w:t xml:space="preserve"> confidence as suspect, and cross-check against the Market Dashboard.</w:t>
+      </w:r>
+    </w:p>
+    <w:p>
+      <w:pPr>
+        <w:pStyle w:val="Heading2"/>
+      </w:pPr>
+      <w:r>
+        <w:rPr/>
+        <w:t>Expected Move deliberately disagrees with ThinkorSwim</w:t>
+      </w:r>
+    </w:p>
+    <w:p>
+      <w:r>
+        <w:rPr/>
+        <w:t>Not a defect — a definitional difference that has been measured and is documented</w:t>
+        <w:br/>
+        <w:t xml:space="preserve">in full under </w:t>
+      </w:r>
+      <w:r>
+        <w:rPr>
+          <w:i/>
+        </w:rPr>
+        <w:t>Expected move and IV analysis</w:t>
+      </w:r>
+      <w:r>
+        <w:rPr/>
+        <w:t>. Two independent differences push in</w:t>
+        <w:br/>
+        <w:t xml:space="preserve">opposite directions and </w:t>
+      </w:r>
+      <w:r>
+        <w:rPr>
+          <w:b/>
+        </w:rPr>
+        <w:t>nearly cancelled on the one symbol they were measured on</w:t>
+      </w:r>
+      <w:r>
+        <w:rPr/>
+        <w:t>,</w:t>
+        <w:br/>
+        <w:t>which is luck rather than calibration. Do not "fix" either number to match a broker</w:t>
+        <w:br/>
+        <w:t xml:space="preserve">without first deciding which definition is wanted; the same </w:t>
+      </w:r>
+      <w:r>
+        <w:rPr>
+          <w:rFonts w:ascii="Consolas" w:hAnsi="Consolas"/>
+          <w:color w:val="334455"/>
+          <w:sz w:val="19"/>
+        </w:rPr>
+        <w:t>atm_iv</w:t>
+      </w:r>
+      <w:r>
+        <w:rPr/>
+        <w:t xml:space="preserve"> also sizes the</w:t>
+        <w:br/>
+        <w:t>drawn cone.</w:t>
+      </w:r>
+    </w:p>
+    <w:p>
+      <w:pPr>
+        <w:pStyle w:val="Heading2"/>
+      </w:pPr>
+      <w:r>
+        <w:rPr/>
+        <w:t>Index open interest reads zero after hours</w:t>
+      </w:r>
+    </w:p>
+    <w:p>
+      <w:r>
+        <w:rPr>
+          <w:rFonts w:ascii="Consolas" w:hAnsi="Consolas"/>
+          <w:color w:val="334455"/>
+          <w:sz w:val="19"/>
+        </w:rPr>
+        <w:t>$SPX</w:t>
+      </w:r>
+      <w:r>
+        <w:rPr/>
+        <w:t xml:space="preserve"> and </w:t>
+      </w:r>
+      <w:r>
+        <w:rPr>
+          <w:rFonts w:ascii="Consolas" w:hAnsi="Consolas"/>
+          <w:color w:val="334455"/>
+          <w:sz w:val="19"/>
+        </w:rPr>
+        <w:t>$NDX</w:t>
+      </w:r>
+      <w:r>
+        <w:rPr/>
+        <w:t xml:space="preserve"> report zero open interest overnight, which yields all-zero GEX</w:t>
+        <w:br/>
+        <w:t>grids and arbitrary wall levels. Index gamma is only meaningful during the session.</w:t>
+      </w:r>
+    </w:p>
+    <w:p>
+      <w:r>
+        <w:br/>
+      </w:r>
+    </w:p>
+    <w:p>
+      <w:pPr>
+        <w:pStyle w:val="Heading1"/>
+      </w:pPr>
+      <w:r>
+        <w:rPr/>
         <w:t>Constants Appendix</w:t>
       </w:r>
     </w:p>
@@ -18296,6 +19672,14 @@
         <w:t>Service cadences</w:t>
       </w:r>
     </w:p>
+    <w:p>
+      <w:r>
+        <w:rPr/>
+        <w:t>All windows are US Central and gate on a trading day. The constants named below are</w:t>
+        <w:br/>
+        <w:t>the source; this table is a summary of them.</w:t>
+      </w:r>
+    </w:p>
     <w:tbl>
       <w:tblPr>
         <w:tblW w:type="auto" w:w="0"/>
@@ -18376,7 +19760,139 @@
             <w:r/>
             <w:r>
               <w:rPr/>
-              <w:t>Composite refresh every 120 s; trend recompute gated to 15 min; rotation at startup / on demand.</w:t>
+              <w:t xml:space="preserve">Composite refresh every </w:t>
+            </w:r>
+            <w:r>
+              <w:rPr>
+                <w:b/>
+              </w:rPr>
+              <w:t>120 s</w:t>
+            </w:r>
+            <w:r>
+              <w:rPr/>
+              <w:t xml:space="preserve"> (</w:t>
+            </w:r>
+            <w:r>
+              <w:rPr>
+                <w:rFonts w:ascii="Consolas" w:hAnsi="Consolas"/>
+                <w:color w:val="334455"/>
+                <w:sz w:val="19"/>
+              </w:rPr>
+              <w:t>REFRESH_INTERVAL_SEC</w:t>
+            </w:r>
+            <w:r>
+              <w:rPr/>
+              <w:t xml:space="preserve">), throttled to one refresh per </w:t>
+            </w:r>
+            <w:r>
+              <w:rPr>
+                <w:b/>
+              </w:rPr>
+              <w:t>15 min</w:t>
+            </w:r>
+            <w:r>
+              <w:rPr/>
+              <w:t xml:space="preserve"> off-hours (</w:t>
+            </w:r>
+            <w:r>
+              <w:rPr>
+                <w:rFonts w:ascii="Consolas" w:hAnsi="Consolas"/>
+                <w:color w:val="334455"/>
+                <w:sz w:val="19"/>
+              </w:rPr>
+              <w:t>_OFFHOURS_INTERVAL_MIN</w:t>
+            </w:r>
+            <w:r>
+              <w:rPr/>
+              <w:t xml:space="preserve">); directional trend recompute every </w:t>
+            </w:r>
+            <w:r>
+              <w:rPr>
+                <w:b/>
+              </w:rPr>
+              <w:t>900 s</w:t>
+            </w:r>
+            <w:r>
+              <w:rPr/>
+              <w:t xml:space="preserve"> (</w:t>
+            </w:r>
+            <w:r>
+              <w:rPr>
+                <w:rFonts w:ascii="Consolas" w:hAnsi="Consolas"/>
+                <w:color w:val="334455"/>
+                <w:sz w:val="19"/>
+              </w:rPr>
+              <w:t>TREND_INTERVAL_SEC</w:t>
+            </w:r>
+            <w:r>
+              <w:rPr/>
+              <w:t xml:space="preserve">); market-regime recompute every </w:t>
+            </w:r>
+            <w:r>
+              <w:rPr>
+                <w:b/>
+              </w:rPr>
+              <w:t>5 min</w:t>
+            </w:r>
+            <w:r>
+              <w:rPr/>
+              <w:t xml:space="preserve"> (</w:t>
+            </w:r>
+            <w:r>
+              <w:rPr>
+                <w:rFonts w:ascii="Consolas" w:hAnsi="Consolas"/>
+                <w:color w:val="334455"/>
+                <w:sz w:val="19"/>
+              </w:rPr>
+              <w:t>REGIME_INTERVAL_MIN</w:t>
+            </w:r>
+            <w:r>
+              <w:rPr/>
+              <w:t xml:space="preserve">); order-flow publish every </w:t>
+            </w:r>
+            <w:r>
+              <w:rPr>
+                <w:b/>
+              </w:rPr>
+              <w:t>30 s</w:t>
+            </w:r>
+            <w:r>
+              <w:rPr/>
+              <w:t xml:space="preserve"> (</w:t>
+            </w:r>
+            <w:r>
+              <w:rPr>
+                <w:rFonts w:ascii="Consolas" w:hAnsi="Consolas"/>
+                <w:color w:val="334455"/>
+                <w:sz w:val="19"/>
+              </w:rPr>
+              <w:t>ORDER_FLOW_PUBLISH_SEC</w:t>
+            </w:r>
+            <w:r>
+              <w:rPr/>
+              <w:t xml:space="preserve">); </w:t>
+            </w:r>
+            <w:r>
+              <w:rPr>
+                <w:b/>
+              </w:rPr>
+              <w:t>momentum cascade once nightly at 16:20</w:t>
+            </w:r>
+            <w:r>
+              <w:rPr/>
+              <w:t xml:space="preserve"> (</w:t>
+            </w:r>
+            <w:r>
+              <w:rPr>
+                <w:rFonts w:ascii="Consolas" w:hAnsi="Consolas"/>
+                <w:color w:val="334455"/>
+                <w:sz w:val="19"/>
+              </w:rPr>
+              <w:t>momentum_due</w:t>
+            </w:r>
+            <w:r>
+              <w:rPr/>
+              <w:t>); rotation at startup / on demand.</w:t>
             </w:r>
           </w:p>
         </w:tc>
@@ -18404,7 +19920,227 @@
             <w:r/>
             <w:r>
               <w:rPr/>
-              <w:t>Auto-scan 15-min slots (08:00–15:15 CT); GEX collect 2-min slots (08:30–15:20 CT); paper auto-manage every 5 min in market hours; header tick each 30 s (skip-unchanged).</w:t>
+              <w:t xml:space="preserve">Loop tick </w:t>
+            </w:r>
+            <w:r>
+              <w:rPr>
+                <w:b/>
+              </w:rPr>
+              <w:t>30 s</w:t>
+            </w:r>
+            <w:r>
+              <w:rPr/>
+              <w:t xml:space="preserve"> (</w:t>
+            </w:r>
+            <w:r>
+              <w:rPr>
+                <w:rFonts w:ascii="Consolas" w:hAnsi="Consolas"/>
+                <w:color w:val="334455"/>
+                <w:sz w:val="19"/>
+              </w:rPr>
+              <w:t>POLL_INTERVAL_SEC</w:t>
+            </w:r>
+            <w:r>
+              <w:rPr/>
+              <w:t>). Auto-scan 15-min slots, 08:00–15:15 (</w:t>
+            </w:r>
+            <w:r>
+              <w:rPr>
+                <w:rFonts w:ascii="Consolas" w:hAnsi="Consolas"/>
+                <w:color w:val="334455"/>
+                <w:sz w:val="19"/>
+              </w:rPr>
+              <w:t>autoscan_due</w:t>
+            </w:r>
+            <w:r>
+              <w:rPr/>
+              <w:t xml:space="preserve">); </w:t>
+            </w:r>
+            <w:r>
+              <w:rPr>
+                <w:b/>
+              </w:rPr>
+              <w:t>GEX collection every 1 min</w:t>
+            </w:r>
+            <w:r>
+              <w:rPr/>
+              <w:t>, 08:00–15:20 (</w:t>
+            </w:r>
+            <w:r>
+              <w:rPr>
+                <w:rFonts w:ascii="Consolas" w:hAnsi="Consolas"/>
+                <w:color w:val="334455"/>
+                <w:sz w:val="19"/>
+              </w:rPr>
+              <w:t>_GEX_INTERVAL_MIN</w:t>
+            </w:r>
+            <w:r>
+              <w:rPr/>
+              <w:t xml:space="preserve">, mirroring </w:t>
+            </w:r>
+            <w:r>
+              <w:rPr>
+                <w:rFonts w:ascii="Consolas" w:hAnsi="Consolas"/>
+                <w:color w:val="334455"/>
+                <w:sz w:val="19"/>
+              </w:rPr>
+              <w:t>gex_collector.POLL_INTERVAL_MIN</w:t>
+            </w:r>
+            <w:r>
+              <w:rPr/>
+              <w:t xml:space="preserve">); term structure every </w:t>
+            </w:r>
+            <w:r>
+              <w:rPr>
+                <w:b/>
+              </w:rPr>
+              <w:t>5 min</w:t>
+            </w:r>
+            <w:r>
+              <w:rPr/>
+              <w:t xml:space="preserve"> (</w:t>
+            </w:r>
+            <w:r>
+              <w:rPr>
+                <w:rFonts w:ascii="Consolas" w:hAnsi="Consolas"/>
+                <w:color w:val="334455"/>
+                <w:sz w:val="19"/>
+              </w:rPr>
+              <w:t>TERM_POLL_INTERVAL_MIN</w:t>
+            </w:r>
+            <w:r>
+              <w:rPr/>
+              <w:t xml:space="preserve">); </w:t>
+            </w:r>
+            <w:r>
+              <w:rPr>
+                <w:b/>
+              </w:rPr>
+              <w:t>driver</w:t>
+            </w:r>
+            <w:r>
+              <w:rPr/>
+              <w:t xml:space="preserve"> paper auto-manage every </w:t>
+            </w:r>
+            <w:r>
+              <w:rPr>
+                <w:b/>
+              </w:rPr>
+              <w:t>1 min</w:t>
+            </w:r>
+            <w:r>
+              <w:rPr/>
+              <w:t xml:space="preserve"> (</w:t>
+            </w:r>
+            <w:r>
+              <w:rPr>
+                <w:rFonts w:ascii="Consolas" w:hAnsi="Consolas"/>
+                <w:color w:val="334455"/>
+                <w:sz w:val="19"/>
+              </w:rPr>
+              <w:t>_MANAGE_INTERVAL_MIN</w:t>
+            </w:r>
+            <w:r>
+              <w:rPr/>
+              <w:t xml:space="preserve">); </w:t>
+            </w:r>
+            <w:r>
+              <w:rPr>
+                <w:b/>
+              </w:rPr>
+              <w:t>captured-signal</w:t>
+            </w:r>
+            <w:r>
+              <w:rPr/>
+              <w:t xml:space="preserve"> management every </w:t>
+            </w:r>
+            <w:r>
+              <w:rPr>
+                <w:b/>
+              </w:rPr>
+              <w:t>5 min</w:t>
+            </w:r>
+            <w:r>
+              <w:rPr/>
+              <w:t xml:space="preserve"> (</w:t>
+            </w:r>
+            <w:r>
+              <w:rPr>
+                <w:rFonts w:ascii="Consolas" w:hAnsi="Consolas"/>
+                <w:color w:val="334455"/>
+                <w:sz w:val="19"/>
+              </w:rPr>
+              <w:t>_CAPTURED_MANAGE_INTERVAL_MIN</w:t>
+            </w:r>
+            <w:r>
+              <w:rPr/>
+              <w:t xml:space="preserve">); </w:t>
+            </w:r>
+            <w:r>
+              <w:rPr>
+                <w:b/>
+              </w:rPr>
+              <w:t>manual</w:t>
+            </w:r>
+            <w:r>
+              <w:rPr/>
+              <w:t xml:space="preserve"> paper entry+manage </w:t>
+            </w:r>
+            <w:r>
+              <w:rPr>
+                <w:b/>
+              </w:rPr>
+              <w:t>hourly at the top of the hour, 09:00–14:00, no 15:00 run</w:t>
+            </w:r>
+            <w:r>
+              <w:rPr/>
+              <w:t xml:space="preserve"> (</w:t>
+            </w:r>
+            <w:r>
+              <w:rPr>
+                <w:rFonts w:ascii="Consolas" w:hAnsi="Consolas"/>
+                <w:color w:val="334455"/>
+                <w:sz w:val="19"/>
+              </w:rPr>
+              <w:t>_PAPER_HOURS</w:t>
+            </w:r>
+            <w:r>
+              <w:rPr/>
+              <w:t xml:space="preserve">, </w:t>
+            </w:r>
+            <w:r>
+              <w:rPr>
+                <w:rFonts w:ascii="Consolas" w:hAnsi="Consolas"/>
+                <w:color w:val="334455"/>
+                <w:sz w:val="19"/>
+              </w:rPr>
+              <w:t>_PAPER_GRACE_MIN</w:t>
+            </w:r>
+            <w:r>
+              <w:rPr/>
+              <w:t xml:space="preserve"> = 20); header + GEX status each tick in market hours, throttled to one per </w:t>
+            </w:r>
+            <w:r>
+              <w:rPr>
+                <w:b/>
+              </w:rPr>
+              <w:t>5 min</w:t>
+            </w:r>
+            <w:r>
+              <w:rPr/>
+              <w:t xml:space="preserve"> off-hours (</w:t>
+            </w:r>
+            <w:r>
+              <w:rPr>
+                <w:rFonts w:ascii="Consolas" w:hAnsi="Consolas"/>
+                <w:color w:val="334455"/>
+                <w:sz w:val="19"/>
+              </w:rPr>
+              <w:t>periodic_refresh_due</w:t>
+            </w:r>
+            <w:r>
+              <w:rPr/>
+              <w:t>, skip-unchanged).</w:t>
             </w:r>
           </w:p>
         </w:tc>
@@ -18430,7 +20166,73 @@
             <w:r/>
             <w:r>
               <w:rPr/>
-              <w:t>Live SSE ticks; throttled publish ≤ every 2 s; full rebuild every 10 min or on demand.</w:t>
+              <w:t xml:space="preserve">Live SSE ticks; throttled publish ≤ every </w:t>
+            </w:r>
+            <w:r>
+              <w:rPr>
+                <w:b/>
+              </w:rPr>
+              <w:t>2 s</w:t>
+            </w:r>
+            <w:r>
+              <w:rPr/>
+              <w:t xml:space="preserve"> (</w:t>
+            </w:r>
+            <w:r>
+              <w:rPr>
+                <w:rFonts w:ascii="Consolas" w:hAnsi="Consolas"/>
+                <w:color w:val="334455"/>
+                <w:sz w:val="19"/>
+              </w:rPr>
+              <w:t>PUBLISH_INTERVAL_SEC</w:t>
+            </w:r>
+            <w:r>
+              <w:rPr/>
+              <w:t xml:space="preserve">); full rebuild every </w:t>
+            </w:r>
+            <w:r>
+              <w:rPr>
+                <w:b/>
+              </w:rPr>
+              <w:t>600 s</w:t>
+            </w:r>
+            <w:r>
+              <w:rPr/>
+              <w:t xml:space="preserve"> (</w:t>
+            </w:r>
+            <w:r>
+              <w:rPr>
+                <w:rFonts w:ascii="Consolas" w:hAnsi="Consolas"/>
+                <w:color w:val="334455"/>
+                <w:sz w:val="19"/>
+              </w:rPr>
+              <w:t>REBUILD_INTERVAL_SEC</w:t>
+            </w:r>
+            <w:r>
+              <w:rPr/>
+              <w:t xml:space="preserve">), or </w:t>
+            </w:r>
+            <w:r>
+              <w:rPr>
+                <w:b/>
+              </w:rPr>
+              <w:t>3600 s</w:t>
+            </w:r>
+            <w:r>
+              <w:rPr/>
+              <w:t xml:space="preserve"> off-hours (</w:t>
+            </w:r>
+            <w:r>
+              <w:rPr>
+                <w:rFonts w:ascii="Consolas" w:hAnsi="Consolas"/>
+                <w:color w:val="334455"/>
+                <w:sz w:val="19"/>
+              </w:rPr>
+              <w:t>OFFHOURS_REBUILD_INTERVAL_SEC</w:t>
+            </w:r>
+            <w:r>
+              <w:rPr/>
+              <w:t>), or on demand.</w:t>
             </w:r>
           </w:p>
         </w:tc>
@@ -18484,13 +20286,294 @@
             <w:r/>
             <w:r>
               <w:rPr/>
-              <w:t>Morning run once/day at 09:28 ET; perf refresh ≈ every 5 min.</w:t>
+              <w:t xml:space="preserve">Run gate polled every </w:t>
+            </w:r>
+            <w:r>
+              <w:rPr>
+                <w:b/>
+              </w:rPr>
+              <w:t>30 s</w:t>
+            </w:r>
+            <w:r>
+              <w:rPr/>
+              <w:t xml:space="preserve"> (</w:t>
+            </w:r>
+            <w:r>
+              <w:rPr>
+                <w:rFonts w:ascii="Consolas" w:hAnsi="Consolas"/>
+                <w:color w:val="334455"/>
+                <w:sz w:val="19"/>
+              </w:rPr>
+              <w:t>POLL_INTERVAL_SEC</w:t>
+            </w:r>
+            <w:r>
+              <w:rPr/>
+              <w:t xml:space="preserve">); checkpoint at 09:28 ET then every 30 min inside the </w:t>
+            </w:r>
+            <w:r>
+              <w:rPr>
+                <w:b/>
+              </w:rPr>
+              <w:t>09:45–15:30 ET</w:t>
+            </w:r>
+            <w:r>
+              <w:rPr/>
+              <w:t xml:space="preserve"> entry window (</w:t>
+            </w:r>
+            <w:r>
+              <w:rPr>
+                <w:rFonts w:ascii="Consolas" w:hAnsi="Consolas"/>
+                <w:color w:val="334455"/>
+                <w:sz w:val="19"/>
+              </w:rPr>
+              <w:t>checkpoint_due</w:t>
+            </w:r>
+            <w:r>
+              <w:rPr/>
+              <w:t>).</w:t>
+            </w:r>
+          </w:p>
+        </w:tc>
+      </w:tr>
+      <w:tr>
+        <w:tc>
+          <w:tcPr>
+            <w:tcW w:type="dxa" w:w="4320"/>
+            <w:shd w:val="clear" w:color="auto" w:fill="F4F6FA"/>
+          </w:tcPr>
+          <w:p>
+            <w:r/>
+            <w:r>
+              <w:rPr/>
+              <w:t>market_svc</w:t>
+            </w:r>
+          </w:p>
+        </w:tc>
+        <w:tc>
+          <w:tcPr>
+            <w:tcW w:type="dxa" w:w="4320"/>
+            <w:shd w:val="clear" w:color="auto" w:fill="F4F6FA"/>
+          </w:tcPr>
+          <w:p>
+            <w:r/>
+            <w:r>
+              <w:rPr/>
+              <w:t xml:space="preserve">Quote poll </w:t>
+            </w:r>
+            <w:r>
+              <w:rPr>
+                <w:b/>
+              </w:rPr>
+              <w:t>3 s</w:t>
+            </w:r>
+            <w:r>
+              <w:rPr/>
+              <w:t xml:space="preserve"> RTH (</w:t>
+            </w:r>
+            <w:r>
+              <w:rPr>
+                <w:rFonts w:ascii="Consolas" w:hAnsi="Consolas"/>
+                <w:color w:val="334455"/>
+                <w:sz w:val="19"/>
+              </w:rPr>
+              <w:t>RTH_INTERVAL_SEC</w:t>
+            </w:r>
+            <w:r>
+              <w:rPr/>
+              <w:t xml:space="preserve">), </w:t>
+            </w:r>
+            <w:r>
+              <w:rPr>
+                <w:b/>
+              </w:rPr>
+              <w:t>15 s</w:t>
+            </w:r>
+            <w:r>
+              <w:rPr/>
+              <w:t xml:space="preserve"> off-hours (</w:t>
+            </w:r>
+            <w:r>
+              <w:rPr>
+                <w:rFonts w:ascii="Consolas" w:hAnsi="Consolas"/>
+                <w:color w:val="334455"/>
+                <w:sz w:val="19"/>
+              </w:rPr>
+              <w:t>OFFHOURS_INTERVAL_SEC</w:t>
+            </w:r>
+            <w:r>
+              <w:rPr/>
+              <w:t xml:space="preserve">), </w:t>
+            </w:r>
+            <w:r>
+              <w:rPr>
+                <w:b/>
+              </w:rPr>
+              <w:t>60 s</w:t>
+            </w:r>
+            <w:r>
+              <w:rPr/>
+              <w:t xml:space="preserve"> at weekends (</w:t>
+            </w:r>
+            <w:r>
+              <w:rPr>
+                <w:rFonts w:ascii="Consolas" w:hAnsi="Consolas"/>
+                <w:color w:val="334455"/>
+                <w:sz w:val="19"/>
+              </w:rPr>
+              <w:t>WEEKEND_INTERVAL_SEC</w:t>
+            </w:r>
+            <w:r>
+              <w:rPr/>
+              <w:t xml:space="preserve">); Claude summary every </w:t>
+            </w:r>
+            <w:r>
+              <w:rPr>
+                <w:b/>
+              </w:rPr>
+              <w:t>40 min</w:t>
+            </w:r>
+            <w:r>
+              <w:rPr/>
+              <w:t xml:space="preserve"> RTH / </w:t>
+            </w:r>
+            <w:r>
+              <w:rPr>
+                <w:b/>
+              </w:rPr>
+              <w:t>60 min</w:t>
+            </w:r>
+            <w:r>
+              <w:rPr/>
+              <w:t xml:space="preserve"> off-hours (</w:t>
+            </w:r>
+            <w:r>
+              <w:rPr>
+                <w:rFonts w:ascii="Consolas" w:hAnsi="Consolas"/>
+                <w:color w:val="334455"/>
+                <w:sz w:val="19"/>
+              </w:rPr>
+              <w:t>SUMMARY_RTH_SEC</w:t>
+            </w:r>
+            <w:r>
+              <w:rPr/>
+              <w:t xml:space="preserve">, </w:t>
+            </w:r>
+            <w:r>
+              <w:rPr>
+                <w:rFonts w:ascii="Consolas" w:hAnsi="Consolas"/>
+                <w:color w:val="334455"/>
+                <w:sz w:val="19"/>
+              </w:rPr>
+              <w:t>SUMMARY_OFFHOURS_SEC</w:t>
+            </w:r>
+            <w:r>
+              <w:rPr/>
+              <w:t>).</w:t>
             </w:r>
           </w:p>
         </w:tc>
       </w:tr>
     </w:tbl>
     <w:p/>
+    <w:p>
+      <w:pPr>
+        <w:pStyle w:val="IntenseQuote"/>
+      </w:pPr>
+      <w:r>
+        <w:rPr>
+          <w:b/>
+        </w:rPr>
+        <w:t>Two cadences are easy to state wrongly, because they used to be the same</w:t>
+        <w:br/>
+        <w:t>number.</w:t>
+      </w:r>
+      <w:r>
+        <w:rPr/>
+        <w:t xml:space="preserve"> The </w:t>
+      </w:r>
+      <w:r>
+        <w:rPr>
+          <w:b/>
+        </w:rPr>
+        <w:t>driver's</w:t>
+      </w:r>
+      <w:r>
+        <w:rPr/>
+        <w:t xml:space="preserve"> isolated paper account re-prices every </w:t>
+      </w:r>
+      <w:r>
+        <w:rPr>
+          <w:b/>
+        </w:rPr>
+        <w:t>1 minute</w:t>
+      </w:r>
+      <w:r>
+        <w:rPr/>
+        <w:br/>
+        <w:t>(raised from 5 in July 2026 so its stops react within the minute and the −$1,500</w:t>
+        <w:br/>
+        <w:t xml:space="preserve">loss-halt read stays fresh). The </w:t>
+      </w:r>
+      <w:r>
+        <w:rPr>
+          <w:b/>
+        </w:rPr>
+        <w:t>manual</w:t>
+      </w:r>
+      <w:r>
+        <w:rPr/>
+        <w:t xml:space="preserve"> paper account moved the other way, to</w:t>
+        <w:br/>
+        <w:t xml:space="preserve">an </w:t>
+      </w:r>
+      <w:r>
+        <w:rPr>
+          <w:b/>
+        </w:rPr>
+        <w:t>hourly</w:t>
+      </w:r>
+      <w:r>
+        <w:rPr/>
+        <w:t xml:space="preserve"> top-of-the-hour cycle. They are different books on different clocks.</w:t>
+      </w:r>
+    </w:p>
+    <w:p>
+      <w:pPr>
+        <w:pStyle w:val="IntenseQuote"/>
+      </w:pPr>
+      <w:r>
+        <w:rPr>
+          <w:b/>
+        </w:rPr>
+        <w:t>The GEX collection interval is 1 minute, not 2.</w:t>
+      </w:r>
+      <w:r>
+        <w:rPr/>
+        <w:t xml:space="preserve"> The serial per-symbol chain</w:t>
+        <w:br/>
+        <w:t>fetch was measured dropping roughly 37% of its slots; fetching in a small pool</w:t>
+        <w:br/>
+        <w:t>(</w:t>
+      </w:r>
+      <w:r>
+        <w:rPr>
+          <w:rFonts w:ascii="Consolas" w:hAnsi="Consolas"/>
+          <w:color w:val="334455"/>
+          <w:sz w:val="19"/>
+        </w:rPr>
+        <w:t>POLL_FETCH_WORKERS = 6</w:t>
+      </w:r>
+      <w:r>
+        <w:rPr/>
+        <w:t>) and launching scheduler branches as keyed background</w:t>
+        <w:br/>
+        <w:t>tasks fixed it. A 2-minute figure also silently corrupted the flow-alert spike</w:t>
+        <w:br/>
+        <w:t>detector, which compares volume increments and reads a 2-minute delta as roughly</w:t>
+        <w:br/>
+        <w:t>twice baseline.</w:t>
+      </w:r>
+    </w:p>
     <w:p>
       <w:pPr>
         <w:pStyle w:val="Heading2"/>

--- a/docs/manuals/technical-reference/technical-reference.docx
+++ b/docs/manuals/technical-reference/technical-reference.docx
@@ -32,7 +32,7 @@
           <w:color w:val="5B6678"/>
           <w:sz w:val="18"/>
         </w:rPr>
-        <w:t>WebGUI Trading with Schwab · Generated 2026-07-02</w:t>
+        <w:t>WebGUI Trading with Schwab · Generated 2026-08-16</w:t>
       </w:r>
     </w:p>
     <w:p/>

--- a/docs/manuals/technical-reference/technical-reference.docx
+++ b/docs/manuals/technical-reference/technical-reference.docx
@@ -176,6 +176,832 @@
         <w:t>governs; if you change it there, update this document.</w:t>
       </w:r>
     </w:p>
+    <w:p>
+      <w:pPr>
+        <w:pStyle w:val="Heading2"/>
+      </w:pPr>
+      <w:r>
+        <w:rPr/>
+        <w:t>Finding the math behind a screen</w:t>
+      </w:r>
+    </w:p>
+    <w:p>
+      <w:r>
+        <w:rPr>
+          <w:b/>
+        </w:rPr>
+        <w:t>This document is organised by engine, not by menu</w:t>
+      </w:r>
+      <w:r>
+        <w:rPr/>
+        <w:t>, and deliberately so: one</w:t>
+        <w:br/>
+        <w:t>engine feeds several screens. The GEX chapter alone supplies Dealer Positioning,</w:t>
+        <w:br/>
+        <w:t>the Opportunity Board, Flow Alerts and Rescue's context reads — ordering by menu</w:t>
+        <w:br/>
+        <w:t>would mean writing the same formulas out four times and letting the copies drift.</w:t>
+      </w:r>
+    </w:p>
+    <w:p>
+      <w:r>
+        <w:rPr/>
+        <w:t>Use this map to get from a screen to its numbers. Menu order matches the rail.</w:t>
+      </w:r>
+    </w:p>
+    <w:tbl>
+      <w:tblPr>
+        <w:tblW w:type="auto" w:w="0"/>
+        <w:jc w:val="left"/>
+        <w:tblLayout w:type="autofit"/>
+        <w:tblLook w:firstColumn="1" w:firstRow="1" w:lastColumn="0" w:lastRow="0" w:noHBand="0" w:noVBand="1" w:val="04A0"/>
+        <w:tblBorders>
+          <w:top w:val="single" w:sz="4" w:space="0" w:color="D8DEE9"/>
+          <w:left w:val="single" w:sz="4" w:space="0" w:color="D8DEE9"/>
+          <w:bottom w:val="single" w:sz="4" w:space="0" w:color="D8DEE9"/>
+          <w:right w:val="single" w:sz="4" w:space="0" w:color="D8DEE9"/>
+          <w:insideH w:val="single" w:sz="4" w:space="0" w:color="D8DEE9"/>
+          <w:insideV w:val="single" w:sz="4" w:space="0" w:color="D8DEE9"/>
+        </w:tblBorders>
+      </w:tblPr>
+      <w:tblGrid>
+        <w:gridCol w:w="4320"/>
+        <w:gridCol w:w="4320"/>
+      </w:tblGrid>
+      <w:tr>
+        <w:tc>
+          <w:tcPr>
+            <w:tcW w:type="dxa" w:w="4320"/>
+            <w:shd w:val="clear" w:color="auto" w:fill="EAF2FB"/>
+          </w:tcPr>
+          <w:p>
+            <w:r>
+              <w:rPr>
+                <w:b/>
+              </w:rPr>
+            </w:r>
+            <w:r>
+              <w:rPr>
+                <w:b/>
+              </w:rPr>
+              <w:t>Menu page</w:t>
+            </w:r>
+          </w:p>
+        </w:tc>
+        <w:tc>
+          <w:tcPr>
+            <w:tcW w:type="dxa" w:w="4320"/>
+            <w:shd w:val="clear" w:color="auto" w:fill="EAF2FB"/>
+          </w:tcPr>
+          <w:p>
+            <w:r>
+              <w:rPr>
+                <w:b/>
+              </w:rPr>
+            </w:r>
+            <w:r>
+              <w:rPr>
+                <w:b/>
+              </w:rPr>
+              <w:t>Chapters that derive its numbers</w:t>
+            </w:r>
+          </w:p>
+        </w:tc>
+      </w:tr>
+      <w:tr>
+        <w:tc>
+          <w:tcPr>
+            <w:tcW w:type="dxa" w:w="4320"/>
+          </w:tcPr>
+          <w:p>
+            <w:r/>
+            <w:r>
+              <w:rPr>
+                <w:b/>
+              </w:rPr>
+              <w:t>Dealer Positioning</w:t>
+            </w:r>
+          </w:p>
+        </w:tc>
+        <w:tc>
+          <w:tcPr>
+            <w:tcW w:type="dxa" w:w="4320"/>
+          </w:tcPr>
+          <w:p>
+            <w:r/>
+            <w:r>
+              <w:rPr>
+                <w:i/>
+              </w:rPr>
+              <w:t>GEX / Gamma</w:t>
+            </w:r>
+            <w:r>
+              <w:rPr/>
+              <w:t xml:space="preserve"> · </w:t>
+            </w:r>
+            <w:r>
+              <w:rPr>
+                <w:i/>
+              </w:rPr>
+              <w:t>Black-Scholes &amp; the Simulator</w:t>
+            </w:r>
+            <w:r>
+              <w:rPr/>
+              <w:t xml:space="preserve"> (the Greeks behind charm and vanna)</w:t>
+            </w:r>
+          </w:p>
+        </w:tc>
+      </w:tr>
+      <w:tr>
+        <w:tc>
+          <w:tcPr>
+            <w:tcW w:type="dxa" w:w="4320"/>
+            <w:shd w:val="clear" w:color="auto" w:fill="F4F6FA"/>
+          </w:tcPr>
+          <w:p>
+            <w:r/>
+            <w:r>
+              <w:rPr>
+                <w:b/>
+              </w:rPr>
+              <w:t>Opportunity Board</w:t>
+            </w:r>
+          </w:p>
+        </w:tc>
+        <w:tc>
+          <w:tcPr>
+            <w:tcW w:type="dxa" w:w="4320"/>
+            <w:shd w:val="clear" w:color="auto" w:fill="F4F6FA"/>
+          </w:tcPr>
+          <w:p>
+            <w:r/>
+            <w:r>
+              <w:rPr>
+                <w:i/>
+              </w:rPr>
+              <w:t>GEX / Gamma</w:t>
+            </w:r>
+            <w:r>
+              <w:rPr/>
+              <w:t xml:space="preserve"> (the flip and flow series) · </w:t>
+            </w:r>
+            <w:r>
+              <w:rPr>
+                <w:i/>
+              </w:rPr>
+              <w:t>Options Scoring</w:t>
+            </w:r>
+            <w:r>
+              <w:rPr/>
+              <w:t xml:space="preserve"> (its signal counts)</w:t>
+            </w:r>
+          </w:p>
+        </w:tc>
+      </w:tr>
+      <w:tr>
+        <w:tc>
+          <w:tcPr>
+            <w:tcW w:type="dxa" w:w="4320"/>
+          </w:tcPr>
+          <w:p>
+            <w:r/>
+            <w:r>
+              <w:rPr>
+                <w:b/>
+              </w:rPr>
+              <w:t>Flow Alerts</w:t>
+            </w:r>
+          </w:p>
+        </w:tc>
+        <w:tc>
+          <w:tcPr>
+            <w:tcW w:type="dxa" w:w="4320"/>
+          </w:tcPr>
+          <w:p>
+            <w:r/>
+            <w:r>
+              <w:rPr>
+                <w:i/>
+              </w:rPr>
+              <w:t>GEX / Gamma</w:t>
+            </w:r>
+            <w:r>
+              <w:rPr/>
+              <w:t xml:space="preserve"> (the premium series) · </w:t>
+            </w:r>
+            <w:r>
+              <w:rPr>
+                <w:i/>
+              </w:rPr>
+              <w:t>Constants Appendix</w:t>
+            </w:r>
+            <w:r>
+              <w:rPr/>
+              <w:t xml:space="preserve"> (detector thresholds)</w:t>
+            </w:r>
+          </w:p>
+        </w:tc>
+      </w:tr>
+      <w:tr>
+        <w:tc>
+          <w:tcPr>
+            <w:tcW w:type="dxa" w:w="4320"/>
+            <w:shd w:val="clear" w:color="auto" w:fill="F4F6FA"/>
+          </w:tcPr>
+          <w:p>
+            <w:r/>
+            <w:r>
+              <w:rPr>
+                <w:b/>
+              </w:rPr>
+              <w:t>Market Dashboard</w:t>
+            </w:r>
+          </w:p>
+        </w:tc>
+        <w:tc>
+          <w:tcPr>
+            <w:tcW w:type="dxa" w:w="4320"/>
+            <w:shd w:val="clear" w:color="auto" w:fill="F4F6FA"/>
+          </w:tcPr>
+          <w:p>
+            <w:r/>
+            <w:r>
+              <w:rPr>
+                <w:i/>
+              </w:rPr>
+              <w:t>Architecture Overview</w:t>
+            </w:r>
+            <w:r>
+              <w:rPr/>
+              <w:t xml:space="preserve"> — the board normalizes and colours quotes rather than deriving anything</w:t>
+            </w:r>
+          </w:p>
+        </w:tc>
+      </w:tr>
+      <w:tr>
+        <w:tc>
+          <w:tcPr>
+            <w:tcW w:type="dxa" w:w="4320"/>
+          </w:tcPr>
+          <w:p>
+            <w:r/>
+            <w:r>
+              <w:rPr>
+                <w:b/>
+              </w:rPr>
+              <w:t>Sentiment</w:t>
+            </w:r>
+          </w:p>
+        </w:tc>
+        <w:tc>
+          <w:tcPr>
+            <w:tcW w:type="dxa" w:w="4320"/>
+          </w:tcPr>
+          <w:p>
+            <w:r/>
+            <w:r>
+              <w:rPr>
+                <w:i/>
+              </w:rPr>
+              <w:t>Sentiment Calculations</w:t>
+            </w:r>
+            <w:r>
+              <w:rPr/>
+              <w:t>, including the composite blend, the intraday trend, and the blended market regime</w:t>
+            </w:r>
+          </w:p>
+        </w:tc>
+      </w:tr>
+      <w:tr>
+        <w:tc>
+          <w:tcPr>
+            <w:tcW w:type="dxa" w:w="4320"/>
+            <w:shd w:val="clear" w:color="auto" w:fill="F4F6FA"/>
+          </w:tcPr>
+          <w:p>
+            <w:r/>
+            <w:r>
+              <w:rPr>
+                <w:b/>
+              </w:rPr>
+              <w:t>Sector &amp; Industry</w:t>
+            </w:r>
+          </w:p>
+        </w:tc>
+        <w:tc>
+          <w:tcPr>
+            <w:tcW w:type="dxa" w:w="4320"/>
+            <w:shd w:val="clear" w:color="auto" w:fill="F4F6FA"/>
+          </w:tcPr>
+          <w:p>
+            <w:r/>
+            <w:r>
+              <w:rPr>
+                <w:i/>
+              </w:rPr>
+              <w:t>Sentiment Calculations</w:t>
+            </w:r>
+            <w:r>
+              <w:rPr/>
+              <w:t xml:space="preserve"> → </w:t>
+            </w:r>
+            <w:r>
+              <w:rPr>
+                <w:b/>
+              </w:rPr>
+              <w:t>Sector Performance</w:t>
+            </w:r>
+          </w:p>
+        </w:tc>
+      </w:tr>
+      <w:tr>
+        <w:tc>
+          <w:tcPr>
+            <w:tcW w:type="dxa" w:w="4320"/>
+          </w:tcPr>
+          <w:p>
+            <w:r/>
+            <w:r>
+              <w:rPr>
+                <w:b/>
+              </w:rPr>
+              <w:t>Sector Rotation</w:t>
+            </w:r>
+            <w:r>
+              <w:rPr/>
+              <w:t xml:space="preserve"> · </w:t>
+            </w:r>
+            <w:r>
+              <w:rPr>
+                <w:b/>
+              </w:rPr>
+              <w:t>RRG</w:t>
+            </w:r>
+          </w:p>
+        </w:tc>
+        <w:tc>
+          <w:tcPr>
+            <w:tcW w:type="dxa" w:w="4320"/>
+          </w:tcPr>
+          <w:p>
+            <w:r/>
+            <w:r>
+              <w:rPr>
+                <w:i/>
+              </w:rPr>
+              <w:t>Sentiment Calculations</w:t>
+            </w:r>
+            <w:r>
+              <w:rPr/>
+              <w:t xml:space="preserve"> → </w:t>
+            </w:r>
+            <w:r>
+              <w:rPr>
+                <w:b/>
+              </w:rPr>
+              <w:t>Rotation</w:t>
+            </w:r>
+          </w:p>
+        </w:tc>
+      </w:tr>
+      <w:tr>
+        <w:tc>
+          <w:tcPr>
+            <w:tcW w:type="dxa" w:w="4320"/>
+            <w:shd w:val="clear" w:color="auto" w:fill="F4F6FA"/>
+          </w:tcPr>
+          <w:p>
+            <w:r/>
+            <w:r>
+              <w:rPr>
+                <w:b/>
+              </w:rPr>
+              <w:t>Momentum</w:t>
+            </w:r>
+          </w:p>
+        </w:tc>
+        <w:tc>
+          <w:tcPr>
+            <w:tcW w:type="dxa" w:w="4320"/>
+            <w:shd w:val="clear" w:color="auto" w:fill="F4F6FA"/>
+          </w:tcPr>
+          <w:p>
+            <w:r/>
+            <w:r>
+              <w:rPr>
+                <w:i/>
+              </w:rPr>
+              <w:t>Sentiment Calculations</w:t>
+            </w:r>
+            <w:r>
+              <w:rPr/>
+              <w:t xml:space="preserve"> (the nightly cascade; see also the cadence table)</w:t>
+            </w:r>
+          </w:p>
+        </w:tc>
+      </w:tr>
+      <w:tr>
+        <w:tc>
+          <w:tcPr>
+            <w:tcW w:type="dxa" w:w="4320"/>
+          </w:tcPr>
+          <w:p>
+            <w:r/>
+            <w:r>
+              <w:rPr>
+                <w:b/>
+              </w:rPr>
+              <w:t>Calculator</w:t>
+            </w:r>
+            <w:r>
+              <w:rPr/>
+              <w:t xml:space="preserve"> · </w:t>
+            </w:r>
+            <w:r>
+              <w:rPr>
+                <w:b/>
+              </w:rPr>
+              <w:t>Simulator</w:t>
+            </w:r>
+          </w:p>
+        </w:tc>
+        <w:tc>
+          <w:tcPr>
+            <w:tcW w:type="dxa" w:w="4320"/>
+          </w:tcPr>
+          <w:p>
+            <w:r/>
+            <w:r>
+              <w:rPr>
+                <w:i/>
+              </w:rPr>
+              <w:t>Black-Scholes &amp; the Simulator</w:t>
+            </w:r>
+          </w:p>
+        </w:tc>
+      </w:tr>
+      <w:tr>
+        <w:tc>
+          <w:tcPr>
+            <w:tcW w:type="dxa" w:w="4320"/>
+            <w:shd w:val="clear" w:color="auto" w:fill="F4F6FA"/>
+          </w:tcPr>
+          <w:p>
+            <w:r/>
+            <w:r>
+              <w:rPr>
+                <w:b/>
+              </w:rPr>
+              <w:t>Market Scanner</w:t>
+            </w:r>
+          </w:p>
+        </w:tc>
+        <w:tc>
+          <w:tcPr>
+            <w:tcW w:type="dxa" w:w="4320"/>
+            <w:shd w:val="clear" w:color="auto" w:fill="F4F6FA"/>
+          </w:tcPr>
+          <w:p>
+            <w:r/>
+            <w:r>
+              <w:rPr>
+                <w:i/>
+              </w:rPr>
+              <w:t>Options Scoring</w:t>
+            </w:r>
+            <w:r>
+              <w:rPr/>
+              <w:t xml:space="preserve"> · </w:t>
+            </w:r>
+            <w:r>
+              <w:rPr>
+                <w:i/>
+              </w:rPr>
+              <w:t>Technical Indicators</w:t>
+            </w:r>
+          </w:p>
+        </w:tc>
+      </w:tr>
+      <w:tr>
+        <w:tc>
+          <w:tcPr>
+            <w:tcW w:type="dxa" w:w="4320"/>
+          </w:tcPr>
+          <w:p>
+            <w:r/>
+            <w:r>
+              <w:rPr>
+                <w:b/>
+              </w:rPr>
+              <w:t>Strategy Finder</w:t>
+            </w:r>
+          </w:p>
+        </w:tc>
+        <w:tc>
+          <w:tcPr>
+            <w:tcW w:type="dxa" w:w="4320"/>
+          </w:tcPr>
+          <w:p>
+            <w:r/>
+            <w:r>
+              <w:rPr>
+                <w:i/>
+              </w:rPr>
+              <w:t>Options Scoring</w:t>
+            </w:r>
+            <w:r>
+              <w:rPr/>
+              <w:t xml:space="preserve"> (the Fit + Quality score)</w:t>
+            </w:r>
+          </w:p>
+        </w:tc>
+      </w:tr>
+      <w:tr>
+        <w:tc>
+          <w:tcPr>
+            <w:tcW w:type="dxa" w:w="4320"/>
+            <w:shd w:val="clear" w:color="auto" w:fill="F4F6FA"/>
+          </w:tcPr>
+          <w:p>
+            <w:r/>
+            <w:r>
+              <w:rPr>
+                <w:b/>
+              </w:rPr>
+              <w:t>Expected Move</w:t>
+            </w:r>
+          </w:p>
+        </w:tc>
+        <w:tc>
+          <w:tcPr>
+            <w:tcW w:type="dxa" w:w="4320"/>
+            <w:shd w:val="clear" w:color="auto" w:fill="F4F6FA"/>
+          </w:tcPr>
+          <w:p>
+            <w:r/>
+            <w:r>
+              <w:rPr>
+                <w:i/>
+              </w:rPr>
+              <w:t>Options Scoring</w:t>
+            </w:r>
+            <w:r>
+              <w:rPr/>
+              <w:t xml:space="preserve"> → </w:t>
+            </w:r>
+            <w:r>
+              <w:rPr>
+                <w:b/>
+              </w:rPr>
+              <w:t>Expected move and IV analysis</w:t>
+            </w:r>
+          </w:p>
+        </w:tc>
+      </w:tr>
+      <w:tr>
+        <w:tc>
+          <w:tcPr>
+            <w:tcW w:type="dxa" w:w="4320"/>
+          </w:tcPr>
+          <w:p>
+            <w:r/>
+            <w:r>
+              <w:rPr>
+                <w:b/>
+              </w:rPr>
+              <w:t>Captured Signals</w:t>
+            </w:r>
+            <w:r>
+              <w:rPr/>
+              <w:t xml:space="preserve"> · </w:t>
+            </w:r>
+            <w:r>
+              <w:rPr>
+                <w:b/>
+              </w:rPr>
+              <w:t>Paper Ledger</w:t>
+            </w:r>
+            <w:r>
+              <w:rPr/>
+              <w:t xml:space="preserve"> · </w:t>
+            </w:r>
+            <w:r>
+              <w:rPr>
+                <w:b/>
+              </w:rPr>
+              <w:t>Paper Account</w:t>
+            </w:r>
+          </w:p>
+        </w:tc>
+        <w:tc>
+          <w:tcPr>
+            <w:tcW w:type="dxa" w:w="4320"/>
+          </w:tcPr>
+          <w:p>
+            <w:r/>
+            <w:r>
+              <w:rPr>
+                <w:i/>
+              </w:rPr>
+              <w:t>Options Scoring</w:t>
+            </w:r>
+            <w:r>
+              <w:rPr/>
+              <w:t xml:space="preserve"> (entry quality) · </w:t>
+            </w:r>
+            <w:r>
+              <w:rPr>
+                <w:i/>
+              </w:rPr>
+              <w:t>Rescue Tested Trades</w:t>
+            </w:r>
+            <w:r>
+              <w:rPr/>
+              <w:t xml:space="preserve"> (the management rules)</w:t>
+            </w:r>
+          </w:p>
+        </w:tc>
+      </w:tr>
+      <w:tr>
+        <w:tc>
+          <w:tcPr>
+            <w:tcW w:type="dxa" w:w="4320"/>
+            <w:shd w:val="clear" w:color="auto" w:fill="F4F6FA"/>
+          </w:tcPr>
+          <w:p>
+            <w:r/>
+            <w:r>
+              <w:rPr>
+                <w:b/>
+              </w:rPr>
+              <w:t>Rescue</w:t>
+            </w:r>
+          </w:p>
+        </w:tc>
+        <w:tc>
+          <w:tcPr>
+            <w:tcW w:type="dxa" w:w="4320"/>
+            <w:shd w:val="clear" w:color="auto" w:fill="F4F6FA"/>
+          </w:tcPr>
+          <w:p>
+            <w:r/>
+            <w:r>
+              <w:rPr>
+                <w:i/>
+              </w:rPr>
+              <w:t>Rescue Tested Trades</w:t>
+            </w:r>
+          </w:p>
+        </w:tc>
+      </w:tr>
+      <w:tr>
+        <w:tc>
+          <w:tcPr>
+            <w:tcW w:type="dxa" w:w="4320"/>
+          </w:tcPr>
+          <w:p>
+            <w:r/>
+            <w:r>
+              <w:rPr>
+                <w:b/>
+              </w:rPr>
+              <w:t>Trade Analyzer</w:t>
+            </w:r>
+          </w:p>
+        </w:tc>
+        <w:tc>
+          <w:tcPr>
+            <w:tcW w:type="dxa" w:w="4320"/>
+          </w:tcPr>
+          <w:p>
+            <w:r/>
+            <w:r>
+              <w:rPr>
+                <w:i/>
+              </w:rPr>
+              <w:t>Trade Analyzer</w:t>
+            </w:r>
+            <w:r>
+              <w:rPr/>
+              <w:t xml:space="preserve"> · </w:t>
+            </w:r>
+            <w:r>
+              <w:rPr>
+                <w:i/>
+              </w:rPr>
+              <w:t>Technical Indicators</w:t>
+            </w:r>
+          </w:p>
+        </w:tc>
+      </w:tr>
+      <w:tr>
+        <w:tc>
+          <w:tcPr>
+            <w:tcW w:type="dxa" w:w="4320"/>
+            <w:shd w:val="clear" w:color="auto" w:fill="F4F6FA"/>
+          </w:tcPr>
+          <w:p>
+            <w:r/>
+            <w:r>
+              <w:rPr>
+                <w:b/>
+              </w:rPr>
+              <w:t>Claude Trades</w:t>
+            </w:r>
+          </w:p>
+        </w:tc>
+        <w:tc>
+          <w:tcPr>
+            <w:tcW w:type="dxa" w:w="4320"/>
+            <w:shd w:val="clear" w:color="auto" w:fill="F4F6FA"/>
+          </w:tcPr>
+          <w:p>
+            <w:r/>
+            <w:r>
+              <w:rPr/>
+              <w:t xml:space="preserve">Its risk clamping is pure code, not a formula — see the </w:t>
+            </w:r>
+            <w:r>
+              <w:rPr>
+                <w:i/>
+              </w:rPr>
+              <w:t>API / Developer Reference</w:t>
+            </w:r>
+            <w:r>
+              <w:rPr/>
+              <w:t xml:space="preserve">, </w:t>
+            </w:r>
+            <w:r>
+              <w:rPr>
+                <w:b/>
+              </w:rPr>
+              <w:t>Driver service</w:t>
+            </w:r>
+          </w:p>
+        </w:tc>
+      </w:tr>
+      <w:tr>
+        <w:tc>
+          <w:tcPr>
+            <w:tcW w:type="dxa" w:w="4320"/>
+          </w:tcPr>
+          <w:p>
+            <w:r/>
+            <w:r>
+              <w:rPr>
+                <w:b/>
+              </w:rPr>
+              <w:t>Portfolio</w:t>
+            </w:r>
+          </w:p>
+        </w:tc>
+        <w:tc>
+          <w:tcPr>
+            <w:tcW w:type="dxa" w:w="4320"/>
+          </w:tcPr>
+          <w:p>
+            <w:r/>
+            <w:r>
+              <w:rPr>
+                <w:i/>
+              </w:rPr>
+              <w:t>Portfolio Analytics</w:t>
+            </w:r>
+          </w:p>
+        </w:tc>
+      </w:tr>
+      <w:tr>
+        <w:tc>
+          <w:tcPr>
+            <w:tcW w:type="dxa" w:w="4320"/>
+            <w:shd w:val="clear" w:color="auto" w:fill="F4F6FA"/>
+          </w:tcPr>
+          <w:p>
+            <w:r/>
+            <w:r>
+              <w:rPr>
+                <w:b/>
+              </w:rPr>
+              <w:t>EOD Report</w:t>
+            </w:r>
+          </w:p>
+        </w:tc>
+        <w:tc>
+          <w:tcPr>
+            <w:tcW w:type="dxa" w:w="4320"/>
+            <w:shd w:val="clear" w:color="auto" w:fill="F4F6FA"/>
+          </w:tcPr>
+          <w:p>
+            <w:r/>
+            <w:r>
+              <w:rPr/>
+              <w:t>Aggregation only; it computes nothing of its own</w:t>
+            </w:r>
+          </w:p>
+        </w:tc>
+      </w:tr>
+    </w:tbl>
+    <w:p/>
     <w:p>
       <w:r>
         <w:br/>

--- a/docs/manuals/technical-reference/technical-reference.docx
+++ b/docs/manuals/technical-reference/technical-reference.docx
@@ -32,7 +32,7 @@
           <w:color w:val="5B6678"/>
           <w:sz w:val="18"/>
         </w:rPr>
-        <w:t>WebGUI Trading with Schwab · Generated 2026-08-16</w:t>
+        <w:t>WebGUI Trading with Schwab · Generated 2026-08-17</w:t>
       </w:r>
     </w:p>
     <w:p/>
@@ -8135,6 +8135,276 @@
       <w:r>
         <w:rPr/>
         <w:t>.</w:t>
+      </w:r>
+    </w:p>
+    <w:p>
+      <w:pPr>
+        <w:pStyle w:val="Heading3"/>
+      </w:pPr>
+      <w:r>
+        <w:rPr/>
+        <w:t>The Sector &amp; Industry heat scale</w:t>
+      </w:r>
+    </w:p>
+    <w:p>
+      <w:r>
+        <w:rPr>
+          <w:b/>
+        </w:rPr>
+        <w:t>File:</w:t>
+      </w:r>
+      <w:r>
+        <w:rPr/>
+        <w:t xml:space="preserve"> </w:t>
+      </w:r>
+      <w:r>
+        <w:rPr>
+          <w:rFonts w:ascii="Consolas" w:hAnsi="Consolas"/>
+          <w:color w:val="334455"/>
+          <w:sz w:val="19"/>
+        </w:rPr>
+        <w:t>webgui/pages/sector_heat.py</w:t>
+      </w:r>
+      <w:r>
+        <w:rPr/>
+        <w:t xml:space="preserve"> (display only — it feeds no score)</w:t>
+      </w:r>
+    </w:p>
+    <w:p>
+      <w:r>
+        <w:rPr/>
+        <w:t xml:space="preserve">The colour of a tile on the </w:t>
+      </w:r>
+      <w:r>
+        <w:rPr>
+          <w:b/>
+        </w:rPr>
+        <w:t>Sector &amp; Industry</w:t>
+      </w:r>
+      <w:r>
+        <w:rPr/>
+        <w:t xml:space="preserve"> screen is a signed intensity level</w:t>
+        <w:br/>
+        <w:t xml:space="preserve">in </w:t>
+      </w:r>
+      <w:r>
+        <w:rPr>
+          <w:rFonts w:ascii="Consolas" w:hAnsi="Consolas"/>
+          <w:color w:val="334455"/>
+          <w:sz w:val="19"/>
+        </w:rPr>
+        <w:t>-6..+6</w:t>
+      </w:r>
+      <w:r>
+        <w:rPr/>
+        <w:t xml:space="preserve">, computed per column. For a reading </w:t>
+      </w:r>
+      <w:r>
+        <w:rPr>
+          <w:rFonts w:ascii="Consolas" w:hAnsi="Consolas"/>
+          <w:color w:val="334455"/>
+          <w:sz w:val="19"/>
+        </w:rPr>
+        <w:t>p</w:t>
+      </w:r>
+      <w:r>
+        <w:rPr/>
+        <w:t xml:space="preserve"> in column </w:t>
+      </w:r>
+      <w:r>
+        <w:rPr>
+          <w:rFonts w:ascii="Consolas" w:hAnsi="Consolas"/>
+          <w:color w:val="334455"/>
+          <w:sz w:val="19"/>
+        </w:rPr>
+        <w:t>c</w:t>
+      </w:r>
+      <w:r>
+        <w:rPr/>
+        <w:t>:</w:t>
+      </w:r>
+    </w:p>
+    <w:p>
+      <w:pPr>
+        <w:spacing w:before="80" w:after="160"/>
+        <w:ind w:left="216"/>
+        <w:shd w:val="clear" w:color="auto" w:fill="F4F6FA"/>
+      </w:pPr>
+      <w:r>
+        <w:rPr>
+          <w:rFonts w:ascii="Consolas" w:hAnsi="Consolas"/>
+          <w:color w:val="223344"/>
+          <w:sz w:val="18"/>
+        </w:rPr>
+        <w:t>band  = FLAT_BAND[c]                     # day 0.50, week 1.00, month 1.50 (%)</w:t>
+      </w:r>
+      <w:r>
+        <w:br/>
+      </w:r>
+      <w:r>
+        <w:rPr>
+          <w:rFonts w:ascii="Consolas" w:hAnsi="Consolas"/>
+          <w:color w:val="223344"/>
+          <w:sz w:val="18"/>
+        </w:rPr>
+        <w:t>scale = quantile(|values in c|, 0.90)    # over sectors AND all industries</w:t>
+      </w:r>
+      <w:r>
+        <w:br/>
+      </w:r>
+      <w:r>
+        <w:rPr>
+          <w:rFonts w:ascii="Consolas" w:hAnsi="Consolas"/>
+          <w:color w:val="223344"/>
+          <w:sz w:val="18"/>
+        </w:rPr>
+        <w:t>level = 0                                       if |p| &lt;= band</w:t>
+      </w:r>
+      <w:r>
+        <w:br/>
+      </w:r>
+      <w:r>
+        <w:rPr>
+          <w:rFonts w:ascii="Consolas" w:hAnsi="Consolas"/>
+          <w:color w:val="223344"/>
+          <w:sz w:val="18"/>
+        </w:rPr>
+        <w:t xml:space="preserve">      = sign(p) · clamp(ceil(f · 6), 1, 6)      otherwise,</w:t>
+      </w:r>
+      <w:r>
+        <w:br/>
+      </w:r>
+      <w:r>
+        <w:rPr>
+          <w:rFonts w:ascii="Consolas" w:hAnsi="Consolas"/>
+          <w:color w:val="223344"/>
+          <w:sz w:val="18"/>
+        </w:rPr>
+        <w:t xml:space="preserve">        where f = (|p| - band) / (scale - band)</w:t>
+      </w:r>
+    </w:p>
+    <w:p>
+      <w:r>
+        <w:rPr>
+          <w:rFonts w:ascii="Consolas" w:hAnsi="Consolas"/>
+          <w:color w:val="334455"/>
+          <w:sz w:val="19"/>
+        </w:rPr>
+        <w:t>scale</w:t>
+      </w:r>
+      <w:r>
+        <w:rPr/>
+        <w:t xml:space="preserve"> is the column's </w:t>
+      </w:r>
+      <w:r>
+        <w:rPr>
+          <w:b/>
+        </w:rPr>
+        <w:t>90th percentile, not its maximum</w:t>
+      </w:r>
+      <w:r>
+        <w:rPr/>
+        <w:t>. Industry ETFs have a fat</w:t>
+        <w:br/>
+        <w:t>right tail — one +27% month against a ~3% median pins every sector into the bottom of</w:t>
+        <w:br/>
+        <w:t>the ramp — so the top decile saturates at level 6 instead of defining the scale. When</w:t>
+        <w:br/>
+        <w:t>every reading in a column is flat (</w:t>
+      </w:r>
+      <w:r>
+        <w:rPr>
+          <w:rFonts w:ascii="Consolas" w:hAnsi="Consolas"/>
+          <w:color w:val="334455"/>
+          <w:sz w:val="19"/>
+        </w:rPr>
+        <w:t>scale &lt;= band</w:t>
+      </w:r>
+      <w:r>
+        <w:rPr/>
+        <w:t>) any single reading past the band is</w:t>
+        <w:br/>
+        <w:t>by definition that column's largest, and takes level 6.</w:t>
+      </w:r>
+    </w:p>
+    <w:p>
+      <w:r>
+        <w:rPr/>
+        <w:t xml:space="preserve">The level maps to one of 13 fixed colours, an oklch ramp with lightness </w:t>
+      </w:r>
+      <w:r>
+        <w:rPr>
+          <w:rFonts w:ascii="Consolas" w:hAnsi="Consolas"/>
+          <w:color w:val="334455"/>
+          <w:sz w:val="19"/>
+        </w:rPr>
+        <w:t>0.175 → 0.300</w:t>
+      </w:r>
+      <w:r>
+        <w:rPr/>
+        <w:br/>
+        <w:t xml:space="preserve">and chroma </w:t>
+      </w:r>
+      <w:r>
+        <w:rPr>
+          <w:rFonts w:ascii="Consolas" w:hAnsi="Consolas"/>
+          <w:color w:val="334455"/>
+          <w:sz w:val="19"/>
+        </w:rPr>
+        <w:t>0.022 → 0.110</w:t>
+      </w:r>
+      <w:r>
+        <w:rPr/>
+        <w:t xml:space="preserve"> at hue </w:t>
+      </w:r>
+      <w:r>
+        <w:rPr>
+          <w:b/>
+        </w:rPr>
+        <w:t>158</w:t>
+      </w:r>
+      <w:r>
+        <w:rPr/>
+        <w:t xml:space="preserve"> (up) or </w:t>
+      </w:r>
+      <w:r>
+        <w:rPr>
+          <w:b/>
+        </w:rPr>
+        <w:t>22</w:t>
+      </w:r>
+      <w:r>
+        <w:rPr/>
+        <w:t xml:space="preserve"> (down); level 0 is</w:t>
+        <w:br/>
+      </w:r>
+      <w:r>
+        <w:rPr>
+          <w:rFonts w:ascii="Consolas" w:hAnsi="Consolas"/>
+          <w:color w:val="334455"/>
+          <w:sz w:val="19"/>
+        </w:rPr>
+        <w:t>oklch(0.155 0.004 90)</w:t>
+      </w:r>
+      <w:r>
+        <w:rPr/>
+        <w:t>. The figure's own colour lifts along a parallel ramp</w:t>
+        <w:br/>
+        <w:t xml:space="preserve">(lightness </w:t>
+      </w:r>
+      <w:r>
+        <w:rPr>
+          <w:rFonts w:ascii="Consolas" w:hAnsi="Consolas"/>
+          <w:color w:val="334455"/>
+          <w:sz w:val="19"/>
+        </w:rPr>
+        <w:t>0.660 → 0.965</w:t>
+      </w:r>
+      <w:r>
+        <w:rPr/>
+        <w:t>) so a saturated tile carries a bright number and a flat one a</w:t>
+        <w:br/>
+        <w:t>grey one.</w:t>
       </w:r>
     </w:p>
     <w:p>

--- a/docs/manuals/technical-reference/technical-reference.docx
+++ b/docs/manuals/technical-reference/technical-reference.docx
@@ -7944,6 +7944,381 @@
       <w:r>
         <w:rPr/>
         <w:t xml:space="preserve"> (&lt;100, ≥100).</w:t>
+      </w:r>
+    </w:p>
+    <w:p>
+      <w:pPr>
+        <w:pStyle w:val="Heading3"/>
+      </w:pPr>
+      <w:r>
+        <w:rPr/>
+        <w:t>How the rotation screens draw those numbers</w:t>
+      </w:r>
+    </w:p>
+    <w:p>
+      <w:r>
+        <w:rPr/>
+        <w:t>Display geometry only — none of this feeds a score. All of it is pure and lives in</w:t>
+        <w:br/>
+      </w:r>
+      <w:r>
+        <w:rPr>
+          <w:rFonts w:ascii="Consolas" w:hAnsi="Consolas"/>
+          <w:color w:val="334455"/>
+          <w:sz w:val="19"/>
+        </w:rPr>
+        <w:t>webgui/pages/rotation_view.py</w:t>
+      </w:r>
+      <w:r>
+        <w:rPr/>
+        <w:t xml:space="preserve">, </w:t>
+      </w:r>
+      <w:r>
+        <w:rPr>
+          <w:rFonts w:ascii="Consolas" w:hAnsi="Consolas"/>
+          <w:color w:val="334455"/>
+          <w:sz w:val="19"/>
+        </w:rPr>
+        <w:t>rrg_view.py</w:t>
+      </w:r>
+      <w:r>
+        <w:rPr/>
+        <w:t xml:space="preserve"> and </w:t>
+      </w:r>
+      <w:r>
+        <w:rPr>
+          <w:rFonts w:ascii="Consolas" w:hAnsi="Consolas"/>
+          <w:color w:val="334455"/>
+          <w:sz w:val="19"/>
+        </w:rPr>
+        <w:t>momentum_view.py</w:t>
+      </w:r>
+      <w:r>
+        <w:rPr/>
+        <w:t>.</w:t>
+      </w:r>
+    </w:p>
+    <w:p>
+      <w:r>
+        <w:rPr>
+          <w:b/>
+        </w:rPr>
+        <w:t>Sector Rotation — the spread gauge.</w:t>
+      </w:r>
+      <w:r>
+        <w:rPr/>
+        <w:t xml:space="preserve"> The cyclical-vs-defensive spread on a fixed</w:t>
+        <w:br/>
+        <w:t>−3…+3 track:</w:t>
+      </w:r>
+    </w:p>
+    <w:p>
+      <w:pPr>
+        <w:spacing w:before="80" w:after="160"/>
+        <w:ind w:left="216"/>
+        <w:shd w:val="clear" w:color="auto" w:fill="F4F6FA"/>
+      </w:pPr>
+      <w:r>
+        <w:rPr>
+          <w:rFonts w:ascii="Consolas" w:hAnsi="Consolas"/>
+          <w:color w:val="223344"/>
+          <w:sz w:val="18"/>
+        </w:rPr>
+        <w:t>pos(v)      = (clamp(v, -3, 3) + 3) / 6 · 100        # % across the track</w:t>
+      </w:r>
+      <w:r>
+        <w:br/>
+      </w:r>
+      <w:r>
+        <w:rPr>
+          <w:rFonts w:ascii="Consolas" w:hAnsi="Consolas"/>
+          <w:color w:val="223344"/>
+          <w:sz w:val="18"/>
+        </w:rPr>
+        <w:t>fill        = between pos(spread) and pos(0)         # signed, so it spans to the centre</w:t>
+      </w:r>
+      <w:r>
+        <w:br/>
+      </w:r>
+      <w:r>
+        <w:rPr>
+          <w:rFonts w:ascii="Consolas" w:hAnsi="Consolas"/>
+          <w:color w:val="223344"/>
+          <w:sz w:val="18"/>
+        </w:rPr>
+        <w:t>triggers at = pos(-threshold), pos(+threshold)       # the service's risk_threshold, ±1.50</w:t>
+      </w:r>
+    </w:p>
+    <w:p>
+      <w:r>
+        <w:rPr/>
+        <w:t xml:space="preserve">The fill runs </w:t>
+      </w:r>
+      <w:r>
+        <w:rPr>
+          <w:i/>
+        </w:rPr>
+        <w:t>between the reading and zero</w:t>
+      </w:r>
+      <w:r>
+        <w:rPr/>
+        <w:t xml:space="preserve"> rather than growing from the left, because</w:t>
+        <w:br/>
+        <w:t>the quantity is signed: a left-anchored bar would encode −3 and +3 as "small" and "large"</w:t>
+        <w:br/>
+        <w:t xml:space="preserve">instead of "opposite". The trigger sentence uses </w:t>
+      </w:r>
+      <w:r>
+        <w:rPr>
+          <w:rFonts w:ascii="Consolas" w:hAnsi="Consolas"/>
+          <w:color w:val="334455"/>
+          <w:sz w:val="19"/>
+        </w:rPr>
+        <w:t>|spread| / threshold</w:t>
+      </w:r>
+      <w:r>
+        <w:rPr/>
+        <w:t>: under 1.0 no</w:t>
+        <w:br/>
+        <w:t xml:space="preserve">signal has fired, under </w:t>
+      </w:r>
+      <w:r>
+        <w:rPr>
+          <w:b/>
+        </w:rPr>
+        <w:t>1.5</w:t>
+      </w:r>
+      <w:r>
+        <w:rPr/>
+        <w:t xml:space="preserve"> it is "just past", beyond that "entrenched".</w:t>
+      </w:r>
+    </w:p>
+    <w:p>
+      <w:r>
+        <w:rPr>
+          <w:b/>
+        </w:rPr>
+        <w:t>Sector Rotation — the flow band.</w:t>
+      </w:r>
+      <w:r>
+        <w:rPr/>
+        <w:t xml:space="preserve"> Segment and side widths are </w:t>
+      </w:r>
+      <w:r>
+        <w:rPr>
+          <w:rFonts w:ascii="Consolas" w:hAnsi="Consolas"/>
+          <w:color w:val="334455"/>
+          <w:sz w:val="19"/>
+        </w:rPr>
+        <w:t>flex-grow</w:t>
+      </w:r>
+      <w:r>
+        <w:rPr/>
+        <w:t xml:space="preserve"> values equal</w:t>
+        <w:br/>
+        <w:t xml:space="preserve">to the S&amp;P weight, so segment </w:t>
+      </w:r>
+      <w:r>
+        <w:rPr>
+          <w:i/>
+        </w:rPr>
+        <w:t>area</w:t>
+      </w:r>
+      <w:r>
+        <w:rPr/>
+        <w:t xml:space="preserve"> is index share. The split keys on the engine's own</w:t>
+        <w:br/>
+      </w:r>
+      <w:r>
+        <w:rPr>
+          <w:rFonts w:ascii="Consolas" w:hAnsi="Consolas"/>
+          <w:color w:val="334455"/>
+          <w:sz w:val="19"/>
+        </w:rPr>
+        <w:t>direction</w:t>
+      </w:r>
+      <w:r>
+        <w:rPr/>
+        <w:t xml:space="preserve"> field (</w:t>
+      </w:r>
+      <w:r>
+        <w:rPr>
+          <w:rFonts w:ascii="Consolas" w:hAnsi="Consolas"/>
+          <w:color w:val="334455"/>
+          <w:sz w:val="19"/>
+        </w:rPr>
+        <w:t>INTO</w:t>
+      </w:r>
+      <w:r>
+        <w:rPr/>
+        <w:t>/</w:t>
+      </w:r>
+      <w:r>
+        <w:rPr>
+          <w:rFonts w:ascii="Consolas" w:hAnsi="Consolas"/>
+          <w:color w:val="334455"/>
+          <w:sz w:val="19"/>
+        </w:rPr>
+        <w:t>FROM</w:t>
+      </w:r>
+      <w:r>
+        <w:rPr/>
+        <w:t xml:space="preserve">), not the quadrant. A segment under </w:t>
+      </w:r>
+      <w:r>
+        <w:rPr>
+          <w:b/>
+        </w:rPr>
+        <w:t>7.5%</w:t>
+      </w:r>
+      <w:r>
+        <w:rPr/>
+        <w:t xml:space="preserve"> of its own</w:t>
+        <w:br/>
+        <w:t>side drops its label rather than clipping it.</w:t>
+      </w:r>
+    </w:p>
+    <w:p>
+      <w:r>
+        <w:rPr>
+          <w:b/>
+        </w:rPr>
+        <w:t>RRG — the plot window.</w:t>
+      </w:r>
+      <w:r>
+        <w:rPr/>
+        <w:t xml:space="preserve"> Unlike the fixed axes above, this one is derived:</w:t>
+      </w:r>
+    </w:p>
+    <w:p>
+      <w:pPr>
+        <w:spacing w:before="80" w:after="160"/>
+        <w:ind w:left="216"/>
+        <w:shd w:val="clear" w:color="auto" w:fill="F4F6FA"/>
+      </w:pPr>
+      <w:r>
+        <w:rPr>
+          <w:rFonts w:ascii="Consolas" w:hAnsi="Consolas"/>
+          <w:color w:val="223344"/>
+          <w:sz w:val="18"/>
+        </w:rPr>
+        <w:t>half = max(design_floor, max|value - 100| · 1.08)    # floors: 1.1 on RS-Ratio, 3.4 on RS-Mom</w:t>
+      </w:r>
+      <w:r>
+        <w:br/>
+      </w:r>
+      <w:r>
+        <w:rPr>
+          <w:rFonts w:ascii="Consolas" w:hAnsi="Consolas"/>
+          <w:color w:val="223344"/>
+          <w:sz w:val="18"/>
+        </w:rPr>
+        <w:t>domain = [100 - half, 100 + half]                    # ALWAYS symmetric about 100</w:t>
+      </w:r>
+    </w:p>
+    <w:p>
+      <w:r>
+        <w:rPr/>
+        <w:t>Symmetry is load-bearing: the quadrant washes and crosshair are drawn at exactly 50%/50%,</w:t>
+        <w:br/>
+        <w:t>so an asymmetric window would put the axes somewhere other than 100/100 and silently</w:t>
+        <w:br/>
+        <w:t xml:space="preserve">reassign every sector's quadrant on screen. Marker </w:t>
+      </w:r>
+      <w:r>
+        <w:rPr>
+          <w:b/>
+        </w:rPr>
+        <w:t>diameter</w:t>
+      </w:r>
+      <w:r>
+        <w:rPr/>
+        <w:t xml:space="preserve"> is</w:t>
+        <w:br/>
+      </w:r>
+      <w:r>
+        <w:rPr>
+          <w:rFonts w:ascii="Consolas" w:hAnsi="Consolas"/>
+          <w:color w:val="334455"/>
+          <w:sz w:val="19"/>
+        </w:rPr>
+        <w:t>10 + sqrt(S&amp;P weight) · 1.9</w:t>
+      </w:r>
+      <w:r>
+        <w:rPr/>
+        <w:t xml:space="preserve">, so marker </w:t>
+      </w:r>
+      <w:r>
+        <w:rPr>
+          <w:i/>
+        </w:rPr>
+        <w:t>area</w:t>
+      </w:r>
+      <w:r>
+        <w:rPr/>
+        <w:t xml:space="preserve"> is proportional to weight. Trails show</w:t>
+        <w:br/>
+        <w:t xml:space="preserve">the last </w:t>
+      </w:r>
+      <w:r>
+        <w:rPr>
+          <w:b/>
+        </w:rPr>
+        <w:t>5</w:t>
+      </w:r>
+      <w:r>
+        <w:rPr/>
+        <w:t xml:space="preserve"> readings, resampled along a Catmull-Rom spline (tension 0.5, end tangents</w:t>
+        <w:br/>
+        <w:t>clamped) — the curve passes through every real reading and only chooses the route</w:t>
+        <w:br/>
+        <w:t>between them.</w:t>
+      </w:r>
+    </w:p>
+    <w:p>
+      <w:r>
+        <w:rPr>
+          <w:b/>
+        </w:rPr>
+        <w:t>Momentum — the display arithmetic.</w:t>
+      </w:r>
+      <w:r>
+        <w:rPr/>
+        <w:t xml:space="preserve"> Level tracks scale with </w:t>
+      </w:r>
+      <w:r>
+        <w:rPr>
+          <w:rFonts w:ascii="Consolas" w:hAnsi="Consolas"/>
+          <w:color w:val="334455"/>
+          <w:sz w:val="19"/>
+        </w:rPr>
+        <w:t>sqrt(size / largest)</w:t>
+      </w:r>
+      <w:r>
+        <w:rPr/>
+        <w:t>.</w:t>
+        <w:br/>
+        <w:t xml:space="preserve">Component bars are </w:t>
+      </w:r>
+      <w:r>
+        <w:rPr>
+          <w:rFonts w:ascii="Consolas" w:hAnsi="Consolas"/>
+          <w:color w:val="334455"/>
+          <w:sz w:val="19"/>
+        </w:rPr>
+        <w:t>min(1, |z| / 3) · 50%</w:t>
+      </w:r>
+      <w:r>
+        <w:rPr/>
+        <w:t xml:space="preserve"> either side of a centre line, clamped at ±3</w:t>
+        <w:br/>
+        <w:t>because that is where the service caps the z-scores. The rank chart puts every series on</w:t>
+        <w:br/>
+        <w:t>one shared date axis (histories are ragged — 15, 10, 7 or 5 sessions) and derives its</w:t>
+        <w:br/>
+        <w:t>rank domain from the data rather than assuming a top-20 window; live industry ranks reach</w:t>
+        <w:br/>
+        <w:t>~61 and stock ranks ~272.</w:t>
       </w:r>
     </w:p>
     <w:p>

--- a/docs/manuals/technical-reference/technical-reference.docx
+++ b/docs/manuals/technical-reference/technical-reference.docx
@@ -32,7 +32,7 @@
           <w:color w:val="5B6678"/>
           <w:sz w:val="18"/>
         </w:rPr>
-        <w:t>WebGUI Trading with Schwab · Generated 2026-08-17</w:t>
+        <w:t>WebGUI Trading with Schwab · Generated 2026-08-18</w:t>
       </w:r>
     </w:p>
     <w:p/>

--- a/docs/manuals/technical-reference/technical-reference.docx
+++ b/docs/manuals/technical-reference/technical-reference.docx
@@ -32,7 +32,7 @@
           <w:color w:val="5B6678"/>
           <w:sz w:val="18"/>
         </w:rPr>
-        <w:t>WebGUI Trading with Schwab · Generated 2026-08-18</w:t>
+        <w:t>WebGUI Trading with Schwab · Generated 2026-08-19</w:t>
       </w:r>
     </w:p>
     <w:p/>

--- a/docs/manuals/technical-reference/technical-reference.docx
+++ b/docs/manuals/technical-reference/technical-reference.docx
@@ -1636,6 +1636,106 @@
       <w:r>
         <w:rPr/>
         <w:t xml:space="preserve"> the app.</w:t>
+      </w:r>
+    </w:p>
+    <w:p>
+      <w:r>
+        <w:rPr/>
+        <w:t xml:space="preserve">⚠ </w:t>
+      </w:r>
+      <w:r>
+        <w:rPr>
+          <w:b/>
+        </w:rPr>
+        <w:t xml:space="preserve">Regenerate the lock with </w:t>
+      </w:r>
+      <w:r>
+        <w:rPr>
+          <w:rFonts w:ascii="Consolas" w:hAnsi="Consolas"/>
+          <w:color w:val="334455"/>
+          <w:sz w:val="19"/>
+        </w:rPr>
+        <w:t>pip freeze --all</w:t>
+      </w:r>
+      <w:r>
+        <w:rPr>
+          <w:b/>
+        </w:rPr>
+        <w:t xml:space="preserve">, not plain </w:t>
+      </w:r>
+      <w:r>
+        <w:rPr>
+          <w:rFonts w:ascii="Consolas" w:hAnsi="Consolas"/>
+          <w:color w:val="334455"/>
+          <w:sz w:val="19"/>
+        </w:rPr>
+        <w:t>pip freeze</w:t>
+      </w:r>
+      <w:r>
+        <w:rPr>
+          <w:b/>
+        </w:rPr>
+        <w:t>.</w:t>
+      </w:r>
+      <w:r>
+        <w:rPr/>
+        <w:t xml:space="preserve"> The lock</w:t>
+        <w:br/>
+        <w:t xml:space="preserve">pins </w:t>
+      </w:r>
+      <w:r>
+        <w:rPr>
+          <w:rFonts w:ascii="Consolas" w:hAnsi="Consolas"/>
+          <w:color w:val="334455"/>
+          <w:sz w:val="19"/>
+        </w:rPr>
+        <w:t>setuptools</w:t>
+      </w:r>
+      <w:r>
+        <w:rPr/>
+        <w:t xml:space="preserve"> even though nothing imports it at runtime, because </w:t>
+      </w:r>
+      <w:r>
+        <w:rPr>
+          <w:rFonts w:ascii="Consolas" w:hAnsi="Consolas"/>
+          <w:color w:val="334455"/>
+          <w:sz w:val="19"/>
+        </w:rPr>
+        <w:t>pip-audit</w:t>
+      </w:r>
+      <w:r>
+        <w:rPr/>
+        <w:br/>
+        <w:t>audits the whole environment and an unpinned setuptools is a package whose version</w:t>
+        <w:br/>
+        <w:t>differs between a developer machine and the CI runner — which is how four CVEs sat</w:t>
+        <w:br/>
+        <w:t xml:space="preserve">unnoticed there until 2026-08-19. Plain </w:t>
+      </w:r>
+      <w:r>
+        <w:rPr>
+          <w:rFonts w:ascii="Consolas" w:hAnsi="Consolas"/>
+          <w:color w:val="334455"/>
+          <w:sz w:val="19"/>
+        </w:rPr>
+        <w:t>pip freeze</w:t>
+      </w:r>
+      <w:r>
+        <w:rPr/>
+        <w:t xml:space="preserve"> </w:t>
+      </w:r>
+      <w:r>
+        <w:rPr>
+          <w:b/>
+        </w:rPr>
+        <w:t>omits setuptools by default</w:t>
+      </w:r>
+      <w:r>
+        <w:rPr/>
+        <w:br/>
+        <w:t>(verified), so regenerating the lock that way silently drops the pin and quietly</w:t>
+        <w:br/>
+        <w:t>reopens the gap.</w:t>
       </w:r>
     </w:p>
     <w:p>
@@ -17013,6 +17113,139 @@
       </w:r>
     </w:p>
     <w:p>
+      <w:r>
+        <w:rPr>
+          <w:rFonts w:ascii="Consolas" w:hAnsi="Consolas"/>
+          <w:color w:val="334455"/>
+          <w:sz w:val="19"/>
+        </w:rPr>
+        <w:t>r</w:t>
+      </w:r>
+      <w:r>
+        <w:rPr>
+          <w:b/>
+        </w:rPr>
+        <w:t xml:space="preserve"> is </w:t>
+      </w:r>
+      <w:r>
+        <w:rPr>
+          <w:rFonts w:ascii="Consolas" w:hAnsi="Consolas"/>
+          <w:color w:val="334455"/>
+          <w:sz w:val="19"/>
+        </w:rPr>
+        <w:t>options_calculator.RISK_FREE_RATE = 0.045</w:t>
+      </w:r>
+      <w:r>
+        <w:rPr>
+          <w:b/>
+        </w:rPr>
+        <w:t>, static, and it is the single</w:t>
+        <w:br/>
+        <w:t>source</w:t>
+      </w:r>
+      <w:r>
+        <w:rPr/>
+        <w:t xml:space="preserve"> — the calculator, the simulator, </w:t>
+      </w:r>
+      <w:r>
+        <w:rPr>
+          <w:rFonts w:ascii="Consolas" w:hAnsi="Consolas"/>
+          <w:color w:val="334455"/>
+          <w:sz w:val="19"/>
+        </w:rPr>
+        <w:t>gamma_tool</w:t>
+      </w:r>
+      <w:r>
+        <w:rPr/>
+        <w:t xml:space="preserve">, </w:t>
+      </w:r>
+      <w:r>
+        <w:rPr>
+          <w:rFonts w:ascii="Consolas" w:hAnsi="Consolas"/>
+          <w:color w:val="334455"/>
+          <w:sz w:val="19"/>
+        </w:rPr>
+        <w:t>options_svc.compute</w:t>
+      </w:r>
+      <w:r>
+        <w:rPr/>
+        <w:br/>
+        <w:t>(</w:t>
+      </w:r>
+      <w:r>
+        <w:rPr>
+          <w:rFonts w:ascii="Consolas" w:hAnsi="Consolas"/>
+          <w:color w:val="334455"/>
+          <w:sz w:val="19"/>
+        </w:rPr>
+        <w:t>calc_iv</w:t>
+      </w:r>
+      <w:r>
+        <w:rPr/>
+        <w:t xml:space="preserve"> and the forward projection band) and </w:t>
+      </w:r>
+      <w:r>
+        <w:rPr>
+          <w:rFonts w:ascii="Consolas" w:hAnsi="Consolas"/>
+          <w:color w:val="334455"/>
+          <w:sz w:val="19"/>
+        </w:rPr>
+        <w:t>backtest_0dte</w:t>
+      </w:r>
+      <w:r>
+        <w:rPr/>
+        <w:t xml:space="preserve"> all import it rather</w:t>
+        <w:br/>
+        <w:t xml:space="preserve">than declaring their own. It is a </w:t>
+      </w:r>
+      <w:r>
+        <w:rPr>
+          <w:b/>
+        </w:rPr>
+        <w:t>fixed assumption, not a live rate</w:t>
+      </w:r>
+      <w:r>
+        <w:rPr/>
+        <w:t>: nothing fetches</w:t>
+        <w:br/>
+        <w:t>a Treasury yield, so a real move in short rates does not reach the model until this</w:t>
+        <w:br/>
+        <w:t>constant is edited. That is a defensible simplification for the horizons this app trades</w:t>
+        <w:br/>
+        <w:t xml:space="preserve">— at 0DTE a half-point of rate is worth about </w:t>
+      </w:r>
+      <w:r>
+        <w:rPr>
+          <w:b/>
+        </w:rPr>
+        <w:t>0.23%</w:t>
+      </w:r>
+      <w:r>
+        <w:rPr/>
+        <w:t xml:space="preserve"> of the option price (measured on</w:t>
+        <w:br/>
+        <w:t>a 6800/6750 SPX-like put at 15% vol; 0.33% at 1 DTE, 0.69% at 7 DTE) — but it is an</w:t>
+        <w:br/>
+        <w:t>assumption, and on multi-week swing structures it is the least accurate input in the</w:t>
+        <w:br/>
+        <w:t xml:space="preserve">model. </w:t>
+      </w:r>
+      <w:r>
+        <w:rPr>
+          <w:rFonts w:ascii="Consolas" w:hAnsi="Consolas"/>
+          <w:color w:val="334455"/>
+          <w:sz w:val="19"/>
+        </w:rPr>
+        <w:t>q = 0</w:t>
+      </w:r>
+      <w:r>
+        <w:rPr/>
+        <w:t>: no dividend yield, which matters most for SPY/SPX at roughly a 1.3%</w:t>
+        <w:br/>
+        <w:t>annual yield on longer-dated positions.</w:t>
+      </w:r>
+    </w:p>
+    <w:p>
       <w:pPr>
         <w:pStyle w:val="Heading2"/>
       </w:pPr>
@@ -20464,7 +20697,15 @@
             <w:r/>
             <w:r>
               <w:rPr/>
-              <w:t>VIX sub-weights</w:t>
+              <w:t xml:space="preserve">Risk-free rate </w:t>
+            </w:r>
+            <w:r>
+              <w:rPr>
+                <w:rFonts w:ascii="Consolas" w:hAnsi="Consolas"/>
+                <w:color w:val="334455"/>
+                <w:sz w:val="19"/>
+              </w:rPr>
+              <w:t>r</w:t>
             </w:r>
           </w:p>
         </w:tc>
@@ -20477,7 +20718,19 @@
             <w:r/>
             <w:r>
               <w:rPr/>
-              <w:t>term 0.50, vix1d 0.33, slope 0.17</w:t>
+              <w:t xml:space="preserve">0.045, static (single source; </w:t>
+            </w:r>
+            <w:r>
+              <w:rPr>
+                <w:rFonts w:ascii="Consolas" w:hAnsi="Consolas"/>
+                <w:color w:val="334455"/>
+                <w:sz w:val="19"/>
+              </w:rPr>
+              <w:t>q</w:t>
+            </w:r>
+            <w:r>
+              <w:rPr/>
+              <w:t>=0, no dividend)</w:t>
             </w:r>
           </w:p>
         </w:tc>
@@ -20485,6 +20738,48 @@
           <w:tcPr>
             <w:tcW w:type="dxa" w:w="2880"/>
             <w:shd w:val="clear" w:color="auto" w:fill="F4F6FA"/>
+          </w:tcPr>
+          <w:p>
+            <w:r/>
+            <w:r>
+              <w:rPr>
+                <w:rFonts w:ascii="Consolas" w:hAnsi="Consolas"/>
+                <w:color w:val="334455"/>
+                <w:sz w:val="19"/>
+              </w:rPr>
+              <w:t>options_calculator.py:RISK_FREE_RATE</w:t>
+            </w:r>
+          </w:p>
+        </w:tc>
+      </w:tr>
+      <w:tr>
+        <w:tc>
+          <w:tcPr>
+            <w:tcW w:type="dxa" w:w="2880"/>
+          </w:tcPr>
+          <w:p>
+            <w:r/>
+            <w:r>
+              <w:rPr/>
+              <w:t>VIX sub-weights</w:t>
+            </w:r>
+          </w:p>
+        </w:tc>
+        <w:tc>
+          <w:tcPr>
+            <w:tcW w:type="dxa" w:w="2880"/>
+          </w:tcPr>
+          <w:p>
+            <w:r/>
+            <w:r>
+              <w:rPr/>
+              <w:t>term 0.50, vix1d 0.33, slope 0.17</w:t>
+            </w:r>
+          </w:p>
+        </w:tc>
+        <w:tc>
+          <w:tcPr>
+            <w:tcW w:type="dxa" w:w="2880"/>
           </w:tcPr>
           <w:p>
             <w:r/>
@@ -20503,6 +20798,7 @@
         <w:tc>
           <w:tcPr>
             <w:tcW w:type="dxa" w:w="2880"/>
+            <w:shd w:val="clear" w:color="auto" w:fill="F4F6FA"/>
           </w:tcPr>
           <w:p>
             <w:r/>
@@ -20515,6 +20811,7 @@
         <w:tc>
           <w:tcPr>
             <w:tcW w:type="dxa" w:w="2880"/>
+            <w:shd w:val="clear" w:color="auto" w:fill="F4F6FA"/>
           </w:tcPr>
           <w:p>
             <w:r/>
@@ -20527,6 +20824,7 @@
         <w:tc>
           <w:tcPr>
             <w:tcW w:type="dxa" w:w="2880"/>
+            <w:shd w:val="clear" w:color="auto" w:fill="F4F6FA"/>
           </w:tcPr>
           <w:p>
             <w:r/>
@@ -20545,7 +20843,6 @@
         <w:tc>
           <w:tcPr>
             <w:tcW w:type="dxa" w:w="2880"/>
-            <w:shd w:val="clear" w:color="auto" w:fill="F4F6FA"/>
           </w:tcPr>
           <w:p>
             <w:r/>
@@ -20558,7 +20855,6 @@
         <w:tc>
           <w:tcPr>
             <w:tcW w:type="dxa" w:w="2880"/>
-            <w:shd w:val="clear" w:color="auto" w:fill="F4F6FA"/>
           </w:tcPr>
           <w:p>
             <w:r/>
@@ -20571,7 +20867,6 @@
         <w:tc>
           <w:tcPr>
             <w:tcW w:type="dxa" w:w="2880"/>
-            <w:shd w:val="clear" w:color="auto" w:fill="F4F6FA"/>
           </w:tcPr>
           <w:p>
             <w:r/>
@@ -20590,6 +20885,7 @@
         <w:tc>
           <w:tcPr>
             <w:tcW w:type="dxa" w:w="2880"/>
+            <w:shd w:val="clear" w:color="auto" w:fill="F4F6FA"/>
           </w:tcPr>
           <w:p>
             <w:r/>
@@ -20602,6 +20898,7 @@
         <w:tc>
           <w:tcPr>
             <w:tcW w:type="dxa" w:w="2880"/>
+            <w:shd w:val="clear" w:color="auto" w:fill="F4F6FA"/>
           </w:tcPr>
           <w:p>
             <w:r/>
@@ -20614,6 +20911,7 @@
         <w:tc>
           <w:tcPr>
             <w:tcW w:type="dxa" w:w="2880"/>
+            <w:shd w:val="clear" w:color="auto" w:fill="F4F6FA"/>
           </w:tcPr>
           <w:p>
             <w:r/>
@@ -20632,7 +20930,6 @@
         <w:tc>
           <w:tcPr>
             <w:tcW w:type="dxa" w:w="2880"/>
-            <w:shd w:val="clear" w:color="auto" w:fill="F4F6FA"/>
           </w:tcPr>
           <w:p>
             <w:r/>
@@ -20645,7 +20942,6 @@
         <w:tc>
           <w:tcPr>
             <w:tcW w:type="dxa" w:w="2880"/>
-            <w:shd w:val="clear" w:color="auto" w:fill="F4F6FA"/>
           </w:tcPr>
           <w:p>
             <w:r/>
@@ -20658,7 +20954,6 @@
         <w:tc>
           <w:tcPr>
             <w:tcW w:type="dxa" w:w="2880"/>
-            <w:shd w:val="clear" w:color="auto" w:fill="F4F6FA"/>
           </w:tcPr>
           <w:p>
             <w:r/>
@@ -20677,6 +20972,7 @@
         <w:tc>
           <w:tcPr>
             <w:tcW w:type="dxa" w:w="2880"/>
+            <w:shd w:val="clear" w:color="auto" w:fill="F4F6FA"/>
           </w:tcPr>
           <w:p>
             <w:r/>
@@ -20689,6 +20985,7 @@
         <w:tc>
           <w:tcPr>
             <w:tcW w:type="dxa" w:w="2880"/>
+            <w:shd w:val="clear" w:color="auto" w:fill="F4F6FA"/>
           </w:tcPr>
           <w:p>
             <w:r/>
@@ -20701,6 +20998,7 @@
         <w:tc>
           <w:tcPr>
             <w:tcW w:type="dxa" w:w="2880"/>
+            <w:shd w:val="clear" w:color="auto" w:fill="F4F6FA"/>
           </w:tcPr>
           <w:p>
             <w:r/>
@@ -20731,7 +21029,6 @@
         <w:tc>
           <w:tcPr>
             <w:tcW w:type="dxa" w:w="2880"/>
-            <w:shd w:val="clear" w:color="auto" w:fill="F4F6FA"/>
           </w:tcPr>
           <w:p>
             <w:r/>
@@ -20744,7 +21041,6 @@
         <w:tc>
           <w:tcPr>
             <w:tcW w:type="dxa" w:w="2880"/>
-            <w:shd w:val="clear" w:color="auto" w:fill="F4F6FA"/>
           </w:tcPr>
           <w:p>
             <w:r/>
@@ -20757,7 +21053,6 @@
         <w:tc>
           <w:tcPr>
             <w:tcW w:type="dxa" w:w="2880"/>
-            <w:shd w:val="clear" w:color="auto" w:fill="F4F6FA"/>
           </w:tcPr>
           <w:p>
             <w:r/>
@@ -20776,6 +21071,7 @@
         <w:tc>
           <w:tcPr>
             <w:tcW w:type="dxa" w:w="2880"/>
+            <w:shd w:val="clear" w:color="auto" w:fill="F4F6FA"/>
           </w:tcPr>
           <w:p>
             <w:r/>
@@ -20788,6 +21084,7 @@
         <w:tc>
           <w:tcPr>
             <w:tcW w:type="dxa" w:w="2880"/>
+            <w:shd w:val="clear" w:color="auto" w:fill="F4F6FA"/>
           </w:tcPr>
           <w:p>
             <w:r/>
@@ -20800,6 +21097,7 @@
         <w:tc>
           <w:tcPr>
             <w:tcW w:type="dxa" w:w="2880"/>
+            <w:shd w:val="clear" w:color="auto" w:fill="F4F6FA"/>
           </w:tcPr>
           <w:p>
             <w:r/>
@@ -20818,7 +21116,6 @@
         <w:tc>
           <w:tcPr>
             <w:tcW w:type="dxa" w:w="2880"/>
-            <w:shd w:val="clear" w:color="auto" w:fill="F4F6FA"/>
           </w:tcPr>
           <w:p>
             <w:r/>
@@ -20831,7 +21128,6 @@
         <w:tc>
           <w:tcPr>
             <w:tcW w:type="dxa" w:w="2880"/>
-            <w:shd w:val="clear" w:color="auto" w:fill="F4F6FA"/>
           </w:tcPr>
           <w:p>
             <w:r/>
@@ -20848,7 +21144,6 @@
         <w:tc>
           <w:tcPr>
             <w:tcW w:type="dxa" w:w="2880"/>
-            <w:shd w:val="clear" w:color="auto" w:fill="F4F6FA"/>
           </w:tcPr>
           <w:p>
             <w:r/>
@@ -20867,6 +21162,7 @@
         <w:tc>
           <w:tcPr>
             <w:tcW w:type="dxa" w:w="2880"/>
+            <w:shd w:val="clear" w:color="auto" w:fill="F4F6FA"/>
           </w:tcPr>
           <w:p>
             <w:r/>
@@ -20879,6 +21175,7 @@
         <w:tc>
           <w:tcPr>
             <w:tcW w:type="dxa" w:w="2880"/>
+            <w:shd w:val="clear" w:color="auto" w:fill="F4F6FA"/>
           </w:tcPr>
           <w:p>
             <w:r/>
@@ -20891,6 +21188,7 @@
         <w:tc>
           <w:tcPr>
             <w:tcW w:type="dxa" w:w="2880"/>
+            <w:shd w:val="clear" w:color="auto" w:fill="F4F6FA"/>
           </w:tcPr>
           <w:p>
             <w:r/>
@@ -20909,7 +21207,6 @@
         <w:tc>
           <w:tcPr>
             <w:tcW w:type="dxa" w:w="2880"/>
-            <w:shd w:val="clear" w:color="auto" w:fill="F4F6FA"/>
           </w:tcPr>
           <w:p>
             <w:r/>
@@ -20922,7 +21219,6 @@
         <w:tc>
           <w:tcPr>
             <w:tcW w:type="dxa" w:w="2880"/>
-            <w:shd w:val="clear" w:color="auto" w:fill="F4F6FA"/>
           </w:tcPr>
           <w:p>
             <w:r/>
@@ -20935,7 +21231,6 @@
         <w:tc>
           <w:tcPr>
             <w:tcW w:type="dxa" w:w="2880"/>
-            <w:shd w:val="clear" w:color="auto" w:fill="F4F6FA"/>
           </w:tcPr>
           <w:p>
             <w:r/>
@@ -20954,6 +21249,7 @@
         <w:tc>
           <w:tcPr>
             <w:tcW w:type="dxa" w:w="2880"/>
+            <w:shd w:val="clear" w:color="auto" w:fill="F4F6FA"/>
           </w:tcPr>
           <w:p>
             <w:r/>
@@ -20966,6 +21262,7 @@
         <w:tc>
           <w:tcPr>
             <w:tcW w:type="dxa" w:w="2880"/>
+            <w:shd w:val="clear" w:color="auto" w:fill="F4F6FA"/>
           </w:tcPr>
           <w:p>
             <w:r/>
@@ -20978,6 +21275,7 @@
         <w:tc>
           <w:tcPr>
             <w:tcW w:type="dxa" w:w="2880"/>
+            <w:shd w:val="clear" w:color="auto" w:fill="F4F6FA"/>
           </w:tcPr>
           <w:p>
             <w:r/>
@@ -20996,7 +21294,6 @@
         <w:tc>
           <w:tcPr>
             <w:tcW w:type="dxa" w:w="2880"/>
-            <w:shd w:val="clear" w:color="auto" w:fill="F4F6FA"/>
           </w:tcPr>
           <w:p>
             <w:r/>
@@ -21009,7 +21306,6 @@
         <w:tc>
           <w:tcPr>
             <w:tcW w:type="dxa" w:w="2880"/>
-            <w:shd w:val="clear" w:color="auto" w:fill="F4F6FA"/>
           </w:tcPr>
           <w:p>
             <w:r/>
@@ -21022,7 +21318,6 @@
         <w:tc>
           <w:tcPr>
             <w:tcW w:type="dxa" w:w="2880"/>
-            <w:shd w:val="clear" w:color="auto" w:fill="F4F6FA"/>
           </w:tcPr>
           <w:p>
             <w:r/>
@@ -21041,6 +21336,7 @@
         <w:tc>
           <w:tcPr>
             <w:tcW w:type="dxa" w:w="2880"/>
+            <w:shd w:val="clear" w:color="auto" w:fill="F4F6FA"/>
           </w:tcPr>
           <w:p>
             <w:r/>
@@ -21053,6 +21349,7 @@
         <w:tc>
           <w:tcPr>
             <w:tcW w:type="dxa" w:w="2880"/>
+            <w:shd w:val="clear" w:color="auto" w:fill="F4F6FA"/>
           </w:tcPr>
           <w:p>
             <w:r/>
@@ -21073,6 +21370,7 @@
         <w:tc>
           <w:tcPr>
             <w:tcW w:type="dxa" w:w="2880"/>
+            <w:shd w:val="clear" w:color="auto" w:fill="F4F6FA"/>
           </w:tcPr>
           <w:p>
             <w:r/>
@@ -21091,7 +21389,6 @@
         <w:tc>
           <w:tcPr>
             <w:tcW w:type="dxa" w:w="2880"/>
-            <w:shd w:val="clear" w:color="auto" w:fill="F4F6FA"/>
           </w:tcPr>
           <w:p>
             <w:r/>
@@ -21104,7 +21401,6 @@
         <w:tc>
           <w:tcPr>
             <w:tcW w:type="dxa" w:w="2880"/>
-            <w:shd w:val="clear" w:color="auto" w:fill="F4F6FA"/>
           </w:tcPr>
           <w:p>
             <w:r/>
@@ -21117,7 +21413,6 @@
         <w:tc>
           <w:tcPr>
             <w:tcW w:type="dxa" w:w="2880"/>
-            <w:shd w:val="clear" w:color="auto" w:fill="F4F6FA"/>
           </w:tcPr>
           <w:p>
             <w:r/>

--- a/docs/manuals/technical-reference/technical-reference.docx
+++ b/docs/manuals/technical-reference/technical-reference.docx
@@ -1679,9 +1679,8 @@
       </w:r>
       <w:r>
         <w:rPr/>
-        <w:t xml:space="preserve"> The lock</w:t>
-        <w:br/>
-        <w:t xml:space="preserve">pins </w:t>
+        <w:t xml:space="preserve"> The lock pins</w:t>
+        <w:br/>
       </w:r>
       <w:r>
         <w:rPr>
@@ -1693,7 +1692,7 @@
       </w:r>
       <w:r>
         <w:rPr/>
-        <w:t xml:space="preserve"> even though nothing imports it at runtime, because </w:t>
+        <w:t xml:space="preserve"> and </w:t>
       </w:r>
       <w:r>
         <w:rPr>
@@ -1701,16 +1700,12 @@
           <w:color w:val="334455"/>
           <w:sz w:val="19"/>
         </w:rPr>
-        <w:t>pip-audit</w:t>
-      </w:r>
-      <w:r>
-        <w:rPr/>
-        <w:br/>
-        <w:t>audits the whole environment and an unpinned setuptools is a package whose version</w:t>
-        <w:br/>
-        <w:t>differs between a developer machine and the CI runner — which is how four CVEs sat</w:t>
-        <w:br/>
-        <w:t xml:space="preserve">unnoticed there until 2026-08-19. Plain </w:t>
+        <w:t>pip</w:t>
+      </w:r>
+      <w:r>
+        <w:rPr/>
+        <w:t xml:space="preserve"> even though nothing imports them at runtime, because</w:t>
+        <w:br/>
       </w:r>
       <w:r>
         <w:rPr>
@@ -1718,6 +1713,34 @@
           <w:color w:val="334455"/>
           <w:sz w:val="19"/>
         </w:rPr>
+        <w:t>pip-audit</w:t>
+      </w:r>
+      <w:r>
+        <w:rPr/>
+        <w:t xml:space="preserve"> audits the whole environment and an unpinned tool is a package whose version</w:t>
+        <w:br/>
+        <w:t>differs between machines — which is how four setuptools CVEs sat unnoticed until</w:t>
+        <w:br/>
+        <w:t xml:space="preserve">2026-08-19, and how prod was still on </w:t>
+      </w:r>
+      <w:r>
+        <w:rPr>
+          <w:b/>
+        </w:rPr>
+        <w:t>pip 24.0 (six advisories)</w:t>
+      </w:r>
+      <w:r>
+        <w:rPr/>
+        <w:t xml:space="preserve"> that same day while</w:t>
+        <w:br/>
+        <w:t xml:space="preserve">dev audited clean. Plain </w:t>
+      </w:r>
+      <w:r>
+        <w:rPr>
+          <w:rFonts w:ascii="Consolas" w:hAnsi="Consolas"/>
+          <w:color w:val="334455"/>
+          <w:sz w:val="19"/>
+        </w:rPr>
         <w:t>pip freeze</w:t>
       </w:r>
       <w:r>
@@ -1728,14 +1751,13 @@
         <w:rPr>
           <w:b/>
         </w:rPr>
-        <w:t>omits setuptools by default</w:t>
-      </w:r>
-      <w:r>
-        <w:rPr/>
-        <w:br/>
-        <w:t>(verified), so regenerating the lock that way silently drops the pin and quietly</w:t>
-        <w:br/>
-        <w:t>reopens the gap.</w:t>
+        <w:t>omits both by default</w:t>
+      </w:r>
+      <w:r>
+        <w:rPr/>
+        <w:t xml:space="preserve"> (verified), so</w:t>
+        <w:br/>
+        <w:t>regenerating the lock that way silently drops the pins and quietly reopens the gap.</w:t>
       </w:r>
     </w:p>
     <w:p>

--- a/docs/manuals/technical-reference/technical-reference.docx
+++ b/docs/manuals/technical-reference/technical-reference.docx
@@ -32,7 +32,7 @@
           <w:color w:val="5B6678"/>
           <w:sz w:val="18"/>
         </w:rPr>
-        <w:t>WebGUI Trading with Schwab · Generated 2026-08-19</w:t>
+        <w:t>WebGUI Trading with Schwab · Generated 2026-08-20</w:t>
       </w:r>
     </w:p>
     <w:p/>
@@ -17459,7 +17459,7 @@
         <w:br/>
         <w:t>re-prices every leg via Black-Scholes at each (price point × evaluation date) and</w:t>
         <w:br/>
-        <w:t xml:space="preserve">sums P&amp;L into the grid that drives the Calculator heat map. An </w:t>
+        <w:t xml:space="preserve">sums P&amp;L into the grid that drives the Calculator's P&amp;L matrix. An </w:t>
       </w:r>
       <w:r>
         <w:rPr>

--- a/docs/manuals/technical-reference/technical-reference.docx
+++ b/docs/manuals/technical-reference/technical-reference.docx
@@ -7354,6 +7354,137 @@
         <w:t>:</w:t>
         <w:br/>
         <w:t>breakpoints 0.85 / 0.92 / 1.00 / 1.05.</w:t>
+      </w:r>
+    </w:p>
+    <w:p>
+      <w:r>
+        <w:rPr>
+          <w:b/>
+        </w:rPr>
+        <w:t>Merging the three</w:t>
+      </w:r>
+      <w:r>
+        <w:rPr/>
+        <w:t xml:space="preserve"> — an undefined sub-score (</w:t>
+      </w:r>
+      <w:r>
+        <w:rPr>
+          <w:rFonts w:ascii="Consolas" w:hAnsi="Consolas"/>
+          <w:color w:val="334455"/>
+          <w:sz w:val="19"/>
+        </w:rPr>
+        <w:t>score == 0</w:t>
+      </w:r>
+      <w:r>
+        <w:rPr/>
+        <w:t xml:space="preserve">, e.g. </w:t>
+      </w:r>
+      <w:r>
+        <w:rPr>
+          <w:rFonts w:ascii="Consolas" w:hAnsi="Consolas"/>
+          <w:color w:val="334455"/>
+          <w:sz w:val="19"/>
+        </w:rPr>
+        <w:t>$VIX1D</w:t>
+      </w:r>
+      <w:r>
+        <w:rPr/>
+        <w:t xml:space="preserve"> absent</w:t>
+        <w:br/>
+        <w:t xml:space="preserve">off-hours) </w:t>
+      </w:r>
+      <w:r>
+        <w:rPr>
+          <w:b/>
+        </w:rPr>
+        <w:t>drops out</w:t>
+      </w:r>
+      <w:r>
+        <w:rPr/>
+        <w:t xml:space="preserve"> and the rest are renormalized over the weight actually</w:t>
+        <w:br/>
+        <w:t>present, the same shape as the Put/Call blend below:</w:t>
+      </w:r>
+    </w:p>
+    <w:p>
+      <w:pPr>
+        <w:spacing w:before="80" w:after="160"/>
+        <w:ind w:left="216"/>
+        <w:shd w:val="clear" w:color="auto" w:fill="F4F6FA"/>
+      </w:pPr>
+      <w:r>
+        <w:rPr>
+          <w:rFonts w:ascii="Consolas" w:hAnsi="Consolas"/>
+          <w:color w:val="223344"/>
+          <w:sz w:val="18"/>
+        </w:rPr>
+        <w:t>score      = Σ(w · s  for present subs) / Σ(w for present subs)   # clamp 1..10</w:t>
+      </w:r>
+      <w:r>
+        <w:br/>
+      </w:r>
+      <w:r>
+        <w:rPr>
+          <w:rFonts w:ascii="Consolas" w:hAnsi="Consolas"/>
+          <w:color w:val="223344"/>
+          <w:sz w:val="18"/>
+        </w:rPr>
+        <w:t>confidence = Σ(w · c  over ALL THREE subs)                        # NOT renormalized</w:t>
+      </w:r>
+    </w:p>
+    <w:p>
+      <w:r>
+        <w:rPr/>
+        <w:t xml:space="preserve">The confidence is deliberately left un-normalized: with </w:t>
+      </w:r>
+      <w:r>
+        <w:rPr>
+          <w:rFonts w:ascii="Consolas" w:hAnsi="Consolas"/>
+          <w:color w:val="334455"/>
+          <w:sz w:val="19"/>
+        </w:rPr>
+        <w:t>$VIX1D</w:t>
+      </w:r>
+      <w:r>
+        <w:rPr/>
+        <w:t xml:space="preserve"> missing it reads</w:t>
+        <w:br/>
+        <w:t>0.67, which is how the top-level composite down-weights a thinner reading. Before</w:t>
+        <w:br/>
+        <w:t xml:space="preserve">2026-08-20 the </w:t>
+      </w:r>
+      <w:r>
+        <w:rPr>
+          <w:i/>
+        </w:rPr>
+        <w:t>score</w:t>
+      </w:r>
+      <w:r>
+        <w:rPr/>
+        <w:t xml:space="preserve"> was not renormalized either, so a missing sub contributed a</w:t>
+        <w:br/>
+        <w:t xml:space="preserve">zero and dragged the published value toward 1 — term 6 + slope 8 printed </w:t>
+      </w:r>
+      <w:r>
+        <w:rPr>
+          <w:b/>
+        </w:rPr>
+        <w:t>4</w:t>
+      </w:r>
+      <w:r>
+        <w:rPr/>
+        <w:br/>
+        <w:t xml:space="preserve">where the two present components average </w:t>
+      </w:r>
+      <w:r>
+        <w:rPr>
+          <w:b/>
+        </w:rPr>
+        <w:t>6.5</w:t>
+      </w:r>
+      <w:r>
+        <w:rPr/>
+        <w:t>.</w:t>
       </w:r>
     </w:p>
     <w:p>
@@ -12370,7 +12501,21 @@
       </w:r>
       <w:r>
         <w:rPr/>
-        <w:t>:</w:t>
+        <w:t>. Wilder's directional movement, then</w:t>
+        <w:br/>
+        <w:t xml:space="preserve">Wilder smoothing (RMA, </w:t>
+      </w:r>
+      <w:r>
+        <w:rPr>
+          <w:rFonts w:ascii="Consolas" w:hAnsi="Consolas"/>
+          <w:color w:val="334455"/>
+          <w:sz w:val="19"/>
+        </w:rPr>
+        <w:t>alpha = 1/period</w:t>
+      </w:r>
+      <w:r>
+        <w:rPr/>
+        <w:t>) at every stage:</w:t>
       </w:r>
     </w:p>
     <w:p>
@@ -12385,7 +12530,7 @@
           <w:color w:val="223344"/>
           <w:sz w:val="18"/>
         </w:rPr>
-        <w:t>+DI = 100 · EMA(+DM, 14) / EMA(TR, 14)</w:t>
+        <w:t>up   = high - high[-1]            # signed</w:t>
       </w:r>
       <w:r>
         <w:br/>
@@ -12396,7 +12541,7 @@
           <w:color w:val="223344"/>
           <w:sz w:val="18"/>
         </w:rPr>
-        <w:t>-DI = 100 · EMA(-DM, 14) / EMA(TR, 14)</w:t>
+        <w:t>down = low[-1] - low              # signed: a RISING low is a NEGATIVE down-move</w:t>
       </w:r>
       <w:r>
         <w:br/>
@@ -12407,7 +12552,7 @@
           <w:color w:val="223344"/>
           <w:sz w:val="18"/>
         </w:rPr>
-        <w:t>DX  = 100 · |+DI - -DI| / (+DI + -DI)</w:t>
+        <w:t>+DM  = up    if (up &gt; down   and up &gt; 0)   else 0</w:t>
       </w:r>
       <w:r>
         <w:br/>
@@ -12418,13 +12563,196 @@
           <w:color w:val="223344"/>
           <w:sz w:val="18"/>
         </w:rPr>
-        <w:t>ADX = EMA(DX, 14)</w:t>
+        <w:t>-DM  = down  if (down &gt; up   and down &gt; 0) else 0</w:t>
+      </w:r>
+      <w:r>
+        <w:br/>
+      </w:r>
+      <w:r>
+        <w:rPr>
+          <w:rFonts w:ascii="Consolas" w:hAnsi="Consolas"/>
+          <w:color w:val="223344"/>
+          <w:sz w:val="18"/>
+        </w:rPr>
+        <w:t>+DI  = 100 · RMA(+DM, 14) / RMA(TR, 14)</w:t>
+      </w:r>
+      <w:r>
+        <w:br/>
+      </w:r>
+      <w:r>
+        <w:rPr>
+          <w:rFonts w:ascii="Consolas" w:hAnsi="Consolas"/>
+          <w:color w:val="223344"/>
+          <w:sz w:val="18"/>
+        </w:rPr>
+        <w:t>-DI  = 100 · RMA(-DM, 14) / RMA(TR, 14)</w:t>
+      </w:r>
+      <w:r>
+        <w:br/>
+      </w:r>
+      <w:r>
+        <w:rPr>
+          <w:rFonts w:ascii="Consolas" w:hAnsi="Consolas"/>
+          <w:color w:val="223344"/>
+          <w:sz w:val="18"/>
+        </w:rPr>
+        <w:t>DX   = 100 · |+DI - -DI| / (+DI + -DI)</w:t>
+      </w:r>
+      <w:r>
+        <w:br/>
+      </w:r>
+      <w:r>
+        <w:rPr>
+          <w:rFonts w:ascii="Consolas" w:hAnsi="Consolas"/>
+          <w:color w:val="223344"/>
+          <w:sz w:val="18"/>
+        </w:rPr>
+        <w:t>ADX  = RMA(DX, 14)</w:t>
       </w:r>
     </w:p>
     <w:p>
       <w:r>
         <w:rPr/>
-        <w:t>(TR = true range; +DM/−DM = directional movement.) &gt;25 ≈ strong trend.</w:t>
+        <w:t xml:space="preserve">(TR = true range.) &gt;25 ≈ strong trend; an inside day yields </w:t>
+      </w:r>
+      <w:r>
+        <w:rPr>
+          <w:b/>
+        </w:rPr>
+        <w:t>neither</w:t>
+      </w:r>
+      <w:r>
+        <w:rPr/>
+        <w:t xml:space="preserve"> +DM nor -DM.</w:t>
+      </w:r>
+    </w:p>
+    <w:p>
+      <w:r>
+        <w:rPr/>
+        <w:t xml:space="preserve">⚠ The two comparisons above are against the </w:t>
+      </w:r>
+      <w:r>
+        <w:rPr>
+          <w:b/>
+        </w:rPr>
+        <w:t>raw</w:t>
+      </w:r>
+      <w:r>
+        <w:rPr/>
+        <w:t xml:space="preserve"> </w:t>
+      </w:r>
+      <w:r>
+        <w:rPr>
+          <w:rFonts w:ascii="Consolas" w:hAnsi="Consolas"/>
+          <w:color w:val="334455"/>
+          <w:sz w:val="19"/>
+        </w:rPr>
+        <w:t>up</w:t>
+      </w:r>
+      <w:r>
+        <w:rPr/>
+        <w:t>/</w:t>
+      </w:r>
+      <w:r>
+        <w:rPr>
+          <w:rFonts w:ascii="Consolas" w:hAnsi="Consolas"/>
+          <w:color w:val="334455"/>
+          <w:sz w:val="19"/>
+        </w:rPr>
+        <w:t>down</w:t>
+      </w:r>
+      <w:r>
+        <w:rPr/>
+        <w:t xml:space="preserve">, and </w:t>
+      </w:r>
+      <w:r>
+        <w:rPr>
+          <w:rFonts w:ascii="Consolas" w:hAnsi="Consolas"/>
+          <w:color w:val="334455"/>
+          <w:sz w:val="19"/>
+        </w:rPr>
+        <w:t>down</w:t>
+      </w:r>
+      <w:r>
+        <w:rPr/>
+        <w:t xml:space="preserve"> carries</w:t>
+        <w:br/>
+        <w:t xml:space="preserve">its sign. Until 2026-08-20 this function used </w:t>
+      </w:r>
+      <w:r>
+        <w:rPr>
+          <w:rFonts w:ascii="Consolas" w:hAnsi="Consolas"/>
+          <w:color w:val="334455"/>
+          <w:sz w:val="19"/>
+        </w:rPr>
+        <w:t>|Δlow|</w:t>
+      </w:r>
+      <w:r>
+        <w:rPr/>
+        <w:t>, which books every up-day as</w:t>
+        <w:br/>
+        <w:t xml:space="preserve">downward movement too, and compared </w:t>
+      </w:r>
+      <w:r>
+        <w:rPr>
+          <w:rFonts w:ascii="Consolas" w:hAnsi="Consolas"/>
+          <w:color w:val="334455"/>
+          <w:sz w:val="19"/>
+        </w:rPr>
+        <w:t>-DM</w:t>
+      </w:r>
+      <w:r>
+        <w:rPr/>
+        <w:t xml:space="preserve"> against an already-filtered </w:t>
+      </w:r>
+      <w:r>
+        <w:rPr>
+          <w:rFonts w:ascii="Consolas" w:hAnsi="Consolas"/>
+          <w:color w:val="334455"/>
+          <w:sz w:val="19"/>
+        </w:rPr>
+        <w:t>+DM</w:t>
+      </w:r>
+      <w:r>
+        <w:rPr/>
+        <w:t>. It read</w:t>
+        <w:br/>
+      </w:r>
+      <w:r>
+        <w:rPr>
+          <w:b/>
+        </w:rPr>
+        <w:t>76.6 where the true value is 32.5</w:t>
+      </w:r>
+      <w:r>
+        <w:rPr/>
+        <w:t xml:space="preserve"> on a realistic tape, and a </w:t>
+      </w:r>
+      <w:r>
+        <w:rPr>
+          <w:b/>
+        </w:rPr>
+        <w:t>dead-flat series</w:t>
+        <w:br/>
+        <w:t>read ADX 100</w:t>
+      </w:r>
+      <w:r>
+        <w:rPr/>
+        <w:t>. ADX feeds the Day trend needle, the Week/Month structural arcs, the</w:t>
+        <w:br/>
+        <w:t xml:space="preserve">regime classifier's </w:t>
+      </w:r>
+      <w:r>
+        <w:rPr>
+          <w:i/>
+        </w:rPr>
+        <w:t>trending</w:t>
+      </w:r>
+      <w:r>
+        <w:rPr/>
+        <w:t xml:space="preserve"> tells and the Trade page's momentum block, so readings</w:t>
+        <w:br/>
+        <w:t>recorded before that date are not comparable with ones after it.</w:t>
       </w:r>
     </w:p>
     <w:p>
@@ -17547,7 +17875,61 @@
         <w:rPr/>
         <w:t xml:space="preserve"> (single-expiry output is</w:t>
         <w:br/>
-        <w:t>byte-identical to the legacy path).</w:t>
+        <w:t xml:space="preserve">byte-identical to the legacy path). Each leg's </w:t>
+      </w:r>
+      <w:r>
+        <w:rPr>
+          <w:rFonts w:ascii="Consolas" w:hAnsi="Consolas"/>
+          <w:color w:val="334455"/>
+          <w:sz w:val="19"/>
+        </w:rPr>
+        <w:t>leg_T0</w:t>
+      </w:r>
+      <w:r>
+        <w:rPr/>
+        <w:t xml:space="preserve"> comes from</w:t>
+        <w:br/>
+      </w:r>
+      <w:r>
+        <w:rPr>
+          <w:rFonts w:ascii="Consolas" w:hAnsi="Consolas"/>
+          <w:color w:val="334455"/>
+          <w:sz w:val="19"/>
+        </w:rPr>
+        <w:t>_leg_expiry_years</w:t>
+      </w:r>
+      <w:r>
+        <w:rPr/>
+        <w:t xml:space="preserve">, which settles at </w:t>
+      </w:r>
+      <w:r>
+        <w:rPr>
+          <w:b/>
+        </w:rPr>
+        <w:t>16:00 America/New_York</w:t>
+      </w:r>
+      <w:r>
+        <w:rPr/>
+        <w:t xml:space="preserve"> via the shared</w:t>
+        <w:br/>
+      </w:r>
+      <w:r>
+        <w:rPr>
+          <w:rFonts w:ascii="Consolas" w:hAnsi="Consolas"/>
+          <w:color w:val="334455"/>
+          <w:sz w:val="19"/>
+        </w:rPr>
+        <w:t>expiry_time_to_years</w:t>
+      </w:r>
+      <w:r>
+        <w:rPr/>
+        <w:t xml:space="preserve"> — the same instant the summary tiles and the simulator use.</w:t>
+        <w:br/>
+        <w:t>(It previously built its own naive 4pm against a host-local clock, which on the CT</w:t>
+        <w:br/>
+        <w:t>box resolved to 17:00 ET: the grid carried an extra hour of time value in every</w:t>
+        <w:br/>
+        <w:t>cell, and the T=0 "Exp" column showed premium instead of the kinked payoff.)</w:t>
       </w:r>
     </w:p>
     <w:p>
@@ -17743,18 +18125,70 @@
         <w:t>t_leg = max(leg_DTE − Δt, …)</w:t>
       </w:r>
       <w:r>
-        <w:t>), so same-expiry structures decay together while a</w:t>
+        <w:t xml:space="preserve"> via </w:t>
+      </w:r>
+      <w:r>
+        <w:rPr>
+          <w:rFonts w:ascii="Consolas" w:hAnsi="Consolas"/>
+          <w:color w:val="334455"/>
+          <w:sz w:val="19"/>
+        </w:rPr>
+        <w:t>compute._leg_days_to_expiry</w:t>
+      </w:r>
+      <w:r>
+        <w:t>), so same-expiry</w:t>
+        <w:br/>
+        <w:t xml:space="preserve">  structures decay together while a </w:t>
+      </w:r>
+      <w:r>
+        <w:rPr>
+          <w:b/>
+        </w:rPr>
+        <w:t>calendar</w:t>
+      </w:r>
+      <w:r>
+        <w:t xml:space="preserve"> decays each leg on its own clock.</w:t>
         <w:br/>
         <w:t xml:space="preserve">  </w:t>
       </w:r>
       <w:r>
         <w:rPr>
+          <w:rFonts w:ascii="Consolas" w:hAnsi="Consolas"/>
+          <w:color w:val="334455"/>
+          <w:sz w:val="19"/>
+        </w:rPr>
+        <w:t>leg_DTE</w:t>
+      </w:r>
+      <w:r>
+        <w:t xml:space="preserve"> is </w:t>
+      </w:r>
+      <w:r>
+        <w:rPr>
           <w:b/>
         </w:rPr>
-        <w:t>calendar</w:t>
-      </w:r>
-      <w:r>
-        <w:t xml:space="preserve"> decays each leg on its own clock.</w:t>
+        <w:t>fractional and intraday-aware</w:t>
+      </w:r>
+      <w:r>
+        <w:t xml:space="preserve"> — calendar hours to the 16:00 ET</w:t>
+        <w:br/>
+        <w:t xml:space="preserve">  close / 365, the same convention as the Calculator. (Until 2026-08-20 it used</w:t>
+        <w:br/>
+        <w:t xml:space="preserve">  whole-day </w:t>
+      </w:r>
+      <w:r>
+        <w:rPr>
+          <w:rFonts w:ascii="Consolas" w:hAnsi="Consolas"/>
+          <w:color w:val="334455"/>
+          <w:sz w:val="19"/>
+        </w:rPr>
+        <w:t>(expiry − today).days</w:t>
+      </w:r>
+      <w:r>
+        <w:t xml:space="preserve"> floored at 0.01 days, so a 0-DTE leg priced at</w:t>
+        <w:br/>
+        <w:t xml:space="preserve">  T ≈ 14 minutes however many hours were left — and the P/L baseline it is measured</w:t>
+        <w:br/>
+        <w:t xml:space="preserve">  against used that same wrong T.)</w:t>
       </w:r>
     </w:p>
     <w:p>

--- a/docs/manuals/technical-reference/technical-reference.docx
+++ b/docs/manuals/technical-reference/technical-reference.docx
@@ -17507,7 +17507,7 @@
       </w:r>
       <w:r>
         <w:rPr/>
-        <w:t xml:space="preserve">, </w:t>
+        <w:t xml:space="preserve"> and </w:t>
       </w:r>
       <w:r>
         <w:rPr>
@@ -17532,7 +17532,9 @@
       </w:r>
       <w:r>
         <w:rPr/>
-        <w:t xml:space="preserve"> and the forward projection band) and </w:t>
+        <w:t xml:space="preserve"> and the forward projection band) all import it rather than declaring their</w:t>
+        <w:br/>
+        <w:t>own. (</w:t>
       </w:r>
       <w:r>
         <w:rPr>
@@ -17544,9 +17546,9 @@
       </w:r>
       <w:r>
         <w:rPr/>
-        <w:t xml:space="preserve"> all import it rather</w:t>
-        <w:br/>
-        <w:t xml:space="preserve">than declaring their own. It is a </w:t>
+        <w:t xml:space="preserve"> was in that list until 2026-08-20, when it was deleted with the</w:t>
+        <w:br/>
+        <w:t xml:space="preserve">rest of the superseded CLI tooling.) It is a </w:t>
       </w:r>
       <w:r>
         <w:rPr>

--- a/docs/manuals/technical-reference/technical-reference.docx
+++ b/docs/manuals/technical-reference/technical-reference.docx
@@ -8197,6 +8197,188 @@
       <w:r>
         <w:rPr/>
         <w:t xml:space="preserve"> (&lt;100, ≥100).</w:t>
+      </w:r>
+    </w:p>
+    <w:p>
+      <w:r>
+        <w:rPr/>
+        <w:t xml:space="preserve">⚠ </w:t>
+      </w:r>
+      <w:r>
+        <w:rPr>
+          <w:b/>
+        </w:rPr>
+        <w:t>A SECOND RRG engine exists and it is the one behind the RRG plot and the</w:t>
+        <w:br/>
+        <w:t>rotation headline.</w:t>
+      </w:r>
+      <w:r>
+        <w:rPr/>
+        <w:t xml:space="preserve"> </w:t>
+      </w:r>
+      <w:r>
+        <w:rPr>
+          <w:rFonts w:ascii="Consolas" w:hAnsi="Consolas"/>
+          <w:color w:val="334455"/>
+          <w:sz w:val="19"/>
+        </w:rPr>
+        <w:t>sector_rotation_assessment</w:t>
+      </w:r>
+      <w:r>
+        <w:rPr/>
+        <w:t xml:space="preserve"> (used by</w:t>
+        <w:br/>
+      </w:r>
+      <w:r>
+        <w:rPr>
+          <w:rFonts w:ascii="Consolas" w:hAnsi="Consolas"/>
+          <w:color w:val="334455"/>
+          <w:sz w:val="19"/>
+        </w:rPr>
+        <w:t>compute.rotation_assessment()</w:t>
+      </w:r>
+      <w:r>
+        <w:rPr/>
+        <w:t xml:space="preserve"> → </w:t>
+      </w:r>
+      <w:r>
+        <w:rPr>
+          <w:rFonts w:ascii="Consolas" w:hAnsi="Consolas"/>
+          <w:color w:val="334455"/>
+          <w:sz w:val="19"/>
+        </w:rPr>
+        <w:t>cache:sentiment:rotation</w:t>
+      </w:r>
+      <w:r>
+        <w:rPr/>
+        <w:t>, read by</w:t>
+        <w:br/>
+      </w:r>
+      <w:r>
+        <w:rPr>
+          <w:rFonts w:ascii="Consolas" w:hAnsi="Consolas"/>
+          <w:color w:val="334455"/>
+          <w:sz w:val="19"/>
+        </w:rPr>
+        <w:t>/sentiment/rrg</w:t>
+      </w:r>
+      <w:r>
+        <w:rPr/>
+        <w:t xml:space="preserve"> and </w:t>
+      </w:r>
+      <w:r>
+        <w:rPr>
+          <w:rFonts w:ascii="Consolas" w:hAnsi="Consolas"/>
+          <w:color w:val="334455"/>
+          <w:sz w:val="19"/>
+        </w:rPr>
+        <w:t>/sentiment/rotation</w:t>
+      </w:r>
+      <w:r>
+        <w:rPr/>
+        <w:t>) normalizes differently:</w:t>
+      </w:r>
+    </w:p>
+    <w:p>
+      <w:pPr>
+        <w:spacing w:before="80" w:after="160"/>
+        <w:ind w:left="216"/>
+        <w:shd w:val="clear" w:color="auto" w:fill="F4F6FA"/>
+      </w:pPr>
+      <w:r>
+        <w:rPr>
+          <w:rFonts w:ascii="Consolas" w:hAnsi="Consolas"/>
+          <w:color w:val="223344"/>
+          <w:sz w:val="18"/>
+        </w:rPr>
+        <w:t>RS          = 100 · sector_close / benchmark_close</w:t>
+      </w:r>
+      <w:r>
+        <w:br/>
+      </w:r>
+      <w:r>
+        <w:rPr>
+          <w:rFonts w:ascii="Consolas" w:hAnsi="Consolas"/>
+          <w:color w:val="223344"/>
+          <w:sz w:val="18"/>
+        </w:rPr>
+        <w:t>RS-Ratio    = 100 + (RS  − SMA(RS, 10))  / rolling_std(RS, 60)</w:t>
+      </w:r>
+      <w:r>
+        <w:br/>
+      </w:r>
+      <w:r>
+        <w:rPr>
+          <w:rFonts w:ascii="Consolas" w:hAnsi="Consolas"/>
+          <w:color w:val="223344"/>
+          <w:sz w:val="18"/>
+        </w:rPr>
+        <w:t>RS-Momentum = 100 + ROC / rolling_std(ROC, 60)     # ROC = RS-Ratio − RS-Ratio[-10]</w:t>
+      </w:r>
+    </w:p>
+    <w:p>
+      <w:r>
+        <w:rPr/>
+        <w:t xml:space="preserve">The </w:t>
+      </w:r>
+      <w:r>
+        <w:rPr>
+          <w:rFonts w:ascii="Consolas" w:hAnsi="Consolas"/>
+          <w:color w:val="334455"/>
+          <w:sz w:val="19"/>
+        </w:rPr>
+        <w:t>compute_rrg_quadrants</w:t>
+      </w:r>
+      <w:r>
+        <w:rPr/>
+        <w:t xml:space="preserve"> figures above feed </w:t>
+      </w:r>
+      <w:r>
+        <w:rPr>
+          <w:rFonts w:ascii="Consolas" w:hAnsi="Consolas"/>
+          <w:color w:val="334455"/>
+          <w:sz w:val="19"/>
+        </w:rPr>
+        <w:t>/sentiment/sectors</w:t>
+      </w:r>
+      <w:r>
+        <w:rPr/>
+        <w:t xml:space="preserve"> and</w:t>
+        <w:br/>
+      </w:r>
+      <w:r>
+        <w:rPr>
+          <w:rFonts w:ascii="Consolas" w:hAnsi="Consolas"/>
+          <w:color w:val="334455"/>
+          <w:sz w:val="19"/>
+        </w:rPr>
+        <w:t>/sentiment/momentum</w:t>
+      </w:r>
+      <w:r>
+        <w:rPr/>
+        <w:t xml:space="preserve"> instead. Until 2026-08-20 the assessment's RS-Momentum also</w:t>
+        <w:br/>
+        <w:t>subtracted ROC's own rolling mean, which differentiates twice — it measured</w:t>
+        <w:br/>
+        <w:t>ACCELERATION rather than rate, and inverted the sign (a steadily rising RS-Ratio</w:t>
+        <w:br/>
+        <w:t>read 99.70). On real data the correction moved 1 of 11 sector quadrants and left</w:t>
+        <w:br/>
+        <w:t>the risk-on/off headline agreeing on 91% of sessions; the corrected spread's wider</w:t>
+        <w:br/>
+        <w:t xml:space="preserve">tail means </w:t>
+      </w:r>
+      <w:r>
+        <w:rPr>
+          <w:rFonts w:ascii="Consolas" w:hAnsi="Consolas"/>
+          <w:color w:val="334455"/>
+          <w:sz w:val="19"/>
+        </w:rPr>
+        <w:t>RISK_THRESHOLD</w:t>
+      </w:r>
+      <w:r>
+        <w:rPr/>
+        <w:t xml:space="preserve"> fires on ~10% of sessions rather than ~6%.</w:t>
       </w:r>
     </w:p>
     <w:p>

--- a/docs/manuals/technical-reference/technical-reference.docx
+++ b/docs/manuals/technical-reference/technical-reference.docx
@@ -32,7 +32,7 @@
           <w:color w:val="5B6678"/>
           <w:sz w:val="18"/>
         </w:rPr>
-        <w:t>WebGUI Trading with Schwab · Generated 2026-08-20</w:t>
+        <w:t>WebGUI Trading with Schwab · Generated 2026-08-21</w:t>
       </w:r>
     </w:p>
     <w:p/>
@@ -279,6 +279,41 @@
               <w:rPr>
                 <w:b/>
               </w:rPr>
+              <w:t>Desk</w:t>
+            </w:r>
+          </w:p>
+        </w:tc>
+        <w:tc>
+          <w:tcPr>
+            <w:tcW w:type="dxa" w:w="4320"/>
+          </w:tcPr>
+          <w:p>
+            <w:r/>
+            <w:r>
+              <w:rPr/>
+              <w:t xml:space="preserve">Composition only — every figure is produced by the same function that produces it on the page it summarises, so follow that page's row. Its own two constants (the arrival glow, the voice cache) are in the </w:t>
+            </w:r>
+            <w:r>
+              <w:rPr>
+                <w:i/>
+              </w:rPr>
+              <w:t>Constants Appendix</w:t>
+            </w:r>
+          </w:p>
+        </w:tc>
+      </w:tr>
+      <w:tr>
+        <w:tc>
+          <w:tcPr>
+            <w:tcW w:type="dxa" w:w="4320"/>
+            <w:shd w:val="clear" w:color="auto" w:fill="F4F6FA"/>
+          </w:tcPr>
+          <w:p>
+            <w:r/>
+            <w:r>
+              <w:rPr>
+                <w:b/>
+              </w:rPr>
               <w:t>Dealer Positioning</w:t>
             </w:r>
           </w:p>
@@ -286,6 +321,7 @@
         <w:tc>
           <w:tcPr>
             <w:tcW w:type="dxa" w:w="4320"/>
+            <w:shd w:val="clear" w:color="auto" w:fill="F4F6FA"/>
           </w:tcPr>
           <w:p>
             <w:r/>
@@ -316,7 +352,6 @@
         <w:tc>
           <w:tcPr>
             <w:tcW w:type="dxa" w:w="4320"/>
-            <w:shd w:val="clear" w:color="auto" w:fill="F4F6FA"/>
           </w:tcPr>
           <w:p>
             <w:r/>
@@ -328,6 +363,36 @@
             </w:r>
           </w:p>
         </w:tc>
+        <w:tc>
+          <w:tcPr>
+            <w:tcW w:type="dxa" w:w="4320"/>
+          </w:tcPr>
+          <w:p>
+            <w:r/>
+            <w:r>
+              <w:rPr>
+                <w:i/>
+              </w:rPr>
+              <w:t>GEX / Gamma</w:t>
+            </w:r>
+            <w:r>
+              <w:rPr/>
+              <w:t xml:space="preserve"> (the flip and flow series) · </w:t>
+            </w:r>
+            <w:r>
+              <w:rPr>
+                <w:i/>
+              </w:rPr>
+              <w:t>Options Scoring</w:t>
+            </w:r>
+            <w:r>
+              <w:rPr/>
+              <w:t xml:space="preserve"> (its signal counts)</w:t>
+            </w:r>
+          </w:p>
+        </w:tc>
+      </w:tr>
+      <w:tr>
         <w:tc>
           <w:tcPr>
             <w:tcW w:type="dxa" w:w="4320"/>
@@ -337,23 +402,38 @@
             <w:r/>
             <w:r>
               <w:rPr>
+                <w:b/>
+              </w:rPr>
+              <w:t>Flow Alerts</w:t>
+            </w:r>
+          </w:p>
+        </w:tc>
+        <w:tc>
+          <w:tcPr>
+            <w:tcW w:type="dxa" w:w="4320"/>
+            <w:shd w:val="clear" w:color="auto" w:fill="F4F6FA"/>
+          </w:tcPr>
+          <w:p>
+            <w:r/>
+            <w:r>
+              <w:rPr>
                 <w:i/>
               </w:rPr>
               <w:t>GEX / Gamma</w:t>
             </w:r>
             <w:r>
               <w:rPr/>
-              <w:t xml:space="preserve"> (the flip and flow series) · </w:t>
+              <w:t xml:space="preserve"> (the premium series) · </w:t>
             </w:r>
             <w:r>
               <w:rPr>
                 <w:i/>
               </w:rPr>
-              <w:t>Options Scoring</w:t>
+              <w:t>Constants Appendix</w:t>
             </w:r>
             <w:r>
               <w:rPr/>
-              <w:t xml:space="preserve"> (its signal counts)</w:t>
+              <w:t xml:space="preserve"> (detector thresholds)</w:t>
             </w:r>
           </w:p>
         </w:tc>
@@ -369,7 +449,7 @@
               <w:rPr>
                 <w:b/>
               </w:rPr>
-              <w:t>Flow Alerts</w:t>
+              <w:t>Market Dashboard</w:t>
             </w:r>
           </w:p>
         </w:tc>
@@ -383,21 +463,11 @@
               <w:rPr>
                 <w:i/>
               </w:rPr>
-              <w:t>GEX / Gamma</w:t>
+              <w:t>Architecture Overview</w:t>
             </w:r>
             <w:r>
               <w:rPr/>
-              <w:t xml:space="preserve"> (the premium series) · </w:t>
-            </w:r>
-            <w:r>
-              <w:rPr>
-                <w:i/>
-              </w:rPr>
-              <w:t>Constants Appendix</w:t>
-            </w:r>
-            <w:r>
-              <w:rPr/>
-              <w:t xml:space="preserve"> (detector thresholds)</w:t>
+              <w:t xml:space="preserve"> — the board normalizes and colours quotes rather than deriving anything</w:t>
             </w:r>
           </w:p>
         </w:tc>
@@ -414,7 +484,7 @@
               <w:rPr>
                 <w:b/>
               </w:rPr>
-              <w:t>Market Dashboard</w:t>
+              <w:t>Sentiment</w:t>
             </w:r>
           </w:p>
         </w:tc>
@@ -429,11 +499,11 @@
               <w:rPr>
                 <w:i/>
               </w:rPr>
-              <w:t>Architecture Overview</w:t>
+              <w:t>Sentiment Calculations</w:t>
             </w:r>
             <w:r>
               <w:rPr/>
-              <w:t xml:space="preserve"> — the board normalizes and colours quotes rather than deriving anything</w:t>
+              <w:t>, including the composite blend, the intraday trend, and the blended market regime</w:t>
             </w:r>
           </w:p>
         </w:tc>
@@ -449,7 +519,7 @@
               <w:rPr>
                 <w:b/>
               </w:rPr>
-              <w:t>Sentiment</w:t>
+              <w:t>Sector &amp; Industry</w:t>
             </w:r>
           </w:p>
         </w:tc>
@@ -467,7 +537,13 @@
             </w:r>
             <w:r>
               <w:rPr/>
-              <w:t>, including the composite blend, the intraday trend, and the blended market regime</w:t>
+              <w:t xml:space="preserve"> → </w:t>
+            </w:r>
+            <w:r>
+              <w:rPr>
+                <w:b/>
+              </w:rPr>
+              <w:t>Sector Performance</w:t>
             </w:r>
           </w:p>
         </w:tc>
@@ -484,7 +560,17 @@
               <w:rPr>
                 <w:b/>
               </w:rPr>
-              <w:t>Sector &amp; Industry</w:t>
+              <w:t>Sector Rotation</w:t>
+            </w:r>
+            <w:r>
+              <w:rPr/>
+              <w:t xml:space="preserve"> · </w:t>
+            </w:r>
+            <w:r>
+              <w:rPr>
+                <w:b/>
+              </w:rPr>
+              <w:t>RRG</w:t>
             </w:r>
           </w:p>
         </w:tc>
@@ -509,7 +595,7 @@
               <w:rPr>
                 <w:b/>
               </w:rPr>
-              <w:t>Sector Performance</w:t>
+              <w:t>Rotation</w:t>
             </w:r>
           </w:p>
         </w:tc>
@@ -525,7 +611,42 @@
               <w:rPr>
                 <w:b/>
               </w:rPr>
-              <w:t>Sector Rotation</w:t>
+              <w:t>Momentum</w:t>
+            </w:r>
+          </w:p>
+        </w:tc>
+        <w:tc>
+          <w:tcPr>
+            <w:tcW w:type="dxa" w:w="4320"/>
+          </w:tcPr>
+          <w:p>
+            <w:r/>
+            <w:r>
+              <w:rPr>
+                <w:i/>
+              </w:rPr>
+              <w:t>Sentiment Calculations</w:t>
+            </w:r>
+            <w:r>
+              <w:rPr/>
+              <w:t xml:space="preserve"> (the nightly cascade; see also the cadence table)</w:t>
+            </w:r>
+          </w:p>
+        </w:tc>
+      </w:tr>
+      <w:tr>
+        <w:tc>
+          <w:tcPr>
+            <w:tcW w:type="dxa" w:w="4320"/>
+            <w:shd w:val="clear" w:color="auto" w:fill="F4F6FA"/>
+          </w:tcPr>
+          <w:p>
+            <w:r/>
+            <w:r>
+              <w:rPr>
+                <w:b/>
+              </w:rPr>
+              <w:t>Calculator</w:t>
             </w:r>
             <w:r>
               <w:rPr/>
@@ -535,13 +656,14 @@
               <w:rPr>
                 <w:b/>
               </w:rPr>
-              <w:t>RRG</w:t>
+              <w:t>Simulator</w:t>
             </w:r>
           </w:p>
         </w:tc>
         <w:tc>
           <w:tcPr>
             <w:tcW w:type="dxa" w:w="4320"/>
+            <w:shd w:val="clear" w:color="auto" w:fill="F4F6FA"/>
           </w:tcPr>
           <w:p>
             <w:r/>
@@ -549,7 +671,113 @@
               <w:rPr>
                 <w:i/>
               </w:rPr>
-              <w:t>Sentiment Calculations</w:t>
+              <w:t>Black-Scholes &amp; the Simulator</w:t>
+            </w:r>
+          </w:p>
+        </w:tc>
+      </w:tr>
+      <w:tr>
+        <w:tc>
+          <w:tcPr>
+            <w:tcW w:type="dxa" w:w="4320"/>
+          </w:tcPr>
+          <w:p>
+            <w:r/>
+            <w:r>
+              <w:rPr>
+                <w:b/>
+              </w:rPr>
+              <w:t>Market Scanner</w:t>
+            </w:r>
+          </w:p>
+        </w:tc>
+        <w:tc>
+          <w:tcPr>
+            <w:tcW w:type="dxa" w:w="4320"/>
+          </w:tcPr>
+          <w:p>
+            <w:r/>
+            <w:r>
+              <w:rPr>
+                <w:i/>
+              </w:rPr>
+              <w:t>Options Scoring</w:t>
+            </w:r>
+            <w:r>
+              <w:rPr/>
+              <w:t xml:space="preserve"> · </w:t>
+            </w:r>
+            <w:r>
+              <w:rPr>
+                <w:i/>
+              </w:rPr>
+              <w:t>Technical Indicators</w:t>
+            </w:r>
+          </w:p>
+        </w:tc>
+      </w:tr>
+      <w:tr>
+        <w:tc>
+          <w:tcPr>
+            <w:tcW w:type="dxa" w:w="4320"/>
+            <w:shd w:val="clear" w:color="auto" w:fill="F4F6FA"/>
+          </w:tcPr>
+          <w:p>
+            <w:r/>
+            <w:r>
+              <w:rPr>
+                <w:b/>
+              </w:rPr>
+              <w:t>Strategy Finder</w:t>
+            </w:r>
+          </w:p>
+        </w:tc>
+        <w:tc>
+          <w:tcPr>
+            <w:tcW w:type="dxa" w:w="4320"/>
+            <w:shd w:val="clear" w:color="auto" w:fill="F4F6FA"/>
+          </w:tcPr>
+          <w:p>
+            <w:r/>
+            <w:r>
+              <w:rPr>
+                <w:i/>
+              </w:rPr>
+              <w:t>Options Scoring</w:t>
+            </w:r>
+            <w:r>
+              <w:rPr/>
+              <w:t xml:space="preserve"> (the Fit + Quality score)</w:t>
+            </w:r>
+          </w:p>
+        </w:tc>
+      </w:tr>
+      <w:tr>
+        <w:tc>
+          <w:tcPr>
+            <w:tcW w:type="dxa" w:w="4320"/>
+          </w:tcPr>
+          <w:p>
+            <w:r/>
+            <w:r>
+              <w:rPr>
+                <w:b/>
+              </w:rPr>
+              <w:t>Expected Move</w:t>
+            </w:r>
+          </w:p>
+        </w:tc>
+        <w:tc>
+          <w:tcPr>
+            <w:tcW w:type="dxa" w:w="4320"/>
+          </w:tcPr>
+          <w:p>
+            <w:r/>
+            <w:r>
+              <w:rPr>
+                <w:i/>
+              </w:rPr>
+              <w:t>Options Scoring</w:t>
             </w:r>
             <w:r>
               <w:rPr/>
@@ -559,7 +787,7 @@
               <w:rPr>
                 <w:b/>
               </w:rPr>
-              <w:t>Rotation</w:t>
+              <w:t>Expected move and IV analysis</w:t>
             </w:r>
           </w:p>
         </w:tc>
@@ -576,7 +804,27 @@
               <w:rPr>
                 <w:b/>
               </w:rPr>
-              <w:t>Momentum</w:t>
+              <w:t>Captured Signals</w:t>
+            </w:r>
+            <w:r>
+              <w:rPr/>
+              <w:t xml:space="preserve"> · </w:t>
+            </w:r>
+            <w:r>
+              <w:rPr>
+                <w:b/>
+              </w:rPr>
+              <w:t>Paper Ledger</w:t>
+            </w:r>
+            <w:r>
+              <w:rPr/>
+              <w:t xml:space="preserve"> · </w:t>
+            </w:r>
+            <w:r>
+              <w:rPr>
+                <w:b/>
+              </w:rPr>
+              <w:t>Paper Account</w:t>
             </w:r>
           </w:p>
         </w:tc>
@@ -591,11 +839,21 @@
               <w:rPr>
                 <w:i/>
               </w:rPr>
-              <w:t>Sentiment Calculations</w:t>
+              <w:t>Options Scoring</w:t>
             </w:r>
             <w:r>
               <w:rPr/>
-              <w:t xml:space="preserve"> (the nightly cascade; see also the cadence table)</w:t>
+              <w:t xml:space="preserve"> (entry quality) · </w:t>
+            </w:r>
+            <w:r>
+              <w:rPr>
+                <w:i/>
+              </w:rPr>
+              <w:t>Rescue Tested Trades</w:t>
+            </w:r>
+            <w:r>
+              <w:rPr/>
+              <w:t xml:space="preserve"> (the management rules)</w:t>
             </w:r>
           </w:p>
         </w:tc>
@@ -611,7 +869,53 @@
               <w:rPr>
                 <w:b/>
               </w:rPr>
-              <w:t>Calculator</w:t>
+              <w:t>Rescue</w:t>
+            </w:r>
+          </w:p>
+        </w:tc>
+        <w:tc>
+          <w:tcPr>
+            <w:tcW w:type="dxa" w:w="4320"/>
+          </w:tcPr>
+          <w:p>
+            <w:r/>
+            <w:r>
+              <w:rPr>
+                <w:i/>
+              </w:rPr>
+              <w:t>Rescue Tested Trades</w:t>
+            </w:r>
+          </w:p>
+        </w:tc>
+      </w:tr>
+      <w:tr>
+        <w:tc>
+          <w:tcPr>
+            <w:tcW w:type="dxa" w:w="4320"/>
+            <w:shd w:val="clear" w:color="auto" w:fill="F4F6FA"/>
+          </w:tcPr>
+          <w:p>
+            <w:r/>
+            <w:r>
+              <w:rPr>
+                <w:b/>
+              </w:rPr>
+              <w:t>Trade Analyzer</w:t>
+            </w:r>
+          </w:p>
+        </w:tc>
+        <w:tc>
+          <w:tcPr>
+            <w:tcW w:type="dxa" w:w="4320"/>
+            <w:shd w:val="clear" w:color="auto" w:fill="F4F6FA"/>
+          </w:tcPr>
+          <w:p>
+            <w:r/>
+            <w:r>
+              <w:rPr>
+                <w:i/>
+              </w:rPr>
+              <w:t>Trade Analyzer</w:t>
             </w:r>
             <w:r>
               <w:rPr/>
@@ -619,23 +923,9 @@
             </w:r>
             <w:r>
               <w:rPr>
-                <w:b/>
-              </w:rPr>
-              <w:t>Simulator</w:t>
-            </w:r>
-          </w:p>
-        </w:tc>
-        <w:tc>
-          <w:tcPr>
-            <w:tcW w:type="dxa" w:w="4320"/>
-          </w:tcPr>
-          <w:p>
-            <w:r/>
-            <w:r>
-              <w:rPr>
                 <w:i/>
               </w:rPr>
-              <w:t>Black-Scholes &amp; the Simulator</w:t>
+              <w:t>Technical Indicators</w:t>
             </w:r>
           </w:p>
         </w:tc>
@@ -644,7 +934,6 @@
         <w:tc>
           <w:tcPr>
             <w:tcW w:type="dxa" w:w="4320"/>
-            <w:shd w:val="clear" w:color="auto" w:fill="F4F6FA"/>
           </w:tcPr>
           <w:p>
             <w:r/>
@@ -652,10 +941,40 @@
               <w:rPr>
                 <w:b/>
               </w:rPr>
-              <w:t>Market Scanner</w:t>
-            </w:r>
-          </w:p>
-        </w:tc>
+              <w:t>Claude Trades</w:t>
+            </w:r>
+          </w:p>
+        </w:tc>
+        <w:tc>
+          <w:tcPr>
+            <w:tcW w:type="dxa" w:w="4320"/>
+          </w:tcPr>
+          <w:p>
+            <w:r/>
+            <w:r>
+              <w:rPr/>
+              <w:t xml:space="preserve">Its risk clamping is pure code, not a formula — see the </w:t>
+            </w:r>
+            <w:r>
+              <w:rPr>
+                <w:i/>
+              </w:rPr>
+              <w:t>API / Developer Reference</w:t>
+            </w:r>
+            <w:r>
+              <w:rPr/>
+              <w:t xml:space="preserve">, </w:t>
+            </w:r>
+            <w:r>
+              <w:rPr>
+                <w:b/>
+              </w:rPr>
+              <w:t>Driver service</w:t>
+            </w:r>
+          </w:p>
+        </w:tc>
+      </w:tr>
+      <w:tr>
         <w:tc>
           <w:tcPr>
             <w:tcW w:type="dxa" w:w="4320"/>
@@ -665,19 +984,24 @@
             <w:r/>
             <w:r>
               <w:rPr>
+                <w:b/>
+              </w:rPr>
+              <w:t>Portfolio</w:t>
+            </w:r>
+          </w:p>
+        </w:tc>
+        <w:tc>
+          <w:tcPr>
+            <w:tcW w:type="dxa" w:w="4320"/>
+            <w:shd w:val="clear" w:color="auto" w:fill="F4F6FA"/>
+          </w:tcPr>
+          <w:p>
+            <w:r/>
+            <w:r>
+              <w:rPr>
                 <w:i/>
               </w:rPr>
-              <w:t>Options Scoring</w:t>
-            </w:r>
-            <w:r>
-              <w:rPr/>
-              <w:t xml:space="preserve"> · </w:t>
-            </w:r>
-            <w:r>
-              <w:rPr>
-                <w:i/>
-              </w:rPr>
-              <w:t>Technical Indicators</w:t>
+              <w:t>Portfolio Analytics</w:t>
             </w:r>
           </w:p>
         </w:tc>
@@ -693,303 +1017,13 @@
               <w:rPr>
                 <w:b/>
               </w:rPr>
-              <w:t>Strategy Finder</w:t>
+              <w:t>EOD Report</w:t>
             </w:r>
           </w:p>
         </w:tc>
         <w:tc>
           <w:tcPr>
             <w:tcW w:type="dxa" w:w="4320"/>
-          </w:tcPr>
-          <w:p>
-            <w:r/>
-            <w:r>
-              <w:rPr>
-                <w:i/>
-              </w:rPr>
-              <w:t>Options Scoring</w:t>
-            </w:r>
-            <w:r>
-              <w:rPr/>
-              <w:t xml:space="preserve"> (the Fit + Quality score)</w:t>
-            </w:r>
-          </w:p>
-        </w:tc>
-      </w:tr>
-      <w:tr>
-        <w:tc>
-          <w:tcPr>
-            <w:tcW w:type="dxa" w:w="4320"/>
-            <w:shd w:val="clear" w:color="auto" w:fill="F4F6FA"/>
-          </w:tcPr>
-          <w:p>
-            <w:r/>
-            <w:r>
-              <w:rPr>
-                <w:b/>
-              </w:rPr>
-              <w:t>Expected Move</w:t>
-            </w:r>
-          </w:p>
-        </w:tc>
-        <w:tc>
-          <w:tcPr>
-            <w:tcW w:type="dxa" w:w="4320"/>
-            <w:shd w:val="clear" w:color="auto" w:fill="F4F6FA"/>
-          </w:tcPr>
-          <w:p>
-            <w:r/>
-            <w:r>
-              <w:rPr>
-                <w:i/>
-              </w:rPr>
-              <w:t>Options Scoring</w:t>
-            </w:r>
-            <w:r>
-              <w:rPr/>
-              <w:t xml:space="preserve"> → </w:t>
-            </w:r>
-            <w:r>
-              <w:rPr>
-                <w:b/>
-              </w:rPr>
-              <w:t>Expected move and IV analysis</w:t>
-            </w:r>
-          </w:p>
-        </w:tc>
-      </w:tr>
-      <w:tr>
-        <w:tc>
-          <w:tcPr>
-            <w:tcW w:type="dxa" w:w="4320"/>
-          </w:tcPr>
-          <w:p>
-            <w:r/>
-            <w:r>
-              <w:rPr>
-                <w:b/>
-              </w:rPr>
-              <w:t>Captured Signals</w:t>
-            </w:r>
-            <w:r>
-              <w:rPr/>
-              <w:t xml:space="preserve"> · </w:t>
-            </w:r>
-            <w:r>
-              <w:rPr>
-                <w:b/>
-              </w:rPr>
-              <w:t>Paper Ledger</w:t>
-            </w:r>
-            <w:r>
-              <w:rPr/>
-              <w:t xml:space="preserve"> · </w:t>
-            </w:r>
-            <w:r>
-              <w:rPr>
-                <w:b/>
-              </w:rPr>
-              <w:t>Paper Account</w:t>
-            </w:r>
-          </w:p>
-        </w:tc>
-        <w:tc>
-          <w:tcPr>
-            <w:tcW w:type="dxa" w:w="4320"/>
-          </w:tcPr>
-          <w:p>
-            <w:r/>
-            <w:r>
-              <w:rPr>
-                <w:i/>
-              </w:rPr>
-              <w:t>Options Scoring</w:t>
-            </w:r>
-            <w:r>
-              <w:rPr/>
-              <w:t xml:space="preserve"> (entry quality) · </w:t>
-            </w:r>
-            <w:r>
-              <w:rPr>
-                <w:i/>
-              </w:rPr>
-              <w:t>Rescue Tested Trades</w:t>
-            </w:r>
-            <w:r>
-              <w:rPr/>
-              <w:t xml:space="preserve"> (the management rules)</w:t>
-            </w:r>
-          </w:p>
-        </w:tc>
-      </w:tr>
-      <w:tr>
-        <w:tc>
-          <w:tcPr>
-            <w:tcW w:type="dxa" w:w="4320"/>
-            <w:shd w:val="clear" w:color="auto" w:fill="F4F6FA"/>
-          </w:tcPr>
-          <w:p>
-            <w:r/>
-            <w:r>
-              <w:rPr>
-                <w:b/>
-              </w:rPr>
-              <w:t>Rescue</w:t>
-            </w:r>
-          </w:p>
-        </w:tc>
-        <w:tc>
-          <w:tcPr>
-            <w:tcW w:type="dxa" w:w="4320"/>
-            <w:shd w:val="clear" w:color="auto" w:fill="F4F6FA"/>
-          </w:tcPr>
-          <w:p>
-            <w:r/>
-            <w:r>
-              <w:rPr>
-                <w:i/>
-              </w:rPr>
-              <w:t>Rescue Tested Trades</w:t>
-            </w:r>
-          </w:p>
-        </w:tc>
-      </w:tr>
-      <w:tr>
-        <w:tc>
-          <w:tcPr>
-            <w:tcW w:type="dxa" w:w="4320"/>
-          </w:tcPr>
-          <w:p>
-            <w:r/>
-            <w:r>
-              <w:rPr>
-                <w:b/>
-              </w:rPr>
-              <w:t>Trade Analyzer</w:t>
-            </w:r>
-          </w:p>
-        </w:tc>
-        <w:tc>
-          <w:tcPr>
-            <w:tcW w:type="dxa" w:w="4320"/>
-          </w:tcPr>
-          <w:p>
-            <w:r/>
-            <w:r>
-              <w:rPr>
-                <w:i/>
-              </w:rPr>
-              <w:t>Trade Analyzer</w:t>
-            </w:r>
-            <w:r>
-              <w:rPr/>
-              <w:t xml:space="preserve"> · </w:t>
-            </w:r>
-            <w:r>
-              <w:rPr>
-                <w:i/>
-              </w:rPr>
-              <w:t>Technical Indicators</w:t>
-            </w:r>
-          </w:p>
-        </w:tc>
-      </w:tr>
-      <w:tr>
-        <w:tc>
-          <w:tcPr>
-            <w:tcW w:type="dxa" w:w="4320"/>
-            <w:shd w:val="clear" w:color="auto" w:fill="F4F6FA"/>
-          </w:tcPr>
-          <w:p>
-            <w:r/>
-            <w:r>
-              <w:rPr>
-                <w:b/>
-              </w:rPr>
-              <w:t>Claude Trades</w:t>
-            </w:r>
-          </w:p>
-        </w:tc>
-        <w:tc>
-          <w:tcPr>
-            <w:tcW w:type="dxa" w:w="4320"/>
-            <w:shd w:val="clear" w:color="auto" w:fill="F4F6FA"/>
-          </w:tcPr>
-          <w:p>
-            <w:r/>
-            <w:r>
-              <w:rPr/>
-              <w:t xml:space="preserve">Its risk clamping is pure code, not a formula — see the </w:t>
-            </w:r>
-            <w:r>
-              <w:rPr>
-                <w:i/>
-              </w:rPr>
-              <w:t>API / Developer Reference</w:t>
-            </w:r>
-            <w:r>
-              <w:rPr/>
-              <w:t xml:space="preserve">, </w:t>
-            </w:r>
-            <w:r>
-              <w:rPr>
-                <w:b/>
-              </w:rPr>
-              <w:t>Driver service</w:t>
-            </w:r>
-          </w:p>
-        </w:tc>
-      </w:tr>
-      <w:tr>
-        <w:tc>
-          <w:tcPr>
-            <w:tcW w:type="dxa" w:w="4320"/>
-          </w:tcPr>
-          <w:p>
-            <w:r/>
-            <w:r>
-              <w:rPr>
-                <w:b/>
-              </w:rPr>
-              <w:t>Portfolio</w:t>
-            </w:r>
-          </w:p>
-        </w:tc>
-        <w:tc>
-          <w:tcPr>
-            <w:tcW w:type="dxa" w:w="4320"/>
-          </w:tcPr>
-          <w:p>
-            <w:r/>
-            <w:r>
-              <w:rPr>
-                <w:i/>
-              </w:rPr>
-              <w:t>Portfolio Analytics</w:t>
-            </w:r>
-          </w:p>
-        </w:tc>
-      </w:tr>
-      <w:tr>
-        <w:tc>
-          <w:tcPr>
-            <w:tcW w:type="dxa" w:w="4320"/>
-            <w:shd w:val="clear" w:color="auto" w:fill="F4F6FA"/>
-          </w:tcPr>
-          <w:p>
-            <w:r/>
-            <w:r>
-              <w:rPr>
-                <w:b/>
-              </w:rPr>
-              <w:t>EOD Report</w:t>
-            </w:r>
-          </w:p>
-        </w:tc>
-        <w:tc>
-          <w:tcPr>
-            <w:tcW w:type="dxa" w:w="4320"/>
-            <w:shd w:val="clear" w:color="auto" w:fill="F4F6FA"/>
           </w:tcPr>
           <w:p>
             <w:r/>
@@ -22978,6 +23012,699 @@
         <w:t>detector, which compares volume increments and reads a 2-minute delta as roughly</w:t>
         <w:br/>
         <w:t>twice baseline.</w:t>
+      </w:r>
+    </w:p>
+    <w:p>
+      <w:pPr>
+        <w:pStyle w:val="Heading2"/>
+      </w:pPr>
+      <w:r>
+        <w:rPr/>
+        <w:t>Desk spoken alerts and the arrival glow</w:t>
+      </w:r>
+    </w:p>
+    <w:p>
+      <w:r>
+        <w:rPr/>
+        <w:t>Two Desk constants that are not derived from market data but are load-bearing, and</w:t>
+        <w:br/>
+        <w:t>both have a silent failure mode behind them.</w:t>
+      </w:r>
+    </w:p>
+    <w:tbl>
+      <w:tblPr>
+        <w:tblW w:type="auto" w:w="0"/>
+        <w:jc w:val="left"/>
+        <w:tblLayout w:type="autofit"/>
+        <w:tblLook w:firstColumn="1" w:firstRow="1" w:lastColumn="0" w:lastRow="0" w:noHBand="0" w:noVBand="1" w:val="04A0"/>
+        <w:tblBorders>
+          <w:top w:val="single" w:sz="4" w:space="0" w:color="D8DEE9"/>
+          <w:left w:val="single" w:sz="4" w:space="0" w:color="D8DEE9"/>
+          <w:bottom w:val="single" w:sz="4" w:space="0" w:color="D8DEE9"/>
+          <w:right w:val="single" w:sz="4" w:space="0" w:color="D8DEE9"/>
+          <w:insideH w:val="single" w:sz="4" w:space="0" w:color="D8DEE9"/>
+          <w:insideV w:val="single" w:sz="4" w:space="0" w:color="D8DEE9"/>
+        </w:tblBorders>
+      </w:tblPr>
+      <w:tblGrid>
+        <w:gridCol w:w="2880"/>
+        <w:gridCol w:w="2880"/>
+        <w:gridCol w:w="2880"/>
+      </w:tblGrid>
+      <w:tr>
+        <w:tc>
+          <w:tcPr>
+            <w:tcW w:type="dxa" w:w="2880"/>
+            <w:shd w:val="clear" w:color="auto" w:fill="EAF2FB"/>
+          </w:tcPr>
+          <w:p>
+            <w:r>
+              <w:rPr>
+                <w:b/>
+              </w:rPr>
+            </w:r>
+            <w:r>
+              <w:rPr>
+                <w:b/>
+              </w:rPr>
+              <w:t>Constant</w:t>
+            </w:r>
+          </w:p>
+        </w:tc>
+        <w:tc>
+          <w:tcPr>
+            <w:tcW w:type="dxa" w:w="2880"/>
+            <w:shd w:val="clear" w:color="auto" w:fill="EAF2FB"/>
+          </w:tcPr>
+          <w:p>
+            <w:r>
+              <w:rPr>
+                <w:b/>
+              </w:rPr>
+            </w:r>
+            <w:r>
+              <w:rPr>
+                <w:b/>
+              </w:rPr>
+              <w:t>Value</w:t>
+            </w:r>
+          </w:p>
+        </w:tc>
+        <w:tc>
+          <w:tcPr>
+            <w:tcW w:type="dxa" w:w="2880"/>
+            <w:shd w:val="clear" w:color="auto" w:fill="EAF2FB"/>
+          </w:tcPr>
+          <w:p>
+            <w:r>
+              <w:rPr>
+                <w:b/>
+              </w:rPr>
+            </w:r>
+            <w:r>
+              <w:rPr>
+                <w:b/>
+              </w:rPr>
+              <w:t>Where</w:t>
+            </w:r>
+          </w:p>
+        </w:tc>
+      </w:tr>
+      <w:tr>
+        <w:tc>
+          <w:tcPr>
+            <w:tcW w:type="dxa" w:w="2880"/>
+          </w:tcPr>
+          <w:p>
+            <w:r/>
+            <w:r>
+              <w:rPr/>
+              <w:t>Glow span / steps</w:t>
+            </w:r>
+          </w:p>
+        </w:tc>
+        <w:tc>
+          <w:tcPr>
+            <w:tcW w:type="dxa" w:w="2880"/>
+          </w:tcPr>
+          <w:p>
+            <w:r/>
+            <w:r>
+              <w:rPr>
+                <w:b/>
+              </w:rPr>
+              <w:t>10.0 s</w:t>
+            </w:r>
+            <w:r>
+              <w:rPr/>
+              <w:t xml:space="preserve"> over </w:t>
+            </w:r>
+            <w:r>
+              <w:rPr>
+                <w:b/>
+              </w:rPr>
+              <w:t>10</w:t>
+            </w:r>
+            <w:r>
+              <w:rPr/>
+              <w:t xml:space="preserve"> classes (</w:t>
+            </w:r>
+            <w:r>
+              <w:rPr>
+                <w:rFonts w:ascii="Consolas" w:hAnsi="Consolas"/>
+                <w:color w:val="334455"/>
+                <w:sz w:val="19"/>
+              </w:rPr>
+              <w:t>desk-neon-0…9</w:t>
+            </w:r>
+            <w:r>
+              <w:rPr/>
+              <w:t>)</w:t>
+            </w:r>
+          </w:p>
+        </w:tc>
+        <w:tc>
+          <w:tcPr>
+            <w:tcW w:type="dxa" w:w="2880"/>
+          </w:tcPr>
+          <w:p>
+            <w:r/>
+            <w:r>
+              <w:rPr>
+                <w:rFonts w:ascii="Consolas" w:hAnsi="Consolas"/>
+                <w:color w:val="334455"/>
+                <w:sz w:val="19"/>
+              </w:rPr>
+              <w:t>webgui/pages/desk.py:GLOW_SEC</w:t>
+            </w:r>
+            <w:r>
+              <w:rPr/>
+              <w:t xml:space="preserve">, </w:t>
+            </w:r>
+            <w:r>
+              <w:rPr>
+                <w:rFonts w:ascii="Consolas" w:hAnsi="Consolas"/>
+                <w:color w:val="334455"/>
+                <w:sz w:val="19"/>
+              </w:rPr>
+              <w:t>GLOW_STEPS</w:t>
+            </w:r>
+          </w:p>
+        </w:tc>
+      </w:tr>
+      <w:tr>
+        <w:tc>
+          <w:tcPr>
+            <w:tcW w:type="dxa" w:w="2880"/>
+            <w:shd w:val="clear" w:color="auto" w:fill="F4F6FA"/>
+          </w:tcPr>
+          <w:p>
+            <w:r/>
+            <w:r>
+              <w:rPr/>
+              <w:t>Glow hues</w:t>
+            </w:r>
+          </w:p>
+        </w:tc>
+        <w:tc>
+          <w:tcPr>
+            <w:tcW w:type="dxa" w:w="2880"/>
+            <w:shd w:val="clear" w:color="auto" w:fill="F4F6FA"/>
+          </w:tcPr>
+          <w:p>
+            <w:r/>
+            <w:r>
+              <w:rPr/>
+              <w:t xml:space="preserve">cyan </w:t>
+            </w:r>
+            <w:r>
+              <w:rPr>
+                <w:rFonts w:ascii="Consolas" w:hAnsi="Consolas"/>
+                <w:color w:val="334455"/>
+                <w:sz w:val="19"/>
+              </w:rPr>
+              <w:t>#22d3ee</w:t>
+            </w:r>
+            <w:r>
+              <w:rPr/>
+              <w:t xml:space="preserve"> = new row · amber </w:t>
+            </w:r>
+            <w:r>
+              <w:rPr>
+                <w:rFonts w:ascii="Consolas" w:hAnsi="Consolas"/>
+                <w:color w:val="334455"/>
+                <w:sz w:val="19"/>
+              </w:rPr>
+              <w:t>#f5b841</w:t>
+            </w:r>
+            <w:r>
+              <w:rPr/>
+              <w:t xml:space="preserve"> = flag change</w:t>
+            </w:r>
+          </w:p>
+        </w:tc>
+        <w:tc>
+          <w:tcPr>
+            <w:tcW w:type="dxa" w:w="2880"/>
+            <w:shd w:val="clear" w:color="auto" w:fill="F4F6FA"/>
+          </w:tcPr>
+          <w:p>
+            <w:r/>
+            <w:r>
+              <w:rPr>
+                <w:rFonts w:ascii="Consolas" w:hAnsi="Consolas"/>
+                <w:color w:val="334455"/>
+                <w:sz w:val="19"/>
+              </w:rPr>
+              <w:t>desk.py:SPOT_HEX</w:t>
+            </w:r>
+            <w:r>
+              <w:rPr/>
+              <w:t xml:space="preserve">, </w:t>
+            </w:r>
+            <w:r>
+              <w:rPr>
+                <w:rFonts w:ascii="Consolas" w:hAnsi="Consolas"/>
+                <w:color w:val="334455"/>
+                <w:sz w:val="19"/>
+              </w:rPr>
+              <w:t>FLIP_HEX</w:t>
+            </w:r>
+          </w:p>
+        </w:tc>
+      </w:tr>
+      <w:tr>
+        <w:tc>
+          <w:tcPr>
+            <w:tcW w:type="dxa" w:w="2880"/>
+          </w:tcPr>
+          <w:p>
+            <w:r/>
+            <w:r>
+              <w:rPr/>
+              <w:t>Default voice / rate</w:t>
+            </w:r>
+          </w:p>
+        </w:tc>
+        <w:tc>
+          <w:tcPr>
+            <w:tcW w:type="dxa" w:w="2880"/>
+          </w:tcPr>
+          <w:p>
+            <w:r/>
+            <w:r>
+              <w:rPr>
+                <w:rFonts w:ascii="Consolas" w:hAnsi="Consolas"/>
+                <w:color w:val="334455"/>
+                <w:sz w:val="19"/>
+              </w:rPr>
+              <w:t>en-US-AriaNeural</w:t>
+            </w:r>
+            <w:r>
+              <w:rPr/>
+              <w:t xml:space="preserve"> / </w:t>
+            </w:r>
+            <w:r>
+              <w:rPr>
+                <w:rFonts w:ascii="Consolas" w:hAnsi="Consolas"/>
+                <w:color w:val="334455"/>
+                <w:sz w:val="19"/>
+              </w:rPr>
+              <w:t>+8%</w:t>
+            </w:r>
+          </w:p>
+        </w:tc>
+        <w:tc>
+          <w:tcPr>
+            <w:tcW w:type="dxa" w:w="2880"/>
+          </w:tcPr>
+          <w:p>
+            <w:r/>
+            <w:r>
+              <w:rPr>
+                <w:rFonts w:ascii="Consolas" w:hAnsi="Consolas"/>
+                <w:color w:val="334455"/>
+                <w:sz w:val="19"/>
+              </w:rPr>
+              <w:t>webgui/voice.py:DEFAULT_VOICE</w:t>
+            </w:r>
+            <w:r>
+              <w:rPr/>
+              <w:t xml:space="preserve">, </w:t>
+            </w:r>
+            <w:r>
+              <w:rPr>
+                <w:rFonts w:ascii="Consolas" w:hAnsi="Consolas"/>
+                <w:color w:val="334455"/>
+                <w:sz w:val="19"/>
+              </w:rPr>
+              <w:t>RATE</w:t>
+            </w:r>
+          </w:p>
+        </w:tc>
+      </w:tr>
+      <w:tr>
+        <w:tc>
+          <w:tcPr>
+            <w:tcW w:type="dxa" w:w="2880"/>
+            <w:shd w:val="clear" w:color="auto" w:fill="F4F6FA"/>
+          </w:tcPr>
+          <w:p>
+            <w:r/>
+            <w:r>
+              <w:rPr/>
+              <w:t>Voice cache key</w:t>
+            </w:r>
+          </w:p>
+        </w:tc>
+        <w:tc>
+          <w:tcPr>
+            <w:tcW w:type="dxa" w:w="2880"/>
+            <w:shd w:val="clear" w:color="auto" w:fill="F4F6FA"/>
+          </w:tcPr>
+          <w:p>
+            <w:r/>
+            <w:r>
+              <w:rPr>
+                <w:rFonts w:ascii="Consolas" w:hAnsi="Consolas"/>
+                <w:color w:val="334455"/>
+                <w:sz w:val="19"/>
+              </w:rPr>
+              <w:t>sha1(voice \| rate \| full sentence)</w:t>
+            </w:r>
+            <w:r>
+              <w:rPr/>
+              <w:t xml:space="preserve"> → </w:t>
+            </w:r>
+            <w:r>
+              <w:rPr>
+                <w:rFonts w:ascii="Consolas" w:hAnsi="Consolas"/>
+                <w:color w:val="334455"/>
+                <w:sz w:val="19"/>
+              </w:rPr>
+              <w:t>webgui/data/voice/&lt;hex&gt;.mp3</w:t>
+            </w:r>
+            <w:r>
+              <w:rPr/>
+              <w:t xml:space="preserve">, served at </w:t>
+            </w:r>
+            <w:r>
+              <w:rPr>
+                <w:rFonts w:ascii="Consolas" w:hAnsi="Consolas"/>
+                <w:color w:val="334455"/>
+                <w:sz w:val="19"/>
+              </w:rPr>
+              <w:t>/voice</w:t>
+            </w:r>
+          </w:p>
+        </w:tc>
+        <w:tc>
+          <w:tcPr>
+            <w:tcW w:type="dxa" w:w="2880"/>
+            <w:shd w:val="clear" w:color="auto" w:fill="F4F6FA"/>
+          </w:tcPr>
+          <w:p>
+            <w:r/>
+            <w:r>
+              <w:rPr>
+                <w:rFonts w:ascii="Consolas" w:hAnsi="Consolas"/>
+                <w:color w:val="334455"/>
+                <w:sz w:val="19"/>
+              </w:rPr>
+              <w:t>voice.py:clip_name</w:t>
+            </w:r>
+          </w:p>
+        </w:tc>
+      </w:tr>
+      <w:tr>
+        <w:tc>
+          <w:tcPr>
+            <w:tcW w:type="dxa" w:w="2880"/>
+          </w:tcPr>
+          <w:p>
+            <w:r/>
+            <w:r>
+              <w:rPr/>
+              <w:t>Synthesis bound</w:t>
+            </w:r>
+          </w:p>
+        </w:tc>
+        <w:tc>
+          <w:tcPr>
+            <w:tcW w:type="dxa" w:w="2880"/>
+          </w:tcPr>
+          <w:p>
+            <w:r/>
+            <w:r>
+              <w:rPr>
+                <w:b/>
+              </w:rPr>
+              <w:t>20 s</w:t>
+            </w:r>
+            <w:r>
+              <w:rPr/>
+              <w:t xml:space="preserve"> whole-call timeout; measured </w:t>
+            </w:r>
+            <w:r>
+              <w:rPr>
+                <w:b/>
+              </w:rPr>
+              <w:t>~0.9–2.4 s</w:t>
+            </w:r>
+            <w:r>
+              <w:rPr/>
+              <w:t xml:space="preserve"> on a cache miss, </w:t>
+            </w:r>
+            <w:r>
+              <w:rPr>
+                <w:b/>
+              </w:rPr>
+              <w:t>~110 µs</w:t>
+            </w:r>
+            <w:r>
+              <w:rPr/>
+              <w:t xml:space="preserve"> on a hit, ~22–28 KB a clip</w:t>
+            </w:r>
+          </w:p>
+        </w:tc>
+        <w:tc>
+          <w:tcPr>
+            <w:tcW w:type="dxa" w:w="2880"/>
+          </w:tcPr>
+          <w:p>
+            <w:r/>
+            <w:r>
+              <w:rPr>
+                <w:rFonts w:ascii="Consolas" w:hAnsi="Consolas"/>
+                <w:color w:val="334455"/>
+                <w:sz w:val="19"/>
+              </w:rPr>
+              <w:t>voice.py:SYNTH_TIMEOUT_SEC</w:t>
+            </w:r>
+          </w:p>
+        </w:tc>
+      </w:tr>
+      <w:tr>
+        <w:tc>
+          <w:tcPr>
+            <w:tcW w:type="dxa" w:w="2880"/>
+            <w:shd w:val="clear" w:color="auto" w:fill="F4F6FA"/>
+          </w:tcPr>
+          <w:p>
+            <w:r/>
+            <w:r>
+              <w:rPr/>
+              <w:t>Abandoned-temp sweep</w:t>
+            </w:r>
+          </w:p>
+        </w:tc>
+        <w:tc>
+          <w:tcPr>
+            <w:tcW w:type="dxa" w:w="2880"/>
+            <w:shd w:val="clear" w:color="auto" w:fill="F4F6FA"/>
+          </w:tcPr>
+          <w:p>
+            <w:r/>
+            <w:r>
+              <w:rPr>
+                <w:rFonts w:ascii="Consolas" w:hAnsi="Consolas"/>
+                <w:color w:val="334455"/>
+                <w:sz w:val="19"/>
+              </w:rPr>
+              <w:t>*.part</w:t>
+            </w:r>
+            <w:r>
+              <w:rPr/>
+              <w:t xml:space="preserve"> older than </w:t>
+            </w:r>
+            <w:r>
+              <w:rPr>
+                <w:b/>
+              </w:rPr>
+              <w:t>3600 s</w:t>
+            </w:r>
+            <w:r>
+              <w:rPr/>
+              <w:t>, swept at prewarm</w:t>
+            </w:r>
+          </w:p>
+        </w:tc>
+        <w:tc>
+          <w:tcPr>
+            <w:tcW w:type="dxa" w:w="2880"/>
+            <w:shd w:val="clear" w:color="auto" w:fill="F4F6FA"/>
+          </w:tcPr>
+          <w:p>
+            <w:r/>
+            <w:r>
+              <w:rPr>
+                <w:rFonts w:ascii="Consolas" w:hAnsi="Consolas"/>
+                <w:color w:val="334455"/>
+                <w:sz w:val="19"/>
+              </w:rPr>
+              <w:t>voice.py:_PART_MAX_AGE_SEC</w:t>
+            </w:r>
+          </w:p>
+        </w:tc>
+      </w:tr>
+    </w:tbl>
+    <w:p/>
+    <w:p>
+      <w:pPr>
+        <w:pStyle w:val="IntenseQuote"/>
+      </w:pPr>
+      <w:r>
+        <w:rPr>
+          <w:rFonts w:ascii="Consolas" w:hAnsi="Consolas"/>
+          <w:color w:val="334455"/>
+          <w:sz w:val="19"/>
+        </w:rPr>
+        <w:t>GLOW_SEC</w:t>
+      </w:r>
+      <w:r>
+        <w:rPr>
+          <w:b/>
+        </w:rPr>
+        <w:t xml:space="preserve"> and </w:t>
+      </w:r>
+      <w:r>
+        <w:rPr>
+          <w:rFonts w:ascii="Consolas" w:hAnsi="Consolas"/>
+          <w:color w:val="334455"/>
+          <w:sz w:val="19"/>
+        </w:rPr>
+        <w:t>GLOW_STEPS</w:t>
+      </w:r>
+      <w:r>
+        <w:rPr>
+          <w:b/>
+        </w:rPr>
+        <w:t xml:space="preserve"> must move together.</w:t>
+      </w:r>
+      <w:r>
+        <w:rPr/>
+        <w:t xml:space="preserve"> The glow is a CSS animation,</w:t>
+        <w:br/>
+        <w:t xml:space="preserve">and the Positions panel rebuilds every row on each re-price — </w:t>
+      </w:r>
+      <w:r>
+        <w:rPr>
+          <w:b/>
+        </w:rPr>
+        <w:t>a rebuilt element</w:t>
+        <w:br/>
+        <w:t>restarts its animation from zero</w:t>
+      </w:r>
+      <w:r>
+        <w:rPr/>
+        <w:t>, so the obvious implementation glows forever.</w:t>
+        <w:br/>
+        <w:t xml:space="preserve">The row instead wears one of </w:t>
+      </w:r>
+      <w:r>
+        <w:rPr>
+          <w:rFonts w:ascii="Consolas" w:hAnsi="Consolas"/>
+          <w:color w:val="334455"/>
+          <w:sz w:val="19"/>
+        </w:rPr>
+        <w:t>GLOW_STEPS</w:t>
+      </w:r>
+      <w:r>
+        <w:rPr/>
+        <w:t xml:space="preserve"> fixed classes carrying a whole-second</w:t>
+        <w:br/>
+      </w:r>
+      <w:r>
+        <w:rPr>
+          <w:i/>
+        </w:rPr>
+        <w:t>negative</w:t>
+      </w:r>
+      <w:r>
+        <w:rPr/>
+        <w:t xml:space="preserve"> </w:t>
+      </w:r>
+      <w:r>
+        <w:rPr>
+          <w:rFonts w:ascii="Consolas" w:hAnsi="Consolas"/>
+          <w:color w:val="334455"/>
+          <w:sz w:val="19"/>
+        </w:rPr>
+        <w:t>animation-delay</w:t>
+      </w:r>
+      <w:r>
+        <w:rPr/>
+        <w:t>, which starts the animation partway through, so a</w:t>
+        <w:br/>
+        <w:t xml:space="preserve">rebuilt row </w:t>
+      </w:r>
+      <w:r>
+        <w:rPr>
+          <w:b/>
+        </w:rPr>
+        <w:t>resumes</w:t>
+      </w:r>
+      <w:r>
+        <w:rPr/>
+        <w:t>. Raise the span without adding classes and rows land on</w:t>
+        <w:br/>
+      </w:r>
+      <w:r>
+        <w:rPr>
+          <w:rFonts w:ascii="Consolas" w:hAnsi="Consolas"/>
+          <w:color w:val="334455"/>
+          <w:sz w:val="19"/>
+        </w:rPr>
+        <w:t>desk-neon-&lt;n&gt;</w:t>
+      </w:r>
+      <w:r>
+        <w:rPr/>
+        <w:t xml:space="preserve"> rules that do not exist — and the failure is silent, because a</w:t>
+        <w:br/>
+        <w:t>missing delay rule means the animation simply restarts.</w:t>
+      </w:r>
+    </w:p>
+    <w:p>
+      <w:pPr>
+        <w:pStyle w:val="IntenseQuote"/>
+      </w:pPr>
+      <w:r>
+        <w:rPr>
+          <w:b/>
+        </w:rPr>
+        <w:t>The 20-second synthesis bound is the only thing bounding the whole call.</w:t>
+      </w:r>
+      <w:r>
+        <w:rPr/>
+        <w:br/>
+      </w:r>
+      <w:r>
+        <w:rPr>
+          <w:rFonts w:ascii="Consolas" w:hAnsi="Consolas"/>
+          <w:color w:val="334455"/>
+          <w:sz w:val="19"/>
+        </w:rPr>
+        <w:t>edge-tts</w:t>
+      </w:r>
+      <w:r>
+        <w:rPr/>
+        <w:t xml:space="preserve"> carries its own timeouts, but they are </w:t>
+      </w:r>
+      <w:r>
+        <w:rPr>
+          <w:i/>
+        </w:rPr>
+        <w:t>per operation</w:t>
+      </w:r>
+      <w:r>
+        <w:rPr/>
+        <w:t xml:space="preserve"> (connect 10 s,</w:t>
+        <w:br/>
+        <w:t>receive 60 s in 7.2.8) — a stream dribbling one chunk every 59 s trips neither, and</w:t>
+        <w:br/>
+        <w:t>60 s alone is three times this budget. Past 20 s the endpoint is gone rather than</w:t>
+        <w:br/>
+        <w:t>slow, and waiting only pins a worker thread.</w:t>
       </w:r>
     </w:p>
     <w:p>

--- a/docs/manuals/technical-reference/technical-reference.docx
+++ b/docs/manuals/technical-reference/technical-reference.docx
@@ -32,7 +32,7 @@
           <w:color w:val="5B6678"/>
           <w:sz w:val="18"/>
         </w:rPr>
-        <w:t>WebGUI Trading with Schwab · Generated 2026-08-21</w:t>
+        <w:t>WebGUI Trading with Schwab · Generated 2026-08-22</w:t>
       </w:r>
     </w:p>
     <w:p/>

--- a/docs/manuals/technical-reference/technical-reference.docx
+++ b/docs/manuals/technical-reference/technical-reference.docx
@@ -32,7 +32,7 @@
           <w:color w:val="5B6678"/>
           <w:sz w:val="18"/>
         </w:rPr>
-        <w:t>WebGUI Trading with Schwab · Generated 2026-08-22</w:t>
+        <w:t>WebGUI Trading with Schwab · Generated 2026-08-23</w:t>
       </w:r>
     </w:p>
     <w:p/>

--- a/docs/manuals/technical-reference/technical-reference.docx
+++ b/docs/manuals/technical-reference/technical-reference.docx
@@ -32,7 +32,7 @@
           <w:color w:val="5B6678"/>
           <w:sz w:val="18"/>
         </w:rPr>
-        <w:t>WebGUI Trading with Schwab · Generated 2026-08-23</w:t>
+        <w:t>WebGUI Trading with Schwab · Generated 2026-09-06</w:t>
       </w:r>
     </w:p>
     <w:p/>
@@ -1194,11 +1194,11 @@
               <w:rPr>
                 <w:b/>
               </w:rPr>
-              <w:t>Windows 10 / 11.</w:t>
+              <w:t>Ubuntu Server 24.04 LTS.</w:t>
             </w:r>
             <w:r>
               <w:rPr/>
-              <w:t xml:space="preserve"> The stack is Windows-first: the launchers are </w:t>
+              <w:t xml:space="preserve"> The stack runs as nine </w:t>
             </w:r>
             <w:r>
               <w:rPr>
@@ -1206,11 +1206,11 @@
                 <w:color w:val="334455"/>
                 <w:sz w:val="19"/>
               </w:rPr>
-              <w:t>.bat</w:t>
+              <w:t>systemd --user</w:t>
             </w:r>
             <w:r>
               <w:rPr/>
-              <w:t xml:space="preserve">, desktop toasts use </w:t>
+              <w:t xml:space="preserve"> units; there are no launcher scripts. </w:t>
             </w:r>
             <w:r>
               <w:rPr>
@@ -1218,11 +1218,11 @@
                 <w:color w:val="334455"/>
                 <w:sz w:val="19"/>
               </w:rPr>
-              <w:t>winotify</w:t>
+              <w:t>loginctl enable-linger</w:t>
             </w:r>
             <w:r>
               <w:rPr/>
-              <w:t>, and the Redis backbone is Memurai (a Windows Redis).</w:t>
+              <w:t xml:space="preserve"> is what makes them start at boot and survive logout.</w:t>
             </w:r>
           </w:p>
         </w:tc>
@@ -1375,7 +1375,7 @@
                 <w:color w:val="334455"/>
                 <w:sz w:val="19"/>
               </w:rPr>
-              <w:t>\.venv\Scripts\python.exe</w:t>
+              <w:t>\.venv/bin/python.exe</w:t>
             </w:r>
             <w:r>
               <w:rPr/>
@@ -1460,33 +1460,23 @@
             <w:r/>
             <w:r>
               <w:rPr>
-                <w:b/>
-              </w:rPr>
-              <w:t>Windows Terminal</w:t>
-            </w:r>
-          </w:p>
-        </w:tc>
-        <w:tc>
-          <w:tcPr>
-            <w:tcW w:type="dxa" w:w="2880"/>
-          </w:tcPr>
-          <w:p>
-            <w:r/>
-            <w:r>
-              <w:rPr/>
-              <w:t xml:space="preserve">Only for </w:t>
-            </w:r>
-            <w:r>
-              <w:rPr>
                 <w:rFonts w:ascii="Consolas" w:hAnsi="Consolas"/>
                 <w:color w:val="334455"/>
                 <w:sz w:val="19"/>
               </w:rPr>
-              <w:t>start_all_wt.bat</w:t>
-            </w:r>
+              <w:t>uv</w:t>
+            </w:r>
+          </w:p>
+        </w:tc>
+        <w:tc>
+          <w:tcPr>
+            <w:tcW w:type="dxa" w:w="2880"/>
+          </w:tcPr>
+          <w:p>
+            <w:r/>
             <w:r>
               <w:rPr/>
-              <w:t xml:space="preserve"> (the one-window, tabbed launcher).</w:t>
+              <w:t>Installs Python 3.11 alongside the distro's. The lock is resolved against 3.11, and the system Python is externally-managed (PEP 668).</w:t>
             </w:r>
           </w:p>
         </w:tc>
@@ -1498,7 +1488,7 @@
             <w:r/>
             <w:r>
               <w:rPr/>
-              <w:t>Optional</w:t>
+              <w:t>Required</w:t>
             </w:r>
           </w:p>
         </w:tc>
@@ -1534,7 +1524,7 @@
           <w:color w:val="223344"/>
           <w:sz w:val="18"/>
         </w:rPr>
-        <w:t>.\.venv\Scripts\python -m pip install -r requirements.txt</w:t>
+        <w:t>.\.venv/bin/python -m pip install -r requirements.txt</w:t>
       </w:r>
     </w:p>
     <w:p>
@@ -1970,7 +1960,7 @@
             <w:r/>
             <w:r>
               <w:rPr/>
-              <w:t xml:space="preserve">Client for the Memurai backbone. </w:t>
+              <w:t xml:space="preserve">Client for the Redis backbone. </w:t>
             </w:r>
             <w:r>
               <w:rPr>
@@ -2290,31 +2280,19 @@
                 <w:color w:val="334455"/>
                 <w:sz w:val="19"/>
               </w:rPr>
-              <w:t>winotify</w:t>
-            </w:r>
+              <w:t>yfinance</w:t>
+            </w:r>
+          </w:p>
+        </w:tc>
+        <w:tc>
+          <w:tcPr>
+            <w:tcW w:type="dxa" w:w="4320"/>
+          </w:tcPr>
+          <w:p>
+            <w:r/>
             <w:r>
               <w:rPr/>
-              <w:t xml:space="preserve">, </w:t>
-            </w:r>
-            <w:r>
-              <w:rPr>
-                <w:rFonts w:ascii="Consolas" w:hAnsi="Consolas"/>
-                <w:color w:val="334455"/>
-                <w:sz w:val="19"/>
-              </w:rPr>
-              <w:t>yfinance</w:t>
-            </w:r>
-          </w:p>
-        </w:tc>
-        <w:tc>
-          <w:tcPr>
-            <w:tcW w:type="dxa" w:w="4320"/>
-          </w:tcPr>
-          <w:p>
-            <w:r/>
-            <w:r>
-              <w:rPr/>
-              <w:t>Charts/imaging, Windows toasts, optional fallback data.</w:t>
+              <w:t>Charts/imaging, optional fallback data. Notifications are Telegram / Discord / SMS-over-SMTP / X — all HTTP or SMTP, no OS hooks.</w:t>
             </w:r>
           </w:p>
         </w:tc>
@@ -2378,7 +2356,7 @@
       </w:pPr>
       <w:r>
         <w:rPr/>
-        <w:t>Memurai (the Redis backbone)</w:t>
+        <w:t>Redis (the bus backbone)</w:t>
       </w:r>
     </w:p>
     <w:tbl>
@@ -2471,7 +2449,7 @@
               <w:rPr>
                 <w:b/>
               </w:rPr>
-              <w:t xml:space="preserve">Memurai running on </w:t>
+              <w:t xml:space="preserve">Redis running on </w:t>
             </w:r>
             <w:r>
               <w:rPr>
@@ -2490,30 +2468,16 @@
           <w:p>
             <w:r/>
             <w:r>
-              <w:rPr/>
-              <w:t xml:space="preserve">Installs as a </w:t>
-            </w:r>
-            <w:r>
-              <w:rPr>
-                <w:b/>
-              </w:rPr>
-              <w:t>native Windows service</w:t>
-            </w:r>
-            <w:r>
-              <w:rPr/>
-              <w:t xml:space="preserve"> (start it from </w:t>
-            </w:r>
-            <w:r>
               <w:rPr>
                 <w:rFonts w:ascii="Consolas" w:hAnsi="Consolas"/>
                 <w:color w:val="334455"/>
                 <w:sz w:val="19"/>
               </w:rPr>
-              <w:t>services.msc</w:t>
+              <w:t>sudo systemctl enable --now redis-server</w:t>
             </w:r>
             <w:r>
               <w:rPr/>
-              <w:t xml:space="preserve">). It is the Tier-3 cache, pub/sub, and command bus — </w:t>
+              <w:t xml:space="preserve">. It is the Tier-3 cache, pub/sub, and command bus — </w:t>
             </w:r>
             <w:r>
               <w:rPr>
@@ -2523,17 +2487,17 @@
             </w:r>
             <w:r>
               <w:rPr/>
-              <w:t xml:space="preserve"> The launchers check it but do </w:t>
+              <w:t xml:space="preserve"> It is a </w:t>
             </w:r>
             <w:r>
               <w:rPr>
                 <w:b/>
               </w:rPr>
-              <w:t>not</w:t>
+              <w:t>system</w:t>
             </w:r>
             <w:r>
               <w:rPr/>
-              <w:t xml:space="preserve"> install or start it for you, and </w:t>
+              <w:t xml:space="preserve"> unit, so a </w:t>
             </w:r>
             <w:r>
               <w:rPr>
@@ -2541,11 +2505,11 @@
                 <w:color w:val="334455"/>
                 <w:sz w:val="19"/>
               </w:rPr>
-              <w:t>stop_all.bat</w:t>
+              <w:t>systemctl --user</w:t>
             </w:r>
             <w:r>
               <w:rPr/>
-              <w:t xml:space="preserve"> deliberately leaves it running.</w:t>
+              <w:t xml:space="preserve"> stop of the stack cannot reach it: it survives a Stop All by construction, not by a filter.</w:t>
             </w:r>
           </w:p>
         </w:tc>
@@ -3735,7 +3699,7 @@
             <w:r/>
             <w:r>
               <w:rPr/>
-              <w:t>Memurai (Redis)</w:t>
+              <w:t>Redis</w:t>
             </w:r>
           </w:p>
         </w:tc>
@@ -4442,7 +4406,7 @@
         <w:rPr>
           <w:b/>
         </w:rPr>
-        <w:t>Memurai → schwab-proxy → the six services → webgui.</w:t>
+        <w:t>Redis → schwab-proxy → the six services → webgui.</w:t>
       </w:r>
       <w:r>
         <w:rPr/>
@@ -4522,7 +4486,7 @@
                 <w:color w:val="334455"/>
                 <w:sz w:val="19"/>
               </w:rPr>
-              <w:t>start_all.bat</w:t>
+              <w:t>systemctl --user start trading-prod.target</w:t>
             </w:r>
           </w:p>
         </w:tc>
@@ -4534,17 +4498,7 @@
             <w:r/>
             <w:r>
               <w:rPr/>
-              <w:t xml:space="preserve">Proxy + 6 services + webgui in </w:t>
-            </w:r>
-            <w:r>
-              <w:rPr>
-                <w:b/>
-              </w:rPr>
-              <w:t>8 separate console windows</w:t>
-            </w:r>
-            <w:r>
-              <w:rPr/>
-              <w:t>, then opens the browser.</w:t>
+              <w:t>Proxy + 6 services + webgui. Also starts at boot.</w:t>
             </w:r>
           </w:p>
         </w:tc>
@@ -4563,7 +4517,7 @@
                 <w:color w:val="334455"/>
                 <w:sz w:val="19"/>
               </w:rPr>
-              <w:t>start_all_wt.bat</w:t>
+              <w:t>systemctl --user stop trading-prod.target</w:t>
             </w:r>
           </w:p>
         </w:tc>
@@ -4576,17 +4530,17 @@
             <w:r/>
             <w:r>
               <w:rPr/>
-              <w:t xml:space="preserve">The same 8 processes as </w:t>
+              <w:t xml:space="preserve">Stops all nine. </w:t>
             </w:r>
             <w:r>
               <w:rPr>
                 <w:b/>
               </w:rPr>
-              <w:t>tabs in one Windows Terminal window</w:t>
+              <w:t>Redis survives</w:t>
             </w:r>
             <w:r>
               <w:rPr/>
-              <w:t>.</w:t>
+              <w:t xml:space="preserve"> — it is a system unit this cannot reach.</w:t>
             </w:r>
           </w:p>
         </w:tc>
@@ -4604,31 +4558,51 @@
                 <w:color w:val="334455"/>
                 <w:sz w:val="19"/>
               </w:rPr>
-              <w:t>start_all_wt.bat nowindow</w:t>
-            </w:r>
+              <w:t>systemctl --user restart trading-prod-options_svc</w:t>
+            </w:r>
+          </w:p>
+        </w:tc>
+        <w:tc>
+          <w:tcPr>
+            <w:tcW w:type="dxa" w:w="4320"/>
+          </w:tcPr>
+          <w:p>
+            <w:r/>
             <w:r>
               <w:rPr/>
-              <w:t xml:space="preserve"> / </w:t>
-            </w:r>
+              <w:t>One component. This is exactly what the Status page's Restart button runs.</w:t>
+            </w:r>
+          </w:p>
+        </w:tc>
+      </w:tr>
+      <w:tr>
+        <w:tc>
+          <w:tcPr>
+            <w:tcW w:type="dxa" w:w="4320"/>
+            <w:shd w:val="clear" w:color="auto" w:fill="F4F6FA"/>
+          </w:tcPr>
+          <w:p>
+            <w:r/>
             <w:r>
               <w:rPr>
                 <w:rFonts w:ascii="Consolas" w:hAnsi="Consolas"/>
                 <w:color w:val="334455"/>
                 <w:sz w:val="19"/>
               </w:rPr>
-              <w:t>start_all_hidden.bat</w:t>
+              <w:t>journalctl --user -u trading-prod-webgui -f</w:t>
             </w:r>
           </w:p>
         </w:tc>
         <w:tc>
           <w:tcPr>
             <w:tcW w:type="dxa" w:w="4320"/>
+            <w:shd w:val="clear" w:color="auto" w:fill="F4F6FA"/>
           </w:tcPr>
           <w:p>
             <w:r/>
             <w:r>
               <w:rPr/>
-              <w:t>Windowless (</w:t>
+              <w:t xml:space="preserve">Logs. Replaces the </w:t>
             </w:r>
             <w:r>
               <w:rPr>
@@ -4636,61 +4610,41 @@
                 <w:color w:val="334455"/>
                 <w:sz w:val="19"/>
               </w:rPr>
-              <w:t>pythonw</w:t>
+              <w:t>logs/*.out.log</w:t>
             </w:r>
             <w:r>
               <w:rPr/>
-              <w:t xml:space="preserve">), logging to </w:t>
-            </w:r>
+              <w:t xml:space="preserve"> redirection.</w:t>
+            </w:r>
+          </w:p>
+        </w:tc>
+      </w:tr>
+      <w:tr>
+        <w:tc>
+          <w:tcPr>
+            <w:tcW w:type="dxa" w:w="4320"/>
+          </w:tcPr>
+          <w:p>
+            <w:r/>
             <w:r>
               <w:rPr>
                 <w:rFonts w:ascii="Consolas" w:hAnsi="Consolas"/>
                 <w:color w:val="334455"/>
                 <w:sz w:val="19"/>
               </w:rPr>
-              <w:t>logs\</w:t>
-            </w:r>
+              <w:t>.venv/bin/python -m deploy.systemd.generate_units --install</w:t>
+            </w:r>
+          </w:p>
+        </w:tc>
+        <w:tc>
+          <w:tcPr>
+            <w:tcW w:type="dxa" w:w="4320"/>
+          </w:tcPr>
+          <w:p>
+            <w:r/>
             <w:r>
               <w:rPr/>
-              <w:t>.</w:t>
-            </w:r>
-          </w:p>
-        </w:tc>
-      </w:tr>
-      <w:tr>
-        <w:tc>
-          <w:tcPr>
-            <w:tcW w:type="dxa" w:w="4320"/>
-            <w:shd w:val="clear" w:color="auto" w:fill="F4F6FA"/>
-          </w:tcPr>
-          <w:p>
-            <w:r/>
-            <w:r>
-              <w:rPr>
-                <w:rFonts w:ascii="Consolas" w:hAnsi="Consolas"/>
-                <w:color w:val="334455"/>
-                <w:sz w:val="19"/>
-              </w:rPr>
-              <w:t>stop_all.bat</w:t>
-            </w:r>
-          </w:p>
-        </w:tc>
-        <w:tc>
-          <w:tcPr>
-            <w:tcW w:type="dxa" w:w="4320"/>
-            <w:shd w:val="clear" w:color="auto" w:fill="F4F6FA"/>
-          </w:tcPr>
-          <w:p>
-            <w:r/>
-            <w:r>
-              <w:rPr/>
-              <w:t xml:space="preserve">Stops the proxy, services, and webgui by port. </w:t>
-            </w:r>
-            <w:r>
-              <w:rPr>
-                <w:b/>
-              </w:rPr>
-              <w:t>Leaves Memurai running.</w:t>
+              <w:t>Regenerate the units after a port, path or identity change.</w:t>
             </w:r>
           </w:p>
         </w:tc>
@@ -4793,7 +4747,7 @@
         <w:t>http://127.0.0.1:8500/status</w:t>
       </w:r>
       <w:r>
-        <w:t xml:space="preserve"> — the System Status page probes Memurai,</w:t>
+        <w:t xml:space="preserve"> — the System Status page probes Redis,</w:t>
         <w:br/>
         <w:t xml:space="preserve">   the proxy, Schwab authorization, all six services, and the webgui, plus a</w:t>
         <w:br/>
@@ -4885,7 +4839,7 @@
           <w:color w:val="223344"/>
           <w:sz w:val="18"/>
         </w:rPr>
-        <w:t>.venv\Scripts\python -m pytest services\options_svc</w:t>
+        <w:t>.venv/bin/python -m pytest services\options_svc</w:t>
       </w:r>
       <w:r>
         <w:br/>
@@ -4896,7 +4850,7 @@
           <w:color w:val="223344"/>
           <w:sz w:val="18"/>
         </w:rPr>
-        <w:t>cd webgui ; ..\.venv\Scripts\python -m pytest -q</w:t>
+        <w:t>cd webgui ; ..\.venv/bin/python -m pytest -q</w:t>
       </w:r>
     </w:p>
     <w:p>
@@ -5013,7 +4967,7 @@
         <w:rPr/>
         <w:t>The stack is split into three physically separate tiers communicating over a local</w:t>
         <w:br/>
-        <w:t>Redis (Memurai) backbone. No two Tier-2 services talk to each other directly.</w:t>
+        <w:t>Redis (Redis) backbone. No two Tier-2 services talk to each other directly.</w:t>
       </w:r>
     </w:p>
     <w:p>
@@ -5061,7 +5015,7 @@
           <w:color w:val="223344"/>
           <w:sz w:val="18"/>
         </w:rPr>
-        <w:t>TIER 3  STORE+COMM  Memurai (:6379): cache:{domain}:{view}, events:{domain}:{view}</w:t>
+        <w:t>TIER 3  STORE+COMM  Redis (:6379): cache:{domain}:{view}, events:{domain}:{view}</w:t>
       </w:r>
       <w:r>
         <w:br/>
@@ -5277,7 +5231,7 @@
             <w:r/>
             <w:r>
               <w:rPr/>
-              <w:t>Memurai (Redis)</w:t>
+              <w:t>Redis</w:t>
             </w:r>
           </w:p>
         </w:tc>

--- a/docs/manuals/technical-reference/technical-reference.docx
+++ b/docs/manuals/technical-reference/technical-reference.docx
@@ -12,14 +12,14 @@
           <w:color w:val="16243A"/>
           <w:sz w:val="52"/>
         </w:rPr>
-        <w:t>WebGUI Trading with Schwab</w:t>
+        <w:t>NeuralStrike</w:t>
       </w:r>
     </w:p>
     <w:p>
       <w:r>
         <w:rPr>
           <w:b/>
-          <w:color w:val="2E6DB4"/>
+          <w:color w:val="5D5294"/>
           <w:sz w:val="30"/>
         </w:rPr>
         <w:t>Technical Reference</w:t>
@@ -32,7 +32,7 @@
           <w:color w:val="5B6678"/>
           <w:sz w:val="18"/>
         </w:rPr>
-        <w:t>WebGUI Trading with Schwab · Generated 2026-08-23</w:t>
+        <w:t>NeuralStrike · Generated 2026-09-07</w:t>
       </w:r>
     </w:p>
     <w:p/>
@@ -1194,11 +1194,11 @@
               <w:rPr>
                 <w:b/>
               </w:rPr>
-              <w:t>Windows 10 / 11.</w:t>
+              <w:t>Ubuntu Server 24.04 LTS.</w:t>
             </w:r>
             <w:r>
               <w:rPr/>
-              <w:t xml:space="preserve"> The stack is Windows-first: the launchers are </w:t>
+              <w:t xml:space="preserve"> The stack runs as nine </w:t>
             </w:r>
             <w:r>
               <w:rPr>
@@ -1206,11 +1206,11 @@
                 <w:color w:val="334455"/>
                 <w:sz w:val="19"/>
               </w:rPr>
-              <w:t>.bat</w:t>
+              <w:t>systemd --user</w:t>
             </w:r>
             <w:r>
               <w:rPr/>
-              <w:t xml:space="preserve">, desktop toasts use </w:t>
+              <w:t xml:space="preserve"> units; there are no launcher scripts. </w:t>
             </w:r>
             <w:r>
               <w:rPr>
@@ -1218,11 +1218,11 @@
                 <w:color w:val="334455"/>
                 <w:sz w:val="19"/>
               </w:rPr>
-              <w:t>winotify</w:t>
+              <w:t>loginctl enable-linger</w:t>
             </w:r>
             <w:r>
               <w:rPr/>
-              <w:t>, and the Redis backbone is Memurai (a Windows Redis).</w:t>
+              <w:t xml:space="preserve"> is what makes them start at boot and survive logout.</w:t>
             </w:r>
           </w:p>
         </w:tc>
@@ -1375,7 +1375,7 @@
                 <w:color w:val="334455"/>
                 <w:sz w:val="19"/>
               </w:rPr>
-              <w:t>\.venv\Scripts\python.exe</w:t>
+              <w:t>\.venv/bin/python.exe</w:t>
             </w:r>
             <w:r>
               <w:rPr/>
@@ -1460,33 +1460,23 @@
             <w:r/>
             <w:r>
               <w:rPr>
-                <w:b/>
-              </w:rPr>
-              <w:t>Windows Terminal</w:t>
-            </w:r>
-          </w:p>
-        </w:tc>
-        <w:tc>
-          <w:tcPr>
-            <w:tcW w:type="dxa" w:w="2880"/>
-          </w:tcPr>
-          <w:p>
-            <w:r/>
-            <w:r>
-              <w:rPr/>
-              <w:t xml:space="preserve">Only for </w:t>
-            </w:r>
-            <w:r>
-              <w:rPr>
                 <w:rFonts w:ascii="Consolas" w:hAnsi="Consolas"/>
                 <w:color w:val="334455"/>
                 <w:sz w:val="19"/>
               </w:rPr>
-              <w:t>start_all_wt.bat</w:t>
-            </w:r>
+              <w:t>uv</w:t>
+            </w:r>
+          </w:p>
+        </w:tc>
+        <w:tc>
+          <w:tcPr>
+            <w:tcW w:type="dxa" w:w="2880"/>
+          </w:tcPr>
+          <w:p>
+            <w:r/>
             <w:r>
               <w:rPr/>
-              <w:t xml:space="preserve"> (the one-window, tabbed launcher).</w:t>
+              <w:t>Installs Python 3.11 alongside the distro's. The lock is resolved against 3.11, and the system Python is externally-managed (PEP 668).</w:t>
             </w:r>
           </w:p>
         </w:tc>
@@ -1498,7 +1488,7 @@
             <w:r/>
             <w:r>
               <w:rPr/>
-              <w:t>Optional</w:t>
+              <w:t>Required</w:t>
             </w:r>
           </w:p>
         </w:tc>
@@ -1534,7 +1524,7 @@
           <w:color w:val="223344"/>
           <w:sz w:val="18"/>
         </w:rPr>
-        <w:t>.\.venv\Scripts\python -m pip install -r requirements.txt</w:t>
+        <w:t>.\.venv/bin/python -m pip install -r requirements.txt</w:t>
       </w:r>
     </w:p>
     <w:p>
@@ -1970,7 +1960,7 @@
             <w:r/>
             <w:r>
               <w:rPr/>
-              <w:t xml:space="preserve">Client for the Memurai backbone. </w:t>
+              <w:t xml:space="preserve">Client for the Redis backbone. </w:t>
             </w:r>
             <w:r>
               <w:rPr>
@@ -2290,31 +2280,19 @@
                 <w:color w:val="334455"/>
                 <w:sz w:val="19"/>
               </w:rPr>
-              <w:t>winotify</w:t>
-            </w:r>
+              <w:t>yfinance</w:t>
+            </w:r>
+          </w:p>
+        </w:tc>
+        <w:tc>
+          <w:tcPr>
+            <w:tcW w:type="dxa" w:w="4320"/>
+          </w:tcPr>
+          <w:p>
+            <w:r/>
             <w:r>
               <w:rPr/>
-              <w:t xml:space="preserve">, </w:t>
-            </w:r>
-            <w:r>
-              <w:rPr>
-                <w:rFonts w:ascii="Consolas" w:hAnsi="Consolas"/>
-                <w:color w:val="334455"/>
-                <w:sz w:val="19"/>
-              </w:rPr>
-              <w:t>yfinance</w:t>
-            </w:r>
-          </w:p>
-        </w:tc>
-        <w:tc>
-          <w:tcPr>
-            <w:tcW w:type="dxa" w:w="4320"/>
-          </w:tcPr>
-          <w:p>
-            <w:r/>
-            <w:r>
-              <w:rPr/>
-              <w:t>Charts/imaging, Windows toasts, optional fallback data.</w:t>
+              <w:t>Charts/imaging, optional fallback data. Notifications are Telegram / Discord / SMS-over-SMTP / X — all HTTP or SMTP, no OS hooks.</w:t>
             </w:r>
           </w:p>
         </w:tc>
@@ -2378,7 +2356,7 @@
       </w:pPr>
       <w:r>
         <w:rPr/>
-        <w:t>Memurai (the Redis backbone)</w:t>
+        <w:t>Redis (the bus backbone)</w:t>
       </w:r>
     </w:p>
     <w:tbl>
@@ -2471,7 +2449,7 @@
               <w:rPr>
                 <w:b/>
               </w:rPr>
-              <w:t xml:space="preserve">Memurai running on </w:t>
+              <w:t xml:space="preserve">Redis running on </w:t>
             </w:r>
             <w:r>
               <w:rPr>
@@ -2490,30 +2468,16 @@
           <w:p>
             <w:r/>
             <w:r>
-              <w:rPr/>
-              <w:t xml:space="preserve">Installs as a </w:t>
-            </w:r>
-            <w:r>
-              <w:rPr>
-                <w:b/>
-              </w:rPr>
-              <w:t>native Windows service</w:t>
-            </w:r>
-            <w:r>
-              <w:rPr/>
-              <w:t xml:space="preserve"> (start it from </w:t>
-            </w:r>
-            <w:r>
               <w:rPr>
                 <w:rFonts w:ascii="Consolas" w:hAnsi="Consolas"/>
                 <w:color w:val="334455"/>
                 <w:sz w:val="19"/>
               </w:rPr>
-              <w:t>services.msc</w:t>
+              <w:t>sudo systemctl enable --now redis-server</w:t>
             </w:r>
             <w:r>
               <w:rPr/>
-              <w:t xml:space="preserve">). It is the Tier-3 cache, pub/sub, and command bus — </w:t>
+              <w:t xml:space="preserve">. It is the Tier-3 cache, pub/sub, and command bus — </w:t>
             </w:r>
             <w:r>
               <w:rPr>
@@ -2523,17 +2487,17 @@
             </w:r>
             <w:r>
               <w:rPr/>
-              <w:t xml:space="preserve"> The launchers check it but do </w:t>
+              <w:t xml:space="preserve"> It is a </w:t>
             </w:r>
             <w:r>
               <w:rPr>
                 <w:b/>
               </w:rPr>
-              <w:t>not</w:t>
+              <w:t>system</w:t>
             </w:r>
             <w:r>
               <w:rPr/>
-              <w:t xml:space="preserve"> install or start it for you, and </w:t>
+              <w:t xml:space="preserve"> unit, so a </w:t>
             </w:r>
             <w:r>
               <w:rPr>
@@ -2541,11 +2505,11 @@
                 <w:color w:val="334455"/>
                 <w:sz w:val="19"/>
               </w:rPr>
-              <w:t>stop_all.bat</w:t>
+              <w:t>systemctl --user</w:t>
             </w:r>
             <w:r>
               <w:rPr/>
-              <w:t xml:space="preserve"> deliberately leaves it running.</w:t>
+              <w:t xml:space="preserve"> stop of the stack cannot reach it: it survives a Stop All by construction, not by a filter.</w:t>
             </w:r>
           </w:p>
         </w:tc>
@@ -3735,7 +3699,7 @@
             <w:r/>
             <w:r>
               <w:rPr/>
-              <w:t>Memurai (Redis)</w:t>
+              <w:t>Redis</w:t>
             </w:r>
           </w:p>
         </w:tc>
@@ -4442,7 +4406,7 @@
         <w:rPr>
           <w:b/>
         </w:rPr>
-        <w:t>Memurai → schwab-proxy → the six services → webgui.</w:t>
+        <w:t>Redis → schwab-proxy → the six services → webgui.</w:t>
       </w:r>
       <w:r>
         <w:rPr/>
@@ -4522,7 +4486,7 @@
                 <w:color w:val="334455"/>
                 <w:sz w:val="19"/>
               </w:rPr>
-              <w:t>start_all.bat</w:t>
+              <w:t>systemctl --user start trading-prod.target</w:t>
             </w:r>
           </w:p>
         </w:tc>
@@ -4534,17 +4498,7 @@
             <w:r/>
             <w:r>
               <w:rPr/>
-              <w:t xml:space="preserve">Proxy + 6 services + webgui in </w:t>
-            </w:r>
-            <w:r>
-              <w:rPr>
-                <w:b/>
-              </w:rPr>
-              <w:t>8 separate console windows</w:t>
-            </w:r>
-            <w:r>
-              <w:rPr/>
-              <w:t>, then opens the browser.</w:t>
+              <w:t>Proxy + 6 services + webgui. Also starts at boot.</w:t>
             </w:r>
           </w:p>
         </w:tc>
@@ -4563,7 +4517,7 @@
                 <w:color w:val="334455"/>
                 <w:sz w:val="19"/>
               </w:rPr>
-              <w:t>start_all_wt.bat</w:t>
+              <w:t>systemctl --user stop trading-prod.target</w:t>
             </w:r>
           </w:p>
         </w:tc>
@@ -4576,17 +4530,17 @@
             <w:r/>
             <w:r>
               <w:rPr/>
-              <w:t xml:space="preserve">The same 8 processes as </w:t>
+              <w:t xml:space="preserve">Stops all nine. </w:t>
             </w:r>
             <w:r>
               <w:rPr>
                 <w:b/>
               </w:rPr>
-              <w:t>tabs in one Windows Terminal window</w:t>
+              <w:t>Redis survives</w:t>
             </w:r>
             <w:r>
               <w:rPr/>
-              <w:t>.</w:t>
+              <w:t xml:space="preserve"> — it is a system unit this cannot reach.</w:t>
             </w:r>
           </w:p>
         </w:tc>
@@ -4604,31 +4558,51 @@
                 <w:color w:val="334455"/>
                 <w:sz w:val="19"/>
               </w:rPr>
-              <w:t>start_all_wt.bat nowindow</w:t>
-            </w:r>
+              <w:t>systemctl --user restart trading-prod-options_svc</w:t>
+            </w:r>
+          </w:p>
+        </w:tc>
+        <w:tc>
+          <w:tcPr>
+            <w:tcW w:type="dxa" w:w="4320"/>
+          </w:tcPr>
+          <w:p>
+            <w:r/>
             <w:r>
               <w:rPr/>
-              <w:t xml:space="preserve"> / </w:t>
-            </w:r>
+              <w:t>One component. This is exactly what the Status page's Restart button runs.</w:t>
+            </w:r>
+          </w:p>
+        </w:tc>
+      </w:tr>
+      <w:tr>
+        <w:tc>
+          <w:tcPr>
+            <w:tcW w:type="dxa" w:w="4320"/>
+            <w:shd w:val="clear" w:color="auto" w:fill="F4F6FA"/>
+          </w:tcPr>
+          <w:p>
+            <w:r/>
             <w:r>
               <w:rPr>
                 <w:rFonts w:ascii="Consolas" w:hAnsi="Consolas"/>
                 <w:color w:val="334455"/>
                 <w:sz w:val="19"/>
               </w:rPr>
-              <w:t>start_all_hidden.bat</w:t>
+              <w:t>journalctl --user -u trading-prod-webgui -f</w:t>
             </w:r>
           </w:p>
         </w:tc>
         <w:tc>
           <w:tcPr>
             <w:tcW w:type="dxa" w:w="4320"/>
+            <w:shd w:val="clear" w:color="auto" w:fill="F4F6FA"/>
           </w:tcPr>
           <w:p>
             <w:r/>
             <w:r>
               <w:rPr/>
-              <w:t>Windowless (</w:t>
+              <w:t xml:space="preserve">Logs. Replaces the </w:t>
             </w:r>
             <w:r>
               <w:rPr>
@@ -4636,61 +4610,41 @@
                 <w:color w:val="334455"/>
                 <w:sz w:val="19"/>
               </w:rPr>
-              <w:t>pythonw</w:t>
+              <w:t>logs/*.out.log</w:t>
             </w:r>
             <w:r>
               <w:rPr/>
-              <w:t xml:space="preserve">), logging to </w:t>
-            </w:r>
+              <w:t xml:space="preserve"> redirection.</w:t>
+            </w:r>
+          </w:p>
+        </w:tc>
+      </w:tr>
+      <w:tr>
+        <w:tc>
+          <w:tcPr>
+            <w:tcW w:type="dxa" w:w="4320"/>
+          </w:tcPr>
+          <w:p>
+            <w:r/>
             <w:r>
               <w:rPr>
                 <w:rFonts w:ascii="Consolas" w:hAnsi="Consolas"/>
                 <w:color w:val="334455"/>
                 <w:sz w:val="19"/>
               </w:rPr>
-              <w:t>logs\</w:t>
-            </w:r>
+              <w:t>.venv/bin/python -m deploy.systemd.generate_units --install</w:t>
+            </w:r>
+          </w:p>
+        </w:tc>
+        <w:tc>
+          <w:tcPr>
+            <w:tcW w:type="dxa" w:w="4320"/>
+          </w:tcPr>
+          <w:p>
+            <w:r/>
             <w:r>
               <w:rPr/>
-              <w:t>.</w:t>
-            </w:r>
-          </w:p>
-        </w:tc>
-      </w:tr>
-      <w:tr>
-        <w:tc>
-          <w:tcPr>
-            <w:tcW w:type="dxa" w:w="4320"/>
-            <w:shd w:val="clear" w:color="auto" w:fill="F4F6FA"/>
-          </w:tcPr>
-          <w:p>
-            <w:r/>
-            <w:r>
-              <w:rPr>
-                <w:rFonts w:ascii="Consolas" w:hAnsi="Consolas"/>
-                <w:color w:val="334455"/>
-                <w:sz w:val="19"/>
-              </w:rPr>
-              <w:t>stop_all.bat</w:t>
-            </w:r>
-          </w:p>
-        </w:tc>
-        <w:tc>
-          <w:tcPr>
-            <w:tcW w:type="dxa" w:w="4320"/>
-            <w:shd w:val="clear" w:color="auto" w:fill="F4F6FA"/>
-          </w:tcPr>
-          <w:p>
-            <w:r/>
-            <w:r>
-              <w:rPr/>
-              <w:t xml:space="preserve">Stops the proxy, services, and webgui by port. </w:t>
-            </w:r>
-            <w:r>
-              <w:rPr>
-                <w:b/>
-              </w:rPr>
-              <w:t>Leaves Memurai running.</w:t>
+              <w:t>Regenerate the units after a port, path or identity change.</w:t>
             </w:r>
           </w:p>
         </w:tc>
@@ -4793,7 +4747,7 @@
         <w:t>http://127.0.0.1:8500/status</w:t>
       </w:r>
       <w:r>
-        <w:t xml:space="preserve"> — the System Status page probes Memurai,</w:t>
+        <w:t xml:space="preserve"> — the System Status page probes Redis,</w:t>
         <w:br/>
         <w:t xml:space="preserve">   the proxy, Schwab authorization, all six services, and the webgui, plus a</w:t>
         <w:br/>
@@ -4885,7 +4839,7 @@
           <w:color w:val="223344"/>
           <w:sz w:val="18"/>
         </w:rPr>
-        <w:t>.venv\Scripts\python -m pytest services\options_svc</w:t>
+        <w:t>.venv/bin/python -m pytest services\options_svc</w:t>
       </w:r>
       <w:r>
         <w:br/>
@@ -4896,7 +4850,7 @@
           <w:color w:val="223344"/>
           <w:sz w:val="18"/>
         </w:rPr>
-        <w:t>cd webgui ; ..\.venv\Scripts\python -m pytest -q</w:t>
+        <w:t>cd webgui ; ..\.venv/bin/python -m pytest -q</w:t>
       </w:r>
     </w:p>
     <w:p>
@@ -5013,7 +4967,7 @@
         <w:rPr/>
         <w:t>The stack is split into three physically separate tiers communicating over a local</w:t>
         <w:br/>
-        <w:t>Redis (Memurai) backbone. No two Tier-2 services talk to each other directly.</w:t>
+        <w:t>Redis (Redis) backbone. No two Tier-2 services talk to each other directly.</w:t>
       </w:r>
     </w:p>
     <w:p>
@@ -5061,7 +5015,7 @@
           <w:color w:val="223344"/>
           <w:sz w:val="18"/>
         </w:rPr>
-        <w:t>TIER 3  STORE+COMM  Memurai (:6379): cache:{domain}:{view}, events:{domain}:{view}</w:t>
+        <w:t>TIER 3  STORE+COMM  Redis (:6379): cache:{domain}:{view}, events:{domain}:{view}</w:t>
       </w:r>
       <w:r>
         <w:br/>
@@ -5277,7 +5231,7 @@
             <w:r/>
             <w:r>
               <w:rPr/>
-              <w:t>Memurai (Redis)</w:t>
+              <w:t>Redis</w:t>
             </w:r>
           </w:p>
         </w:tc>

--- a/docs/manuals/technical-reference/technical-reference.docx
+++ b/docs/manuals/technical-reference/technical-reference.docx
@@ -22055,8 +22055,305 @@
           </w:p>
         </w:tc>
       </w:tr>
+      <w:tr>
+        <w:tc>
+          <w:tcPr>
+            <w:tcW w:type="dxa" w:w="2880"/>
+            <w:shd w:val="clear" w:color="auto" w:fill="F4F6FA"/>
+          </w:tcPr>
+          <w:p>
+            <w:r/>
+            <w:r>
+              <w:rPr/>
+              <w:t>Flow: crossover</w:t>
+            </w:r>
+          </w:p>
+        </w:tc>
+        <w:tc>
+          <w:tcPr>
+            <w:tcW w:type="dxa" w:w="2880"/>
+            <w:shd w:val="clear" w:color="auto" w:fill="F4F6FA"/>
+          </w:tcPr>
+          <w:p>
+            <w:r/>
+            <w:r>
+              <w:rPr/>
+              <w:t>band 2% of the larger side, cooldown 30 min, min premium $10k</w:t>
+            </w:r>
+          </w:p>
+        </w:tc>
+        <w:tc>
+          <w:tcPr>
+            <w:tcW w:type="dxa" w:w="2880"/>
+            <w:shd w:val="clear" w:color="auto" w:fill="F4F6FA"/>
+          </w:tcPr>
+          <w:p>
+            <w:r/>
+            <w:r>
+              <w:rPr>
+                <w:rFonts w:ascii="Consolas" w:hAnsi="Consolas"/>
+                <w:color w:val="334455"/>
+                <w:sz w:val="19"/>
+              </w:rPr>
+              <w:t>config/flow_alerts.toml</w:t>
+            </w:r>
+            <w:r>
+              <w:rPr/>
+              <w:t xml:space="preserve"> </w:t>
+            </w:r>
+            <w:r>
+              <w:rPr>
+                <w:rFonts w:ascii="Consolas" w:hAnsi="Consolas"/>
+                <w:color w:val="334455"/>
+                <w:sz w:val="19"/>
+              </w:rPr>
+              <w:t>[crossover]</w:t>
+            </w:r>
+          </w:p>
+        </w:tc>
+      </w:tr>
+      <w:tr>
+        <w:tc>
+          <w:tcPr>
+            <w:tcW w:type="dxa" w:w="2880"/>
+          </w:tcPr>
+          <w:p>
+            <w:r/>
+            <w:r>
+              <w:rPr/>
+              <w:t>Flow: unusual activity (UOA)</w:t>
+            </w:r>
+          </w:p>
+        </w:tc>
+        <w:tc>
+          <w:tcPr>
+            <w:tcW w:type="dxa" w:w="2880"/>
+          </w:tcPr>
+          <w:p>
+            <w:r/>
+            <w:r>
+              <w:rPr/>
+              <w:t xml:space="preserve">volume ≥ 3.0 × OI, vol floor 500, premium floor </w:t>
+            </w:r>
+            <w:r>
+              <w:rPr>
+                <w:b/>
+              </w:rPr>
+              <w:t>$5M</w:t>
+            </w:r>
+            <w:r>
+              <w:rPr/>
+              <w:t>, top 3 per symbol</w:t>
+            </w:r>
+          </w:p>
+        </w:tc>
+        <w:tc>
+          <w:tcPr>
+            <w:tcW w:type="dxa" w:w="2880"/>
+          </w:tcPr>
+          <w:p>
+            <w:r/>
+            <w:r>
+              <w:rPr>
+                <w:rFonts w:ascii="Consolas" w:hAnsi="Consolas"/>
+                <w:color w:val="334455"/>
+                <w:sz w:val="19"/>
+              </w:rPr>
+              <w:t>[uoa]</w:t>
+            </w:r>
+          </w:p>
+        </w:tc>
+      </w:tr>
+      <w:tr>
+        <w:tc>
+          <w:tcPr>
+            <w:tcW w:type="dxa" w:w="2880"/>
+            <w:shd w:val="clear" w:color="auto" w:fill="F4F6FA"/>
+          </w:tcPr>
+          <w:p>
+            <w:r/>
+            <w:r>
+              <w:rPr/>
+              <w:t>Flow: gamma flip</w:t>
+            </w:r>
+          </w:p>
+        </w:tc>
+        <w:tc>
+          <w:tcPr>
+            <w:tcW w:type="dxa" w:w="2880"/>
+            <w:shd w:val="clear" w:color="auto" w:fill="F4F6FA"/>
+          </w:tcPr>
+          <w:p>
+            <w:r/>
+            <w:r>
+              <w:rPr/>
+              <w:t xml:space="preserve">0.15% hysteresis band, cooldown 60 min, watching </w:t>
+            </w:r>
+            <w:r>
+              <w:rPr>
+                <w:rFonts w:ascii="Consolas" w:hAnsi="Consolas"/>
+                <w:color w:val="334455"/>
+                <w:sz w:val="19"/>
+              </w:rPr>
+              <w:t>$SPX SPY QQQ IWM</w:t>
+            </w:r>
+          </w:p>
+        </w:tc>
+        <w:tc>
+          <w:tcPr>
+            <w:tcW w:type="dxa" w:w="2880"/>
+            <w:shd w:val="clear" w:color="auto" w:fill="F4F6FA"/>
+          </w:tcPr>
+          <w:p>
+            <w:r/>
+            <w:r>
+              <w:rPr>
+                <w:rFonts w:ascii="Consolas" w:hAnsi="Consolas"/>
+                <w:color w:val="334455"/>
+                <w:sz w:val="19"/>
+              </w:rPr>
+              <w:t>[gamma_flip]</w:t>
+            </w:r>
+          </w:p>
+        </w:tc>
+      </w:tr>
+      <w:tr>
+        <w:tc>
+          <w:tcPr>
+            <w:tcW w:type="dxa" w:w="2880"/>
+          </w:tcPr>
+          <w:p>
+            <w:r/>
+            <w:r>
+              <w:rPr/>
+              <w:t>Flow: big delta</w:t>
+            </w:r>
+          </w:p>
+        </w:tc>
+        <w:tc>
+          <w:tcPr>
+            <w:tcW w:type="dxa" w:w="2880"/>
+          </w:tcPr>
+          <w:p>
+            <w:r/>
+            <w:r>
+              <w:rPr/>
+              <w:t xml:space="preserve">fires at </w:t>
+            </w:r>
+            <w:r>
+              <w:rPr>
+                <w:b/>
+              </w:rPr>
+              <w:t>25%</w:t>
+            </w:r>
+            <w:r>
+              <w:rPr/>
+              <w:t xml:space="preserve"> of the symbol's own gross delta-notional AND ≥ $10M; phone push at the higher </w:t>
+            </w:r>
+            <w:r>
+              <w:rPr>
+                <w:b/>
+              </w:rPr>
+              <w:t>35%</w:t>
+            </w:r>
+            <w:r>
+              <w:rPr/>
+              <w:t>; delta band 0.05–0.85</w:t>
+            </w:r>
+          </w:p>
+        </w:tc>
+        <w:tc>
+          <w:tcPr>
+            <w:tcW w:type="dxa" w:w="2880"/>
+          </w:tcPr>
+          <w:p>
+            <w:r/>
+            <w:r>
+              <w:rPr>
+                <w:rFonts w:ascii="Consolas" w:hAnsi="Consolas"/>
+                <w:color w:val="334455"/>
+                <w:sz w:val="19"/>
+              </w:rPr>
+              <w:t>[big_delta]</w:t>
+            </w:r>
+          </w:p>
+        </w:tc>
+      </w:tr>
     </w:tbl>
     <w:p/>
+    <w:p>
+      <w:pPr>
+        <w:pStyle w:val="IntenseQuote"/>
+      </w:pPr>
+      <w:r>
+        <w:rPr>
+          <w:b/>
+        </w:rPr>
+        <w:t>Four detectors, and the file is the source.</w:t>
+      </w:r>
+      <w:r>
+        <w:rPr/>
+        <w:t xml:space="preserve"> </w:t>
+      </w:r>
+      <w:r>
+        <w:rPr>
+          <w:rFonts w:ascii="Consolas" w:hAnsi="Consolas"/>
+          <w:color w:val="334455"/>
+          <w:sz w:val="19"/>
+        </w:rPr>
+        <w:t>services/options_svc/flow_alerts.py</w:t>
+      </w:r>
+      <w:r>
+        <w:rPr/>
+        <w:br/>
+        <w:t xml:space="preserve">carries defaults, but </w:t>
+      </w:r>
+      <w:r>
+        <w:rPr>
+          <w:rFonts w:ascii="Consolas" w:hAnsi="Consolas"/>
+          <w:color w:val="334455"/>
+          <w:sz w:val="19"/>
+        </w:rPr>
+        <w:t>config/flow_alerts.toml</w:t>
+      </w:r>
+      <w:r>
+        <w:rPr/>
+        <w:t xml:space="preserve"> overrides them and is what runs —</w:t>
+        <w:br/>
+        <w:t>it raises the UOA premium floor from $250k to $5M and the big-delta fire bar from</w:t>
+        <w:br/>
+        <w:t>0.20 to 0.25. Read the TOML, not the module, when you want the live number.</w:t>
+      </w:r>
+    </w:p>
+    <w:p>
+      <w:pPr>
+        <w:pStyle w:val="IntenseQuote"/>
+      </w:pPr>
+      <w:r>
+        <w:rPr>
+          <w:rFonts w:ascii="Consolas" w:hAnsi="Consolas"/>
+          <w:color w:val="334455"/>
+          <w:sz w:val="19"/>
+        </w:rPr>
+        <w:t>big_delta</w:t>
+      </w:r>
+      <w:r>
+        <w:rPr/>
+        <w:t xml:space="preserve"> fires and pushes on </w:t>
+      </w:r>
+      <w:r>
+        <w:rPr>
+          <w:b/>
+        </w:rPr>
+        <w:t>separate</w:t>
+      </w:r>
+      <w:r>
+        <w:rPr/>
+        <w:t xml:space="preserve"> bars on purpose: the Flow screen stays</w:t>
+        <w:br/>
+        <w:t>comprehensive at 25% while the phone only sees the high-conviction 35%.</w:t>
+      </w:r>
+    </w:p>
     <w:p>
       <w:pPr>
         <w:pStyle w:val="Heading2"/>
@@ -22702,17 +22999,17 @@
             </w:r>
             <w:r>
               <w:rPr/>
-              <w:t xml:space="preserve">); checkpoint at 09:28 ET then every 30 min inside the </w:t>
+              <w:t xml:space="preserve">); checkpoints every </w:t>
             </w:r>
             <w:r>
               <w:rPr>
                 <w:b/>
               </w:rPr>
-              <w:t>09:45–15:30 ET</w:t>
-            </w:r>
-            <w:r>
-              <w:rPr/>
-              <w:t xml:space="preserve"> entry window (</w:t>
+              <w:t>30 min</w:t>
+            </w:r>
+            <w:r>
+              <w:rPr/>
+              <w:t xml:space="preserve"> (</w:t>
             </w:r>
             <w:r>
               <w:rPr>
@@ -22720,11 +23017,45 @@
                 <w:color w:val="334455"/>
                 <w:sz w:val="19"/>
               </w:rPr>
+              <w:t>CHECKPOINT_MIN</w:t>
+            </w:r>
+            <w:r>
+              <w:rPr/>
+              <w:t xml:space="preserve">, from </w:t>
+            </w:r>
+            <w:r>
+              <w:rPr>
+                <w:rFonts w:ascii="Consolas" w:hAnsi="Consolas"/>
+                <w:color w:val="334455"/>
+                <w:sz w:val="19"/>
+              </w:rPr>
+              <w:t>config/driver.toml</w:t>
+            </w:r>
+            <w:r>
+              <w:rPr/>
+              <w:t xml:space="preserve">) inside the </w:t>
+            </w:r>
+            <w:r>
+              <w:rPr>
+                <w:b/>
+              </w:rPr>
+              <w:t>09:45–15:30 ET</w:t>
+            </w:r>
+            <w:r>
+              <w:rPr/>
+              <w:t xml:space="preserve"> entry window (</w:t>
+            </w:r>
+            <w:r>
+              <w:rPr>
+                <w:rFonts w:ascii="Consolas" w:hAnsi="Consolas"/>
+                <w:color w:val="334455"/>
+                <w:sz w:val="19"/>
+              </w:rPr>
               <w:t>checkpoint_due</w:t>
             </w:r>
             <w:r>
               <w:rPr/>
-              <w:t>).</w:t>
+              <w:t>) — the open-bell slot is deliberately skipped, so the first fire-able slot is 09:45 and the last entry decision is the 15:00 slot.</w:t>
             </w:r>
           </w:p>
         </w:tc>

--- a/docs/manuals/technical-reference/technical-reference.docx
+++ b/docs/manuals/technical-reference/technical-reference.docx
@@ -4042,6 +4042,47 @@
           </w:p>
         </w:tc>
       </w:tr>
+      <w:tr>
+        <w:tc>
+          <w:tcPr>
+            <w:tcW w:type="dxa" w:w="2880"/>
+            <w:shd w:val="clear" w:color="auto" w:fill="F4F6FA"/>
+          </w:tcPr>
+          <w:p>
+            <w:r/>
+            <w:r>
+              <w:rPr/>
+              <w:t>8501</w:t>
+            </w:r>
+          </w:p>
+        </w:tc>
+        <w:tc>
+          <w:tcPr>
+            <w:tcW w:type="dxa" w:w="2880"/>
+            <w:shd w:val="clear" w:color="auto" w:fill="F4F6FA"/>
+          </w:tcPr>
+          <w:p>
+            <w:r/>
+            <w:r>
+              <w:rPr/>
+              <w:t>webgui_live — the PUBLIC read-only screens, a second NiceGUI process</w:t>
+            </w:r>
+          </w:p>
+        </w:tc>
+        <w:tc>
+          <w:tcPr>
+            <w:tcW w:type="dxa" w:w="2880"/>
+            <w:shd w:val="clear" w:color="auto" w:fill="F4F6FA"/>
+          </w:tcPr>
+          <w:p>
+            <w:r/>
+            <w:r>
+              <w:rPr/>
+              <w:t>Required</w:t>
+            </w:r>
+          </w:p>
+        </w:tc>
+      </w:tr>
     </w:tbl>
     <w:p/>
     <w:p>
@@ -4412,6 +4453,21 @@
         <w:rPr/>
         <w:br/>
         <w:t>Services wait on the proxy because every one of them resolves market data through it.</w:t>
+        <w:br/>
+      </w:r>
+      <w:r>
+        <w:rPr>
+          <w:rFonts w:ascii="Consolas" w:hAnsi="Consolas"/>
+          <w:color w:val="334455"/>
+          <w:sz w:val="19"/>
+        </w:rPr>
+        <w:t>webgui_live</w:t>
+      </w:r>
+      <w:r>
+        <w:rPr/>
+        <w:t xml:space="preserve"> sits outside that chain: it reads Redis and nothing else — no proxy</w:t>
+        <w:br/>
+        <w:t>call, no Schwab call, no service call — so it is ordered after nothing in the target.</w:t>
       </w:r>
     </w:p>
     <w:tbl>
@@ -4498,7 +4554,7 @@
             <w:r/>
             <w:r>
               <w:rPr/>
-              <w:t>Proxy + 6 services + webgui. Also starts at boot.</w:t>
+              <w:t>Proxy + 6 services + webgui + webgui_live. Also starts at boot.</w:t>
             </w:r>
           </w:p>
         </w:tc>
@@ -4530,7 +4586,7 @@
             <w:r/>
             <w:r>
               <w:rPr/>
-              <w:t xml:space="preserve">Stops all nine. </w:t>
+              <w:t xml:space="preserve">Stops all ten, the public live screens included. </w:t>
             </w:r>
             <w:r>
               <w:rPr>
@@ -4657,7 +4713,7 @@
       </w:pPr>
       <w:r>
         <w:rPr/>
-        <w:t xml:space="preserve">The eight processes must stay </w:t>
+        <w:t xml:space="preserve">The nine processes must stay </w:t>
       </w:r>
       <w:r>
         <w:rPr>
@@ -4749,9 +4805,9 @@
       <w:r>
         <w:t xml:space="preserve"> — the System Status page probes Redis,</w:t>
         <w:br/>
-        <w:t xml:space="preserve">   the proxy, Schwab authorization, all six services, and the webgui, plus a</w:t>
-        <w:br/>
-        <w:t xml:space="preserve">   data-freshness table.</w:t>
+        <w:t xml:space="preserve">   the proxy, Schwab authorization, all six services, the webgui and the public</w:t>
+        <w:br/>
+        <w:t xml:space="preserve">   live screens, plus a data-freshness table.</w:t>
       </w:r>
     </w:p>
     <w:p>
@@ -4994,6 +5050,39 @@
           <w:sz w:val="18"/>
         </w:rPr>
         <w:t xml:space="preserve">                    subscribes to events, enqueues commands. No engine imports.</w:t>
+      </w:r>
+      <w:r>
+        <w:br/>
+      </w:r>
+      <w:r>
+        <w:rPr>
+          <w:rFonts w:ascii="Consolas" w:hAnsi="Consolas"/>
+          <w:color w:val="223344"/>
+          <w:sz w:val="18"/>
+        </w:rPr>
+        <w:t xml:space="preserve">                    webgui/live_main.py (:8501) is a SECOND Tier-1 process: the</w:t>
+      </w:r>
+      <w:r>
+        <w:br/>
+      </w:r>
+      <w:r>
+        <w:rPr>
+          <w:rFonts w:ascii="Consolas" w:hAnsi="Consolas"/>
+          <w:color w:val="223344"/>
+          <w:sz w:val="18"/>
+        </w:rPr>
+        <w:t xml:space="preserve">                    same page modules, published read-only and unauthenticated.</w:t>
+      </w:r>
+      <w:r>
+        <w:br/>
+      </w:r>
+      <w:r>
+        <w:rPr>
+          <w:rFonts w:ascii="Consolas" w:hAnsi="Consolas"/>
+          <w:color w:val="223344"/>
+          <w:sz w:val="18"/>
+        </w:rPr>
+        <w:t xml:space="preserve">                    It reads and subscribes; it enqueues nothing.</w:t>
       </w:r>
       <w:r>
         <w:br/>
@@ -5533,6 +5622,47 @@
             <w:r>
               <w:rPr/>
               <w:t>The web UI.</w:t>
+            </w:r>
+          </w:p>
+        </w:tc>
+      </w:tr>
+      <w:tr>
+        <w:tc>
+          <w:tcPr>
+            <w:tcW w:type="dxa" w:w="2880"/>
+            <w:shd w:val="clear" w:color="auto" w:fill="F4F6FA"/>
+          </w:tcPr>
+          <w:p>
+            <w:r/>
+            <w:r>
+              <w:rPr/>
+              <w:t>webgui_live</w:t>
+            </w:r>
+          </w:p>
+        </w:tc>
+        <w:tc>
+          <w:tcPr>
+            <w:tcW w:type="dxa" w:w="2880"/>
+            <w:shd w:val="clear" w:color="auto" w:fill="F4F6FA"/>
+          </w:tcPr>
+          <w:p>
+            <w:r/>
+            <w:r>
+              <w:rPr/>
+              <w:t>8501</w:t>
+            </w:r>
+          </w:p>
+        </w:tc>
+        <w:tc>
+          <w:tcPr>
+            <w:tcW w:type="dxa" w:w="2880"/>
+            <w:shd w:val="clear" w:color="auto" w:fill="F4F6FA"/>
+          </w:tcPr>
+          <w:p>
+            <w:r/>
+            <w:r>
+              <w:rPr/>
+              <w:t>The fourteen public read-only screens, on their own origin.</w:t>
             </w:r>
           </w:p>
         </w:tc>

--- a/docs/manuals/technical-reference/technical-reference.docx
+++ b/docs/manuals/technical-reference/technical-reference.docx
@@ -32,7 +32,7 @@
           <w:color w:val="5B6678"/>
           <w:sz w:val="18"/>
         </w:rPr>
-        <w:t>NeuralStrike · Generated 2026-09-07</w:t>
+        <w:t>NeuralStrike · Generated 2026-09-09</w:t>
       </w:r>
     </w:p>
     <w:p/>
@@ -4700,7 +4700,29 @@
             <w:r/>
             <w:r>
               <w:rPr/>
-              <w:t>Regenerate the units after a port, path or identity change.</w:t>
+              <w:t xml:space="preserve">Regenerate the units after a port, path or identity change. Also reloads systemd and </w:t>
+            </w:r>
+            <w:r>
+              <w:rPr>
+                <w:b/>
+              </w:rPr>
+              <w:t>arms every timer it wrote</w:t>
+            </w:r>
+            <w:r>
+              <w:rPr/>
+              <w:t xml:space="preserve"> — a written </w:t>
+            </w:r>
+            <w:r>
+              <w:rPr>
+                <w:rFonts w:ascii="Consolas" w:hAnsi="Consolas"/>
+                <w:color w:val="334455"/>
+                <w:sz w:val="19"/>
+              </w:rPr>
+              <w:t>.timer</w:t>
+            </w:r>
+            <w:r>
+              <w:rPr/>
+              <w:t xml:space="preserve"> that nothing enables never fires. Dev arms nothing, by design.</w:t>
             </w:r>
           </w:p>
         </w:tc>

--- a/docs/manuals/technical-reference/technical-reference.docx
+++ b/docs/manuals/technical-reference/technical-reference.docx
@@ -32,7 +32,7 @@
           <w:color w:val="5B6678"/>
           <w:sz w:val="18"/>
         </w:rPr>
-        <w:t>NeuralStrike · Generated 2026-09-09</w:t>
+        <w:t>NeuralStrike · Generated 2026-09-10</w:t>
       </w:r>
     </w:p>
     <w:p/>
@@ -3256,7 +3256,7 @@
             </w:r>
             <w:r>
               <w:rPr/>
-              <w:t xml:space="preserve"> infographics + the 4×/day auto-briefings, and the market summary ticker.</w:t>
+              <w:t xml:space="preserve"> infographics + the 4×/day auto-briefings, and the market summary (the ticker and the Desk's Market Summary frame — one sentence, one generator).</w:t>
             </w:r>
           </w:p>
         </w:tc>
@@ -23301,27 +23301,27 @@
             </w:r>
             <w:r>
               <w:rPr/>
-              <w:t xml:space="preserve">); Claude summary every </w:t>
+              <w:t xml:space="preserve">); Claude summary is </w:t>
             </w:r>
             <w:r>
               <w:rPr>
                 <w:b/>
               </w:rPr>
-              <w:t>40 min</w:t>
-            </w:r>
-            <w:r>
-              <w:rPr/>
-              <w:t xml:space="preserve"> RTH / </w:t>
+              <w:t>change-driven, not clocked</w:t>
+            </w:r>
+            <w:r>
+              <w:rPr/>
+              <w:t xml:space="preserve"> (2026-09-10) — each poll builds a fingerprint of the six readings at display resolution and writes a new sentence only when that fingerprint has moved, at least </w:t>
             </w:r>
             <w:r>
               <w:rPr>
                 <w:b/>
               </w:rPr>
-              <w:t>60 min</w:t>
-            </w:r>
-            <w:r>
-              <w:rPr/>
-              <w:t xml:space="preserve"> off-hours (</w:t>
+              <w:t>10 min</w:t>
+            </w:r>
+            <w:r>
+              <w:rPr/>
+              <w:t xml:space="preserve"> have passed since the last attempt (</w:t>
             </w:r>
             <w:r>
               <w:rPr>
@@ -23329,11 +23329,21 @@
                 <w:color w:val="334455"/>
                 <w:sz w:val="19"/>
               </w:rPr>
-              <w:t>SUMMARY_RTH_SEC</w:t>
-            </w:r>
-            <w:r>
-              <w:rPr/>
-              <w:t xml:space="preserve">, </w:t>
+              <w:t>SUMMARY_MIN_GAP_SEC</w:t>
+            </w:r>
+            <w:r>
+              <w:rPr/>
+              <w:t xml:space="preserve">), and fewer than </w:t>
+            </w:r>
+            <w:r>
+              <w:rPr>
+                <w:b/>
+              </w:rPr>
+              <w:t>30</w:t>
+            </w:r>
+            <w:r>
+              <w:rPr/>
+              <w:t xml:space="preserve"> attempts have been made that CT day (</w:t>
             </w:r>
             <w:r>
               <w:rPr>
@@ -23341,11 +23351,11 @@
                 <w:color w:val="334455"/>
                 <w:sz w:val="19"/>
               </w:rPr>
-              <w:t>SUMMARY_OFFHOURS_SEC</w:t>
-            </w:r>
-            <w:r>
-              <w:rPr/>
-              <w:t>).</w:t>
+              <w:t>SUMMARY_DAILY_CAP</w:t>
+            </w:r>
+            <w:r>
+              <w:rPr/>
+              <w:t>); a failed attempt still counts toward both and is retried once the gap has passed; nothing moves overnight or at weekends, so nothing is called.</w:t>
             </w:r>
           </w:p>
         </w:tc>

--- a/docs/manuals/technical-reference/technical-reference.docx
+++ b/docs/manuals/technical-reference/technical-reference.docx
@@ -32,7 +32,7 @@
           <w:color w:val="5B6678"/>
           <w:sz w:val="18"/>
         </w:rPr>
-        <w:t>NeuralStrike · Generated 2026-09-10</w:t>
+        <w:t>NeuralStrike · Generated 2026-09-11</w:t>
       </w:r>
     </w:p>
     <w:p/>
@@ -18659,6 +18659,267 @@
         <w:t xml:space="preserve"> with the</w:t>
         <w:br/>
         <w:t>legacy single-contract positional arguments.</w:t>
+      </w:r>
+    </w:p>
+    <w:p>
+      <w:r>
+        <w:rPr>
+          <w:b/>
+        </w:rPr>
+        <w:t>Units (2026-09-11).</w:t>
+      </w:r>
+      <w:r>
+        <w:rPr/>
+        <w:t xml:space="preserve"> Every Simulator figure is in </w:t>
+      </w:r>
+      <w:r>
+        <w:rPr>
+          <w:b/>
+        </w:rPr>
+        <w:t>position</w:t>
+      </w:r>
+      <w:r>
+        <w:rPr/>
+        <w:t xml:space="preserve"> units — the engine's</w:t>
+        <w:br/>
+        <w:t>per-share value and Greeks times the contract multiplier (100) and the leg quantity.</w:t>
+        <w:br/>
+        <w:t>The What-if rows always were; the IV-shock rows and the Replay Greeks were per share</w:t>
+        <w:br/>
+        <w:t>until 2026-09-11, so the same spread read in thousands on one tab and tens on the next.</w:t>
+        <w:br/>
+        <w:t xml:space="preserve">Both payloads now carry </w:t>
+      </w:r>
+      <w:r>
+        <w:rPr>
+          <w:rFonts w:ascii="Consolas" w:hAnsi="Consolas"/>
+          <w:color w:val="334455"/>
+          <w:sz w:val="19"/>
+        </w:rPr>
+        <w:t>units: "position"</w:t>
+      </w:r>
+      <w:r>
+        <w:rPr/>
+        <w:t>, and the page scales a payload without the</w:t>
+        <w:br/>
+        <w:t>marker (a pre-upgrade cache) itself. Theta is dollars per day and vega dollars per</w:t>
+        <w:br/>
+        <w:t xml:space="preserve">volatility point, because </w:t>
+      </w:r>
+      <w:r>
+        <w:rPr>
+          <w:rFonts w:ascii="Consolas" w:hAnsi="Consolas"/>
+          <w:color w:val="334455"/>
+          <w:sz w:val="19"/>
+        </w:rPr>
+        <w:t>bs_theta</w:t>
+      </w:r>
+      <w:r>
+        <w:rPr/>
+        <w:t xml:space="preserve"> is per day and </w:t>
+      </w:r>
+      <w:r>
+        <w:rPr>
+          <w:rFonts w:ascii="Consolas" w:hAnsi="Consolas"/>
+          <w:color w:val="334455"/>
+          <w:sz w:val="19"/>
+        </w:rPr>
+        <w:t>bs_vega</w:t>
+      </w:r>
+      <w:r>
+        <w:rPr/>
+        <w:t xml:space="preserve"> per 1 vol point.</w:t>
+      </w:r>
+    </w:p>
+    <w:p>
+      <w:r>
+        <w:rPr>
+          <w:b/>
+        </w:rPr>
+        <w:t>Replay P/L.</w:t>
+      </w:r>
+      <w:r>
+        <w:rPr/>
+        <w:t xml:space="preserve"> </w:t>
+      </w:r>
+      <w:r>
+        <w:rPr>
+          <w:rFonts w:ascii="Consolas" w:hAnsi="Consolas"/>
+          <w:color w:val="334455"/>
+          <w:sz w:val="19"/>
+        </w:rPr>
+        <w:t>sim_replay</w:t>
+      </w:r>
+      <w:r>
+        <w:rPr/>
+        <w:t xml:space="preserve"> also returns </w:t>
+      </w:r>
+      <w:r>
+        <w:rPr>
+          <w:rFonts w:ascii="Consolas" w:hAnsi="Consolas"/>
+          <w:color w:val="334455"/>
+          <w:sz w:val="19"/>
+        </w:rPr>
+        <w:t>value</w:t>
+      </w:r>
+      <w:r>
+        <w:rPr/>
+        <w:t xml:space="preserve"> (the position's dollars per bar) and</w:t>
+        <w:br/>
+      </w:r>
+      <w:r>
+        <w:rPr>
+          <w:rFonts w:ascii="Consolas" w:hAnsi="Consolas"/>
+          <w:color w:val="334455"/>
+          <w:sz w:val="19"/>
+        </w:rPr>
+        <w:t>pnl</w:t>
+      </w:r>
+      <w:r>
+        <w:rPr/>
+        <w:t xml:space="preserve"> (</w:t>
+      </w:r>
+      <w:r>
+        <w:rPr>
+          <w:rFonts w:ascii="Consolas" w:hAnsi="Consolas"/>
+          <w:color w:val="334455"/>
+          <w:sz w:val="19"/>
+        </w:rPr>
+        <w:t>value − value[0]</w:t>
+      </w:r>
+      <w:r>
+        <w:rPr/>
+        <w:t>, i.e. as if opened at the start of the window).</w:t>
+      </w:r>
+    </w:p>
+    <w:p>
+      <w:r>
+        <w:rPr>
+          <w:b/>
+        </w:rPr>
+        <w:t>The page's readouts</w:t>
+      </w:r>
+      <w:r>
+        <w:rPr/>
+        <w:t xml:space="preserve"> are pure functions in </w:t>
+      </w:r>
+      <w:r>
+        <w:rPr>
+          <w:rFonts w:ascii="Consolas" w:hAnsi="Consolas"/>
+          <w:color w:val="334455"/>
+          <w:sz w:val="19"/>
+        </w:rPr>
+        <w:t>webgui/pages/options/sim_view.py</w:t>
+      </w:r>
+      <w:r>
+        <w:rPr/>
+        <w:t>. The</w:t>
+        <w:br/>
+        <w:t>position tiles' max profit, max loss and breakevens solve the expiration payoff</w:t>
+        <w:br/>
+        <w:t xml:space="preserve">exactly — it is piecewise linear with corners only at the strikes, so </w:t>
+      </w:r>
+      <w:r>
+        <w:rPr>
+          <w:rFonts w:ascii="Consolas" w:hAnsi="Consolas"/>
+          <w:color w:val="334455"/>
+          <w:sz w:val="19"/>
+        </w:rPr>
+        <w:t>{0} ∪ strikes</w:t>
+      </w:r>
+      <w:r>
+        <w:rPr/>
+        <w:br/>
+        <w:t>plus the slope past the last strike (the net call quantity × 100) decides every figure,</w:t>
+        <w:br/>
+        <w:t xml:space="preserve">the method of the Calculator's </w:t>
+      </w:r>
+      <w:r>
+        <w:rPr>
+          <w:rFonts w:ascii="Consolas" w:hAnsi="Consolas"/>
+          <w:color w:val="334455"/>
+          <w:sz w:val="19"/>
+        </w:rPr>
+        <w:t>max_loss_estimate</w:t>
+      </w:r>
+      <w:r>
+        <w:rPr/>
+        <w:t xml:space="preserve">. The entry is </w:t>
+      </w:r>
+      <w:r>
+        <w:rPr>
+          <w:rFonts w:ascii="Consolas" w:hAnsi="Consolas"/>
+          <w:color w:val="334455"/>
+          <w:sz w:val="19"/>
+        </w:rPr>
+        <w:t>−whatif_baseline</w:t>
+      </w:r>
+      <w:r>
+        <w:rPr/>
+        <w:t>,</w:t>
+        <w:br/>
+        <w:t xml:space="preserve">the model value at today's spot and time. </w:t>
+      </w:r>
+      <w:r>
+        <w:rPr>
+          <w:rFonts w:ascii="Consolas" w:hAnsi="Consolas"/>
+          <w:color w:val="334455"/>
+          <w:sz w:val="19"/>
+        </w:rPr>
+        <w:t>sim_run</w:t>
+      </w:r>
+      <w:r>
+        <w:rPr/>
+        <w:t xml:space="preserve"> echoes the </w:t>
+      </w:r>
+      <w:r>
+        <w:rPr>
+          <w:rFonts w:ascii="Consolas" w:hAnsi="Consolas"/>
+          <w:color w:val="334455"/>
+          <w:sz w:val="19"/>
+        </w:rPr>
+        <w:t>symbol</w:t>
+      </w:r>
+      <w:r>
+        <w:rPr/>
+        <w:t xml:space="preserve">, </w:t>
+      </w:r>
+      <w:r>
+        <w:rPr>
+          <w:rFonts w:ascii="Consolas" w:hAnsi="Consolas"/>
+          <w:color w:val="334455"/>
+          <w:sz w:val="19"/>
+        </w:rPr>
+        <w:t>legs</w:t>
+      </w:r>
+      <w:r>
+        <w:rPr/>
+        <w:t xml:space="preserve">, </w:t>
+      </w:r>
+      <w:r>
+        <w:rPr>
+          <w:rFonts w:ascii="Consolas" w:hAnsi="Consolas"/>
+          <w:color w:val="334455"/>
+          <w:sz w:val="19"/>
+        </w:rPr>
+        <w:t>dt</w:t>
+      </w:r>
+      <w:r>
+        <w:rPr/>
+        <w:br/>
+        <w:t xml:space="preserve">and </w:t>
+      </w:r>
+      <w:r>
+        <w:rPr>
+          <w:rFonts w:ascii="Consolas" w:hAnsi="Consolas"/>
+          <w:color w:val="334455"/>
+          <w:sz w:val="19"/>
+        </w:rPr>
+        <w:t>mult</w:t>
+      </w:r>
+      <w:r>
+        <w:rPr/>
+        <w:t xml:space="preserve"> it priced so the page never pairs new legs with the previous legs' price.</w:t>
       </w:r>
     </w:p>
     <w:p>

--- a/docs/manuals/technical-reference/technical-reference.docx
+++ b/docs/manuals/technical-reference/technical-reference.docx
@@ -18592,6 +18592,293 @@
         <w:t>) wraps this and compresses overnight/weekend gaps</w:t>
         <w:br/>
         <w:t xml:space="preserve">  onto a consecutive integer x-axis for the six-panel chart.</w:t>
+      </w:r>
+    </w:p>
+    <w:p>
+      <w:r>
+        <w:rPr>
+          <w:b/>
+        </w:rPr>
+        <w:t>Replay time basis (fixed 2026-09-11).</w:t>
+      </w:r>
+      <w:r>
+        <w:rPr/>
+        <w:t xml:space="preserve"> Each bar is priced with</w:t>
+        <w:br/>
+      </w:r>
+      <w:r>
+        <w:rPr>
+          <w:rFonts w:ascii="Consolas" w:hAnsi="Consolas"/>
+          <w:color w:val="334455"/>
+          <w:sz w:val="19"/>
+        </w:rPr>
+        <w:t>expiry_time_to_years(bar_time, expiry)</w:t>
+      </w:r>
+      <w:r>
+        <w:rPr/>
+        <w:t xml:space="preserve"> — years to the 16:00 ET settlement — and</w:t>
+        <w:br/>
+        <w:t xml:space="preserve">that helper reads a </w:t>
+      </w:r>
+      <w:r>
+        <w:rPr>
+          <w:b/>
+        </w:rPr>
+        <w:t>naive</w:t>
+      </w:r>
+      <w:r>
+        <w:rPr/>
+        <w:t xml:space="preserve"> datetime as Central (</w:t>
+      </w:r>
+      <w:r>
+        <w:rPr>
+          <w:rFonts w:ascii="Consolas" w:hAnsi="Consolas"/>
+          <w:color w:val="334455"/>
+          <w:sz w:val="19"/>
+        </w:rPr>
+        <w:t>NAIVE_WALLCLOCK_TZ</w:t>
+      </w:r>
+      <w:r>
+        <w:rPr/>
+        <w:t>). The proxy</w:t>
+        <w:br/>
+        <w:t xml:space="preserve">client hands over its candle stamps as </w:t>
+      </w:r>
+      <w:r>
+        <w:rPr>
+          <w:b/>
+        </w:rPr>
+        <w:t>naive UTC</w:t>
+      </w:r>
+      <w:r>
+        <w:rPr/>
+        <w:t xml:space="preserve"> (</w:t>
+      </w:r>
+      <w:r>
+        <w:rPr>
+          <w:rFonts w:ascii="Consolas" w:hAnsi="Consolas"/>
+          <w:color w:val="334455"/>
+          <w:sz w:val="19"/>
+        </w:rPr>
+        <w:t>pd.to_datetime(ms,</w:t>
+        <w:br/>
+        <w:t>unit="ms")</w:t>
+      </w:r>
+      <w:r>
+        <w:rPr/>
+        <w:t xml:space="preserve">), so </w:t>
+      </w:r>
+      <w:r>
+        <w:rPr>
+          <w:rFonts w:ascii="Consolas" w:hAnsi="Consolas"/>
+          <w:color w:val="334455"/>
+          <w:sz w:val="19"/>
+        </w:rPr>
+        <w:t>compute._replay_index</w:t>
+      </w:r>
+      <w:r>
+        <w:rPr/>
+        <w:t xml:space="preserve"> converts them first: take a naive stamp as</w:t>
+        <w:br/>
+        <w:t>UTC, convert to Central, drop the zone.</w:t>
+      </w:r>
+    </w:p>
+    <w:tbl>
+      <w:tblPr>
+        <w:tblW w:type="auto" w:w="0"/>
+        <w:jc w:val="left"/>
+        <w:tblLayout w:type="autofit"/>
+        <w:tblLook w:firstColumn="1" w:firstRow="1" w:lastColumn="0" w:lastRow="0" w:noHBand="0" w:noVBand="1" w:val="04A0"/>
+        <w:tblBorders>
+          <w:top w:val="single" w:sz="4" w:space="0" w:color="D8DEE9"/>
+          <w:left w:val="single" w:sz="4" w:space="0" w:color="D8DEE9"/>
+          <w:bottom w:val="single" w:sz="4" w:space="0" w:color="D8DEE9"/>
+          <w:right w:val="single" w:sz="4" w:space="0" w:color="D8DEE9"/>
+          <w:insideH w:val="single" w:sz="4" w:space="0" w:color="D8DEE9"/>
+          <w:insideV w:val="single" w:sz="4" w:space="0" w:color="D8DEE9"/>
+        </w:tblBorders>
+      </w:tblPr>
+      <w:tblGrid>
+        <w:gridCol w:w="2880"/>
+        <w:gridCol w:w="2880"/>
+        <w:gridCol w:w="2880"/>
+      </w:tblGrid>
+      <w:tr>
+        <w:tc>
+          <w:tcPr>
+            <w:tcW w:type="dxa" w:w="2880"/>
+            <w:shd w:val="clear" w:color="auto" w:fill="EAF2FB"/>
+          </w:tcPr>
+          <w:p>
+            <w:r>
+              <w:rPr>
+                <w:b/>
+              </w:rPr>
+            </w:r>
+            <w:r>
+              <w:rPr>
+                <w:b/>
+              </w:rPr>
+              <w:t>bars</w:t>
+            </w:r>
+          </w:p>
+        </w:tc>
+        <w:tc>
+          <w:tcPr>
+            <w:tcW w:type="dxa" w:w="2880"/>
+            <w:shd w:val="clear" w:color="auto" w:fill="EAF2FB"/>
+          </w:tcPr>
+          <w:p>
+            <w:r>
+              <w:rPr>
+                <w:b/>
+              </w:rPr>
+            </w:r>
+            <w:r>
+              <w:rPr>
+                <w:b/>
+              </w:rPr>
+              <w:t>Schwab stamps them</w:t>
+            </w:r>
+          </w:p>
+        </w:tc>
+        <w:tc>
+          <w:tcPr>
+            <w:tcW w:type="dxa" w:w="2880"/>
+            <w:shd w:val="clear" w:color="auto" w:fill="EAF2FB"/>
+          </w:tcPr>
+          <w:p>
+            <w:r>
+              <w:rPr>
+                <w:b/>
+              </w:rPr>
+            </w:r>
+            <w:r>
+              <w:rPr>
+                <w:b/>
+              </w:rPr>
+              <w:t>the Replay index</w:t>
+            </w:r>
+          </w:p>
+        </w:tc>
+      </w:tr>
+      <w:tr>
+        <w:tc>
+          <w:tcPr>
+            <w:tcW w:type="dxa" w:w="2880"/>
+          </w:tcPr>
+          <w:p>
+            <w:r/>
+            <w:r>
+              <w:rPr/>
+              <w:t>intraday</w:t>
+            </w:r>
+          </w:p>
+        </w:tc>
+        <w:tc>
+          <w:tcPr>
+            <w:tcW w:type="dxa" w:w="2880"/>
+          </w:tcPr>
+          <w:p>
+            <w:r/>
+            <w:r>
+              <w:rPr/>
+              <w:t>the bar's own minute, epoch-ms UTC (the 08:30 CT open arrives as 13:30)</w:t>
+            </w:r>
+          </w:p>
+        </w:tc>
+        <w:tc>
+          <w:tcPr>
+            <w:tcW w:type="dxa" w:w="2880"/>
+          </w:tcPr>
+          <w:p>
+            <w:r/>
+            <w:r>
+              <w:rPr/>
+              <w:t>that minute in Central</w:t>
+            </w:r>
+          </w:p>
+        </w:tc>
+      </w:tr>
+      <w:tr>
+        <w:tc>
+          <w:tcPr>
+            <w:tcW w:type="dxa" w:w="2880"/>
+            <w:shd w:val="clear" w:color="auto" w:fill="F4F6FA"/>
+          </w:tcPr>
+          <w:p>
+            <w:r/>
+            <w:r>
+              <w:rPr/>
+              <w:t>daily</w:t>
+            </w:r>
+          </w:p>
+        </w:tc>
+        <w:tc>
+          <w:tcPr>
+            <w:tcW w:type="dxa" w:w="2880"/>
+            <w:shd w:val="clear" w:color="auto" w:fill="F4F6FA"/>
+          </w:tcPr>
+          <w:p>
+            <w:r/>
+            <w:r>
+              <w:rPr/>
+              <w:t xml:space="preserve">midnight </w:t>
+            </w:r>
+            <w:r>
+              <w:rPr>
+                <w:b/>
+              </w:rPr>
+              <w:t>Central</w:t>
+            </w:r>
+            <w:r>
+              <w:rPr/>
+              <w:t xml:space="preserve"> (05:00 UTC in summer, 06:00 in winter), so the date survives the conversion</w:t>
+            </w:r>
+          </w:p>
+        </w:tc>
+        <w:tc>
+          <w:tcPr>
+            <w:tcW w:type="dxa" w:w="2880"/>
+            <w:shd w:val="clear" w:color="auto" w:fill="F4F6FA"/>
+          </w:tcPr>
+          <w:p>
+            <w:r/>
+            <w:r>
+              <w:rPr/>
+              <w:t>the regular close, 15:00 CT (</w:t>
+            </w:r>
+            <w:r>
+              <w:rPr>
+                <w:rFonts w:ascii="Consolas" w:hAnsi="Consolas"/>
+                <w:color w:val="334455"/>
+                <w:sz w:val="19"/>
+              </w:rPr>
+              <w:t>market_calendar.regular_close_on</w:t>
+            </w:r>
+            <w:r>
+              <w:rPr/>
+              <w:t>), never later than now</w:t>
+            </w:r>
+          </w:p>
+        </w:tc>
+      </w:tr>
+    </w:tbl>
+    <w:p/>
+    <w:p>
+      <w:r>
+        <w:rPr/>
+        <w:t>Until 2026-09-11 the stamps went through unconverted, so every intraday bar was</w:t>
+        <w:br/>
+        <w:t>priced five hours late (six in winter): a 0-DTE replay treated the option as</w:t>
+        <w:br/>
+        <w:t>expired from about 10:00 CT on, and the axis labelled the open 13:30. Daily bars</w:t>
+        <w:br/>
+        <w:t>were priced at 05:00 CT, ten hours before their close. A daily bar is stamped at</w:t>
+        <w:br/>
+        <w:t>the close because that is when its price was printed; at midnight it would carry</w:t>
+        <w:br/>
+        <w:t>fifteen hours of time value it never had.</w:t>
       </w:r>
     </w:p>
     <w:p>

--- a/docs/manuals/technical-reference/technical-reference.docx
+++ b/docs/manuals/technical-reference/technical-reference.docx
@@ -6428,12 +6428,40 @@
         <w:rPr>
           <w:b/>
         </w:rPr>
-        <w:t>1–10, contrarian</w:t>
-      </w:r>
-      <w:r>
-        <w:t xml:space="preserve"> (10 = max fear /</w:t>
-        <w:br/>
-        <w:t xml:space="preserve">  opportunity, 1 = max greed / risk). </w:t>
+        <w:t>1–10, where higher means calmer, more</w:t>
+        <w:br/>
+        <w:t xml:space="preserve">  supportive conditions</w:t>
+      </w:r>
+      <w:r>
+        <w:t xml:space="preserve"> (10 = calmest / most risk-on, 1 = most stress). They are</w:t>
+        <w:br/>
+        <w:t xml:space="preserve">  </w:t>
+      </w:r>
+      <w:r>
+        <w:rPr>
+          <w:b/>
+        </w:rPr>
+        <w:t>not</w:t>
+      </w:r>
+      <w:r>
+        <w:t xml:space="preserve"> contrarian: a VIX spike, VIX backwardation, heavy put buying and a weak</w:t>
+        <w:br/>
+        <w:t xml:space="preserve">  tape all score low (pinned by </w:t>
+      </w:r>
+      <w:r>
+        <w:rPr>
+          <w:rFonts w:ascii="Consolas" w:hAnsi="Consolas"/>
+          <w:color w:val="334455"/>
+          <w:sz w:val="19"/>
+        </w:rPr>
+        <w:t>sentiment-dashboard/tests/test_scale_direction.py</w:t>
+      </w:r>
+      <w:r>
+        <w:t>).</w:t>
+        <w:br/>
+        <w:t xml:space="preserve">  This manual called the scale contrarian until 2026-09-11, which was backwards.</w:t>
+        <w:br/>
+        <w:t xml:space="preserve">  </w:t>
       </w:r>
       <w:r>
         <w:rPr>
@@ -7709,7 +7737,7 @@
           <w:color w:val="223344"/>
           <w:sz w:val="18"/>
         </w:rPr>
-        <w:t>score       = interpolate(PC_THRESHOLDS, blended_pcr)        # clamp 1..10</w:t>
+        <w:t>score       = step_lookup(PC_THRESHOLDS, blended_pcr)        # clamp 1..10</w:t>
       </w:r>
       <w:r>
         <w:br/>
@@ -7734,9 +7762,21 @@
       </w:r>
       <w:r>
         <w:rPr/>
-        <w:t xml:space="preserve"> (ratio, score) — interpolated linearly between points; higher P/C</w:t>
-        <w:br/>
-        <w:t>(more fear) scores higher:</w:t>
+        <w:t xml:space="preserve"> (ratio, score) — a step lookup, not an interpolation: the first row</w:t>
+        <w:br/>
+        <w:t>whose ratio the blended P/C meets or exceeds sets the score. Heavier put buying</w:t>
+        <w:br/>
+        <w:t xml:space="preserve">(higher P/C) scores </w:t>
+      </w:r>
+      <w:r>
+        <w:rPr>
+          <w:b/>
+        </w:rPr>
+        <w:t>lower</w:t>
+      </w:r>
+      <w:r>
+        <w:rPr/>
+        <w:t>; call-heavy flow scores higher:</w:t>
       </w:r>
     </w:p>
     <w:p>

--- a/docs/manuals/technical-reference/technical-reference.docx
+++ b/docs/manuals/technical-reference/technical-reference.docx
@@ -23899,7 +23899,7 @@
             </w:r>
             <w:r>
               <w:rPr/>
-              <w:t xml:space="preserve"> (2026-09-10) — each poll builds a fingerprint of the six readings at display resolution and writes a new sentence only when that fingerprint has moved, at least </w:t>
+              <w:t xml:space="preserve"> (2026-09-10) — each poll builds a fingerprint of the six readings at display resolution — the Bull/Bear sector counts compared with a one-sector tolerance — and writes a new sentence only when that fingerprint has moved, at least </w:t>
             </w:r>
             <w:r>
               <w:rPr>
@@ -23943,7 +23943,7 @@
             </w:r>
             <w:r>
               <w:rPr/>
-              <w:t>); a failed attempt still counts toward both and is retried once the gap has passed; nothing moves overnight or at weekends, so nothing is called.</w:t>
+              <w:t>); a failed attempt still counts toward both and is retried once the gap has passed, while a reply the accuracy checks refuse counts too but is never retried on the same readings; nothing moves overnight or at weekends, so nothing is called.</w:t>
             </w:r>
           </w:p>
         </w:tc>

--- a/docs/manuals/technical-reference/technical-reference.docx
+++ b/docs/manuals/technical-reference/technical-reference.docx
@@ -32,7 +32,7 @@
           <w:color w:val="5B6678"/>
           <w:sz w:val="18"/>
         </w:rPr>
-        <w:t>NeuralStrike · Generated 2026-09-11</w:t>
+        <w:t>NeuralStrike · Generated 2026-09-12</w:t>
       </w:r>
     </w:p>
     <w:p/>
@@ -11489,7 +11489,7 @@
             <w:r/>
             <w:r>
               <w:rPr/>
-              <w:t>IV Rank</w:t>
+              <w:t>Vol Rank</w:t>
             </w:r>
           </w:p>
         </w:tc>
@@ -12093,7 +12093,7 @@
         <w:rPr>
           <w:b/>
         </w:rPr>
-        <w:t>IV Rank</w:t>
+        <w:t>Vol Rank</w:t>
       </w:r>
       <w:r>
         <w:rPr/>
@@ -12540,7 +12540,7 @@
         <w:rPr>
           <w:b/>
         </w:rPr>
-        <w:t>IV Rank &amp; percentile</w:t>
+        <w:t>Vol Rank &amp; percentile</w:t>
       </w:r>
       <w:r>
         <w:rPr/>
@@ -12570,7 +12570,87 @@
         <w:rPr/>
         <w:t xml:space="preserve"> distribution (a realized-</w:t>
         <w:br/>
-        <w:t>vol proxy):</w:t>
+        <w:t xml:space="preserve">vol proxy). The screens label it </w:t>
+      </w:r>
+      <w:r>
+        <w:rPr>
+          <w:b/>
+        </w:rPr>
+        <w:t>Vol Rank</w:t>
+      </w:r>
+      <w:r>
+        <w:rPr/>
+        <w:t>, which is what it is; the function and</w:t>
+        <w:br/>
+        <w:t xml:space="preserve">the payload field keep the legacy </w:t>
+      </w:r>
+      <w:r>
+        <w:rPr>
+          <w:rFonts w:ascii="Consolas" w:hAnsi="Consolas"/>
+          <w:color w:val="334455"/>
+          <w:sz w:val="19"/>
+        </w:rPr>
+        <w:t>iv_*</w:t>
+      </w:r>
+      <w:r>
+        <w:rPr/>
+        <w:t xml:space="preserve"> names, and </w:t>
+      </w:r>
+      <w:r>
+        <w:rPr>
+          <w:rFonts w:ascii="Consolas" w:hAnsi="Consolas"/>
+          <w:color w:val="334455"/>
+          <w:sz w:val="19"/>
+        </w:rPr>
+        <w:t>hv_*</w:t>
+      </w:r>
+      <w:r>
+        <w:rPr/>
+        <w:t xml:space="preserve"> aliases carry the honest</w:t>
+        <w:br/>
+        <w:t xml:space="preserve">ones. ⚠ It is therefore a </w:t>
+      </w:r>
+      <w:r>
+        <w:rPr>
+          <w:b/>
+        </w:rPr>
+        <w:t>variance-risk-premium</w:t>
+      </w:r>
+      <w:r>
+        <w:rPr/>
+        <w:t xml:space="preserve"> reading — "is IV rich against</w:t>
+        <w:br/>
+        <w:t>recent realized movement" — and not an IV-vs-IV-history rank. A true IV rank needs a</w:t>
+        <w:br/>
+        <w:t xml:space="preserve">persisted daily IV series, which </w:t>
+      </w:r>
+      <w:r>
+        <w:rPr>
+          <w:rFonts w:ascii="Consolas" w:hAnsi="Consolas"/>
+          <w:color w:val="334455"/>
+          <w:sz w:val="19"/>
+        </w:rPr>
+        <w:t>shared/iv_history.py</w:t>
+      </w:r>
+      <w:r>
+        <w:rPr/>
+        <w:t xml:space="preserve"> began accruing on 2026-09-12</w:t>
+        <w:br/>
+        <w:t xml:space="preserve">(one </w:t>
+      </w:r>
+      <w:r>
+        <w:rPr>
+          <w:rFonts w:ascii="Consolas" w:hAnsi="Consolas"/>
+          <w:color w:val="334455"/>
+          <w:sz w:val="19"/>
+        </w:rPr>
+        <w:t>cm30_iv</w:t>
+      </w:r>
+      <w:r>
+        <w:rPr/>
+        <w:t xml:space="preserve"> per symbol per scan) and which needs ~20 samples before it can be</w:t>
+        <w:br/>
+        <w:t>ranked at all:</w:t>
       </w:r>
     </w:p>
     <w:p>
@@ -19762,7 +19842,27 @@
             <w:r/>
             <w:r>
               <w:rPr/>
-              <w:t>The 5-min paper manage cycle</w:t>
+              <w:t>The manual paper manage cycle (</w:t>
+            </w:r>
+            <w:r>
+              <w:rPr>
+                <w:b/>
+              </w:rPr>
+              <w:t>hourly</w:t>
+            </w:r>
+            <w:r>
+              <w:rPr/>
+              <w:t xml:space="preserve">, 09:00-14:00 CT - see </w:t>
+            </w:r>
+            <w:r>
+              <w:rPr>
+                <w:i/>
+              </w:rPr>
+              <w:t>Service cadences</w:t>
+            </w:r>
+            <w:r>
+              <w:rPr/>
+              <w:t>)</w:t>
             </w:r>
           </w:p>
         </w:tc>
@@ -21592,6 +21692,1405 @@
     <w:p>
       <w:r>
         <w:br/>
+      </w:r>
+    </w:p>
+    <w:p>
+      <w:pPr>
+        <w:pStyle w:val="Heading1"/>
+      </w:pPr>
+      <w:r>
+        <w:rPr/>
+        <w:t>Debit exit rules (long options and debit spreads)</w:t>
+      </w:r>
+    </w:p>
+    <w:p>
+      <w:r>
+        <w:rPr>
+          <w:b/>
+        </w:rPr>
+        <w:t>Files:</w:t>
+      </w:r>
+      <w:r>
+        <w:rPr/>
+        <w:t xml:space="preserve"> </w:t>
+      </w:r>
+      <w:r>
+        <w:rPr>
+          <w:rFonts w:ascii="Consolas" w:hAnsi="Consolas"/>
+          <w:color w:val="334455"/>
+          <w:sz w:val="19"/>
+        </w:rPr>
+        <w:t>options-scanner/signal_recommender.py</w:t>
+      </w:r>
+      <w:r>
+        <w:rPr/>
+        <w:br/>
+        <w:t>(</w:t>
+      </w:r>
+      <w:r>
+        <w:rPr>
+          <w:rFonts w:ascii="Consolas" w:hAnsi="Consolas"/>
+          <w:color w:val="334455"/>
+          <w:sz w:val="19"/>
+        </w:rPr>
+        <w:t>_is_debit</w:t>
+      </w:r>
+      <w:r>
+        <w:rPr/>
+        <w:t xml:space="preserve"> / </w:t>
+      </w:r>
+      <w:r>
+        <w:rPr>
+          <w:rFonts w:ascii="Consolas" w:hAnsi="Consolas"/>
+          <w:color w:val="334455"/>
+          <w:sz w:val="19"/>
+        </w:rPr>
+        <w:t>_debit_target_base</w:t>
+      </w:r>
+      <w:r>
+        <w:rPr/>
+        <w:t xml:space="preserve"> / </w:t>
+      </w:r>
+      <w:r>
+        <w:rPr>
+          <w:rFonts w:ascii="Consolas" w:hAnsi="Consolas"/>
+          <w:color w:val="334455"/>
+          <w:sz w:val="19"/>
+        </w:rPr>
+        <w:t>_recommend_debit</w:t>
+      </w:r>
+      <w:r>
+        <w:rPr/>
+        <w:t>),</w:t>
+        <w:br/>
+      </w:r>
+      <w:r>
+        <w:rPr>
+          <w:rFonts w:ascii="Consolas" w:hAnsi="Consolas"/>
+          <w:color w:val="334455"/>
+          <w:sz w:val="19"/>
+        </w:rPr>
+        <w:t>services/options_svc/compute.py</w:t>
+      </w:r>
+      <w:r>
+        <w:rPr/>
+        <w:t xml:space="preserve"> (</w:t>
+      </w:r>
+      <w:r>
+        <w:rPr>
+          <w:rFonts w:ascii="Consolas" w:hAnsi="Consolas"/>
+          <w:color w:val="334455"/>
+          <w:sz w:val="19"/>
+        </w:rPr>
+        <w:t>manage_ledger_trades</w:t>
+      </w:r>
+      <w:r>
+        <w:rPr/>
+        <w:t xml:space="preserve"> / </w:t>
+      </w:r>
+      <w:r>
+        <w:rPr>
+          <w:rFonts w:ascii="Consolas" w:hAnsi="Consolas"/>
+          <w:color w:val="334455"/>
+          <w:sz w:val="19"/>
+        </w:rPr>
+        <w:t>_ledger_exit_ctx</w:t>
+      </w:r>
+      <w:r>
+        <w:rPr/>
+        <w:t>),</w:t>
+        <w:br/>
+      </w:r>
+      <w:r>
+        <w:rPr>
+          <w:rFonts w:ascii="Consolas" w:hAnsi="Consolas"/>
+          <w:color w:val="334455"/>
+          <w:sz w:val="19"/>
+        </w:rPr>
+        <w:t>config/trade_mgmt.toml</w:t>
+      </w:r>
+      <w:r>
+        <w:rPr/>
+        <w:t xml:space="preserve"> </w:t>
+      </w:r>
+      <w:r>
+        <w:rPr>
+          <w:rFonts w:ascii="Consolas" w:hAnsi="Consolas"/>
+          <w:color w:val="334455"/>
+          <w:sz w:val="19"/>
+        </w:rPr>
+        <w:t>[structures.LONG_CALL|LONG_PUT|BULL_CALL|BEAR_PUT]</w:t>
+      </w:r>
+      <w:r>
+        <w:rPr/>
+        <w:t>.</w:t>
+        <w:br/>
+        <w:t xml:space="preserve">Design: </w:t>
+      </w:r>
+      <w:r>
+        <w:rPr>
+          <w:rFonts w:ascii="Consolas" w:hAnsi="Consolas"/>
+          <w:color w:val="334455"/>
+          <w:sz w:val="19"/>
+        </w:rPr>
+        <w:t>docs/plans/2026-09-12-debit-exit-rules-design.md</w:t>
+      </w:r>
+      <w:r>
+        <w:rPr/>
+        <w:t>.</w:t>
+      </w:r>
+    </w:p>
+    <w:p>
+      <w:r>
+        <w:rPr/>
+        <w:t>The Paper Ledger's four DEBIT structures are the only positions in the app whose</w:t>
+        <w:br/>
+        <w:t xml:space="preserve">exits are </w:t>
+      </w:r>
+      <w:r>
+        <w:rPr>
+          <w:b/>
+        </w:rPr>
+        <w:t>not</w:t>
+      </w:r>
+      <w:r>
+        <w:rPr/>
+        <w:t xml:space="preserve"> credit-denominated. They run on the manual paper manage cycle</w:t>
+        <w:br/>
+        <w:t>(</w:t>
+      </w:r>
+      <w:r>
+        <w:rPr>
+          <w:b/>
+        </w:rPr>
+        <w:t>hourly</w:t>
+      </w:r>
+      <w:r>
+        <w:rPr/>
+        <w:t xml:space="preserve">, 09:00-14:00 CT), and the rule pass runs </w:t>
+      </w:r>
+      <w:r>
+        <w:rPr>
+          <w:b/>
+        </w:rPr>
+        <w:t>before</w:t>
+      </w:r>
+      <w:r>
+        <w:rPr/>
+        <w:t xml:space="preserve"> the expiry</w:t>
+        <w:br/>
+        <w:t>settlement on that tick, so a position at its target on its expiration day books</w:t>
+        <w:br/>
+        <w:t>the target rather than an intrinsic settlement.</w:t>
+      </w:r>
+    </w:p>
+    <w:p>
+      <w:pPr>
+        <w:pStyle w:val="Heading2"/>
+      </w:pPr>
+      <w:r>
+        <w:rPr/>
+        <w:t>Why a separate rule set</w:t>
+      </w:r>
+    </w:p>
+    <w:p>
+      <w:r>
+        <w:rPr>
+          <w:rFonts w:ascii="Consolas" w:hAnsi="Consolas"/>
+          <w:color w:val="334455"/>
+          <w:sz w:val="19"/>
+        </w:rPr>
+        <w:t>recommend</w:t>
+      </w:r>
+      <w:r>
+        <w:rPr/>
+        <w:t xml:space="preserve"> computes </w:t>
+      </w:r>
+      <w:r>
+        <w:rPr>
+          <w:rFonts w:ascii="Consolas" w:hAnsi="Consolas"/>
+          <w:color w:val="334455"/>
+          <w:sz w:val="19"/>
+        </w:rPr>
+        <w:t>credit_total = entry_credit x 100</w:t>
+      </w:r>
+      <w:r>
+        <w:rPr/>
+        <w:t>, and a debit row stores</w:t>
+        <w:br/>
+      </w:r>
+      <w:r>
+        <w:rPr>
+          <w:rFonts w:ascii="Consolas" w:hAnsi="Consolas"/>
+          <w:color w:val="334455"/>
+          <w:sz w:val="19"/>
+        </w:rPr>
+        <w:t>entry_credit</w:t>
+      </w:r>
+      <w:r>
+        <w:rPr/>
+        <w:t xml:space="preserve"> as the </w:t>
+      </w:r>
+      <w:r>
+        <w:rPr>
+          <w:b/>
+        </w:rPr>
+        <w:t>negative</w:t>
+      </w:r>
+      <w:r>
+        <w:rPr/>
+        <w:t xml:space="preserve"> per-share debit. The credit rules therefore do</w:t>
+        <w:br/>
+        <w:t>not merely fail to apply - they invert:</w:t>
+      </w:r>
+    </w:p>
+    <w:p>
+      <w:pPr>
+        <w:spacing w:before="80" w:after="160"/>
+        <w:ind w:left="216"/>
+        <w:shd w:val="clear" w:color="auto" w:fill="F4F6FA"/>
+      </w:pPr>
+      <w:r>
+        <w:rPr>
+          <w:rFonts w:ascii="Consolas" w:hAnsi="Consolas"/>
+          <w:color w:val="223344"/>
+          <w:sz w:val="18"/>
+        </w:rPr>
+        <w:t>rule 1   pnl &lt;= -stop_mult x credit_total   -&gt;   pnl &lt;= +400    CUT/MONEY_STOP</w:t>
+      </w:r>
+      <w:r>
+        <w:br/>
+      </w:r>
+      <w:r>
+        <w:rPr>
+          <w:rFonts w:ascii="Consolas" w:hAnsi="Consolas"/>
+          <w:color w:val="223344"/>
+          <w:sz w:val="18"/>
+        </w:rPr>
+        <w:t>rule 5   pnl &gt;= tp_frac  x credit_total     -&gt;   pnl &gt;= -100    TAKE_PROFIT</w:t>
+      </w:r>
+    </w:p>
+    <w:p>
+      <w:r>
+        <w:rPr/>
+        <w:t>Measured on the real function with a $2.00 debit, a healthy long call returns</w:t>
+        <w:br/>
+      </w:r>
+      <w:r>
+        <w:rPr>
+          <w:b/>
+        </w:rPr>
+        <w:t>CUT/MONEY_STOP at every P&amp;L from -$199 to +$399</w:t>
+      </w:r>
+      <w:r>
+        <w:rPr/>
+        <w:t xml:space="preserve">. </w:t>
+      </w:r>
+      <w:r>
+        <w:rPr>
+          <w:rFonts w:ascii="Consolas" w:hAnsi="Consolas"/>
+          <w:color w:val="334455"/>
+          <w:sz w:val="19"/>
+        </w:rPr>
+        <w:t>recommend</w:t>
+      </w:r>
+      <w:r>
+        <w:rPr/>
+        <w:t xml:space="preserve"> dispatches on</w:t>
+        <w:br/>
+      </w:r>
+      <w:r>
+        <w:rPr>
+          <w:rFonts w:ascii="Consolas" w:hAnsi="Consolas"/>
+          <w:color w:val="334455"/>
+          <w:sz w:val="19"/>
+        </w:rPr>
+        <w:t>direction == "DEBIT"</w:t>
+      </w:r>
+      <w:r>
+        <w:rPr/>
+        <w:t xml:space="preserve"> (or a negative </w:t>
+      </w:r>
+      <w:r>
+        <w:rPr>
+          <w:rFonts w:ascii="Consolas" w:hAnsi="Consolas"/>
+          <w:color w:val="334455"/>
+          <w:sz w:val="19"/>
+        </w:rPr>
+        <w:t>entry_credit</w:t>
+      </w:r>
+      <w:r>
+        <w:rPr/>
+        <w:t>) so no path reaches the</w:t>
+        <w:br/>
+        <w:t>credit rules with a negative credit.</w:t>
+      </w:r>
+    </w:p>
+    <w:p>
+      <w:pPr>
+        <w:pStyle w:val="Heading2"/>
+      </w:pPr>
+      <w:r>
+        <w:rPr/>
+        <w:t>The three rules, in order</w:t>
+      </w:r>
+    </w:p>
+    <w:tbl>
+      <w:tblPr>
+        <w:tblW w:type="auto" w:w="0"/>
+        <w:jc w:val="left"/>
+        <w:tblLayout w:type="autofit"/>
+        <w:tblLook w:firstColumn="1" w:firstRow="1" w:lastColumn="0" w:lastRow="0" w:noHBand="0" w:noVBand="1" w:val="04A0"/>
+        <w:tblBorders>
+          <w:top w:val="single" w:sz="4" w:space="0" w:color="D8DEE9"/>
+          <w:left w:val="single" w:sz="4" w:space="0" w:color="D8DEE9"/>
+          <w:bottom w:val="single" w:sz="4" w:space="0" w:color="D8DEE9"/>
+          <w:right w:val="single" w:sz="4" w:space="0" w:color="D8DEE9"/>
+          <w:insideH w:val="single" w:sz="4" w:space="0" w:color="D8DEE9"/>
+          <w:insideV w:val="single" w:sz="4" w:space="0" w:color="D8DEE9"/>
+        </w:tblBorders>
+      </w:tblPr>
+      <w:tblGrid>
+        <w:gridCol w:w="2160"/>
+        <w:gridCol w:w="2160"/>
+        <w:gridCol w:w="2160"/>
+        <w:gridCol w:w="2160"/>
+      </w:tblGrid>
+      <w:tr>
+        <w:tc>
+          <w:tcPr>
+            <w:tcW w:type="dxa" w:w="2160"/>
+            <w:shd w:val="clear" w:color="auto" w:fill="EAF2FB"/>
+          </w:tcPr>
+          <w:p>
+            <w:r>
+              <w:rPr>
+                <w:b/>
+              </w:rPr>
+            </w:r>
+            <w:r>
+              <w:rPr>
+                <w:b/>
+              </w:rPr>
+              <w:t>#</w:t>
+            </w:r>
+          </w:p>
+        </w:tc>
+        <w:tc>
+          <w:tcPr>
+            <w:tcW w:type="dxa" w:w="2160"/>
+            <w:shd w:val="clear" w:color="auto" w:fill="EAF2FB"/>
+          </w:tcPr>
+          <w:p>
+            <w:r>
+              <w:rPr>
+                <w:b/>
+              </w:rPr>
+            </w:r>
+            <w:r>
+              <w:rPr>
+                <w:b/>
+              </w:rPr>
+              <w:t>Rule</w:t>
+            </w:r>
+          </w:p>
+        </w:tc>
+        <w:tc>
+          <w:tcPr>
+            <w:tcW w:type="dxa" w:w="2160"/>
+            <w:shd w:val="clear" w:color="auto" w:fill="EAF2FB"/>
+          </w:tcPr>
+          <w:p>
+            <w:r>
+              <w:rPr>
+                <w:b/>
+              </w:rPr>
+            </w:r>
+            <w:r>
+              <w:rPr>
+                <w:b/>
+              </w:rPr>
+              <w:t>Key</w:t>
+            </w:r>
+          </w:p>
+        </w:tc>
+        <w:tc>
+          <w:tcPr>
+            <w:tcW w:type="dxa" w:w="2160"/>
+            <w:shd w:val="clear" w:color="auto" w:fill="EAF2FB"/>
+          </w:tcPr>
+          <w:p>
+            <w:r>
+              <w:rPr>
+                <w:b/>
+              </w:rPr>
+            </w:r>
+            <w:r>
+              <w:rPr>
+                <w:b/>
+              </w:rPr>
+              <w:t>Ships</w:t>
+            </w:r>
+          </w:p>
+        </w:tc>
+      </w:tr>
+      <w:tr>
+        <w:tc>
+          <w:tcPr>
+            <w:tcW w:type="dxa" w:w="2160"/>
+          </w:tcPr>
+          <w:p>
+            <w:r/>
+            <w:r>
+              <w:rPr/>
+              <w:t>1</w:t>
+            </w:r>
+          </w:p>
+        </w:tc>
+        <w:tc>
+          <w:tcPr>
+            <w:tcW w:type="dxa" w:w="2160"/>
+          </w:tcPr>
+          <w:p>
+            <w:r/>
+            <w:r>
+              <w:rPr/>
+              <w:t xml:space="preserve">percent-of-debit stop: </w:t>
+            </w:r>
+            <w:r>
+              <w:rPr>
+                <w:rFonts w:ascii="Consolas" w:hAnsi="Consolas"/>
+                <w:color w:val="334455"/>
+                <w:sz w:val="19"/>
+              </w:rPr>
+              <w:t>pnl &lt;= -debit_stop_frac x entry_debit</w:t>
+            </w:r>
+          </w:p>
+        </w:tc>
+        <w:tc>
+          <w:tcPr>
+            <w:tcW w:type="dxa" w:w="2160"/>
+          </w:tcPr>
+          <w:p>
+            <w:r/>
+            <w:r>
+              <w:rPr>
+                <w:rFonts w:ascii="Consolas" w:hAnsi="Consolas"/>
+                <w:color w:val="334455"/>
+                <w:sz w:val="19"/>
+              </w:rPr>
+              <w:t>debit_stop_frac</w:t>
+            </w:r>
+          </w:p>
+        </w:tc>
+        <w:tc>
+          <w:tcPr>
+            <w:tcW w:type="dxa" w:w="2160"/>
+          </w:tcPr>
+          <w:p>
+            <w:r/>
+            <w:r>
+              <w:rPr>
+                <w:b/>
+              </w:rPr>
+              <w:t>OFF</w:t>
+            </w:r>
+          </w:p>
+        </w:tc>
+      </w:tr>
+      <w:tr>
+        <w:tc>
+          <w:tcPr>
+            <w:tcW w:type="dxa" w:w="2160"/>
+            <w:shd w:val="clear" w:color="auto" w:fill="F4F6FA"/>
+          </w:tcPr>
+          <w:p>
+            <w:r/>
+            <w:r>
+              <w:rPr/>
+              <w:t>2</w:t>
+            </w:r>
+          </w:p>
+        </w:tc>
+        <w:tc>
+          <w:tcPr>
+            <w:tcW w:type="dxa" w:w="2160"/>
+            <w:shd w:val="clear" w:color="auto" w:fill="F4F6FA"/>
+          </w:tcPr>
+          <w:p>
+            <w:r/>
+            <w:r>
+              <w:rPr/>
+              <w:t xml:space="preserve">profit target: </w:t>
+            </w:r>
+            <w:r>
+              <w:rPr>
+                <w:rFonts w:ascii="Consolas" w:hAnsi="Consolas"/>
+                <w:color w:val="334455"/>
+                <w:sz w:val="19"/>
+              </w:rPr>
+              <w:t>pnl &gt;= tp_frac x base</w:t>
+            </w:r>
+          </w:p>
+        </w:tc>
+        <w:tc>
+          <w:tcPr>
+            <w:tcW w:type="dxa" w:w="2160"/>
+            <w:shd w:val="clear" w:color="auto" w:fill="F4F6FA"/>
+          </w:tcPr>
+          <w:p>
+            <w:r/>
+            <w:r>
+              <w:rPr>
+                <w:rFonts w:ascii="Consolas" w:hAnsi="Consolas"/>
+                <w:color w:val="334455"/>
+                <w:sz w:val="19"/>
+              </w:rPr>
+              <w:t>tp_frac</w:t>
+            </w:r>
+            <w:r>
+              <w:rPr/>
+              <w:t xml:space="preserve"> (0.50)</w:t>
+            </w:r>
+          </w:p>
+        </w:tc>
+        <w:tc>
+          <w:tcPr>
+            <w:tcW w:type="dxa" w:w="2160"/>
+            <w:shd w:val="clear" w:color="auto" w:fill="F4F6FA"/>
+          </w:tcPr>
+          <w:p>
+            <w:r/>
+            <w:r>
+              <w:rPr/>
+              <w:t>on</w:t>
+            </w:r>
+          </w:p>
+        </w:tc>
+      </w:tr>
+      <w:tr>
+        <w:tc>
+          <w:tcPr>
+            <w:tcW w:type="dxa" w:w="2160"/>
+          </w:tcPr>
+          <w:p>
+            <w:r/>
+            <w:r>
+              <w:rPr/>
+              <w:t>3</w:t>
+            </w:r>
+          </w:p>
+        </w:tc>
+        <w:tc>
+          <w:tcPr>
+            <w:tcW w:type="dxa" w:w="2160"/>
+          </w:tcPr>
+          <w:p>
+            <w:r/>
+            <w:r>
+              <w:rPr/>
+              <w:t xml:space="preserve">time exit: </w:t>
+            </w:r>
+            <w:r>
+              <w:rPr>
+                <w:rFonts w:ascii="Consolas" w:hAnsi="Consolas"/>
+                <w:color w:val="334455"/>
+                <w:sz w:val="19"/>
+              </w:rPr>
+              <w:t>dte &lt;= exit_dte</w:t>
+            </w:r>
+            <w:r>
+              <w:rPr/>
+              <w:t xml:space="preserve"> </w:t>
+            </w:r>
+            <w:r>
+              <w:rPr>
+                <w:b/>
+              </w:rPr>
+              <w:t>and</w:t>
+            </w:r>
+            <w:r>
+              <w:rPr/>
+              <w:t xml:space="preserve"> </w:t>
+            </w:r>
+            <w:r>
+              <w:rPr>
+                <w:rFonts w:ascii="Consolas" w:hAnsi="Consolas"/>
+                <w:color w:val="334455"/>
+                <w:sz w:val="19"/>
+              </w:rPr>
+              <w:t>dte_at_entry &gt; exit_dte</w:t>
+            </w:r>
+          </w:p>
+        </w:tc>
+        <w:tc>
+          <w:tcPr>
+            <w:tcW w:type="dxa" w:w="2160"/>
+          </w:tcPr>
+          <w:p>
+            <w:r/>
+            <w:r>
+              <w:rPr>
+                <w:rFonts w:ascii="Consolas" w:hAnsi="Consolas"/>
+                <w:color w:val="334455"/>
+                <w:sz w:val="19"/>
+              </w:rPr>
+              <w:t>exit_dte</w:t>
+            </w:r>
+            <w:r>
+              <w:rPr/>
+              <w:t xml:space="preserve"> (21)</w:t>
+            </w:r>
+          </w:p>
+        </w:tc>
+        <w:tc>
+          <w:tcPr>
+            <w:tcW w:type="dxa" w:w="2160"/>
+          </w:tcPr>
+          <w:p>
+            <w:r/>
+            <w:r>
+              <w:rPr/>
+              <w:t>on</w:t>
+            </w:r>
+          </w:p>
+        </w:tc>
+      </w:tr>
+    </w:tbl>
+    <w:p/>
+    <w:p>
+      <w:r>
+        <w:rPr>
+          <w:b/>
+        </w:rPr>
+        <w:t>Rule 1 is off by source</w:t>
+      </w:r>
+      <w:r>
+        <w:rPr/>
+        <w:t>, not by oversight: the practitioner guidance closes</w:t>
+        <w:br/>
+        <w:t>debit spreads before expiry rather than stopping them out, so a shipped level</w:t>
+        <w:br/>
+        <w:t xml:space="preserve">would be invention. </w:t>
+      </w:r>
+      <w:r>
+        <w:rPr>
+          <w:rFonts w:ascii="Consolas" w:hAnsi="Consolas"/>
+          <w:color w:val="334455"/>
+          <w:sz w:val="19"/>
+        </w:rPr>
+        <w:t>loss_rules</w:t>
+      </w:r>
+      <w:r>
+        <w:rPr/>
+        <w:t xml:space="preserve">, </w:t>
+      </w:r>
+      <w:r>
+        <w:rPr>
+          <w:rFonts w:ascii="Consolas" w:hAnsi="Consolas"/>
+          <w:color w:val="334455"/>
+          <w:sz w:val="19"/>
+        </w:rPr>
+        <w:t>stop_mult</w:t>
+      </w:r>
+      <w:r>
+        <w:rPr/>
+        <w:t xml:space="preserve">, </w:t>
+      </w:r>
+      <w:r>
+        <w:rPr>
+          <w:rFonts w:ascii="Consolas" w:hAnsi="Consolas"/>
+          <w:color w:val="334455"/>
+          <w:sz w:val="19"/>
+        </w:rPr>
+        <w:t>cut_dte</w:t>
+      </w:r>
+      <w:r>
+        <w:rPr/>
+        <w:t xml:space="preserve"> and the delta keys are</w:t>
+        <w:br/>
+        <w:t xml:space="preserve">credit-denominated and are </w:t>
+      </w:r>
+      <w:r>
+        <w:rPr>
+          <w:b/>
+        </w:rPr>
+        <w:t>not read</w:t>
+      </w:r>
+      <w:r>
+        <w:rPr/>
+        <w:t xml:space="preserve"> on this path (</w:t>
+      </w:r>
+      <w:r>
+        <w:rPr>
+          <w:i/>
+        </w:rPr>
+        <w:t>2x a debit</w:t>
+      </w:r>
+      <w:r>
+        <w:rPr/>
+        <w:t xml:space="preserve"> is a loss that</w:t>
+        <w:br/>
+        <w:t>cannot happen).</w:t>
+      </w:r>
+    </w:p>
+    <w:p>
+      <w:r>
+        <w:rPr>
+          <w:b/>
+        </w:rPr>
+        <w:t>Rule 2's denominator (</w:t>
+      </w:r>
+      <w:r>
+        <w:rPr>
+          <w:rFonts w:ascii="Consolas" w:hAnsi="Consolas"/>
+          <w:color w:val="334455"/>
+          <w:sz w:val="19"/>
+        </w:rPr>
+        <w:t>_debit_target_base</w:t>
+      </w:r>
+      <w:r>
+        <w:rPr>
+          <w:b/>
+        </w:rPr>
+        <w:t>) differs by structure</w:t>
+      </w:r>
+      <w:r>
+        <w:rPr/>
+        <w:t>, because the</w:t>
+        <w:br/>
+        <w:t>source gives a percentage and not of what:</w:t>
+      </w:r>
+    </w:p>
+    <w:tbl>
+      <w:tblPr>
+        <w:tblW w:type="auto" w:w="0"/>
+        <w:jc w:val="left"/>
+        <w:tblLayout w:type="autofit"/>
+        <w:tblLook w:firstColumn="1" w:firstRow="1" w:lastColumn="0" w:lastRow="0" w:noHBand="0" w:noVBand="1" w:val="04A0"/>
+        <w:tblBorders>
+          <w:top w:val="single" w:sz="4" w:space="0" w:color="D8DEE9"/>
+          <w:left w:val="single" w:sz="4" w:space="0" w:color="D8DEE9"/>
+          <w:bottom w:val="single" w:sz="4" w:space="0" w:color="D8DEE9"/>
+          <w:right w:val="single" w:sz="4" w:space="0" w:color="D8DEE9"/>
+          <w:insideH w:val="single" w:sz="4" w:space="0" w:color="D8DEE9"/>
+          <w:insideV w:val="single" w:sz="4" w:space="0" w:color="D8DEE9"/>
+        </w:tblBorders>
+      </w:tblPr>
+      <w:tblGrid>
+        <w:gridCol w:w="2880"/>
+        <w:gridCol w:w="2880"/>
+        <w:gridCol w:w="2880"/>
+      </w:tblGrid>
+      <w:tr>
+        <w:tc>
+          <w:tcPr>
+            <w:tcW w:type="dxa" w:w="2880"/>
+            <w:shd w:val="clear" w:color="auto" w:fill="EAF2FB"/>
+          </w:tcPr>
+          <w:p>
+            <w:r>
+              <w:rPr>
+                <w:b/>
+              </w:rPr>
+            </w:r>
+            <w:r>
+              <w:rPr>
+                <w:b/>
+              </w:rPr>
+              <w:t>structure</w:t>
+            </w:r>
+          </w:p>
+        </w:tc>
+        <w:tc>
+          <w:tcPr>
+            <w:tcW w:type="dxa" w:w="2880"/>
+            <w:shd w:val="clear" w:color="auto" w:fill="EAF2FB"/>
+          </w:tcPr>
+          <w:p>
+            <w:r>
+              <w:rPr>
+                <w:b/>
+              </w:rPr>
+            </w:r>
+            <w:r>
+              <w:rPr>
+                <w:b/>
+              </w:rPr>
+              <w:t>base</w:t>
+            </w:r>
+          </w:p>
+        </w:tc>
+        <w:tc>
+          <w:tcPr>
+            <w:tcW w:type="dxa" w:w="2880"/>
+            <w:shd w:val="clear" w:color="auto" w:fill="EAF2FB"/>
+          </w:tcPr>
+          <w:p>
+            <w:r>
+              <w:rPr>
+                <w:b/>
+              </w:rPr>
+            </w:r>
+            <w:r>
+              <w:rPr>
+                <w:b/>
+              </w:rPr>
+              <w:t>why</w:t>
+            </w:r>
+          </w:p>
+        </w:tc>
+      </w:tr>
+      <w:tr>
+        <w:tc>
+          <w:tcPr>
+            <w:tcW w:type="dxa" w:w="2880"/>
+          </w:tcPr>
+          <w:p>
+            <w:r/>
+            <w:r>
+              <w:rPr>
+                <w:rFonts w:ascii="Consolas" w:hAnsi="Consolas"/>
+                <w:color w:val="334455"/>
+                <w:sz w:val="19"/>
+              </w:rPr>
+              <w:t>BULL_CALL</w:t>
+            </w:r>
+            <w:r>
+              <w:rPr/>
+              <w:t xml:space="preserve"> / </w:t>
+            </w:r>
+            <w:r>
+              <w:rPr>
+                <w:rFonts w:ascii="Consolas" w:hAnsi="Consolas"/>
+                <w:color w:val="334455"/>
+                <w:sz w:val="19"/>
+              </w:rPr>
+              <w:t>BEAR_PUT</w:t>
+            </w:r>
+          </w:p>
+        </w:tc>
+        <w:tc>
+          <w:tcPr>
+            <w:tcW w:type="dxa" w:w="2880"/>
+          </w:tcPr>
+          <w:p>
+            <w:r/>
+            <w:r>
+              <w:rPr>
+                <w:rFonts w:ascii="Consolas" w:hAnsi="Consolas"/>
+                <w:color w:val="334455"/>
+                <w:sz w:val="19"/>
+              </w:rPr>
+              <w:t>max_profit</w:t>
+            </w:r>
+          </w:p>
+        </w:tc>
+        <w:tc>
+          <w:tcPr>
+            <w:tcW w:type="dxa" w:w="2880"/>
+          </w:tcPr>
+          <w:p>
+            <w:r/>
+            <w:r>
+              <w:rPr/>
+              <w:t xml:space="preserve">mirrors the credit side, where the credit </w:t>
+            </w:r>
+            <w:r>
+              <w:rPr>
+                <w:b/>
+              </w:rPr>
+              <w:t>is</w:t>
+            </w:r>
+            <w:r>
+              <w:rPr/>
+              <w:t xml:space="preserve"> the max profit</w:t>
+            </w:r>
+          </w:p>
+        </w:tc>
+      </w:tr>
+      <w:tr>
+        <w:tc>
+          <w:tcPr>
+            <w:tcW w:type="dxa" w:w="2880"/>
+            <w:shd w:val="clear" w:color="auto" w:fill="F4F6FA"/>
+          </w:tcPr>
+          <w:p>
+            <w:r/>
+            <w:r>
+              <w:rPr>
+                <w:rFonts w:ascii="Consolas" w:hAnsi="Consolas"/>
+                <w:color w:val="334455"/>
+                <w:sz w:val="19"/>
+              </w:rPr>
+              <w:t>LONG_CALL</w:t>
+            </w:r>
+            <w:r>
+              <w:rPr/>
+              <w:t xml:space="preserve"> / </w:t>
+            </w:r>
+            <w:r>
+              <w:rPr>
+                <w:rFonts w:ascii="Consolas" w:hAnsi="Consolas"/>
+                <w:color w:val="334455"/>
+                <w:sz w:val="19"/>
+              </w:rPr>
+              <w:t>LONG_PUT</w:t>
+            </w:r>
+          </w:p>
+        </w:tc>
+        <w:tc>
+          <w:tcPr>
+            <w:tcW w:type="dxa" w:w="2880"/>
+            <w:shd w:val="clear" w:color="auto" w:fill="F4F6FA"/>
+          </w:tcPr>
+          <w:p>
+            <w:r/>
+            <w:r>
+              <w:rPr>
+                <w:rFonts w:ascii="Consolas" w:hAnsi="Consolas"/>
+                <w:color w:val="334455"/>
+                <w:sz w:val="19"/>
+              </w:rPr>
+              <w:t>entry_debit</w:t>
+            </w:r>
+          </w:p>
+        </w:tc>
+        <w:tc>
+          <w:tcPr>
+            <w:tcW w:type="dxa" w:w="2880"/>
+            <w:shd w:val="clear" w:color="auto" w:fill="F4F6FA"/>
+          </w:tcPr>
+          <w:p>
+            <w:r/>
+            <w:r>
+              <w:rPr/>
+              <w:t>no max profit exists (</w:t>
+            </w:r>
+            <w:r>
+              <w:rPr>
+                <w:rFonts w:ascii="Consolas" w:hAnsi="Consolas"/>
+                <w:color w:val="334455"/>
+                <w:sz w:val="19"/>
+              </w:rPr>
+              <w:t>unbounded = True</w:t>
+            </w:r>
+            <w:r>
+              <w:rPr/>
+              <w:t xml:space="preserve">, </w:t>
+            </w:r>
+            <w:r>
+              <w:rPr>
+                <w:rFonts w:ascii="Consolas" w:hAnsi="Consolas"/>
+                <w:color w:val="334455"/>
+                <w:sz w:val="19"/>
+              </w:rPr>
+              <w:t>max_profit_total = None</w:t>
+            </w:r>
+            <w:r>
+              <w:rPr/>
+              <w:t>)</w:t>
+            </w:r>
+          </w:p>
+        </w:tc>
+      </w:tr>
+    </w:tbl>
+    <w:p/>
+    <w:p>
+      <w:r>
+        <w:rPr/>
+        <w:t xml:space="preserve">On a $2.00 debit over a $5 width those are </w:t>
+      </w:r>
+      <w:r>
+        <w:rPr>
+          <w:b/>
+        </w:rPr>
+        <w:t>+$150</w:t>
+      </w:r>
+      <w:r>
+        <w:rPr/>
+        <w:t xml:space="preserve"> and </w:t>
+      </w:r>
+      <w:r>
+        <w:rPr>
+          <w:b/>
+        </w:rPr>
+        <w:t>+$100</w:t>
+      </w:r>
+      <w:r>
+        <w:rPr/>
+        <w:t>. An unusable</w:t>
+        <w:br/>
+      </w:r>
+      <w:r>
+        <w:rPr>
+          <w:rFonts w:ascii="Consolas" w:hAnsi="Consolas"/>
+          <w:color w:val="334455"/>
+          <w:sz w:val="19"/>
+        </w:rPr>
+        <w:t>max_profit</w:t>
+      </w:r>
+      <w:r>
+        <w:rPr/>
+        <w:t xml:space="preserve"> (absent, zero, negative, NaN, a string, a bool) falls back to the</w:t>
+        <w:br/>
+        <w:t>debit rather than making the target unreachable - or, at zero, firing it at</w:t>
+        <w:br/>
+        <w:t xml:space="preserve">break-even. </w:t>
+      </w:r>
+      <w:r>
+        <w:rPr>
+          <w:rFonts w:ascii="Consolas" w:hAnsi="Consolas"/>
+          <w:color w:val="334455"/>
+          <w:sz w:val="19"/>
+        </w:rPr>
+        <w:t>_ledger_exit_ctx</w:t>
+      </w:r>
+      <w:r>
+        <w:rPr/>
+        <w:t xml:space="preserve"> divides </w:t>
+      </w:r>
+      <w:r>
+        <w:rPr>
+          <w:rFonts w:ascii="Consolas" w:hAnsi="Consolas"/>
+          <w:color w:val="334455"/>
+          <w:sz w:val="19"/>
+        </w:rPr>
+        <w:t>max_profit_total</w:t>
+      </w:r>
+      <w:r>
+        <w:rPr/>
+        <w:t xml:space="preserve"> by quantity, since the</w:t>
+        <w:br/>
+        <w:t>row stores it already multiplied while the repricer's P&amp;L is per contract.</w:t>
+      </w:r>
+    </w:p>
+    <w:p>
+      <w:r>
+        <w:rPr>
+          <w:b/>
+        </w:rPr>
+        <w:t>Rule 3 is profit-blind</w:t>
+      </w:r>
+      <w:r>
+        <w:rPr/>
+        <w:t xml:space="preserve"> (</w:t>
+      </w:r>
+      <w:r>
+        <w:rPr>
+          <w:rFonts w:ascii="Consolas" w:hAnsi="Consolas"/>
+          <w:color w:val="334455"/>
+          <w:sz w:val="19"/>
+        </w:rPr>
+        <w:t>TAKE_PROFIT</w:t>
+      </w:r>
+      <w:r>
+        <w:rPr/>
+        <w:t xml:space="preserve"> ahead, </w:t>
+      </w:r>
+      <w:r>
+        <w:rPr>
+          <w:rFonts w:ascii="Consolas" w:hAnsi="Consolas"/>
+          <w:color w:val="334455"/>
+          <w:sz w:val="19"/>
+        </w:rPr>
+        <w:t>CUT</w:t>
+      </w:r>
+      <w:r>
+        <w:rPr/>
+        <w:t xml:space="preserve"> behind, code </w:t>
+      </w:r>
+      <w:r>
+        <w:rPr>
+          <w:rFonts w:ascii="Consolas" w:hAnsi="Consolas"/>
+          <w:color w:val="334455"/>
+          <w:sz w:val="19"/>
+        </w:rPr>
+        <w:t>TIME_EXIT</w:t>
+      </w:r>
+      <w:r>
+        <w:rPr/>
+        <w:br/>
+        <w:t xml:space="preserve">either way - distinct from </w:t>
+      </w:r>
+      <w:r>
+        <w:rPr>
+          <w:rFonts w:ascii="Consolas" w:hAnsi="Consolas"/>
+          <w:color w:val="334455"/>
+          <w:sz w:val="19"/>
+        </w:rPr>
+        <w:t>TIME_STOP</w:t>
+      </w:r>
+      <w:r>
+        <w:rPr/>
+        <w:t xml:space="preserve">, which means DTE &lt;= </w:t>
+      </w:r>
+      <w:r>
+        <w:rPr>
+          <w:rFonts w:ascii="Consolas" w:hAnsi="Consolas"/>
+          <w:color w:val="334455"/>
+          <w:sz w:val="19"/>
+        </w:rPr>
+        <w:t>cut_dte</w:t>
+      </w:r>
+      <w:r>
+        <w:rPr/>
+        <w:t xml:space="preserve"> </w:t>
+      </w:r>
+      <w:r>
+        <w:rPr>
+          <w:b/>
+        </w:rPr>
+        <w:t>and</w:t>
+      </w:r>
+      <w:r>
+        <w:rPr/>
+        <w:br/>
+        <w:t xml:space="preserve">underwater), and the </w:t>
+      </w:r>
+      <w:r>
+        <w:rPr>
+          <w:rFonts w:ascii="Consolas" w:hAnsi="Consolas"/>
+          <w:color w:val="334455"/>
+          <w:sz w:val="19"/>
+        </w:rPr>
+        <w:t>dte_at_entry &gt; exit_dte</w:t>
+      </w:r>
+      <w:r>
+        <w:rPr/>
+        <w:t xml:space="preserve"> condition is load-bearing: the</w:t>
+        <w:br/>
+        <w:t xml:space="preserve">Market Scanner's Directional tab scans </w:t>
+      </w:r>
+      <w:r>
+        <w:rPr>
+          <w:b/>
+        </w:rPr>
+        <w:t>DTE 0-4</w:t>
+      </w:r>
+      <w:r>
+        <w:rPr/>
+        <w:t xml:space="preserve"> and </w:t>
+      </w:r>
+      <w:r>
+        <w:rPr>
+          <w:b/>
+        </w:rPr>
+        <w:t>DTE 5-15</w:t>
+      </w:r>
+      <w:r>
+        <w:rPr/>
+        <w:t>, so every</w:t>
+        <w:br/>
+        <w:t>debit it can produce arrives inside 21 days and an unguarded rule would close</w:t>
+        <w:br/>
+        <w:t>100% of them on the following cycle. Those positions are bounded by their target</w:t>
+        <w:br/>
+        <w:t xml:space="preserve">and by the expiry settlement instead. An unknown </w:t>
+      </w:r>
+      <w:r>
+        <w:rPr>
+          <w:rFonts w:ascii="Consolas" w:hAnsi="Consolas"/>
+          <w:color w:val="334455"/>
+          <w:sz w:val="19"/>
+        </w:rPr>
+        <w:t>dte_at_entry</w:t>
+      </w:r>
+      <w:r>
+        <w:rPr/>
+        <w:t xml:space="preserve"> declines the exit.</w:t>
+      </w:r>
+    </w:p>
+    <w:p>
+      <w:pPr>
+        <w:pStyle w:val="Heading2"/>
+      </w:pPr>
+      <w:r>
+        <w:rPr/>
+        <w:t>Scope and absences</w:t>
+      </w:r>
+    </w:p>
+    <w:p>
+      <w:r>
+        <w:rPr/>
+        <w:t xml:space="preserve">Credit rows in the ledger are </w:t>
+      </w:r>
+      <w:r>
+        <w:rPr>
+          <w:b/>
+        </w:rPr>
+        <w:t>not</w:t>
+      </w:r>
+      <w:r>
+        <w:rPr/>
+        <w:t xml:space="preserve"> managed by this pass - giving them the</w:t>
+        <w:br/>
+        <w:t>credit rules would change how a second book exits, with its own measurement</w:t>
+        <w:br/>
+        <w:t xml:space="preserve">attached (the same reason the credit spreads have no </w:t>
+      </w:r>
+      <w:r>
+        <w:rPr>
+          <w:rFonts w:ascii="Consolas" w:hAnsi="Consolas"/>
+          <w:color w:val="334455"/>
+          <w:sz w:val="19"/>
+        </w:rPr>
+        <w:t>manage_dte</w:t>
+      </w:r>
+      <w:r>
+        <w:rPr/>
+        <w:t>). Three</w:t>
+        <w:br/>
+        <w:t>absences are skips rather than actions: no mark (a zero would satisfy a</w:t>
+        <w:br/>
+        <w:t>zero-threshold rule and record a fabricated close price), a P&amp;L with no value to</w:t>
+        <w:br/>
+        <w:t>write, and an expired row (</w:t>
+      </w:r>
+      <w:r>
+        <w:rPr>
+          <w:rFonts w:ascii="Consolas" w:hAnsi="Consolas"/>
+          <w:color w:val="334455"/>
+          <w:sz w:val="19"/>
+        </w:rPr>
+        <w:t>expire_ledger_trades</w:t>
+      </w:r>
+      <w:r>
+        <w:rPr/>
+        <w:t xml:space="preserve"> owns expiry).</w:t>
+      </w:r>
+    </w:p>
+    <w:p>
+      <w:r>
+        <w:rPr/>
+        <w:t xml:space="preserve">⚠ </w:t>
+      </w:r>
+      <w:r>
+        <w:rPr>
+          <w:rFonts w:ascii="Consolas" w:hAnsi="Consolas"/>
+          <w:color w:val="334455"/>
+          <w:sz w:val="19"/>
+        </w:rPr>
+        <w:t>close_paper_trade</w:t>
+      </w:r>
+      <w:r>
+        <w:rPr>
+          <w:b/>
+        </w:rPr>
+        <w:t xml:space="preserve"> booked a debit's realized P&amp;L with the credit formula</w:t>
+        <w:br/>
+        <w:t>until 2026-09-12</w:t>
+      </w:r>
+      <w:r>
+        <w:rPr/>
+        <w:t xml:space="preserve"> - </w:t>
+      </w:r>
+      <w:r>
+        <w:rPr>
+          <w:rFonts w:ascii="Consolas" w:hAnsi="Consolas"/>
+          <w:color w:val="334455"/>
+          <w:sz w:val="19"/>
+        </w:rPr>
+        <w:t>(entry_credit - exit_debit) x qty x 100</w:t>
+      </w:r>
+      <w:r>
+        <w:rPr/>
+        <w:t>, so a long call</w:t>
+        <w:br/>
+        <w:t xml:space="preserve">bought at $2.00 and sold at $3.00 recorded </w:t>
+      </w:r>
+      <w:r>
+        <w:rPr>
+          <w:b/>
+        </w:rPr>
+        <w:t>-$500</w:t>
+      </w:r>
+      <w:r>
+        <w:rPr/>
+        <w:t xml:space="preserve"> against a true </w:t>
+      </w:r>
+      <w:r>
+        <w:rPr>
+          <w:b/>
+        </w:rPr>
+        <w:t>+$100</w:t>
+      </w:r>
+      <w:r>
+        <w:rPr/>
+        <w:t>.</w:t>
+        <w:br/>
+      </w:r>
+      <w:r>
+        <w:rPr>
+          <w:rFonts w:ascii="Consolas" w:hAnsi="Consolas"/>
+          <w:color w:val="334455"/>
+          <w:sz w:val="19"/>
+        </w:rPr>
+        <w:t>exit_debit</w:t>
+      </w:r>
+      <w:r>
+        <w:rPr/>
+        <w:t xml:space="preserve"> is the debit PAID on a credit row and the credit RECEIVED on a debit</w:t>
+        <w:br/>
+        <w:t xml:space="preserve">row, matching </w:t>
+      </w:r>
+      <w:r>
+        <w:rPr>
+          <w:rFonts w:ascii="Consolas" w:hAnsi="Consolas"/>
+          <w:color w:val="334455"/>
+          <w:sz w:val="19"/>
+        </w:rPr>
+        <w:t>_expire_debit_trade</w:t>
+      </w:r>
+      <w:r>
+        <w:rPr/>
+        <w:t>. The invariant that holds it: a manual close</w:t>
+        <w:br/>
+        <w:t>at $8.00 and an expiry at an $8.00 intrinsic are identical economics and must</w:t>
+        <w:br/>
+        <w:t>book the same number.</w:t>
+      </w:r>
+    </w:p>
+    <w:p>
+      <w:r>
+        <w:rPr/>
+        <w:t xml:space="preserve">⚠ </w:t>
+      </w:r>
+      <w:r>
+        <w:rPr>
+          <w:b/>
+        </w:rPr>
+        <w:t>No debit outcome data exists</w:t>
+      </w:r>
+      <w:r>
+        <w:rPr/>
+        <w:t xml:space="preserve"> - </w:t>
+      </w:r>
+      <w:r>
+        <w:rPr>
+          <w:rFonts w:ascii="Consolas" w:hAnsi="Consolas"/>
+          <w:color w:val="334455"/>
+          <w:sz w:val="19"/>
+        </w:rPr>
+        <w:t>signals.db</w:t>
+      </w:r>
+      <w:r>
+        <w:rPr/>
+        <w:t xml:space="preserve"> holds only PCS/CCS/IC and the</w:t>
+        <w:br/>
+        <w:t xml:space="preserve">ledger is empty - so 0.50 and 21 are </w:t>
+      </w:r>
+      <w:r>
+        <w:rPr>
+          <w:b/>
+        </w:rPr>
+        <w:t>sourced, not fitted</w:t>
+      </w:r>
+      <w:r>
+        <w:rPr/>
+        <w:t>. That is why they</w:t>
+        <w:br/>
+        <w:t>are config.</w:t>
       </w:r>
     </w:p>
     <w:p>
